--- a/inst/methodology/ida21_policy_commitment.docx
+++ b/inst/methodology/ida21_policy_commitment.docx
@@ -15,13 +15,13 @@
         <w:pStyle w:val="Date"/>
       </w:pPr>
       <w:r>
-        <w:t xml:space="preserve">May 12, 2026</w:t>
+        <w:t xml:space="preserve">May 13, 2026</w:t>
       </w:r>
     </w:p>
     <w:bookmarkStart w:id="20" w:name="overview"/>
     <w:p>
       <w:pPr>
-        <w:pStyle w:val="Heading2"/>
+        <w:pStyle w:val="Heading1"/>
       </w:pPr>
       <w:r>
         <w:t xml:space="preserve">Overview</w:t>
@@ -50,7 +50,7 @@
           <w:b/>
           <w:bCs/>
         </w:rPr>
-        <w:t xml:space="preserve">69 projects</w:t>
+        <w:t xml:space="preserve">67 projects</w:t>
       </w:r>
       <w:r>
         <w:t xml:space="preserve"> </w:t>
@@ -66,7 +66,7 @@
           <w:b/>
           <w:bCs/>
         </w:rPr>
-        <w:t xml:space="preserve">35 countries</w:t>
+        <w:t xml:space="preserve">34 countries</w:t>
       </w:r>
       <w:r>
         <w:t xml:space="preserve">, of which</w:t>
@@ -95,357 +95,7183 @@
           <w:b/>
           <w:bCs/>
         </w:rPr>
-        <w:t xml:space="preserve">29 are ASAs</w:t>
+        <w:t xml:space="preserve">27 are ASAs</w:t>
       </w:r>
       <w:r>
         <w:t xml:space="preserve">.</w:t>
       </w:r>
     </w:p>
     <w:p>
+      <w:pPr>
+        <w:pStyle w:val="TableCaption"/>
+      </w:pPr>
       <w:r>
-        <w:pict>
-          <v:rect style="width:0;height:1.5pt" o:hralign="center" o:hrstd="t" o:hr="t"/>
-        </w:pict>
+        <w:t xml:space="preserve">Governance IDA/Blend portfolio: summary</w:t>
       </w:r>
     </w:p>
-    <w:bookmarkEnd w:id="20"/>
-    <w:bookmarkStart w:id="24" w:name="lending-portfolio-trends"/>
-    <w:p>
-      <w:pPr>
-        <w:pStyle w:val="Heading2"/>
-      </w:pPr>
-      <w:r>
-        <w:t xml:space="preserve">Lending portfolio trends</w:t>
-      </w:r>
-    </w:p>
-    <w:p>
-      <w:pPr>
-        <w:pStyle w:val="FirstParagraph"/>
-      </w:pPr>
-      <w:r>
-        <w:t xml:space="preserve">Number of GOV-led lending operations approved per fiscal year that are currently active in IDA/Blend countries.</w:t>
-      </w:r>
-    </w:p>
+    <w:tbl>
+      <w:tblPr>
+        <w:tblStyle w:val="Table"/>
+        <w:tblW w:type="auto" w:w="0"/>
+        <w:tblLook w:firstRow="1" w:lastRow="0" w:firstColumn="0" w:lastColumn="0" w:noHBand="0" w:noVBand="0" w:val="0020"/>
+        <w:tblCaption w:val="Governance IDA/Blend portfolio: summary"/>
+      </w:tblPr>
+      <w:tblGrid>
+        <w:gridCol w:w="1980"/>
+        <w:gridCol w:w="1980"/>
+        <w:gridCol w:w="1980"/>
+        <w:gridCol w:w="1980"/>
+      </w:tblGrid>
+      <w:tr>
+        <w:trPr>
+          <w:tblHeader w:val="on"/>
+        </w:trPr>
+        <w:tc>
+          <w:tcPr/>
+          <w:p>
+            <w:pPr>
+              <w:pStyle w:val="Compact"/>
+              <w:jc w:val="left"/>
+            </w:pPr>
+            <w:r>
+              <w:t xml:space="preserve">Metric</w:t>
+            </w:r>
+          </w:p>
+        </w:tc>
+        <w:tc>
+          <w:tcPr/>
+          <w:p>
+            <w:pPr>
+              <w:pStyle w:val="Compact"/>
+              <w:jc w:val="right"/>
+            </w:pPr>
+            <w:r>
+              <w:t xml:space="preserve">Lending</w:t>
+            </w:r>
+          </w:p>
+        </w:tc>
+        <w:tc>
+          <w:tcPr/>
+          <w:p>
+            <w:pPr>
+              <w:pStyle w:val="Compact"/>
+              <w:jc w:val="right"/>
+            </w:pPr>
+            <w:r>
+              <w:t xml:space="preserve">ASA</w:t>
+            </w:r>
+          </w:p>
+        </w:tc>
+        <w:tc>
+          <w:tcPr/>
+          <w:p>
+            <w:pPr>
+              <w:pStyle w:val="Compact"/>
+              <w:jc w:val="right"/>
+            </w:pPr>
+            <w:r>
+              <w:t xml:space="preserve">Total</w:t>
+            </w:r>
+          </w:p>
+        </w:tc>
+      </w:tr>
+      <w:tr>
+        <w:tc>
+          <w:tcPr/>
+          <w:p>
+            <w:pPr>
+              <w:pStyle w:val="Compact"/>
+              <w:jc w:val="left"/>
+            </w:pPr>
+            <w:r>
+              <w:t xml:space="preserve">Projects</w:t>
+            </w:r>
+          </w:p>
+        </w:tc>
+        <w:tc>
+          <w:tcPr/>
+          <w:p>
+            <w:pPr>
+              <w:pStyle w:val="Compact"/>
+              <w:jc w:val="right"/>
+            </w:pPr>
+            <w:r>
+              <w:t xml:space="preserve">40</w:t>
+            </w:r>
+          </w:p>
+        </w:tc>
+        <w:tc>
+          <w:tcPr/>
+          <w:p>
+            <w:pPr>
+              <w:pStyle w:val="Compact"/>
+              <w:jc w:val="right"/>
+            </w:pPr>
+            <w:r>
+              <w:t xml:space="preserve">27</w:t>
+            </w:r>
+          </w:p>
+        </w:tc>
+        <w:tc>
+          <w:tcPr/>
+          <w:p>
+            <w:pPr>
+              <w:pStyle w:val="Compact"/>
+              <w:jc w:val="right"/>
+            </w:pPr>
+            <w:r>
+              <w:t xml:space="preserve">67</w:t>
+            </w:r>
+          </w:p>
+        </w:tc>
+      </w:tr>
+      <w:tr>
+        <w:tc>
+          <w:tcPr/>
+          <w:p>
+            <w:pPr>
+              <w:pStyle w:val="Compact"/>
+              <w:jc w:val="left"/>
+            </w:pPr>
+            <w:r>
+              <w:t xml:space="preserve">Countries</w:t>
+            </w:r>
+          </w:p>
+        </w:tc>
+        <w:tc>
+          <w:tcPr/>
+          <w:p>
+            <w:pPr>
+              <w:pStyle w:val="Compact"/>
+              <w:jc w:val="right"/>
+            </w:pPr>
+            <w:r>
+              <w:t xml:space="preserve">27</w:t>
+            </w:r>
+          </w:p>
+        </w:tc>
+        <w:tc>
+          <w:tcPr/>
+          <w:p>
+            <w:pPr>
+              <w:pStyle w:val="Compact"/>
+              <w:jc w:val="right"/>
+            </w:pPr>
+            <w:r>
+              <w:t xml:space="preserve">22</w:t>
+            </w:r>
+          </w:p>
+        </w:tc>
+        <w:tc>
+          <w:tcPr/>
+          <w:p>
+            <w:pPr>
+              <w:pStyle w:val="Compact"/>
+              <w:jc w:val="right"/>
+            </w:pPr>
+            <w:r>
+              <w:t xml:space="preserve">34</w:t>
+            </w:r>
+          </w:p>
+        </w:tc>
+      </w:tr>
+    </w:tbl>
     <w:p>
       <w:pPr>
         <w:pStyle w:val="BodyText"/>
       </w:pPr>
       <w:r>
-        <w:drawing>
-          <wp:inline>
-            <wp:extent cx="5334000" cy="3333750"/>
-            <wp:effectExtent b="0" l="0" r="0" t="0"/>
-            <wp:docPr descr="" title="" id="22" name="Picture"/>
-            <a:graphic>
-              <a:graphicData uri="http://schemas.openxmlformats.org/drawingml/2006/picture">
-                <pic:pic>
-                  <pic:nvPicPr>
-                    <pic:cNvPr descr="ida21_policy_commitment_files/ida21_policy_commitment_files/figure-docx/lending-trends-1.png" id="23" name="Picture"/>
-                    <pic:cNvPicPr>
-                      <a:picLocks noChangeArrowheads="1" noChangeAspect="1"/>
-                    </pic:cNvPicPr>
-                  </pic:nvPicPr>
-                  <pic:blipFill>
-                    <a:blip r:embed="rId21"/>
-                    <a:stretch>
-                      <a:fillRect/>
-                    </a:stretch>
-                  </pic:blipFill>
-                  <pic:spPr bwMode="auto">
-                    <a:xfrm>
-                      <a:off x="0" y="0"/>
-                      <a:ext cx="5334000" cy="3333750"/>
-                    </a:xfrm>
-                    <a:prstGeom prst="rect">
-                      <a:avLst/>
-                    </a:prstGeom>
-                    <a:noFill/>
-                    <a:ln w="9525">
-                      <a:noFill/>
-                      <a:headEnd/>
-                      <a:tailEnd/>
-                    </a:ln>
-                  </pic:spPr>
-                </pic:pic>
-              </a:graphicData>
-            </a:graphic>
-          </wp:inline>
-        </w:drawing>
+        <w:rPr>
+          <w:b/>
+          <w:bCs/>
+        </w:rPr>
+        <w:t xml:space="preserve">Note</w:t>
+      </w:r>
+      <w:r>
+        <w:t xml:space="preserve">: Countries are only counted once across lending and ASAs. As such, the total number of countries may be less than the sum of lending and ASA counts if a country is supported both types of operations.</w:t>
       </w:r>
     </w:p>
-    <w:p>
-      <w:r>
-        <w:pict>
-          <v:rect style="width:0;height:1.5pt" o:hralign="center" o:hrstd="t" o:hr="t"/>
-        </w:pict>
-      </w:r>
-    </w:p>
-    <w:bookmarkEnd w:id="24"/>
-    <w:bookmarkStart w:id="28" w:name="lending-portfolio-by-region"/>
+    <w:bookmarkEnd w:id="20"/>
+    <w:bookmarkStart w:id="21" w:name="portfolio-by-ida-cycle"/>
     <w:p>
       <w:pPr>
-        <w:pStyle w:val="Heading2"/>
+        <w:pStyle w:val="Heading1"/>
       </w:pPr>
       <w:r>
-        <w:t xml:space="preserve">Lending portfolio by region</w:t>
+        <w:t xml:space="preserve">Portfolio by IDA cycle</w:t>
       </w:r>
     </w:p>
     <w:p>
       <w:pPr>
-        <w:pStyle w:val="FirstParagraph"/>
+        <w:pStyle w:val="TableCaption"/>
       </w:pPr>
       <w:r>
-        <w:drawing>
-          <wp:inline>
-            <wp:extent cx="5334000" cy="3333750"/>
-            <wp:effectExtent b="0" l="0" r="0" t="0"/>
-            <wp:docPr descr="" title="" id="26" name="Picture"/>
-            <a:graphic>
-              <a:graphicData uri="http://schemas.openxmlformats.org/drawingml/2006/picture">
-                <pic:pic>
-                  <pic:nvPicPr>
-                    <pic:cNvPr descr="ida21_policy_commitment_files/ida21_policy_commitment_files/figure-docx/lending-by-region-1.png" id="27" name="Picture"/>
-                    <pic:cNvPicPr>
-                      <a:picLocks noChangeArrowheads="1" noChangeAspect="1"/>
-                    </pic:cNvPicPr>
-                  </pic:nvPicPr>
-                  <pic:blipFill>
-                    <a:blip r:embed="rId25"/>
-                    <a:stretch>
-                      <a:fillRect/>
-                    </a:stretch>
-                  </pic:blipFill>
-                  <pic:spPr bwMode="auto">
-                    <a:xfrm>
-                      <a:off x="0" y="0"/>
-                      <a:ext cx="5334000" cy="3333750"/>
-                    </a:xfrm>
-                    <a:prstGeom prst="rect">
-                      <a:avLst/>
-                    </a:prstGeom>
-                    <a:noFill/>
-                    <a:ln w="9525">
-                      <a:noFill/>
-                      <a:headEnd/>
-                      <a:tailEnd/>
-                    </a:ln>
-                  </pic:spPr>
-                </pic:pic>
-              </a:graphicData>
-            </a:graphic>
-          </wp:inline>
-        </w:drawing>
+        <w:t xml:space="preserve">Number of projects by IDA cycle</w:t>
       </w:r>
     </w:p>
+    <w:tbl>
+      <w:tblPr>
+        <w:tblStyle w:val="Table"/>
+        <w:tblW w:type="auto" w:w="0"/>
+        <w:tblLook w:firstRow="1" w:lastRow="0" w:firstColumn="0" w:lastColumn="0" w:noHBand="0" w:noVBand="0" w:val="0020"/>
+        <w:tblCaption w:val="Number of projects by IDA cycle"/>
+      </w:tblPr>
+      <w:tblGrid>
+        <w:gridCol w:w="1980"/>
+        <w:gridCol w:w="1980"/>
+        <w:gridCol w:w="1980"/>
+        <w:gridCol w:w="1980"/>
+      </w:tblGrid>
+      <w:tr>
+        <w:trPr>
+          <w:tblHeader w:val="on"/>
+        </w:trPr>
+        <w:tc>
+          <w:tcPr/>
+          <w:p>
+            <w:pPr>
+              <w:pStyle w:val="Compact"/>
+              <w:jc w:val="left"/>
+            </w:pPr>
+            <w:r>
+              <w:t xml:space="preserve">IDA Cycle</w:t>
+            </w:r>
+          </w:p>
+        </w:tc>
+        <w:tc>
+          <w:tcPr/>
+          <w:p>
+            <w:pPr>
+              <w:pStyle w:val="Compact"/>
+              <w:jc w:val="right"/>
+            </w:pPr>
+            <w:r>
+              <w:t xml:space="preserve">ASA</w:t>
+            </w:r>
+          </w:p>
+        </w:tc>
+        <w:tc>
+          <w:tcPr/>
+          <w:p>
+            <w:pPr>
+              <w:pStyle w:val="Compact"/>
+              <w:jc w:val="right"/>
+            </w:pPr>
+            <w:r>
+              <w:t xml:space="preserve">Lending</w:t>
+            </w:r>
+          </w:p>
+        </w:tc>
+        <w:tc>
+          <w:tcPr/>
+          <w:p>
+            <w:pPr>
+              <w:pStyle w:val="Compact"/>
+              <w:jc w:val="right"/>
+            </w:pPr>
+            <w:r>
+              <w:t xml:space="preserve">Total</w:t>
+            </w:r>
+          </w:p>
+        </w:tc>
+      </w:tr>
+      <w:tr>
+        <w:tc>
+          <w:tcPr/>
+          <w:p>
+            <w:pPr>
+              <w:pStyle w:val="Compact"/>
+              <w:jc w:val="left"/>
+            </w:pPr>
+            <w:r>
+              <w:t xml:space="preserve">IDA21</w:t>
+            </w:r>
+          </w:p>
+        </w:tc>
+        <w:tc>
+          <w:tcPr/>
+          <w:p>
+            <w:pPr>
+              <w:pStyle w:val="Compact"/>
+              <w:jc w:val="right"/>
+            </w:pPr>
+            <w:r>
+              <w:t xml:space="preserve">4</w:t>
+            </w:r>
+          </w:p>
+        </w:tc>
+        <w:tc>
+          <w:tcPr/>
+          <w:p>
+            <w:pPr>
+              <w:pStyle w:val="Compact"/>
+              <w:jc w:val="right"/>
+            </w:pPr>
+            <w:r>
+              <w:t xml:space="preserve">6</w:t>
+            </w:r>
+          </w:p>
+        </w:tc>
+        <w:tc>
+          <w:tcPr/>
+          <w:p>
+            <w:pPr>
+              <w:pStyle w:val="Compact"/>
+              <w:jc w:val="right"/>
+            </w:pPr>
+            <w:r>
+              <w:t xml:space="preserve">10</w:t>
+            </w:r>
+          </w:p>
+        </w:tc>
+      </w:tr>
+      <w:tr>
+        <w:tc>
+          <w:tcPr/>
+          <w:p>
+            <w:pPr>
+              <w:pStyle w:val="Compact"/>
+              <w:jc w:val="left"/>
+            </w:pPr>
+            <w:r>
+              <w:t xml:space="preserve">Pre-IDA21</w:t>
+            </w:r>
+          </w:p>
+        </w:tc>
+        <w:tc>
+          <w:tcPr/>
+          <w:p>
+            <w:pPr>
+              <w:pStyle w:val="Compact"/>
+              <w:jc w:val="right"/>
+            </w:pPr>
+            <w:r>
+              <w:t xml:space="preserve">23</w:t>
+            </w:r>
+          </w:p>
+        </w:tc>
+        <w:tc>
+          <w:tcPr/>
+          <w:p>
+            <w:pPr>
+              <w:pStyle w:val="Compact"/>
+              <w:jc w:val="right"/>
+            </w:pPr>
+            <w:r>
+              <w:t xml:space="preserve">34</w:t>
+            </w:r>
+          </w:p>
+        </w:tc>
+        <w:tc>
+          <w:tcPr/>
+          <w:p>
+            <w:pPr>
+              <w:pStyle w:val="Compact"/>
+              <w:jc w:val="right"/>
+            </w:pPr>
+            <w:r>
+              <w:t xml:space="preserve">57</w:t>
+            </w:r>
+          </w:p>
+        </w:tc>
+      </w:tr>
+    </w:tbl>
+    <w:p/>
     <w:p>
+      <w:pPr>
+        <w:pStyle w:val="TableCaption"/>
+      </w:pPr>
       <w:r>
-        <w:pict>
-          <v:rect style="width:0;height:1.5pt" o:hralign="center" o:hrstd="t" o:hr="t"/>
-        </w:pict>
+        <w:t xml:space="preserve">Number of distinct countries by IDA cycle</w:t>
       </w:r>
     </w:p>
-    <w:bookmarkEnd w:id="28"/>
-    <w:bookmarkStart w:id="32" w:name="thematic-breakdown-over-time"/>
-    <w:p>
-      <w:pPr>
-        <w:pStyle w:val="Heading2"/>
-      </w:pPr>
-      <w:r>
-        <w:t xml:space="preserve">Thematic breakdown over time</w:t>
-      </w:r>
-    </w:p>
-    <w:p>
-      <w:pPr>
-        <w:pStyle w:val="FirstParagraph"/>
-      </w:pPr>
-      <w:r>
-        <w:t xml:space="preserve">Number of lending operations per thematic area by fiscal year.</w:t>
-      </w:r>
-    </w:p>
+    <w:tbl>
+      <w:tblPr>
+        <w:tblStyle w:val="Table"/>
+        <w:tblW w:type="auto" w:w="0"/>
+        <w:tblLook w:firstRow="1" w:lastRow="0" w:firstColumn="0" w:lastColumn="0" w:noHBand="0" w:noVBand="0" w:val="0020"/>
+        <w:tblCaption w:val="Number of distinct countries by IDA cycle"/>
+      </w:tblPr>
+      <w:tblGrid>
+        <w:gridCol w:w="1980"/>
+        <w:gridCol w:w="1980"/>
+        <w:gridCol w:w="1980"/>
+        <w:gridCol w:w="1980"/>
+      </w:tblGrid>
+      <w:tr>
+        <w:trPr>
+          <w:tblHeader w:val="on"/>
+        </w:trPr>
+        <w:tc>
+          <w:tcPr/>
+          <w:p>
+            <w:pPr>
+              <w:pStyle w:val="Compact"/>
+              <w:jc w:val="left"/>
+            </w:pPr>
+            <w:r>
+              <w:t xml:space="preserve">IDA Cycle</w:t>
+            </w:r>
+          </w:p>
+        </w:tc>
+        <w:tc>
+          <w:tcPr/>
+          <w:p>
+            <w:pPr>
+              <w:pStyle w:val="Compact"/>
+              <w:jc w:val="right"/>
+            </w:pPr>
+            <w:r>
+              <w:t xml:space="preserve">ASA</w:t>
+            </w:r>
+          </w:p>
+        </w:tc>
+        <w:tc>
+          <w:tcPr/>
+          <w:p>
+            <w:pPr>
+              <w:pStyle w:val="Compact"/>
+              <w:jc w:val="right"/>
+            </w:pPr>
+            <w:r>
+              <w:t xml:space="preserve">Lending</w:t>
+            </w:r>
+          </w:p>
+        </w:tc>
+        <w:tc>
+          <w:tcPr/>
+          <w:p>
+            <w:pPr>
+              <w:pStyle w:val="Compact"/>
+              <w:jc w:val="right"/>
+            </w:pPr>
+            <w:r>
+              <w:t xml:space="preserve">Total</w:t>
+            </w:r>
+          </w:p>
+        </w:tc>
+      </w:tr>
+      <w:tr>
+        <w:tc>
+          <w:tcPr/>
+          <w:p>
+            <w:pPr>
+              <w:pStyle w:val="Compact"/>
+              <w:jc w:val="left"/>
+            </w:pPr>
+            <w:r>
+              <w:t xml:space="preserve">IDA21</w:t>
+            </w:r>
+          </w:p>
+        </w:tc>
+        <w:tc>
+          <w:tcPr/>
+          <w:p>
+            <w:pPr>
+              <w:pStyle w:val="Compact"/>
+              <w:jc w:val="right"/>
+            </w:pPr>
+            <w:r>
+              <w:t xml:space="preserve">4</w:t>
+            </w:r>
+          </w:p>
+        </w:tc>
+        <w:tc>
+          <w:tcPr/>
+          <w:p>
+            <w:pPr>
+              <w:pStyle w:val="Compact"/>
+              <w:jc w:val="right"/>
+            </w:pPr>
+            <w:r>
+              <w:t xml:space="preserve">6</w:t>
+            </w:r>
+          </w:p>
+        </w:tc>
+        <w:tc>
+          <w:tcPr/>
+          <w:p>
+            <w:pPr>
+              <w:pStyle w:val="Compact"/>
+              <w:jc w:val="right"/>
+            </w:pPr>
+            <w:r>
+              <w:t xml:space="preserve">9</w:t>
+            </w:r>
+          </w:p>
+        </w:tc>
+      </w:tr>
+      <w:tr>
+        <w:tc>
+          <w:tcPr/>
+          <w:p>
+            <w:pPr>
+              <w:pStyle w:val="Compact"/>
+              <w:jc w:val="left"/>
+            </w:pPr>
+            <w:r>
+              <w:t xml:space="preserve">Pre-IDA21</w:t>
+            </w:r>
+          </w:p>
+        </w:tc>
+        <w:tc>
+          <w:tcPr/>
+          <w:p>
+            <w:pPr>
+              <w:pStyle w:val="Compact"/>
+              <w:jc w:val="right"/>
+            </w:pPr>
+            <w:r>
+              <w:t xml:space="preserve">18</w:t>
+            </w:r>
+          </w:p>
+        </w:tc>
+        <w:tc>
+          <w:tcPr/>
+          <w:p>
+            <w:pPr>
+              <w:pStyle w:val="Compact"/>
+              <w:jc w:val="right"/>
+            </w:pPr>
+            <w:r>
+              <w:t xml:space="preserve">21</w:t>
+            </w:r>
+          </w:p>
+        </w:tc>
+        <w:tc>
+          <w:tcPr/>
+          <w:p>
+            <w:pPr>
+              <w:pStyle w:val="Compact"/>
+              <w:jc w:val="right"/>
+            </w:pPr>
+            <w:r>
+              <w:t xml:space="preserve">29</w:t>
+            </w:r>
+          </w:p>
+        </w:tc>
+      </w:tr>
+    </w:tbl>
     <w:p>
       <w:pPr>
         <w:pStyle w:val="BodyText"/>
       </w:pPr>
       <w:r>
-        <w:drawing>
-          <wp:inline>
-            <wp:extent cx="5334000" cy="3333750"/>
-            <wp:effectExtent b="0" l="0" r="0" t="0"/>
-            <wp:docPr descr="" title="" id="30" name="Picture"/>
-            <a:graphic>
-              <a:graphicData uri="http://schemas.openxmlformats.org/drawingml/2006/picture">
-                <pic:pic>
-                  <pic:nvPicPr>
-                    <pic:cNvPr descr="ida21_policy_commitment_files/ida21_policy_commitment_files/figure-docx/theme-trends-1.png" id="31" name="Picture"/>
-                    <pic:cNvPicPr>
-                      <a:picLocks noChangeArrowheads="1" noChangeAspect="1"/>
-                    </pic:cNvPicPr>
-                  </pic:nvPicPr>
-                  <pic:blipFill>
-                    <a:blip r:embed="rId29"/>
-                    <a:stretch>
-                      <a:fillRect/>
-                    </a:stretch>
-                  </pic:blipFill>
-                  <pic:spPr bwMode="auto">
-                    <a:xfrm>
-                      <a:off x="0" y="0"/>
-                      <a:ext cx="5334000" cy="3333750"/>
-                    </a:xfrm>
-                    <a:prstGeom prst="rect">
-                      <a:avLst/>
-                    </a:prstGeom>
-                    <a:noFill/>
-                    <a:ln w="9525">
-                      <a:noFill/>
-                      <a:headEnd/>
-                      <a:tailEnd/>
-                    </a:ln>
-                  </pic:spPr>
-                </pic:pic>
-              </a:graphicData>
-            </a:graphic>
-          </wp:inline>
-        </w:drawing>
+        <w:rPr>
+          <w:b/>
+          <w:bCs/>
+        </w:rPr>
+        <w:t xml:space="preserve">Note</w:t>
+      </w:r>
+      <w:r>
+        <w:t xml:space="preserve">: Countries are only counted once across lending and ASAs. As such, the total number of countries may be less than the sum of lending and ASA counts if a country is supported both types of operations.</w:t>
       </w:r>
     </w:p>
-    <w:p>
-      <w:r>
-        <w:pict>
-          <v:rect style="width:0;height:1.5pt" o:hralign="center" o:hrstd="t" o:hr="t"/>
-        </w:pict>
-      </w:r>
-    </w:p>
-    <w:bookmarkEnd w:id="32"/>
-    <w:bookmarkStart w:id="36" w:name="country-reach-by-ida-cycle"/>
+    <w:bookmarkEnd w:id="21"/>
+    <w:bookmarkStart w:id="22" w:name="portfolio-by-thematic-area"/>
     <w:p>
       <w:pPr>
-        <w:pStyle w:val="Heading2"/>
+        <w:pStyle w:val="Heading1"/>
       </w:pPr>
       <w:r>
-        <w:t xml:space="preserve">Country reach by IDA cycle</w:t>
+        <w:t xml:space="preserve">Portfolio by Thematic Area</w:t>
       </w:r>
     </w:p>
     <w:p>
       <w:pPr>
-        <w:pStyle w:val="FirstParagraph"/>
+        <w:pStyle w:val="TableCaption"/>
       </w:pPr>
       <w:r>
-        <w:t xml:space="preserve">Number of countries with at least one active project (lending or ASA), comparing the current IDA21 cycle (FY2026 onwards) to the preceding period.</w:t>
+        <w:t xml:space="preserve">Number of projects by thematic area and product line</w:t>
       </w:r>
     </w:p>
+    <w:tbl>
+      <w:tblPr>
+        <w:tblStyle w:val="Table"/>
+        <w:tblW w:type="auto" w:w="0"/>
+        <w:tblLook w:firstRow="1" w:lastRow="0" w:firstColumn="0" w:lastColumn="0" w:noHBand="0" w:noVBand="0" w:val="0020"/>
+        <w:tblCaption w:val="Number of projects by thematic area and product line"/>
+      </w:tblPr>
+      <w:tblGrid>
+        <w:gridCol w:w="1980"/>
+        <w:gridCol w:w="1980"/>
+        <w:gridCol w:w="1980"/>
+        <w:gridCol w:w="1980"/>
+      </w:tblGrid>
+      <w:tr>
+        <w:trPr>
+          <w:tblHeader w:val="on"/>
+        </w:trPr>
+        <w:tc>
+          <w:tcPr/>
+          <w:p>
+            <w:pPr>
+              <w:pStyle w:val="Compact"/>
+              <w:jc w:val="left"/>
+            </w:pPr>
+            <w:r>
+              <w:t xml:space="preserve">Thematic Area</w:t>
+            </w:r>
+          </w:p>
+        </w:tc>
+        <w:tc>
+          <w:tcPr/>
+          <w:p>
+            <w:pPr>
+              <w:pStyle w:val="Compact"/>
+              <w:jc w:val="right"/>
+            </w:pPr>
+            <w:r>
+              <w:t xml:space="preserve">ASA</w:t>
+            </w:r>
+          </w:p>
+        </w:tc>
+        <w:tc>
+          <w:tcPr/>
+          <w:p>
+            <w:pPr>
+              <w:pStyle w:val="Compact"/>
+              <w:jc w:val="right"/>
+            </w:pPr>
+            <w:r>
+              <w:t xml:space="preserve">Lending</w:t>
+            </w:r>
+          </w:p>
+        </w:tc>
+        <w:tc>
+          <w:tcPr/>
+          <w:p>
+            <w:pPr>
+              <w:pStyle w:val="Compact"/>
+              <w:jc w:val="right"/>
+            </w:pPr>
+            <w:r>
+              <w:t xml:space="preserve">Total</w:t>
+            </w:r>
+          </w:p>
+        </w:tc>
+      </w:tr>
+      <w:tr>
+        <w:tc>
+          <w:tcPr/>
+          <w:p>
+            <w:pPr>
+              <w:pStyle w:val="Compact"/>
+              <w:jc w:val="left"/>
+            </w:pPr>
+            <w:r>
+              <w:t xml:space="preserve">Public Financial Management</w:t>
+            </w:r>
+          </w:p>
+        </w:tc>
+        <w:tc>
+          <w:tcPr/>
+          <w:p>
+            <w:pPr>
+              <w:pStyle w:val="Compact"/>
+              <w:jc w:val="right"/>
+            </w:pPr>
+            <w:r>
+              <w:t xml:space="preserve">17</w:t>
+            </w:r>
+          </w:p>
+        </w:tc>
+        <w:tc>
+          <w:tcPr/>
+          <w:p>
+            <w:pPr>
+              <w:pStyle w:val="Compact"/>
+              <w:jc w:val="right"/>
+            </w:pPr>
+            <w:r>
+              <w:t xml:space="preserve">31</w:t>
+            </w:r>
+          </w:p>
+        </w:tc>
+        <w:tc>
+          <w:tcPr/>
+          <w:p>
+            <w:pPr>
+              <w:pStyle w:val="Compact"/>
+              <w:jc w:val="right"/>
+            </w:pPr>
+            <w:r>
+              <w:t xml:space="preserve">48</w:t>
+            </w:r>
+          </w:p>
+        </w:tc>
+      </w:tr>
+      <w:tr>
+        <w:tc>
+          <w:tcPr/>
+          <w:p>
+            <w:pPr>
+              <w:pStyle w:val="Compact"/>
+              <w:jc w:val="left"/>
+            </w:pPr>
+            <w:r>
+              <w:t xml:space="preserve">Environmental &amp; Social</w:t>
+            </w:r>
+          </w:p>
+        </w:tc>
+        <w:tc>
+          <w:tcPr/>
+          <w:p>
+            <w:pPr>
+              <w:pStyle w:val="Compact"/>
+              <w:jc w:val="right"/>
+            </w:pPr>
+            <w:r>
+              <w:t xml:space="preserve">4</w:t>
+            </w:r>
+          </w:p>
+        </w:tc>
+        <w:tc>
+          <w:tcPr/>
+          <w:p>
+            <w:pPr>
+              <w:pStyle w:val="Compact"/>
+              <w:jc w:val="right"/>
+            </w:pPr>
+            <w:r>
+              <w:t xml:space="preserve">31</w:t>
+            </w:r>
+          </w:p>
+        </w:tc>
+        <w:tc>
+          <w:tcPr/>
+          <w:p>
+            <w:pPr>
+              <w:pStyle w:val="Compact"/>
+              <w:jc w:val="right"/>
+            </w:pPr>
+            <w:r>
+              <w:t xml:space="preserve">35</w:t>
+            </w:r>
+          </w:p>
+        </w:tc>
+      </w:tr>
+      <w:tr>
+        <w:tc>
+          <w:tcPr/>
+          <w:p>
+            <w:pPr>
+              <w:pStyle w:val="Compact"/>
+              <w:jc w:val="left"/>
+            </w:pPr>
+            <w:r>
+              <w:t xml:space="preserve">Public Administration</w:t>
+            </w:r>
+          </w:p>
+        </w:tc>
+        <w:tc>
+          <w:tcPr/>
+          <w:p>
+            <w:pPr>
+              <w:pStyle w:val="Compact"/>
+              <w:jc w:val="right"/>
+            </w:pPr>
+            <w:r>
+              <w:t xml:space="preserve">7</w:t>
+            </w:r>
+          </w:p>
+        </w:tc>
+        <w:tc>
+          <w:tcPr/>
+          <w:p>
+            <w:pPr>
+              <w:pStyle w:val="Compact"/>
+              <w:jc w:val="right"/>
+            </w:pPr>
+            <w:r>
+              <w:t xml:space="preserve">20</w:t>
+            </w:r>
+          </w:p>
+        </w:tc>
+        <w:tc>
+          <w:tcPr/>
+          <w:p>
+            <w:pPr>
+              <w:pStyle w:val="Compact"/>
+              <w:jc w:val="right"/>
+            </w:pPr>
+            <w:r>
+              <w:t xml:space="preserve">27</w:t>
+            </w:r>
+          </w:p>
+        </w:tc>
+      </w:tr>
+      <w:tr>
+        <w:tc>
+          <w:tcPr/>
+          <w:p>
+            <w:pPr>
+              <w:pStyle w:val="Compact"/>
+              <w:jc w:val="left"/>
+            </w:pPr>
+            <w:r>
+              <w:t xml:space="preserve">Public Procurement</w:t>
+            </w:r>
+          </w:p>
+        </w:tc>
+        <w:tc>
+          <w:tcPr/>
+          <w:p>
+            <w:pPr>
+              <w:pStyle w:val="Compact"/>
+              <w:jc w:val="right"/>
+            </w:pPr>
+            <w:r>
+              <w:t xml:space="preserve">2</w:t>
+            </w:r>
+          </w:p>
+        </w:tc>
+        <w:tc>
+          <w:tcPr/>
+          <w:p>
+            <w:pPr>
+              <w:pStyle w:val="Compact"/>
+              <w:jc w:val="right"/>
+            </w:pPr>
+            <w:r>
+              <w:t xml:space="preserve">14</w:t>
+            </w:r>
+          </w:p>
+        </w:tc>
+        <w:tc>
+          <w:tcPr/>
+          <w:p>
+            <w:pPr>
+              <w:pStyle w:val="Compact"/>
+              <w:jc w:val="right"/>
+            </w:pPr>
+            <w:r>
+              <w:t xml:space="preserve">16</w:t>
+            </w:r>
+          </w:p>
+        </w:tc>
+      </w:tr>
+    </w:tbl>
+    <w:p/>
+    <w:p>
+      <w:pPr>
+        <w:pStyle w:val="TableCaption"/>
+      </w:pPr>
+      <w:r>
+        <w:t xml:space="preserve">Number of distinct countries by thematic area and product line</w:t>
+      </w:r>
+    </w:p>
+    <w:tbl>
+      <w:tblPr>
+        <w:tblStyle w:val="Table"/>
+        <w:tblW w:type="auto" w:w="0"/>
+        <w:tblLook w:firstRow="1" w:lastRow="0" w:firstColumn="0" w:lastColumn="0" w:noHBand="0" w:noVBand="0" w:val="0020"/>
+        <w:tblCaption w:val="Number of distinct countries by thematic area and product line"/>
+      </w:tblPr>
+      <w:tblGrid>
+        <w:gridCol w:w="1980"/>
+        <w:gridCol w:w="1980"/>
+        <w:gridCol w:w="1980"/>
+        <w:gridCol w:w="1980"/>
+      </w:tblGrid>
+      <w:tr>
+        <w:trPr>
+          <w:tblHeader w:val="on"/>
+        </w:trPr>
+        <w:tc>
+          <w:tcPr/>
+          <w:p>
+            <w:pPr>
+              <w:pStyle w:val="Compact"/>
+              <w:jc w:val="left"/>
+            </w:pPr>
+            <w:r>
+              <w:t xml:space="preserve">Thematic Area</w:t>
+            </w:r>
+          </w:p>
+        </w:tc>
+        <w:tc>
+          <w:tcPr/>
+          <w:p>
+            <w:pPr>
+              <w:pStyle w:val="Compact"/>
+              <w:jc w:val="right"/>
+            </w:pPr>
+            <w:r>
+              <w:t xml:space="preserve">ASA</w:t>
+            </w:r>
+          </w:p>
+        </w:tc>
+        <w:tc>
+          <w:tcPr/>
+          <w:p>
+            <w:pPr>
+              <w:pStyle w:val="Compact"/>
+              <w:jc w:val="right"/>
+            </w:pPr>
+            <w:r>
+              <w:t xml:space="preserve">Lending</w:t>
+            </w:r>
+          </w:p>
+        </w:tc>
+        <w:tc>
+          <w:tcPr/>
+          <w:p>
+            <w:pPr>
+              <w:pStyle w:val="Compact"/>
+              <w:jc w:val="right"/>
+            </w:pPr>
+            <w:r>
+              <w:t xml:space="preserve">Total</w:t>
+            </w:r>
+          </w:p>
+        </w:tc>
+      </w:tr>
+      <w:tr>
+        <w:tc>
+          <w:tcPr/>
+          <w:p>
+            <w:pPr>
+              <w:pStyle w:val="Compact"/>
+              <w:jc w:val="left"/>
+            </w:pPr>
+            <w:r>
+              <w:t xml:space="preserve">Public Financial Management</w:t>
+            </w:r>
+          </w:p>
+        </w:tc>
+        <w:tc>
+          <w:tcPr/>
+          <w:p>
+            <w:pPr>
+              <w:pStyle w:val="Compact"/>
+              <w:jc w:val="right"/>
+            </w:pPr>
+            <w:r>
+              <w:t xml:space="preserve">15</w:t>
+            </w:r>
+          </w:p>
+        </w:tc>
+        <w:tc>
+          <w:tcPr/>
+          <w:p>
+            <w:pPr>
+              <w:pStyle w:val="Compact"/>
+              <w:jc w:val="right"/>
+            </w:pPr>
+            <w:r>
+              <w:t xml:space="preserve">23</w:t>
+            </w:r>
+          </w:p>
+        </w:tc>
+        <w:tc>
+          <w:tcPr/>
+          <w:p>
+            <w:pPr>
+              <w:pStyle w:val="Compact"/>
+              <w:jc w:val="right"/>
+            </w:pPr>
+            <w:r>
+              <w:t xml:space="preserve">29</w:t>
+            </w:r>
+          </w:p>
+        </w:tc>
+      </w:tr>
+      <w:tr>
+        <w:tc>
+          <w:tcPr/>
+          <w:p>
+            <w:pPr>
+              <w:pStyle w:val="Compact"/>
+              <w:jc w:val="left"/>
+            </w:pPr>
+            <w:r>
+              <w:t xml:space="preserve">Environmental &amp; Social</w:t>
+            </w:r>
+          </w:p>
+        </w:tc>
+        <w:tc>
+          <w:tcPr/>
+          <w:p>
+            <w:pPr>
+              <w:pStyle w:val="Compact"/>
+              <w:jc w:val="right"/>
+            </w:pPr>
+            <w:r>
+              <w:t xml:space="preserve">4</w:t>
+            </w:r>
+          </w:p>
+        </w:tc>
+        <w:tc>
+          <w:tcPr/>
+          <w:p>
+            <w:pPr>
+              <w:pStyle w:val="Compact"/>
+              <w:jc w:val="right"/>
+            </w:pPr>
+            <w:r>
+              <w:t xml:space="preserve">23</w:t>
+            </w:r>
+          </w:p>
+        </w:tc>
+        <w:tc>
+          <w:tcPr/>
+          <w:p>
+            <w:pPr>
+              <w:pStyle w:val="Compact"/>
+              <w:jc w:val="right"/>
+            </w:pPr>
+            <w:r>
+              <w:t xml:space="preserve">26</w:t>
+            </w:r>
+          </w:p>
+        </w:tc>
+      </w:tr>
+      <w:tr>
+        <w:tc>
+          <w:tcPr/>
+          <w:p>
+            <w:pPr>
+              <w:pStyle w:val="Compact"/>
+              <w:jc w:val="left"/>
+            </w:pPr>
+            <w:r>
+              <w:t xml:space="preserve">Public Administration</w:t>
+            </w:r>
+          </w:p>
+        </w:tc>
+        <w:tc>
+          <w:tcPr/>
+          <w:p>
+            <w:pPr>
+              <w:pStyle w:val="Compact"/>
+              <w:jc w:val="right"/>
+            </w:pPr>
+            <w:r>
+              <w:t xml:space="preserve">7</w:t>
+            </w:r>
+          </w:p>
+        </w:tc>
+        <w:tc>
+          <w:tcPr/>
+          <w:p>
+            <w:pPr>
+              <w:pStyle w:val="Compact"/>
+              <w:jc w:val="right"/>
+            </w:pPr>
+            <w:r>
+              <w:t xml:space="preserve">15</w:t>
+            </w:r>
+          </w:p>
+        </w:tc>
+        <w:tc>
+          <w:tcPr/>
+          <w:p>
+            <w:pPr>
+              <w:pStyle w:val="Compact"/>
+              <w:jc w:val="right"/>
+            </w:pPr>
+            <w:r>
+              <w:t xml:space="preserve">18</w:t>
+            </w:r>
+          </w:p>
+        </w:tc>
+      </w:tr>
+      <w:tr>
+        <w:tc>
+          <w:tcPr/>
+          <w:p>
+            <w:pPr>
+              <w:pStyle w:val="Compact"/>
+              <w:jc w:val="left"/>
+            </w:pPr>
+            <w:r>
+              <w:t xml:space="preserve">Public Procurement</w:t>
+            </w:r>
+          </w:p>
+        </w:tc>
+        <w:tc>
+          <w:tcPr/>
+          <w:p>
+            <w:pPr>
+              <w:pStyle w:val="Compact"/>
+              <w:jc w:val="right"/>
+            </w:pPr>
+            <w:r>
+              <w:t xml:space="preserve">2</w:t>
+            </w:r>
+          </w:p>
+        </w:tc>
+        <w:tc>
+          <w:tcPr/>
+          <w:p>
+            <w:pPr>
+              <w:pStyle w:val="Compact"/>
+              <w:jc w:val="right"/>
+            </w:pPr>
+            <w:r>
+              <w:t xml:space="preserve">12</w:t>
+            </w:r>
+          </w:p>
+        </w:tc>
+        <w:tc>
+          <w:tcPr/>
+          <w:p>
+            <w:pPr>
+              <w:pStyle w:val="Compact"/>
+              <w:jc w:val="right"/>
+            </w:pPr>
+            <w:r>
+              <w:t xml:space="preserve">13</w:t>
+            </w:r>
+          </w:p>
+        </w:tc>
+      </w:tr>
+    </w:tbl>
     <w:p>
       <w:pPr>
         <w:pStyle w:val="BodyText"/>
       </w:pPr>
       <w:r>
-        <w:drawing>
-          <wp:inline>
-            <wp:extent cx="5334000" cy="3333750"/>
-            <wp:effectExtent b="0" l="0" r="0" t="0"/>
-            <wp:docPr descr="" title="" id="34" name="Picture"/>
-            <a:graphic>
-              <a:graphicData uri="http://schemas.openxmlformats.org/drawingml/2006/picture">
-                <pic:pic>
-                  <pic:nvPicPr>
-                    <pic:cNvPr descr="ida21_policy_commitment_files/ida21_policy_commitment_files/figure-docx/country-count-by-cycle-1.png" id="35" name="Picture"/>
-                    <pic:cNvPicPr>
-                      <a:picLocks noChangeArrowheads="1" noChangeAspect="1"/>
-                    </pic:cNvPicPr>
-                  </pic:nvPicPr>
-                  <pic:blipFill>
-                    <a:blip r:embed="rId33"/>
-                    <a:stretch>
-                      <a:fillRect/>
-                    </a:stretch>
-                  </pic:blipFill>
-                  <pic:spPr bwMode="auto">
-                    <a:xfrm>
-                      <a:off x="0" y="0"/>
-                      <a:ext cx="5334000" cy="3333750"/>
-                    </a:xfrm>
-                    <a:prstGeom prst="rect">
-                      <a:avLst/>
-                    </a:prstGeom>
-                    <a:noFill/>
-                    <a:ln w="9525">
-                      <a:noFill/>
-                      <a:headEnd/>
-                      <a:tailEnd/>
-                    </a:ln>
-                  </pic:spPr>
-                </pic:pic>
-              </a:graphicData>
-            </a:graphic>
-          </wp:inline>
-        </w:drawing>
+        <w:rPr>
+          <w:b/>
+          <w:bCs/>
+        </w:rPr>
+        <w:t xml:space="preserve">Note</w:t>
+      </w:r>
+      <w:r>
+        <w:t xml:space="preserve">: Projects and countries may appear in more than one thematic area. Country totals are distinct within each theme; the Total column may be less than the sum of Lending and ASA if a country is supported by both.</w:t>
       </w:r>
     </w:p>
-    <w:p>
-      <w:r>
-        <w:pict>
-          <v:rect style="width:0;height:1.5pt" o:hralign="center" o:hrstd="t" o:hr="t"/>
-        </w:pict>
-      </w:r>
-    </w:p>
-    <w:bookmarkEnd w:id="36"/>
-    <w:bookmarkStart w:id="40" w:name="X052b1999433eb934bdff211950c18c1be0e28dc"/>
+    <w:bookmarkEnd w:id="22"/>
+    <w:bookmarkStart w:id="23" w:name="country-list"/>
     <w:p>
       <w:pPr>
-        <w:pStyle w:val="Heading2"/>
+        <w:pStyle w:val="Heading1"/>
       </w:pPr>
       <w:r>
-        <w:t xml:space="preserve">Country reach by thematic area and IDA cycle</w:t>
+        <w:t xml:space="preserve">Country list</w:t>
       </w:r>
     </w:p>
     <w:p>
       <w:pPr>
-        <w:pStyle w:val="FirstParagraph"/>
+        <w:pStyle w:val="TableCaption"/>
       </w:pPr>
       <w:r>
-        <w:drawing>
-          <wp:inline>
-            <wp:extent cx="5334000" cy="4000500"/>
-            <wp:effectExtent b="0" l="0" r="0" t="0"/>
-            <wp:docPr descr="" title="" id="38" name="Picture"/>
-            <a:graphic>
-              <a:graphicData uri="http://schemas.openxmlformats.org/drawingml/2006/picture">
-                <pic:pic>
-                  <pic:nvPicPr>
-                    <pic:cNvPr descr="ida21_policy_commitment_files/ida21_policy_commitment_files/figure-docx/country-count-by-theme-cycle-1.png" id="39" name="Picture"/>
-                    <pic:cNvPicPr>
-                      <a:picLocks noChangeArrowheads="1" noChangeAspect="1"/>
-                    </pic:cNvPicPr>
-                  </pic:nvPicPr>
-                  <pic:blipFill>
-                    <a:blip r:embed="rId37"/>
-                    <a:stretch>
-                      <a:fillRect/>
-                    </a:stretch>
-                  </pic:blipFill>
-                  <pic:spPr bwMode="auto">
-                    <a:xfrm>
-                      <a:off x="0" y="0"/>
-                      <a:ext cx="5334000" cy="4000500"/>
-                    </a:xfrm>
-                    <a:prstGeom prst="rect">
-                      <a:avLst/>
-                    </a:prstGeom>
-                    <a:noFill/>
-                    <a:ln w="9525">
-                      <a:noFill/>
-                      <a:headEnd/>
-                      <a:tailEnd/>
-                    </a:ln>
-                  </pic:spPr>
-                </pic:pic>
-              </a:graphicData>
-            </a:graphic>
-          </wp:inline>
-        </w:drawing>
+        <w:t xml:space="preserve">Countries supported by the Governance IDA/Blend portfolio</w:t>
       </w:r>
     </w:p>
-    <w:bookmarkEnd w:id="40"/>
+    <w:tbl>
+      <w:tblPr>
+        <w:tblStyle w:val="Table"/>
+        <w:tblW w:type="auto" w:w="0"/>
+        <w:tblLook w:firstRow="1" w:lastRow="0" w:firstColumn="0" w:lastColumn="0" w:noHBand="0" w:noVBand="0" w:val="0020"/>
+        <w:tblCaption w:val="Countries supported by the Governance IDA/Blend portfolio"/>
+      </w:tblPr>
+      <w:tblGrid>
+        <w:gridCol w:w="3960"/>
+        <w:gridCol w:w="3960"/>
+      </w:tblGrid>
+      <w:tr>
+        <w:trPr>
+          <w:tblHeader w:val="on"/>
+        </w:trPr>
+        <w:tc>
+          <w:tcPr/>
+          <w:p>
+            <w:pPr>
+              <w:pStyle w:val="Compact"/>
+              <w:jc w:val="left"/>
+            </w:pPr>
+            <w:r>
+              <w:t xml:space="preserve">Country</w:t>
+            </w:r>
+          </w:p>
+        </w:tc>
+        <w:tc>
+          <w:tcPr/>
+          <w:p>
+            <w:pPr>
+              <w:pStyle w:val="Compact"/>
+              <w:jc w:val="left"/>
+            </w:pPr>
+            <w:r>
+              <w:t xml:space="preserve">IDA Cycle</w:t>
+            </w:r>
+          </w:p>
+        </w:tc>
+      </w:tr>
+      <w:tr>
+        <w:tc>
+          <w:tcPr/>
+          <w:p>
+            <w:pPr>
+              <w:pStyle w:val="Compact"/>
+              <w:jc w:val="left"/>
+            </w:pPr>
+            <w:r>
+              <w:t xml:space="preserve">Lao People’s Democratic Republic</w:t>
+            </w:r>
+          </w:p>
+        </w:tc>
+        <w:tc>
+          <w:tcPr/>
+          <w:p>
+            <w:pPr>
+              <w:pStyle w:val="Compact"/>
+              <w:jc w:val="left"/>
+            </w:pPr>
+            <w:r>
+              <w:t xml:space="preserve">IDA21</w:t>
+            </w:r>
+          </w:p>
+        </w:tc>
+      </w:tr>
+      <w:tr>
+        <w:tc>
+          <w:tcPr/>
+          <w:p>
+            <w:pPr>
+              <w:pStyle w:val="Compact"/>
+              <w:jc w:val="left"/>
+            </w:pPr>
+            <w:r>
+              <w:t xml:space="preserve">Republic of Guinea</w:t>
+            </w:r>
+          </w:p>
+        </w:tc>
+        <w:tc>
+          <w:tcPr/>
+          <w:p>
+            <w:pPr>
+              <w:pStyle w:val="Compact"/>
+              <w:jc w:val="left"/>
+            </w:pPr>
+            <w:r>
+              <w:t xml:space="preserve">IDA21</w:t>
+            </w:r>
+          </w:p>
+        </w:tc>
+      </w:tr>
+      <w:tr>
+        <w:tc>
+          <w:tcPr/>
+          <w:p>
+            <w:pPr>
+              <w:pStyle w:val="Compact"/>
+              <w:jc w:val="left"/>
+            </w:pPr>
+            <w:r>
+              <w:t xml:space="preserve">Republic of Honduras</w:t>
+            </w:r>
+          </w:p>
+        </w:tc>
+        <w:tc>
+          <w:tcPr/>
+          <w:p>
+            <w:pPr>
+              <w:pStyle w:val="Compact"/>
+              <w:jc w:val="left"/>
+            </w:pPr>
+            <w:r>
+              <w:t xml:space="preserve">IDA21</w:t>
+            </w:r>
+          </w:p>
+        </w:tc>
+      </w:tr>
+      <w:tr>
+        <w:tc>
+          <w:tcPr/>
+          <w:p>
+            <w:pPr>
+              <w:pStyle w:val="Compact"/>
+              <w:jc w:val="left"/>
+            </w:pPr>
+            <w:r>
+              <w:t xml:space="preserve">Republic of Rwanda</w:t>
+            </w:r>
+          </w:p>
+        </w:tc>
+        <w:tc>
+          <w:tcPr/>
+          <w:p>
+            <w:pPr>
+              <w:pStyle w:val="Compact"/>
+              <w:jc w:val="left"/>
+            </w:pPr>
+            <w:r>
+              <w:t xml:space="preserve">IDA21</w:t>
+            </w:r>
+          </w:p>
+        </w:tc>
+      </w:tr>
+      <w:tr>
+        <w:tc>
+          <w:tcPr/>
+          <w:p>
+            <w:pPr>
+              <w:pStyle w:val="Compact"/>
+              <w:jc w:val="left"/>
+            </w:pPr>
+            <w:r>
+              <w:t xml:space="preserve">Republic of Tajikistan</w:t>
+            </w:r>
+          </w:p>
+        </w:tc>
+        <w:tc>
+          <w:tcPr/>
+          <w:p>
+            <w:pPr>
+              <w:pStyle w:val="Compact"/>
+              <w:jc w:val="left"/>
+            </w:pPr>
+            <w:r>
+              <w:t xml:space="preserve">IDA21</w:t>
+            </w:r>
+          </w:p>
+        </w:tc>
+      </w:tr>
+      <w:tr>
+        <w:tc>
+          <w:tcPr/>
+          <w:p>
+            <w:pPr>
+              <w:pStyle w:val="Compact"/>
+              <w:jc w:val="left"/>
+            </w:pPr>
+            <w:r>
+              <w:t xml:space="preserve">Republic of Uganda</w:t>
+            </w:r>
+          </w:p>
+        </w:tc>
+        <w:tc>
+          <w:tcPr/>
+          <w:p>
+            <w:pPr>
+              <w:pStyle w:val="Compact"/>
+              <w:jc w:val="left"/>
+            </w:pPr>
+            <w:r>
+              <w:t xml:space="preserve">IDA21</w:t>
+            </w:r>
+          </w:p>
+        </w:tc>
+      </w:tr>
+      <w:tr>
+        <w:tc>
+          <w:tcPr/>
+          <w:p>
+            <w:pPr>
+              <w:pStyle w:val="Compact"/>
+              <w:jc w:val="left"/>
+            </w:pPr>
+            <w:r>
+              <w:t xml:space="preserve">Republic of Zimbabwe</w:t>
+            </w:r>
+          </w:p>
+        </w:tc>
+        <w:tc>
+          <w:tcPr/>
+          <w:p>
+            <w:pPr>
+              <w:pStyle w:val="Compact"/>
+              <w:jc w:val="left"/>
+            </w:pPr>
+            <w:r>
+              <w:t xml:space="preserve">IDA21</w:t>
+            </w:r>
+          </w:p>
+        </w:tc>
+      </w:tr>
+      <w:tr>
+        <w:tc>
+          <w:tcPr/>
+          <w:p>
+            <w:pPr>
+              <w:pStyle w:val="Compact"/>
+              <w:jc w:val="left"/>
+            </w:pPr>
+            <w:r>
+              <w:t xml:space="preserve">Republic of the Marshall Islands</w:t>
+            </w:r>
+          </w:p>
+        </w:tc>
+        <w:tc>
+          <w:tcPr/>
+          <w:p>
+            <w:pPr>
+              <w:pStyle w:val="Compact"/>
+              <w:jc w:val="left"/>
+            </w:pPr>
+            <w:r>
+              <w:t xml:space="preserve">IDA21</w:t>
+            </w:r>
+          </w:p>
+        </w:tc>
+      </w:tr>
+      <w:tr>
+        <w:tc>
+          <w:tcPr/>
+          <w:p>
+            <w:pPr>
+              <w:pStyle w:val="Compact"/>
+              <w:jc w:val="left"/>
+            </w:pPr>
+            <w:r>
+              <w:t xml:space="preserve">Syrian Arab Republic</w:t>
+            </w:r>
+          </w:p>
+        </w:tc>
+        <w:tc>
+          <w:tcPr/>
+          <w:p>
+            <w:pPr>
+              <w:pStyle w:val="Compact"/>
+              <w:jc w:val="left"/>
+            </w:pPr>
+            <w:r>
+              <w:t xml:space="preserve">IDA21</w:t>
+            </w:r>
+          </w:p>
+        </w:tc>
+      </w:tr>
+      <w:tr>
+        <w:tc>
+          <w:tcPr/>
+          <w:p>
+            <w:pPr>
+              <w:pStyle w:val="Compact"/>
+              <w:jc w:val="left"/>
+            </w:pPr>
+            <w:r>
+              <w:t xml:space="preserve">Burkina Faso</w:t>
+            </w:r>
+          </w:p>
+        </w:tc>
+        <w:tc>
+          <w:tcPr/>
+          <w:p>
+            <w:pPr>
+              <w:pStyle w:val="Compact"/>
+              <w:jc w:val="left"/>
+            </w:pPr>
+            <w:r>
+              <w:t xml:space="preserve">Pre-IDA21</w:t>
+            </w:r>
+          </w:p>
+        </w:tc>
+      </w:tr>
+      <w:tr>
+        <w:tc>
+          <w:tcPr/>
+          <w:p>
+            <w:pPr>
+              <w:pStyle w:val="Compact"/>
+              <w:jc w:val="left"/>
+            </w:pPr>
+            <w:r>
+              <w:t xml:space="preserve">Central African Republic</w:t>
+            </w:r>
+          </w:p>
+        </w:tc>
+        <w:tc>
+          <w:tcPr/>
+          <w:p>
+            <w:pPr>
+              <w:pStyle w:val="Compact"/>
+              <w:jc w:val="left"/>
+            </w:pPr>
+            <w:r>
+              <w:t xml:space="preserve">Pre-IDA21</w:t>
+            </w:r>
+          </w:p>
+        </w:tc>
+      </w:tr>
+      <w:tr>
+        <w:tc>
+          <w:tcPr/>
+          <w:p>
+            <w:pPr>
+              <w:pStyle w:val="Compact"/>
+              <w:jc w:val="left"/>
+            </w:pPr>
+            <w:r>
+              <w:t xml:space="preserve">Democratic Republic of Timor-Leste</w:t>
+            </w:r>
+          </w:p>
+        </w:tc>
+        <w:tc>
+          <w:tcPr/>
+          <w:p>
+            <w:pPr>
+              <w:pStyle w:val="Compact"/>
+              <w:jc w:val="left"/>
+            </w:pPr>
+            <w:r>
+              <w:t xml:space="preserve">Pre-IDA21</w:t>
+            </w:r>
+          </w:p>
+        </w:tc>
+      </w:tr>
+      <w:tr>
+        <w:tc>
+          <w:tcPr/>
+          <w:p>
+            <w:pPr>
+              <w:pStyle w:val="Compact"/>
+              <w:jc w:val="left"/>
+            </w:pPr>
+            <w:r>
+              <w:t xml:space="preserve">Federal Democratic Republic of Ethiopia</w:t>
+            </w:r>
+          </w:p>
+        </w:tc>
+        <w:tc>
+          <w:tcPr/>
+          <w:p>
+            <w:pPr>
+              <w:pStyle w:val="Compact"/>
+              <w:jc w:val="left"/>
+            </w:pPr>
+            <w:r>
+              <w:t xml:space="preserve">Pre-IDA21</w:t>
+            </w:r>
+          </w:p>
+        </w:tc>
+      </w:tr>
+      <w:tr>
+        <w:tc>
+          <w:tcPr/>
+          <w:p>
+            <w:pPr>
+              <w:pStyle w:val="Compact"/>
+              <w:jc w:val="left"/>
+            </w:pPr>
+            <w:r>
+              <w:t xml:space="preserve">Federal Republic of Nigeria</w:t>
+            </w:r>
+          </w:p>
+        </w:tc>
+        <w:tc>
+          <w:tcPr/>
+          <w:p>
+            <w:pPr>
+              <w:pStyle w:val="Compact"/>
+              <w:jc w:val="left"/>
+            </w:pPr>
+            <w:r>
+              <w:t xml:space="preserve">Pre-IDA21</w:t>
+            </w:r>
+          </w:p>
+        </w:tc>
+      </w:tr>
+      <w:tr>
+        <w:tc>
+          <w:tcPr/>
+          <w:p>
+            <w:pPr>
+              <w:pStyle w:val="Compact"/>
+              <w:jc w:val="left"/>
+            </w:pPr>
+            <w:r>
+              <w:t xml:space="preserve">Federal Republic of Somalia</w:t>
+            </w:r>
+          </w:p>
+        </w:tc>
+        <w:tc>
+          <w:tcPr/>
+          <w:p>
+            <w:pPr>
+              <w:pStyle w:val="Compact"/>
+              <w:jc w:val="left"/>
+            </w:pPr>
+            <w:r>
+              <w:t xml:space="preserve">Pre-IDA21</w:t>
+            </w:r>
+          </w:p>
+        </w:tc>
+      </w:tr>
+      <w:tr>
+        <w:tc>
+          <w:tcPr/>
+          <w:p>
+            <w:pPr>
+              <w:pStyle w:val="Compact"/>
+              <w:jc w:val="left"/>
+            </w:pPr>
+            <w:r>
+              <w:t xml:space="preserve">Federated States of Micronesia</w:t>
+            </w:r>
+          </w:p>
+        </w:tc>
+        <w:tc>
+          <w:tcPr/>
+          <w:p>
+            <w:pPr>
+              <w:pStyle w:val="Compact"/>
+              <w:jc w:val="left"/>
+            </w:pPr>
+            <w:r>
+              <w:t xml:space="preserve">Pre-IDA21</w:t>
+            </w:r>
+          </w:p>
+        </w:tc>
+      </w:tr>
+      <w:tr>
+        <w:tc>
+          <w:tcPr/>
+          <w:p>
+            <w:pPr>
+              <w:pStyle w:val="Compact"/>
+              <w:jc w:val="left"/>
+            </w:pPr>
+            <w:r>
+              <w:t xml:space="preserve">Islamic Republic of Mauritania</w:t>
+            </w:r>
+          </w:p>
+        </w:tc>
+        <w:tc>
+          <w:tcPr/>
+          <w:p>
+            <w:pPr>
+              <w:pStyle w:val="Compact"/>
+              <w:jc w:val="left"/>
+            </w:pPr>
+            <w:r>
+              <w:t xml:space="preserve">Pre-IDA21</w:t>
+            </w:r>
+          </w:p>
+        </w:tc>
+      </w:tr>
+      <w:tr>
+        <w:tc>
+          <w:tcPr/>
+          <w:p>
+            <w:pPr>
+              <w:pStyle w:val="Compact"/>
+              <w:jc w:val="left"/>
+            </w:pPr>
+            <w:r>
+              <w:t xml:space="preserve">Islamic Republic of Pakistan</w:t>
+            </w:r>
+          </w:p>
+        </w:tc>
+        <w:tc>
+          <w:tcPr/>
+          <w:p>
+            <w:pPr>
+              <w:pStyle w:val="Compact"/>
+              <w:jc w:val="left"/>
+            </w:pPr>
+            <w:r>
+              <w:t xml:space="preserve">Pre-IDA21</w:t>
+            </w:r>
+          </w:p>
+        </w:tc>
+      </w:tr>
+      <w:tr>
+        <w:tc>
+          <w:tcPr/>
+          <w:p>
+            <w:pPr>
+              <w:pStyle w:val="Compact"/>
+              <w:jc w:val="left"/>
+            </w:pPr>
+            <w:r>
+              <w:t xml:space="preserve">Kingdom of Cambodia</w:t>
+            </w:r>
+          </w:p>
+        </w:tc>
+        <w:tc>
+          <w:tcPr/>
+          <w:p>
+            <w:pPr>
+              <w:pStyle w:val="Compact"/>
+              <w:jc w:val="left"/>
+            </w:pPr>
+            <w:r>
+              <w:t xml:space="preserve">Pre-IDA21</w:t>
+            </w:r>
+          </w:p>
+        </w:tc>
+      </w:tr>
+      <w:tr>
+        <w:tc>
+          <w:tcPr/>
+          <w:p>
+            <w:pPr>
+              <w:pStyle w:val="Compact"/>
+              <w:jc w:val="left"/>
+            </w:pPr>
+            <w:r>
+              <w:t xml:space="preserve">Kingdom of Eswatini</w:t>
+            </w:r>
+          </w:p>
+        </w:tc>
+        <w:tc>
+          <w:tcPr/>
+          <w:p>
+            <w:pPr>
+              <w:pStyle w:val="Compact"/>
+              <w:jc w:val="left"/>
+            </w:pPr>
+            <w:r>
+              <w:t xml:space="preserve">Pre-IDA21</w:t>
+            </w:r>
+          </w:p>
+        </w:tc>
+      </w:tr>
+      <w:tr>
+        <w:tc>
+          <w:tcPr/>
+          <w:p>
+            <w:pPr>
+              <w:pStyle w:val="Compact"/>
+              <w:jc w:val="left"/>
+            </w:pPr>
+            <w:r>
+              <w:t xml:space="preserve">Kingdom of Lesotho</w:t>
+            </w:r>
+          </w:p>
+        </w:tc>
+        <w:tc>
+          <w:tcPr/>
+          <w:p>
+            <w:pPr>
+              <w:pStyle w:val="Compact"/>
+              <w:jc w:val="left"/>
+            </w:pPr>
+            <w:r>
+              <w:t xml:space="preserve">Pre-IDA21</w:t>
+            </w:r>
+          </w:p>
+        </w:tc>
+      </w:tr>
+      <w:tr>
+        <w:tc>
+          <w:tcPr/>
+          <w:p>
+            <w:pPr>
+              <w:pStyle w:val="Compact"/>
+              <w:jc w:val="left"/>
+            </w:pPr>
+            <w:r>
+              <w:t xml:space="preserve">Republic of Cameroon</w:t>
+            </w:r>
+          </w:p>
+        </w:tc>
+        <w:tc>
+          <w:tcPr/>
+          <w:p>
+            <w:pPr>
+              <w:pStyle w:val="Compact"/>
+              <w:jc w:val="left"/>
+            </w:pPr>
+            <w:r>
+              <w:t xml:space="preserve">Pre-IDA21</w:t>
+            </w:r>
+          </w:p>
+        </w:tc>
+      </w:tr>
+      <w:tr>
+        <w:tc>
+          <w:tcPr/>
+          <w:p>
+            <w:pPr>
+              <w:pStyle w:val="Compact"/>
+              <w:jc w:val="left"/>
+            </w:pPr>
+            <w:r>
+              <w:t xml:space="preserve">Republic of Ghana</w:t>
+            </w:r>
+          </w:p>
+        </w:tc>
+        <w:tc>
+          <w:tcPr/>
+          <w:p>
+            <w:pPr>
+              <w:pStyle w:val="Compact"/>
+              <w:jc w:val="left"/>
+            </w:pPr>
+            <w:r>
+              <w:t xml:space="preserve">Pre-IDA21</w:t>
+            </w:r>
+          </w:p>
+        </w:tc>
+      </w:tr>
+      <w:tr>
+        <w:tc>
+          <w:tcPr/>
+          <w:p>
+            <w:pPr>
+              <w:pStyle w:val="Compact"/>
+              <w:jc w:val="left"/>
+            </w:pPr>
+            <w:r>
+              <w:t xml:space="preserve">Republic of Kenya</w:t>
+            </w:r>
+          </w:p>
+        </w:tc>
+        <w:tc>
+          <w:tcPr/>
+          <w:p>
+            <w:pPr>
+              <w:pStyle w:val="Compact"/>
+              <w:jc w:val="left"/>
+            </w:pPr>
+            <w:r>
+              <w:t xml:space="preserve">Pre-IDA21</w:t>
+            </w:r>
+          </w:p>
+        </w:tc>
+      </w:tr>
+      <w:tr>
+        <w:tc>
+          <w:tcPr/>
+          <w:p>
+            <w:pPr>
+              <w:pStyle w:val="Compact"/>
+              <w:jc w:val="left"/>
+            </w:pPr>
+            <w:r>
+              <w:t xml:space="preserve">Republic of Malawi</w:t>
+            </w:r>
+          </w:p>
+        </w:tc>
+        <w:tc>
+          <w:tcPr/>
+          <w:p>
+            <w:pPr>
+              <w:pStyle w:val="Compact"/>
+              <w:jc w:val="left"/>
+            </w:pPr>
+            <w:r>
+              <w:t xml:space="preserve">Pre-IDA21</w:t>
+            </w:r>
+          </w:p>
+        </w:tc>
+      </w:tr>
+      <w:tr>
+        <w:tc>
+          <w:tcPr/>
+          <w:p>
+            <w:pPr>
+              <w:pStyle w:val="Compact"/>
+              <w:jc w:val="left"/>
+            </w:pPr>
+            <w:r>
+              <w:t xml:space="preserve">Republic of Niger</w:t>
+            </w:r>
+          </w:p>
+        </w:tc>
+        <w:tc>
+          <w:tcPr/>
+          <w:p>
+            <w:pPr>
+              <w:pStyle w:val="Compact"/>
+              <w:jc w:val="left"/>
+            </w:pPr>
+            <w:r>
+              <w:t xml:space="preserve">Pre-IDA21</w:t>
+            </w:r>
+          </w:p>
+        </w:tc>
+      </w:tr>
+      <w:tr>
+        <w:tc>
+          <w:tcPr/>
+          <w:p>
+            <w:pPr>
+              <w:pStyle w:val="Compact"/>
+              <w:jc w:val="left"/>
+            </w:pPr>
+            <w:r>
+              <w:t xml:space="preserve">Republic of Senegal</w:t>
+            </w:r>
+          </w:p>
+        </w:tc>
+        <w:tc>
+          <w:tcPr/>
+          <w:p>
+            <w:pPr>
+              <w:pStyle w:val="Compact"/>
+              <w:jc w:val="left"/>
+            </w:pPr>
+            <w:r>
+              <w:t xml:space="preserve">Pre-IDA21</w:t>
+            </w:r>
+          </w:p>
+        </w:tc>
+      </w:tr>
+      <w:tr>
+        <w:tc>
+          <w:tcPr/>
+          <w:p>
+            <w:pPr>
+              <w:pStyle w:val="Compact"/>
+              <w:jc w:val="left"/>
+            </w:pPr>
+            <w:r>
+              <w:t xml:space="preserve">Republic of Sierra Leone</w:t>
+            </w:r>
+          </w:p>
+        </w:tc>
+        <w:tc>
+          <w:tcPr/>
+          <w:p>
+            <w:pPr>
+              <w:pStyle w:val="Compact"/>
+              <w:jc w:val="left"/>
+            </w:pPr>
+            <w:r>
+              <w:t xml:space="preserve">Pre-IDA21</w:t>
+            </w:r>
+          </w:p>
+        </w:tc>
+      </w:tr>
+      <w:tr>
+        <w:tc>
+          <w:tcPr/>
+          <w:p>
+            <w:pPr>
+              <w:pStyle w:val="Compact"/>
+              <w:jc w:val="left"/>
+            </w:pPr>
+            <w:r>
+              <w:t xml:space="preserve">Republic of South Sudan</w:t>
+            </w:r>
+          </w:p>
+        </w:tc>
+        <w:tc>
+          <w:tcPr/>
+          <w:p>
+            <w:pPr>
+              <w:pStyle w:val="Compact"/>
+              <w:jc w:val="left"/>
+            </w:pPr>
+            <w:r>
+              <w:t xml:space="preserve">Pre-IDA21</w:t>
+            </w:r>
+          </w:p>
+        </w:tc>
+      </w:tr>
+      <w:tr>
+        <w:tc>
+          <w:tcPr/>
+          <w:p>
+            <w:pPr>
+              <w:pStyle w:val="Compact"/>
+              <w:jc w:val="left"/>
+            </w:pPr>
+            <w:r>
+              <w:t xml:space="preserve">Republic of Togo</w:t>
+            </w:r>
+          </w:p>
+        </w:tc>
+        <w:tc>
+          <w:tcPr/>
+          <w:p>
+            <w:pPr>
+              <w:pStyle w:val="Compact"/>
+              <w:jc w:val="left"/>
+            </w:pPr>
+            <w:r>
+              <w:t xml:space="preserve">Pre-IDA21</w:t>
+            </w:r>
+          </w:p>
+        </w:tc>
+      </w:tr>
+      <w:tr>
+        <w:tc>
+          <w:tcPr/>
+          <w:p>
+            <w:pPr>
+              <w:pStyle w:val="Compact"/>
+              <w:jc w:val="left"/>
+            </w:pPr>
+            <w:r>
+              <w:t xml:space="preserve">Republic of Uzbekistan</w:t>
+            </w:r>
+          </w:p>
+        </w:tc>
+        <w:tc>
+          <w:tcPr/>
+          <w:p>
+            <w:pPr>
+              <w:pStyle w:val="Compact"/>
+              <w:jc w:val="left"/>
+            </w:pPr>
+            <w:r>
+              <w:t xml:space="preserve">Pre-IDA21</w:t>
+            </w:r>
+          </w:p>
+        </w:tc>
+      </w:tr>
+      <w:tr>
+        <w:tc>
+          <w:tcPr/>
+          <w:p>
+            <w:pPr>
+              <w:pStyle w:val="Compact"/>
+              <w:jc w:val="left"/>
+            </w:pPr>
+            <w:r>
+              <w:t xml:space="preserve">Republic of Yemen</w:t>
+            </w:r>
+          </w:p>
+        </w:tc>
+        <w:tc>
+          <w:tcPr/>
+          <w:p>
+            <w:pPr>
+              <w:pStyle w:val="Compact"/>
+              <w:jc w:val="left"/>
+            </w:pPr>
+            <w:r>
+              <w:t xml:space="preserve">Pre-IDA21</w:t>
+            </w:r>
+          </w:p>
+        </w:tc>
+      </w:tr>
+      <w:tr>
+        <w:tc>
+          <w:tcPr/>
+          <w:p>
+            <w:pPr>
+              <w:pStyle w:val="Compact"/>
+              <w:jc w:val="left"/>
+            </w:pPr>
+            <w:r>
+              <w:t xml:space="preserve">Republic of Zambia</w:t>
+            </w:r>
+          </w:p>
+        </w:tc>
+        <w:tc>
+          <w:tcPr/>
+          <w:p>
+            <w:pPr>
+              <w:pStyle w:val="Compact"/>
+              <w:jc w:val="left"/>
+            </w:pPr>
+            <w:r>
+              <w:t xml:space="preserve">Pre-IDA21</w:t>
+            </w:r>
+          </w:p>
+        </w:tc>
+      </w:tr>
+      <w:tr>
+        <w:tc>
+          <w:tcPr/>
+          <w:p>
+            <w:pPr>
+              <w:pStyle w:val="Compact"/>
+              <w:jc w:val="left"/>
+            </w:pPr>
+            <w:r>
+              <w:t xml:space="preserve">United Republic of Tanzania</w:t>
+            </w:r>
+          </w:p>
+        </w:tc>
+        <w:tc>
+          <w:tcPr/>
+          <w:p>
+            <w:pPr>
+              <w:pStyle w:val="Compact"/>
+              <w:jc w:val="left"/>
+            </w:pPr>
+            <w:r>
+              <w:t xml:space="preserve">Pre-IDA21</w:t>
+            </w:r>
+          </w:p>
+        </w:tc>
+      </w:tr>
+    </w:tbl>
+    <w:p>
+      <w:pPr>
+        <w:pStyle w:val="BodyText"/>
+      </w:pPr>
+      <w:r>
+        <w:rPr>
+          <w:b/>
+          <w:bCs/>
+        </w:rPr>
+        <w:t xml:space="preserve">Note</w:t>
+      </w:r>
+      <w:r>
+        <w:t xml:space="preserve">: Where a country has operations across more than one IDA cycle, the most recent cycle is shown (IDA21, Pre-IDA21, and finally, Unassigned).</w:t>
+      </w:r>
+    </w:p>
+    <w:bookmarkEnd w:id="23"/>
+    <w:bookmarkStart w:id="24" w:name="project-list"/>
+    <w:p>
+      <w:pPr>
+        <w:pStyle w:val="Heading1"/>
+      </w:pPr>
+      <w:r>
+        <w:t xml:space="preserve">Project list</w:t>
+      </w:r>
+    </w:p>
+    <w:p>
+      <w:pPr>
+        <w:pStyle w:val="TableCaption"/>
+      </w:pPr>
+      <w:r>
+        <w:t xml:space="preserve">List of operations in the Governance IDA/Blend portfolio</w:t>
+      </w:r>
+    </w:p>
+    <w:tbl>
+      <w:tblPr>
+        <w:tblStyle w:val="Table"/>
+        <w:tblW w:type="pct" w:w="5000"/>
+        <w:tblLayout w:type="fixed"/>
+        <w:tblLook w:firstRow="1" w:lastRow="0" w:firstColumn="0" w:lastColumn="0" w:noHBand="0" w:noVBand="0" w:val="0020"/>
+        <w:tblCaption w:val="List of operations in the Governance IDA/Blend portfolio"/>
+      </w:tblPr>
+      <w:tblGrid>
+        <w:gridCol w:w="427"/>
+        <w:gridCol w:w="4503"/>
+        <w:gridCol w:w="1552"/>
+        <w:gridCol w:w="504"/>
+        <w:gridCol w:w="543"/>
+        <w:gridCol w:w="388"/>
+      </w:tblGrid>
+      <w:tr>
+        <w:trPr>
+          <w:tblHeader w:val="on"/>
+        </w:trPr>
+        <w:tc>
+          <w:tcPr/>
+          <w:p>
+            <w:pPr>
+              <w:pStyle w:val="Compact"/>
+              <w:jc w:val="left"/>
+            </w:pPr>
+            <w:r>
+              <w:t xml:space="preserve">Project ID</w:t>
+            </w:r>
+          </w:p>
+        </w:tc>
+        <w:tc>
+          <w:tcPr/>
+          <w:p>
+            <w:pPr>
+              <w:pStyle w:val="Compact"/>
+              <w:jc w:val="left"/>
+            </w:pPr>
+            <w:r>
+              <w:t xml:space="preserve">Project Name</w:t>
+            </w:r>
+          </w:p>
+        </w:tc>
+        <w:tc>
+          <w:tcPr/>
+          <w:p>
+            <w:pPr>
+              <w:pStyle w:val="Compact"/>
+              <w:jc w:val="left"/>
+            </w:pPr>
+            <w:r>
+              <w:t xml:space="preserve">Country</w:t>
+            </w:r>
+          </w:p>
+        </w:tc>
+        <w:tc>
+          <w:tcPr/>
+          <w:p>
+            <w:pPr>
+              <w:pStyle w:val="Compact"/>
+              <w:jc w:val="left"/>
+            </w:pPr>
+            <w:r>
+              <w:t xml:space="preserve">Product Line</w:t>
+            </w:r>
+          </w:p>
+        </w:tc>
+        <w:tc>
+          <w:tcPr/>
+          <w:p>
+            <w:pPr>
+              <w:pStyle w:val="Compact"/>
+              <w:jc w:val="left"/>
+            </w:pPr>
+            <w:r>
+              <w:t xml:space="preserve">Approval Year</w:t>
+            </w:r>
+          </w:p>
+        </w:tc>
+        <w:tc>
+          <w:tcPr/>
+          <w:p>
+            <w:pPr>
+              <w:pStyle w:val="Compact"/>
+              <w:jc w:val="left"/>
+            </w:pPr>
+            <w:r>
+              <w:t xml:space="preserve">IDA Cycle</w:t>
+            </w:r>
+          </w:p>
+        </w:tc>
+      </w:tr>
+      <w:tr>
+        <w:tc>
+          <w:tcPr/>
+          <w:p>
+            <w:pPr>
+              <w:pStyle w:val="Compact"/>
+              <w:jc w:val="left"/>
+            </w:pPr>
+            <w:r>
+              <w:t xml:space="preserve">P510862</w:t>
+            </w:r>
+          </w:p>
+        </w:tc>
+        <w:tc>
+          <w:tcPr/>
+          <w:p>
+            <w:pPr>
+              <w:pStyle w:val="Compact"/>
+              <w:jc w:val="left"/>
+            </w:pPr>
+            <w:r>
+              <w:t xml:space="preserve">Enhancing Public Financial Management through Information and Communication Technology and Skills (EFITS) 2 Project</w:t>
+            </w:r>
+          </w:p>
+        </w:tc>
+        <w:tc>
+          <w:tcPr/>
+          <w:p>
+            <w:pPr>
+              <w:pStyle w:val="Compact"/>
+              <w:jc w:val="left"/>
+            </w:pPr>
+            <w:r>
+              <w:t xml:space="preserve">Lao People’s Democratic Republic</w:t>
+            </w:r>
+          </w:p>
+        </w:tc>
+        <w:tc>
+          <w:tcPr/>
+          <w:p>
+            <w:pPr>
+              <w:pStyle w:val="Compact"/>
+              <w:jc w:val="left"/>
+            </w:pPr>
+            <w:r>
+              <w:t xml:space="preserve">Lending</w:t>
+            </w:r>
+          </w:p>
+        </w:tc>
+        <w:tc>
+          <w:tcPr/>
+          <w:p>
+            <w:pPr>
+              <w:pStyle w:val="Compact"/>
+              <w:jc w:val="left"/>
+            </w:pPr>
+            <w:r>
+              <w:t xml:space="preserve">2026</w:t>
+            </w:r>
+          </w:p>
+        </w:tc>
+        <w:tc>
+          <w:tcPr/>
+          <w:p>
+            <w:pPr>
+              <w:pStyle w:val="Compact"/>
+              <w:jc w:val="left"/>
+            </w:pPr>
+            <w:r>
+              <w:t xml:space="preserve">IDA21</w:t>
+            </w:r>
+          </w:p>
+        </w:tc>
+      </w:tr>
+      <w:tr>
+        <w:tc>
+          <w:tcPr/>
+          <w:p>
+            <w:pPr>
+              <w:pStyle w:val="Compact"/>
+              <w:jc w:val="left"/>
+            </w:pPr>
+            <w:r>
+              <w:t xml:space="preserve">P513657</w:t>
+            </w:r>
+          </w:p>
+        </w:tc>
+        <w:tc>
+          <w:tcPr/>
+          <w:p>
+            <w:pPr>
+              <w:pStyle w:val="Compact"/>
+              <w:jc w:val="left"/>
+            </w:pPr>
+            <w:r>
+              <w:t xml:space="preserve">Sovereign Wealth Fund Options to Support Macro-Fiscal Stability and Sustainable Development in Guinea</w:t>
+            </w:r>
+          </w:p>
+        </w:tc>
+        <w:tc>
+          <w:tcPr/>
+          <w:p>
+            <w:pPr>
+              <w:pStyle w:val="Compact"/>
+              <w:jc w:val="left"/>
+            </w:pPr>
+            <w:r>
+              <w:t xml:space="preserve">Republic of Guinea</w:t>
+            </w:r>
+          </w:p>
+        </w:tc>
+        <w:tc>
+          <w:tcPr/>
+          <w:p>
+            <w:pPr>
+              <w:pStyle w:val="Compact"/>
+              <w:jc w:val="left"/>
+            </w:pPr>
+            <w:r>
+              <w:t xml:space="preserve">ASA</w:t>
+            </w:r>
+          </w:p>
+        </w:tc>
+        <w:tc>
+          <w:tcPr/>
+          <w:p>
+            <w:pPr>
+              <w:pStyle w:val="Compact"/>
+              <w:jc w:val="left"/>
+            </w:pPr>
+            <w:r>
+              <w:t xml:space="preserve">2026</w:t>
+            </w:r>
+          </w:p>
+        </w:tc>
+        <w:tc>
+          <w:tcPr/>
+          <w:p>
+            <w:pPr>
+              <w:pStyle w:val="Compact"/>
+              <w:jc w:val="left"/>
+            </w:pPr>
+            <w:r>
+              <w:t xml:space="preserve">IDA21</w:t>
+            </w:r>
+          </w:p>
+        </w:tc>
+      </w:tr>
+      <w:tr>
+        <w:tc>
+          <w:tcPr/>
+          <w:p>
+            <w:pPr>
+              <w:pStyle w:val="Compact"/>
+              <w:jc w:val="left"/>
+            </w:pPr>
+            <w:r>
+              <w:t xml:space="preserve">P511035</w:t>
+            </w:r>
+          </w:p>
+        </w:tc>
+        <w:tc>
+          <w:tcPr/>
+          <w:p>
+            <w:pPr>
+              <w:pStyle w:val="Compact"/>
+              <w:jc w:val="left"/>
+            </w:pPr>
+            <w:r>
+              <w:t xml:space="preserve">Optimization of Public Finance Management in Honduras</w:t>
+            </w:r>
+          </w:p>
+        </w:tc>
+        <w:tc>
+          <w:tcPr/>
+          <w:p>
+            <w:pPr>
+              <w:pStyle w:val="Compact"/>
+              <w:jc w:val="left"/>
+            </w:pPr>
+            <w:r>
+              <w:t xml:space="preserve">Republic of Honduras</w:t>
+            </w:r>
+          </w:p>
+        </w:tc>
+        <w:tc>
+          <w:tcPr/>
+          <w:p>
+            <w:pPr>
+              <w:pStyle w:val="Compact"/>
+              <w:jc w:val="left"/>
+            </w:pPr>
+            <w:r>
+              <w:t xml:space="preserve">Lending</w:t>
+            </w:r>
+          </w:p>
+        </w:tc>
+        <w:tc>
+          <w:tcPr/>
+          <w:p>
+            <w:pPr>
+              <w:pStyle w:val="Compact"/>
+              <w:jc w:val="left"/>
+            </w:pPr>
+            <w:r>
+              <w:t xml:space="preserve">2026</w:t>
+            </w:r>
+          </w:p>
+        </w:tc>
+        <w:tc>
+          <w:tcPr/>
+          <w:p>
+            <w:pPr>
+              <w:pStyle w:val="Compact"/>
+              <w:jc w:val="left"/>
+            </w:pPr>
+            <w:r>
+              <w:t xml:space="preserve">IDA21</w:t>
+            </w:r>
+          </w:p>
+        </w:tc>
+      </w:tr>
+      <w:tr>
+        <w:tc>
+          <w:tcPr/>
+          <w:p>
+            <w:pPr>
+              <w:pStyle w:val="Compact"/>
+              <w:jc w:val="left"/>
+            </w:pPr>
+            <w:r>
+              <w:t xml:space="preserve">P507538</w:t>
+            </w:r>
+          </w:p>
+        </w:tc>
+        <w:tc>
+          <w:tcPr/>
+          <w:p>
+            <w:pPr>
+              <w:pStyle w:val="Compact"/>
+              <w:jc w:val="left"/>
+            </w:pPr>
+            <w:r>
+              <w:t xml:space="preserve">Revenue Improvement and Spending Efficiency Program-for-Results Operation</w:t>
+            </w:r>
+          </w:p>
+        </w:tc>
+        <w:tc>
+          <w:tcPr/>
+          <w:p>
+            <w:pPr>
+              <w:pStyle w:val="Compact"/>
+              <w:jc w:val="left"/>
+            </w:pPr>
+            <w:r>
+              <w:t xml:space="preserve">Republic of Rwanda</w:t>
+            </w:r>
+          </w:p>
+        </w:tc>
+        <w:tc>
+          <w:tcPr/>
+          <w:p>
+            <w:pPr>
+              <w:pStyle w:val="Compact"/>
+              <w:jc w:val="left"/>
+            </w:pPr>
+            <w:r>
+              <w:t xml:space="preserve">Lending</w:t>
+            </w:r>
+          </w:p>
+        </w:tc>
+        <w:tc>
+          <w:tcPr/>
+          <w:p>
+            <w:pPr>
+              <w:pStyle w:val="Compact"/>
+              <w:jc w:val="left"/>
+            </w:pPr>
+            <w:r>
+              <w:t xml:space="preserve">2026</w:t>
+            </w:r>
+          </w:p>
+        </w:tc>
+        <w:tc>
+          <w:tcPr/>
+          <w:p>
+            <w:pPr>
+              <w:pStyle w:val="Compact"/>
+              <w:jc w:val="left"/>
+            </w:pPr>
+            <w:r>
+              <w:t xml:space="preserve">IDA21</w:t>
+            </w:r>
+          </w:p>
+        </w:tc>
+      </w:tr>
+      <w:tr>
+        <w:tc>
+          <w:tcPr/>
+          <w:p>
+            <w:pPr>
+              <w:pStyle w:val="Compact"/>
+              <w:jc w:val="left"/>
+            </w:pPr>
+            <w:r>
+              <w:t xml:space="preserve">P515209</w:t>
+            </w:r>
+          </w:p>
+        </w:tc>
+        <w:tc>
+          <w:tcPr/>
+          <w:p>
+            <w:pPr>
+              <w:pStyle w:val="Compact"/>
+              <w:jc w:val="left"/>
+            </w:pPr>
+            <w:r>
+              <w:t xml:space="preserve">Tajikistan Public Expenditure and Financial Accountability Assessments 2026</w:t>
+            </w:r>
+          </w:p>
+        </w:tc>
+        <w:tc>
+          <w:tcPr/>
+          <w:p>
+            <w:pPr>
+              <w:pStyle w:val="Compact"/>
+              <w:jc w:val="left"/>
+            </w:pPr>
+            <w:r>
+              <w:t xml:space="preserve">Republic of Tajikistan</w:t>
+            </w:r>
+          </w:p>
+        </w:tc>
+        <w:tc>
+          <w:tcPr/>
+          <w:p>
+            <w:pPr>
+              <w:pStyle w:val="Compact"/>
+              <w:jc w:val="left"/>
+            </w:pPr>
+            <w:r>
+              <w:t xml:space="preserve">ASA</w:t>
+            </w:r>
+          </w:p>
+        </w:tc>
+        <w:tc>
+          <w:tcPr/>
+          <w:p>
+            <w:pPr>
+              <w:pStyle w:val="Compact"/>
+              <w:jc w:val="left"/>
+            </w:pPr>
+            <w:r>
+              <w:t xml:space="preserve">2026</w:t>
+            </w:r>
+          </w:p>
+        </w:tc>
+        <w:tc>
+          <w:tcPr/>
+          <w:p>
+            <w:pPr>
+              <w:pStyle w:val="Compact"/>
+              <w:jc w:val="left"/>
+            </w:pPr>
+            <w:r>
+              <w:t xml:space="preserve">IDA21</w:t>
+            </w:r>
+          </w:p>
+        </w:tc>
+      </w:tr>
+      <w:tr>
+        <w:tc>
+          <w:tcPr/>
+          <w:p>
+            <w:pPr>
+              <w:pStyle w:val="Compact"/>
+              <w:jc w:val="left"/>
+            </w:pPr>
+            <w:r>
+              <w:t xml:space="preserve">P511206</w:t>
+            </w:r>
+          </w:p>
+        </w:tc>
+        <w:tc>
+          <w:tcPr/>
+          <w:p>
+            <w:pPr>
+              <w:pStyle w:val="Compact"/>
+              <w:jc w:val="left"/>
+            </w:pPr>
+            <w:r>
+              <w:t xml:space="preserve">Uganda Strengthening Public Investment and Asset Management for Growth and Resilience Operation (PIM Plus)</w:t>
+            </w:r>
+          </w:p>
+        </w:tc>
+        <w:tc>
+          <w:tcPr/>
+          <w:p>
+            <w:pPr>
+              <w:pStyle w:val="Compact"/>
+              <w:jc w:val="left"/>
+            </w:pPr>
+            <w:r>
+              <w:t xml:space="preserve">Republic of Uganda</w:t>
+            </w:r>
+          </w:p>
+        </w:tc>
+        <w:tc>
+          <w:tcPr/>
+          <w:p>
+            <w:pPr>
+              <w:pStyle w:val="Compact"/>
+              <w:jc w:val="left"/>
+            </w:pPr>
+            <w:r>
+              <w:t xml:space="preserve">Lending</w:t>
+            </w:r>
+          </w:p>
+        </w:tc>
+        <w:tc>
+          <w:tcPr/>
+          <w:p>
+            <w:pPr>
+              <w:pStyle w:val="Compact"/>
+              <w:jc w:val="left"/>
+            </w:pPr>
+            <w:r>
+              <w:t xml:space="preserve">2026</w:t>
+            </w:r>
+          </w:p>
+        </w:tc>
+        <w:tc>
+          <w:tcPr/>
+          <w:p>
+            <w:pPr>
+              <w:pStyle w:val="Compact"/>
+              <w:jc w:val="left"/>
+            </w:pPr>
+            <w:r>
+              <w:t xml:space="preserve">IDA21</w:t>
+            </w:r>
+          </w:p>
+        </w:tc>
+      </w:tr>
+      <w:tr>
+        <w:tc>
+          <w:tcPr/>
+          <w:p>
+            <w:pPr>
+              <w:pStyle w:val="Compact"/>
+              <w:jc w:val="left"/>
+            </w:pPr>
+            <w:r>
+              <w:t xml:space="preserve">P511808</w:t>
+            </w:r>
+          </w:p>
+        </w:tc>
+        <w:tc>
+          <w:tcPr/>
+          <w:p>
+            <w:pPr>
+              <w:pStyle w:val="Compact"/>
+              <w:jc w:val="left"/>
+            </w:pPr>
+            <w:r>
+              <w:t xml:space="preserve">Zimbabwe Institutions Advisory Support</w:t>
+            </w:r>
+          </w:p>
+        </w:tc>
+        <w:tc>
+          <w:tcPr/>
+          <w:p>
+            <w:pPr>
+              <w:pStyle w:val="Compact"/>
+              <w:jc w:val="left"/>
+            </w:pPr>
+            <w:r>
+              <w:t xml:space="preserve">Republic of Zimbabwe</w:t>
+            </w:r>
+          </w:p>
+        </w:tc>
+        <w:tc>
+          <w:tcPr/>
+          <w:p>
+            <w:pPr>
+              <w:pStyle w:val="Compact"/>
+              <w:jc w:val="left"/>
+            </w:pPr>
+            <w:r>
+              <w:t xml:space="preserve">ASA</w:t>
+            </w:r>
+          </w:p>
+        </w:tc>
+        <w:tc>
+          <w:tcPr/>
+          <w:p>
+            <w:pPr>
+              <w:pStyle w:val="Compact"/>
+              <w:jc w:val="left"/>
+            </w:pPr>
+            <w:r>
+              <w:t xml:space="preserve">2025</w:t>
+            </w:r>
+          </w:p>
+        </w:tc>
+        <w:tc>
+          <w:tcPr/>
+          <w:p>
+            <w:pPr>
+              <w:pStyle w:val="Compact"/>
+              <w:jc w:val="left"/>
+            </w:pPr>
+            <w:r>
+              <w:t xml:space="preserve">IDA21</w:t>
+            </w:r>
+          </w:p>
+        </w:tc>
+      </w:tr>
+      <w:tr>
+        <w:tc>
+          <w:tcPr/>
+          <w:p>
+            <w:pPr>
+              <w:pStyle w:val="Compact"/>
+              <w:jc w:val="left"/>
+            </w:pPr>
+            <w:r>
+              <w:t xml:space="preserve">P510280</w:t>
+            </w:r>
+          </w:p>
+        </w:tc>
+        <w:tc>
+          <w:tcPr/>
+          <w:p>
+            <w:pPr>
+              <w:pStyle w:val="Compact"/>
+              <w:jc w:val="left"/>
+            </w:pPr>
+            <w:r>
+              <w:t xml:space="preserve">Strengthening Public Financial Management II Project</w:t>
+            </w:r>
+          </w:p>
+        </w:tc>
+        <w:tc>
+          <w:tcPr/>
+          <w:p>
+            <w:pPr>
+              <w:pStyle w:val="Compact"/>
+              <w:jc w:val="left"/>
+            </w:pPr>
+            <w:r>
+              <w:t xml:space="preserve">Republic of the Marshall Islands</w:t>
+            </w:r>
+          </w:p>
+        </w:tc>
+        <w:tc>
+          <w:tcPr/>
+          <w:p>
+            <w:pPr>
+              <w:pStyle w:val="Compact"/>
+              <w:jc w:val="left"/>
+            </w:pPr>
+            <w:r>
+              <w:t xml:space="preserve">Lending</w:t>
+            </w:r>
+          </w:p>
+        </w:tc>
+        <w:tc>
+          <w:tcPr/>
+          <w:p>
+            <w:pPr>
+              <w:pStyle w:val="Compact"/>
+              <w:jc w:val="left"/>
+            </w:pPr>
+            <w:r>
+              <w:t xml:space="preserve">2026</w:t>
+            </w:r>
+          </w:p>
+        </w:tc>
+        <w:tc>
+          <w:tcPr/>
+          <w:p>
+            <w:pPr>
+              <w:pStyle w:val="Compact"/>
+              <w:jc w:val="left"/>
+            </w:pPr>
+            <w:r>
+              <w:t xml:space="preserve">IDA21</w:t>
+            </w:r>
+          </w:p>
+        </w:tc>
+      </w:tr>
+      <w:tr>
+        <w:tc>
+          <w:tcPr/>
+          <w:p>
+            <w:pPr>
+              <w:pStyle w:val="Compact"/>
+              <w:jc w:val="left"/>
+            </w:pPr>
+            <w:r>
+              <w:t xml:space="preserve">P512516</w:t>
+            </w:r>
+          </w:p>
+        </w:tc>
+        <w:tc>
+          <w:tcPr/>
+          <w:p>
+            <w:pPr>
+              <w:pStyle w:val="Compact"/>
+              <w:jc w:val="left"/>
+            </w:pPr>
+            <w:r>
+              <w:t xml:space="preserve">Syria Public Financial Management Capacity Strengthening Project</w:t>
+            </w:r>
+          </w:p>
+        </w:tc>
+        <w:tc>
+          <w:tcPr/>
+          <w:p>
+            <w:pPr>
+              <w:pStyle w:val="Compact"/>
+              <w:jc w:val="left"/>
+            </w:pPr>
+            <w:r>
+              <w:t xml:space="preserve">Syrian Arab Republic</w:t>
+            </w:r>
+          </w:p>
+        </w:tc>
+        <w:tc>
+          <w:tcPr/>
+          <w:p>
+            <w:pPr>
+              <w:pStyle w:val="Compact"/>
+              <w:jc w:val="left"/>
+            </w:pPr>
+            <w:r>
+              <w:t xml:space="preserve">Lending</w:t>
+            </w:r>
+          </w:p>
+        </w:tc>
+        <w:tc>
+          <w:tcPr/>
+          <w:p>
+            <w:pPr>
+              <w:pStyle w:val="Compact"/>
+              <w:jc w:val="left"/>
+            </w:pPr>
+            <w:r>
+              <w:t xml:space="preserve">2026</w:t>
+            </w:r>
+          </w:p>
+        </w:tc>
+        <w:tc>
+          <w:tcPr/>
+          <w:p>
+            <w:pPr>
+              <w:pStyle w:val="Compact"/>
+              <w:jc w:val="left"/>
+            </w:pPr>
+            <w:r>
+              <w:t xml:space="preserve">IDA21</w:t>
+            </w:r>
+          </w:p>
+        </w:tc>
+      </w:tr>
+      <w:tr>
+        <w:tc>
+          <w:tcPr/>
+          <w:p>
+            <w:pPr>
+              <w:pStyle w:val="Compact"/>
+              <w:jc w:val="left"/>
+            </w:pPr>
+            <w:r>
+              <w:t xml:space="preserve">P512679</w:t>
+            </w:r>
+          </w:p>
+        </w:tc>
+        <w:tc>
+          <w:tcPr/>
+          <w:p>
+            <w:pPr>
+              <w:pStyle w:val="Compact"/>
+              <w:jc w:val="left"/>
+            </w:pPr>
+            <w:r>
+              <w:t xml:space="preserve">SPF: Foundations for restoring Syria’s public financial management systems.</w:t>
+            </w:r>
+          </w:p>
+        </w:tc>
+        <w:tc>
+          <w:tcPr/>
+          <w:p>
+            <w:pPr>
+              <w:pStyle w:val="Compact"/>
+              <w:jc w:val="left"/>
+            </w:pPr>
+            <w:r>
+              <w:t xml:space="preserve">Syrian Arab Republic</w:t>
+            </w:r>
+          </w:p>
+        </w:tc>
+        <w:tc>
+          <w:tcPr/>
+          <w:p>
+            <w:pPr>
+              <w:pStyle w:val="Compact"/>
+              <w:jc w:val="left"/>
+            </w:pPr>
+            <w:r>
+              <w:t xml:space="preserve">ASA</w:t>
+            </w:r>
+          </w:p>
+        </w:tc>
+        <w:tc>
+          <w:tcPr/>
+          <w:p>
+            <w:pPr>
+              <w:pStyle w:val="Compact"/>
+              <w:jc w:val="left"/>
+            </w:pPr>
+            <w:r>
+              <w:t xml:space="preserve">2025</w:t>
+            </w:r>
+          </w:p>
+        </w:tc>
+        <w:tc>
+          <w:tcPr/>
+          <w:p>
+            <w:pPr>
+              <w:pStyle w:val="Compact"/>
+              <w:jc w:val="left"/>
+            </w:pPr>
+            <w:r>
+              <w:t xml:space="preserve">IDA21</w:t>
+            </w:r>
+          </w:p>
+        </w:tc>
+      </w:tr>
+      <w:tr>
+        <w:tc>
+          <w:tcPr/>
+          <w:p>
+            <w:pPr>
+              <w:pStyle w:val="Compact"/>
+              <w:jc w:val="left"/>
+            </w:pPr>
+            <w:r>
+              <w:t xml:space="preserve">P177875</w:t>
+            </w:r>
+          </w:p>
+        </w:tc>
+        <w:tc>
+          <w:tcPr/>
+          <w:p>
+            <w:pPr>
+              <w:pStyle w:val="Compact"/>
+              <w:jc w:val="left"/>
+            </w:pPr>
+            <w:r>
+              <w:t xml:space="preserve">Burkina Faso Local Governance for Basic Services &amp; Resilience Program</w:t>
+            </w:r>
+          </w:p>
+        </w:tc>
+        <w:tc>
+          <w:tcPr/>
+          <w:p>
+            <w:pPr>
+              <w:pStyle w:val="Compact"/>
+              <w:jc w:val="left"/>
+            </w:pPr>
+            <w:r>
+              <w:t xml:space="preserve">Burkina Faso</w:t>
+            </w:r>
+          </w:p>
+        </w:tc>
+        <w:tc>
+          <w:tcPr/>
+          <w:p>
+            <w:pPr>
+              <w:pStyle w:val="Compact"/>
+              <w:jc w:val="left"/>
+            </w:pPr>
+            <w:r>
+              <w:t xml:space="preserve">Lending</w:t>
+            </w:r>
+          </w:p>
+        </w:tc>
+        <w:tc>
+          <w:tcPr/>
+          <w:p>
+            <w:pPr>
+              <w:pStyle w:val="Compact"/>
+              <w:jc w:val="left"/>
+            </w:pPr>
+            <w:r>
+              <w:t xml:space="preserve">2023</w:t>
+            </w:r>
+          </w:p>
+        </w:tc>
+        <w:tc>
+          <w:tcPr/>
+          <w:p>
+            <w:pPr>
+              <w:pStyle w:val="Compact"/>
+              <w:jc w:val="left"/>
+            </w:pPr>
+            <w:r>
+              <w:t xml:space="preserve">Pre-IDA21</w:t>
+            </w:r>
+          </w:p>
+        </w:tc>
+      </w:tr>
+      <w:tr>
+        <w:tc>
+          <w:tcPr/>
+          <w:p>
+            <w:pPr>
+              <w:pStyle w:val="Compact"/>
+              <w:jc w:val="left"/>
+            </w:pPr>
+            <w:r>
+              <w:t xml:space="preserve">P174620</w:t>
+            </w:r>
+          </w:p>
+        </w:tc>
+        <w:tc>
+          <w:tcPr/>
+          <w:p>
+            <w:pPr>
+              <w:pStyle w:val="Compact"/>
+              <w:jc w:val="left"/>
+            </w:pPr>
+            <w:r>
+              <w:t xml:space="preserve">CAR- Public Sector Digital Governance Project</w:t>
+            </w:r>
+          </w:p>
+        </w:tc>
+        <w:tc>
+          <w:tcPr/>
+          <w:p>
+            <w:pPr>
+              <w:pStyle w:val="Compact"/>
+              <w:jc w:val="left"/>
+            </w:pPr>
+            <w:r>
+              <w:t xml:space="preserve">Central African Republic</w:t>
+            </w:r>
+          </w:p>
+        </w:tc>
+        <w:tc>
+          <w:tcPr/>
+          <w:p>
+            <w:pPr>
+              <w:pStyle w:val="Compact"/>
+              <w:jc w:val="left"/>
+            </w:pPr>
+            <w:r>
+              <w:t xml:space="preserve">Lending</w:t>
+            </w:r>
+          </w:p>
+        </w:tc>
+        <w:tc>
+          <w:tcPr/>
+          <w:p>
+            <w:pPr>
+              <w:pStyle w:val="Compact"/>
+              <w:jc w:val="left"/>
+            </w:pPr>
+            <w:r>
+              <w:t xml:space="preserve">2022</w:t>
+            </w:r>
+          </w:p>
+        </w:tc>
+        <w:tc>
+          <w:tcPr/>
+          <w:p>
+            <w:pPr>
+              <w:pStyle w:val="Compact"/>
+              <w:jc w:val="left"/>
+            </w:pPr>
+            <w:r>
+              <w:t xml:space="preserve">Pre-IDA21</w:t>
+            </w:r>
+          </w:p>
+        </w:tc>
+      </w:tr>
+      <w:tr>
+        <w:tc>
+          <w:tcPr/>
+          <w:p>
+            <w:pPr>
+              <w:pStyle w:val="Compact"/>
+              <w:jc w:val="left"/>
+            </w:pPr>
+            <w:r>
+              <w:t xml:space="preserve">P501950</w:t>
+            </w:r>
+          </w:p>
+        </w:tc>
+        <w:tc>
+          <w:tcPr/>
+          <w:p>
+            <w:pPr>
+              <w:pStyle w:val="Compact"/>
+              <w:jc w:val="left"/>
+            </w:pPr>
+            <w:r>
+              <w:t xml:space="preserve">Timor-Leste Institutions PASA</w:t>
+            </w:r>
+          </w:p>
+        </w:tc>
+        <w:tc>
+          <w:tcPr/>
+          <w:p>
+            <w:pPr>
+              <w:pStyle w:val="Compact"/>
+              <w:jc w:val="left"/>
+            </w:pPr>
+            <w:r>
+              <w:t xml:space="preserve">Democratic Republic of Timor-Leste</w:t>
+            </w:r>
+          </w:p>
+        </w:tc>
+        <w:tc>
+          <w:tcPr/>
+          <w:p>
+            <w:pPr>
+              <w:pStyle w:val="Compact"/>
+              <w:jc w:val="left"/>
+            </w:pPr>
+            <w:r>
+              <w:t xml:space="preserve">ASA</w:t>
+            </w:r>
+          </w:p>
+        </w:tc>
+        <w:tc>
+          <w:tcPr/>
+          <w:p>
+            <w:pPr>
+              <w:pStyle w:val="Compact"/>
+              <w:jc w:val="left"/>
+            </w:pPr>
+            <w:r>
+              <w:t xml:space="preserve">2025</w:t>
+            </w:r>
+          </w:p>
+        </w:tc>
+        <w:tc>
+          <w:tcPr/>
+          <w:p>
+            <w:pPr>
+              <w:pStyle w:val="Compact"/>
+              <w:jc w:val="left"/>
+            </w:pPr>
+            <w:r>
+              <w:t xml:space="preserve">Pre-IDA21</w:t>
+            </w:r>
+          </w:p>
+        </w:tc>
+      </w:tr>
+      <w:tr>
+        <w:tc>
+          <w:tcPr/>
+          <w:p>
+            <w:pPr>
+              <w:pStyle w:val="Compact"/>
+              <w:jc w:val="left"/>
+            </w:pPr>
+            <w:r>
+              <w:t xml:space="preserve">P179405</w:t>
+            </w:r>
+          </w:p>
+        </w:tc>
+        <w:tc>
+          <w:tcPr/>
+          <w:p>
+            <w:pPr>
+              <w:pStyle w:val="Compact"/>
+              <w:jc w:val="left"/>
+            </w:pPr>
+            <w:r>
+              <w:t xml:space="preserve">Ethiopia Governance Advisory and Technical Support</w:t>
+            </w:r>
+          </w:p>
+        </w:tc>
+        <w:tc>
+          <w:tcPr/>
+          <w:p>
+            <w:pPr>
+              <w:pStyle w:val="Compact"/>
+              <w:jc w:val="left"/>
+            </w:pPr>
+            <w:r>
+              <w:t xml:space="preserve">Federal Democratic Republic of Ethiopia</w:t>
+            </w:r>
+          </w:p>
+        </w:tc>
+        <w:tc>
+          <w:tcPr/>
+          <w:p>
+            <w:pPr>
+              <w:pStyle w:val="Compact"/>
+              <w:jc w:val="left"/>
+            </w:pPr>
+            <w:r>
+              <w:t xml:space="preserve">ASA</w:t>
+            </w:r>
+          </w:p>
+        </w:tc>
+        <w:tc>
+          <w:tcPr/>
+          <w:p>
+            <w:pPr>
+              <w:pStyle w:val="Compact"/>
+              <w:jc w:val="left"/>
+            </w:pPr>
+            <w:r>
+              <w:t xml:space="preserve">2022</w:t>
+            </w:r>
+          </w:p>
+        </w:tc>
+        <w:tc>
+          <w:tcPr/>
+          <w:p>
+            <w:pPr>
+              <w:pStyle w:val="Compact"/>
+              <w:jc w:val="left"/>
+            </w:pPr>
+            <w:r>
+              <w:t xml:space="preserve">Pre-IDA21</w:t>
+            </w:r>
+          </w:p>
+        </w:tc>
+      </w:tr>
+      <w:tr>
+        <w:tc>
+          <w:tcPr/>
+          <w:p>
+            <w:pPr>
+              <w:pStyle w:val="Compact"/>
+              <w:jc w:val="left"/>
+            </w:pPr>
+            <w:r>
+              <w:t xml:space="preserve">P181066</w:t>
+            </w:r>
+          </w:p>
+        </w:tc>
+        <w:tc>
+          <w:tcPr/>
+          <w:p>
+            <w:pPr>
+              <w:pStyle w:val="Compact"/>
+              <w:jc w:val="left"/>
+            </w:pPr>
+            <w:r>
+              <w:t xml:space="preserve">Strengthening Fiscal Federalism and Municipal Finance in Ethiopia</w:t>
+            </w:r>
+          </w:p>
+        </w:tc>
+        <w:tc>
+          <w:tcPr/>
+          <w:p>
+            <w:pPr>
+              <w:pStyle w:val="Compact"/>
+              <w:jc w:val="left"/>
+            </w:pPr>
+            <w:r>
+              <w:t xml:space="preserve">Federal Democratic Republic of Ethiopia</w:t>
+            </w:r>
+          </w:p>
+        </w:tc>
+        <w:tc>
+          <w:tcPr/>
+          <w:p>
+            <w:pPr>
+              <w:pStyle w:val="Compact"/>
+              <w:jc w:val="left"/>
+            </w:pPr>
+            <w:r>
+              <w:t xml:space="preserve">ASA</w:t>
+            </w:r>
+          </w:p>
+        </w:tc>
+        <w:tc>
+          <w:tcPr/>
+          <w:p>
+            <w:pPr>
+              <w:pStyle w:val="Compact"/>
+              <w:jc w:val="left"/>
+            </w:pPr>
+            <w:r>
+              <w:t xml:space="preserve">2023</w:t>
+            </w:r>
+          </w:p>
+        </w:tc>
+        <w:tc>
+          <w:tcPr/>
+          <w:p>
+            <w:pPr>
+              <w:pStyle w:val="Compact"/>
+              <w:jc w:val="left"/>
+            </w:pPr>
+            <w:r>
+              <w:t xml:space="preserve">Pre-IDA21</w:t>
+            </w:r>
+          </w:p>
+        </w:tc>
+      </w:tr>
+      <w:tr>
+        <w:tc>
+          <w:tcPr/>
+          <w:p>
+            <w:pPr>
+              <w:pStyle w:val="Compact"/>
+              <w:jc w:val="left"/>
+            </w:pPr>
+            <w:r>
+              <w:t xml:space="preserve">P129447</w:t>
+            </w:r>
+          </w:p>
+        </w:tc>
+        <w:tc>
+          <w:tcPr/>
+          <w:p>
+            <w:pPr>
+              <w:pStyle w:val="Compact"/>
+              <w:jc w:val="left"/>
+            </w:pPr>
+            <w:r>
+              <w:t xml:space="preserve">NG Donor Coordination</w:t>
+            </w:r>
+          </w:p>
+        </w:tc>
+        <w:tc>
+          <w:tcPr/>
+          <w:p>
+            <w:pPr>
+              <w:pStyle w:val="Compact"/>
+              <w:jc w:val="left"/>
+            </w:pPr>
+            <w:r>
+              <w:t xml:space="preserve">Federal Republic of Nigeria</w:t>
+            </w:r>
+          </w:p>
+        </w:tc>
+        <w:tc>
+          <w:tcPr/>
+          <w:p>
+            <w:pPr>
+              <w:pStyle w:val="Compact"/>
+              <w:jc w:val="left"/>
+            </w:pPr>
+            <w:r>
+              <w:t xml:space="preserve">ASA</w:t>
+            </w:r>
+          </w:p>
+        </w:tc>
+        <w:tc>
+          <w:tcPr/>
+          <w:p>
+            <w:pPr>
+              <w:pStyle w:val="Compact"/>
+              <w:jc w:val="left"/>
+            </w:pPr>
+            <w:r>
+              <w:t xml:space="preserve">NA</w:t>
+            </w:r>
+          </w:p>
+        </w:tc>
+        <w:tc>
+          <w:tcPr/>
+          <w:p>
+            <w:pPr>
+              <w:pStyle w:val="Compact"/>
+              <w:jc w:val="left"/>
+            </w:pPr>
+            <w:r>
+              <w:t xml:space="preserve">Pre-IDA21</w:t>
+            </w:r>
+          </w:p>
+        </w:tc>
+      </w:tr>
+      <w:tr>
+        <w:tc>
+          <w:tcPr/>
+          <w:p>
+            <w:pPr>
+              <w:pStyle w:val="Compact"/>
+              <w:jc w:val="left"/>
+            </w:pPr>
+            <w:r>
+              <w:t xml:space="preserve">P169405</w:t>
+            </w:r>
+          </w:p>
+        </w:tc>
+        <w:tc>
+          <w:tcPr/>
+          <w:p>
+            <w:pPr>
+              <w:pStyle w:val="Compact"/>
+              <w:jc w:val="left"/>
+            </w:pPr>
+            <w:r>
+              <w:t xml:space="preserve">Sustainable Procurement, Environmental and Social Standards Enhancement Project (SPESSE)</w:t>
+            </w:r>
+          </w:p>
+        </w:tc>
+        <w:tc>
+          <w:tcPr/>
+          <w:p>
+            <w:pPr>
+              <w:pStyle w:val="Compact"/>
+              <w:jc w:val="left"/>
+            </w:pPr>
+            <w:r>
+              <w:t xml:space="preserve">Federal Republic of Nigeria</w:t>
+            </w:r>
+          </w:p>
+        </w:tc>
+        <w:tc>
+          <w:tcPr/>
+          <w:p>
+            <w:pPr>
+              <w:pStyle w:val="Compact"/>
+              <w:jc w:val="left"/>
+            </w:pPr>
+            <w:r>
+              <w:t xml:space="preserve">Lending</w:t>
+            </w:r>
+          </w:p>
+        </w:tc>
+        <w:tc>
+          <w:tcPr/>
+          <w:p>
+            <w:pPr>
+              <w:pStyle w:val="Compact"/>
+              <w:jc w:val="left"/>
+            </w:pPr>
+            <w:r>
+              <w:t xml:space="preserve">2020</w:t>
+            </w:r>
+          </w:p>
+        </w:tc>
+        <w:tc>
+          <w:tcPr/>
+          <w:p>
+            <w:pPr>
+              <w:pStyle w:val="Compact"/>
+              <w:jc w:val="left"/>
+            </w:pPr>
+            <w:r>
+              <w:t xml:space="preserve">Pre-IDA21</w:t>
+            </w:r>
+          </w:p>
+        </w:tc>
+      </w:tr>
+      <w:tr>
+        <w:tc>
+          <w:tcPr/>
+          <w:p>
+            <w:pPr>
+              <w:pStyle w:val="Compact"/>
+              <w:jc w:val="left"/>
+            </w:pPr>
+            <w:r>
+              <w:t xml:space="preserve">P177308</w:t>
+            </w:r>
+          </w:p>
+        </w:tc>
+        <w:tc>
+          <w:tcPr/>
+          <w:p>
+            <w:pPr>
+              <w:pStyle w:val="Compact"/>
+              <w:jc w:val="left"/>
+            </w:pPr>
+            <w:r>
+              <w:t xml:space="preserve">NG Accelerating Resource Mobilization Reforms PforR</w:t>
+            </w:r>
+          </w:p>
+        </w:tc>
+        <w:tc>
+          <w:tcPr/>
+          <w:p>
+            <w:pPr>
+              <w:pStyle w:val="Compact"/>
+              <w:jc w:val="left"/>
+            </w:pPr>
+            <w:r>
+              <w:t xml:space="preserve">Federal Republic of Nigeria</w:t>
+            </w:r>
+          </w:p>
+        </w:tc>
+        <w:tc>
+          <w:tcPr/>
+          <w:p>
+            <w:pPr>
+              <w:pStyle w:val="Compact"/>
+              <w:jc w:val="left"/>
+            </w:pPr>
+            <w:r>
+              <w:t xml:space="preserve">Lending</w:t>
+            </w:r>
+          </w:p>
+        </w:tc>
+        <w:tc>
+          <w:tcPr/>
+          <w:p>
+            <w:pPr>
+              <w:pStyle w:val="Compact"/>
+              <w:jc w:val="left"/>
+            </w:pPr>
+            <w:r>
+              <w:t xml:space="preserve">2024</w:t>
+            </w:r>
+          </w:p>
+        </w:tc>
+        <w:tc>
+          <w:tcPr/>
+          <w:p>
+            <w:pPr>
+              <w:pStyle w:val="Compact"/>
+              <w:jc w:val="left"/>
+            </w:pPr>
+            <w:r>
+              <w:t xml:space="preserve">Pre-IDA21</w:t>
+            </w:r>
+          </w:p>
+        </w:tc>
+      </w:tr>
+      <w:tr>
+        <w:tc>
+          <w:tcPr/>
+          <w:p>
+            <w:pPr>
+              <w:pStyle w:val="Compact"/>
+              <w:jc w:val="left"/>
+            </w:pPr>
+            <w:r>
+              <w:t xml:space="preserve">P510242</w:t>
+            </w:r>
+          </w:p>
+        </w:tc>
+        <w:tc>
+          <w:tcPr/>
+          <w:p>
+            <w:pPr>
+              <w:pStyle w:val="Compact"/>
+              <w:jc w:val="left"/>
+            </w:pPr>
+            <w:r>
+              <w:t xml:space="preserve">Sustainable Procurement, Environmental and Social Standards Enhancement Project (SPESSE)</w:t>
+            </w:r>
+          </w:p>
+        </w:tc>
+        <w:tc>
+          <w:tcPr/>
+          <w:p>
+            <w:pPr>
+              <w:pStyle w:val="Compact"/>
+              <w:jc w:val="left"/>
+            </w:pPr>
+            <w:r>
+              <w:t xml:space="preserve">Federal Republic of Nigeria</w:t>
+            </w:r>
+          </w:p>
+        </w:tc>
+        <w:tc>
+          <w:tcPr/>
+          <w:p>
+            <w:pPr>
+              <w:pStyle w:val="Compact"/>
+              <w:jc w:val="left"/>
+            </w:pPr>
+            <w:r>
+              <w:t xml:space="preserve">Lending</w:t>
+            </w:r>
+          </w:p>
+        </w:tc>
+        <w:tc>
+          <w:tcPr/>
+          <w:p>
+            <w:pPr>
+              <w:pStyle w:val="Compact"/>
+              <w:jc w:val="left"/>
+            </w:pPr>
+            <w:r>
+              <w:t xml:space="preserve">2025</w:t>
+            </w:r>
+          </w:p>
+        </w:tc>
+        <w:tc>
+          <w:tcPr/>
+          <w:p>
+            <w:pPr>
+              <w:pStyle w:val="Compact"/>
+              <w:jc w:val="left"/>
+            </w:pPr>
+            <w:r>
+              <w:t xml:space="preserve">Pre-IDA21</w:t>
+            </w:r>
+          </w:p>
+        </w:tc>
+      </w:tr>
+      <w:tr>
+        <w:tc>
+          <w:tcPr/>
+          <w:p>
+            <w:pPr>
+              <w:pStyle w:val="Compact"/>
+              <w:jc w:val="left"/>
+            </w:pPr>
+            <w:r>
+              <w:t xml:space="preserve">P181476</w:t>
+            </w:r>
+          </w:p>
+        </w:tc>
+        <w:tc>
+          <w:tcPr/>
+          <w:p>
+            <w:pPr>
+              <w:pStyle w:val="Compact"/>
+              <w:jc w:val="left"/>
+            </w:pPr>
+            <w:r>
+              <w:t xml:space="preserve">Nigeria Human Capital Opportunities for Prosperity and Equity (HOPE) - Governance</w:t>
+            </w:r>
+          </w:p>
+        </w:tc>
+        <w:tc>
+          <w:tcPr/>
+          <w:p>
+            <w:pPr>
+              <w:pStyle w:val="Compact"/>
+              <w:jc w:val="left"/>
+            </w:pPr>
+            <w:r>
+              <w:t xml:space="preserve">Federal Republic of Nigeria</w:t>
+            </w:r>
+          </w:p>
+        </w:tc>
+        <w:tc>
+          <w:tcPr/>
+          <w:p>
+            <w:pPr>
+              <w:pStyle w:val="Compact"/>
+              <w:jc w:val="left"/>
+            </w:pPr>
+            <w:r>
+              <w:t xml:space="preserve">Lending</w:t>
+            </w:r>
+          </w:p>
+        </w:tc>
+        <w:tc>
+          <w:tcPr/>
+          <w:p>
+            <w:pPr>
+              <w:pStyle w:val="Compact"/>
+              <w:jc w:val="left"/>
+            </w:pPr>
+            <w:r>
+              <w:t xml:space="preserve">2025</w:t>
+            </w:r>
+          </w:p>
+        </w:tc>
+        <w:tc>
+          <w:tcPr/>
+          <w:p>
+            <w:pPr>
+              <w:pStyle w:val="Compact"/>
+              <w:jc w:val="left"/>
+            </w:pPr>
+            <w:r>
+              <w:t xml:space="preserve">Pre-IDA21</w:t>
+            </w:r>
+          </w:p>
+        </w:tc>
+      </w:tr>
+      <w:tr>
+        <w:tc>
+          <w:tcPr/>
+          <w:p>
+            <w:pPr>
+              <w:pStyle w:val="Compact"/>
+              <w:jc w:val="left"/>
+            </w:pPr>
+            <w:r>
+              <w:t xml:space="preserve">P500428</w:t>
+            </w:r>
+          </w:p>
+        </w:tc>
+        <w:tc>
+          <w:tcPr/>
+          <w:p>
+            <w:pPr>
+              <w:pStyle w:val="Compact"/>
+              <w:jc w:val="left"/>
+            </w:pPr>
+            <w:r>
+              <w:t xml:space="preserve">Nigeria Transparent, Effective and Accountable Public Institutions (TEA) PASA</w:t>
+            </w:r>
+          </w:p>
+        </w:tc>
+        <w:tc>
+          <w:tcPr/>
+          <w:p>
+            <w:pPr>
+              <w:pStyle w:val="Compact"/>
+              <w:jc w:val="left"/>
+            </w:pPr>
+            <w:r>
+              <w:t xml:space="preserve">Federal Republic of Nigeria</w:t>
+            </w:r>
+          </w:p>
+        </w:tc>
+        <w:tc>
+          <w:tcPr/>
+          <w:p>
+            <w:pPr>
+              <w:pStyle w:val="Compact"/>
+              <w:jc w:val="left"/>
+            </w:pPr>
+            <w:r>
+              <w:t xml:space="preserve">ASA</w:t>
+            </w:r>
+          </w:p>
+        </w:tc>
+        <w:tc>
+          <w:tcPr/>
+          <w:p>
+            <w:pPr>
+              <w:pStyle w:val="Compact"/>
+              <w:jc w:val="left"/>
+            </w:pPr>
+            <w:r>
+              <w:t xml:space="preserve">2023</w:t>
+            </w:r>
+          </w:p>
+        </w:tc>
+        <w:tc>
+          <w:tcPr/>
+          <w:p>
+            <w:pPr>
+              <w:pStyle w:val="Compact"/>
+              <w:jc w:val="left"/>
+            </w:pPr>
+            <w:r>
+              <w:t xml:space="preserve">Pre-IDA21</w:t>
+            </w:r>
+          </w:p>
+        </w:tc>
+      </w:tr>
+      <w:tr>
+        <w:tc>
+          <w:tcPr/>
+          <w:p>
+            <w:pPr>
+              <w:pStyle w:val="Compact"/>
+              <w:jc w:val="left"/>
+            </w:pPr>
+            <w:r>
+              <w:t xml:space="preserve">P173731</w:t>
+            </w:r>
+          </w:p>
+        </w:tc>
+        <w:tc>
+          <w:tcPr/>
+          <w:p>
+            <w:pPr>
+              <w:pStyle w:val="Compact"/>
+              <w:jc w:val="left"/>
+            </w:pPr>
+            <w:r>
+              <w:t xml:space="preserve">Somalia Recurrent Cost &amp; Reform Financing Project - Phase 3</w:t>
+            </w:r>
+          </w:p>
+        </w:tc>
+        <w:tc>
+          <w:tcPr/>
+          <w:p>
+            <w:pPr>
+              <w:pStyle w:val="Compact"/>
+              <w:jc w:val="left"/>
+            </w:pPr>
+            <w:r>
+              <w:t xml:space="preserve">Federal Republic of Somalia</w:t>
+            </w:r>
+          </w:p>
+        </w:tc>
+        <w:tc>
+          <w:tcPr/>
+          <w:p>
+            <w:pPr>
+              <w:pStyle w:val="Compact"/>
+              <w:jc w:val="left"/>
+            </w:pPr>
+            <w:r>
+              <w:t xml:space="preserve">Lending</w:t>
+            </w:r>
+          </w:p>
+        </w:tc>
+        <w:tc>
+          <w:tcPr/>
+          <w:p>
+            <w:pPr>
+              <w:pStyle w:val="Compact"/>
+              <w:jc w:val="left"/>
+            </w:pPr>
+            <w:r>
+              <w:t xml:space="preserve">2020</w:t>
+            </w:r>
+          </w:p>
+        </w:tc>
+        <w:tc>
+          <w:tcPr/>
+          <w:p>
+            <w:pPr>
+              <w:pStyle w:val="Compact"/>
+              <w:jc w:val="left"/>
+            </w:pPr>
+            <w:r>
+              <w:t xml:space="preserve">Pre-IDA21</w:t>
+            </w:r>
+          </w:p>
+        </w:tc>
+      </w:tr>
+      <w:tr>
+        <w:tc>
+          <w:tcPr/>
+          <w:p>
+            <w:pPr>
+              <w:pStyle w:val="Compact"/>
+              <w:jc w:val="left"/>
+            </w:pPr>
+            <w:r>
+              <w:t xml:space="preserve">P177900</w:t>
+            </w:r>
+          </w:p>
+        </w:tc>
+        <w:tc>
+          <w:tcPr/>
+          <w:p>
+            <w:pPr>
+              <w:pStyle w:val="Compact"/>
+              <w:jc w:val="left"/>
+            </w:pPr>
+            <w:r>
+              <w:t xml:space="preserve">Additional Financing for Somalia Recurrent Cost &amp; Reform Financing Project - Phase III</w:t>
+            </w:r>
+          </w:p>
+        </w:tc>
+        <w:tc>
+          <w:tcPr/>
+          <w:p>
+            <w:pPr>
+              <w:pStyle w:val="Compact"/>
+              <w:jc w:val="left"/>
+            </w:pPr>
+            <w:r>
+              <w:t xml:space="preserve">Federal Republic of Somalia</w:t>
+            </w:r>
+          </w:p>
+        </w:tc>
+        <w:tc>
+          <w:tcPr/>
+          <w:p>
+            <w:pPr>
+              <w:pStyle w:val="Compact"/>
+              <w:jc w:val="left"/>
+            </w:pPr>
+            <w:r>
+              <w:t xml:space="preserve">Lending</w:t>
+            </w:r>
+          </w:p>
+        </w:tc>
+        <w:tc>
+          <w:tcPr/>
+          <w:p>
+            <w:pPr>
+              <w:pStyle w:val="Compact"/>
+              <w:jc w:val="left"/>
+            </w:pPr>
+            <w:r>
+              <w:t xml:space="preserve">2022</w:t>
+            </w:r>
+          </w:p>
+        </w:tc>
+        <w:tc>
+          <w:tcPr/>
+          <w:p>
+            <w:pPr>
+              <w:pStyle w:val="Compact"/>
+              <w:jc w:val="left"/>
+            </w:pPr>
+            <w:r>
+              <w:t xml:space="preserve">Pre-IDA21</w:t>
+            </w:r>
+          </w:p>
+        </w:tc>
+      </w:tr>
+      <w:tr>
+        <w:tc>
+          <w:tcPr/>
+          <w:p>
+            <w:pPr>
+              <w:pStyle w:val="Compact"/>
+              <w:jc w:val="left"/>
+            </w:pPr>
+            <w:r>
+              <w:t xml:space="preserve">P181407</w:t>
+            </w:r>
+          </w:p>
+        </w:tc>
+        <w:tc>
+          <w:tcPr/>
+          <w:p>
+            <w:pPr>
+              <w:pStyle w:val="Compact"/>
+              <w:jc w:val="left"/>
+            </w:pPr>
+            <w:r>
+              <w:t xml:space="preserve">Second Additional Financing for Somalia Recurrent Cost and Reform Financing Phase III</w:t>
+            </w:r>
+          </w:p>
+        </w:tc>
+        <w:tc>
+          <w:tcPr/>
+          <w:p>
+            <w:pPr>
+              <w:pStyle w:val="Compact"/>
+              <w:jc w:val="left"/>
+            </w:pPr>
+            <w:r>
+              <w:t xml:space="preserve">Federal Republic of Somalia</w:t>
+            </w:r>
+          </w:p>
+        </w:tc>
+        <w:tc>
+          <w:tcPr/>
+          <w:p>
+            <w:pPr>
+              <w:pStyle w:val="Compact"/>
+              <w:jc w:val="left"/>
+            </w:pPr>
+            <w:r>
+              <w:t xml:space="preserve">Lending</w:t>
+            </w:r>
+          </w:p>
+        </w:tc>
+        <w:tc>
+          <w:tcPr/>
+          <w:p>
+            <w:pPr>
+              <w:pStyle w:val="Compact"/>
+              <w:jc w:val="left"/>
+            </w:pPr>
+            <w:r>
+              <w:t xml:space="preserve">2024</w:t>
+            </w:r>
+          </w:p>
+        </w:tc>
+        <w:tc>
+          <w:tcPr/>
+          <w:p>
+            <w:pPr>
+              <w:pStyle w:val="Compact"/>
+              <w:jc w:val="left"/>
+            </w:pPr>
+            <w:r>
+              <w:t xml:space="preserve">Pre-IDA21</w:t>
+            </w:r>
+          </w:p>
+        </w:tc>
+      </w:tr>
+      <w:tr>
+        <w:tc>
+          <w:tcPr/>
+          <w:p>
+            <w:pPr>
+              <w:pStyle w:val="Compact"/>
+              <w:jc w:val="left"/>
+            </w:pPr>
+            <w:r>
+              <w:t xml:space="preserve">P180586</w:t>
+            </w:r>
+          </w:p>
+        </w:tc>
+        <w:tc>
+          <w:tcPr/>
+          <w:p>
+            <w:pPr>
+              <w:pStyle w:val="Compact"/>
+              <w:jc w:val="left"/>
+            </w:pPr>
+            <w:r>
+              <w:t xml:space="preserve">Somalia Enhanced Procurement Risk Management</w:t>
+            </w:r>
+          </w:p>
+        </w:tc>
+        <w:tc>
+          <w:tcPr/>
+          <w:p>
+            <w:pPr>
+              <w:pStyle w:val="Compact"/>
+              <w:jc w:val="left"/>
+            </w:pPr>
+            <w:r>
+              <w:t xml:space="preserve">Federal Republic of Somalia</w:t>
+            </w:r>
+          </w:p>
+        </w:tc>
+        <w:tc>
+          <w:tcPr/>
+          <w:p>
+            <w:pPr>
+              <w:pStyle w:val="Compact"/>
+              <w:jc w:val="left"/>
+            </w:pPr>
+            <w:r>
+              <w:t xml:space="preserve">ASA</w:t>
+            </w:r>
+          </w:p>
+        </w:tc>
+        <w:tc>
+          <w:tcPr/>
+          <w:p>
+            <w:pPr>
+              <w:pStyle w:val="Compact"/>
+              <w:jc w:val="left"/>
+            </w:pPr>
+            <w:r>
+              <w:t xml:space="preserve">2023</w:t>
+            </w:r>
+          </w:p>
+        </w:tc>
+        <w:tc>
+          <w:tcPr/>
+          <w:p>
+            <w:pPr>
+              <w:pStyle w:val="Compact"/>
+              <w:jc w:val="left"/>
+            </w:pPr>
+            <w:r>
+              <w:t xml:space="preserve">Pre-IDA21</w:t>
+            </w:r>
+          </w:p>
+        </w:tc>
+      </w:tr>
+      <w:tr>
+        <w:tc>
+          <w:tcPr/>
+          <w:p>
+            <w:pPr>
+              <w:pStyle w:val="Compact"/>
+              <w:jc w:val="left"/>
+            </w:pPr>
+            <w:r>
+              <w:t xml:space="preserve">P179174</w:t>
+            </w:r>
+          </w:p>
+        </w:tc>
+        <w:tc>
+          <w:tcPr/>
+          <w:p>
+            <w:pPr>
+              <w:pStyle w:val="Compact"/>
+              <w:jc w:val="left"/>
+            </w:pPr>
+            <w:r>
+              <w:t xml:space="preserve">Somalia Governance and Institutions PASA</w:t>
+            </w:r>
+          </w:p>
+        </w:tc>
+        <w:tc>
+          <w:tcPr/>
+          <w:p>
+            <w:pPr>
+              <w:pStyle w:val="Compact"/>
+              <w:jc w:val="left"/>
+            </w:pPr>
+            <w:r>
+              <w:t xml:space="preserve">Federal Republic of Somalia</w:t>
+            </w:r>
+          </w:p>
+        </w:tc>
+        <w:tc>
+          <w:tcPr/>
+          <w:p>
+            <w:pPr>
+              <w:pStyle w:val="Compact"/>
+              <w:jc w:val="left"/>
+            </w:pPr>
+            <w:r>
+              <w:t xml:space="preserve">ASA</w:t>
+            </w:r>
+          </w:p>
+        </w:tc>
+        <w:tc>
+          <w:tcPr/>
+          <w:p>
+            <w:pPr>
+              <w:pStyle w:val="Compact"/>
+              <w:jc w:val="left"/>
+            </w:pPr>
+            <w:r>
+              <w:t xml:space="preserve">2022</w:t>
+            </w:r>
+          </w:p>
+        </w:tc>
+        <w:tc>
+          <w:tcPr/>
+          <w:p>
+            <w:pPr>
+              <w:pStyle w:val="Compact"/>
+              <w:jc w:val="left"/>
+            </w:pPr>
+            <w:r>
+              <w:t xml:space="preserve">Pre-IDA21</w:t>
+            </w:r>
+          </w:p>
+        </w:tc>
+      </w:tr>
+      <w:tr>
+        <w:tc>
+          <w:tcPr/>
+          <w:p>
+            <w:pPr>
+              <w:pStyle w:val="Compact"/>
+              <w:jc w:val="left"/>
+            </w:pPr>
+            <w:r>
+              <w:t xml:space="preserve">P181237</w:t>
+            </w:r>
+          </w:p>
+        </w:tc>
+        <w:tc>
+          <w:tcPr/>
+          <w:p>
+            <w:pPr>
+              <w:pStyle w:val="Compact"/>
+              <w:jc w:val="left"/>
+            </w:pPr>
+            <w:r>
+              <w:t xml:space="preserve">Strengthening Public Financial Management II Project</w:t>
+            </w:r>
+          </w:p>
+        </w:tc>
+        <w:tc>
+          <w:tcPr/>
+          <w:p>
+            <w:pPr>
+              <w:pStyle w:val="Compact"/>
+              <w:jc w:val="left"/>
+            </w:pPr>
+            <w:r>
+              <w:t xml:space="preserve">Federated States of Micronesia</w:t>
+            </w:r>
+          </w:p>
+        </w:tc>
+        <w:tc>
+          <w:tcPr/>
+          <w:p>
+            <w:pPr>
+              <w:pStyle w:val="Compact"/>
+              <w:jc w:val="left"/>
+            </w:pPr>
+            <w:r>
+              <w:t xml:space="preserve">Lending</w:t>
+            </w:r>
+          </w:p>
+        </w:tc>
+        <w:tc>
+          <w:tcPr/>
+          <w:p>
+            <w:pPr>
+              <w:pStyle w:val="Compact"/>
+              <w:jc w:val="left"/>
+            </w:pPr>
+            <w:r>
+              <w:t xml:space="preserve">2025</w:t>
+            </w:r>
+          </w:p>
+        </w:tc>
+        <w:tc>
+          <w:tcPr/>
+          <w:p>
+            <w:pPr>
+              <w:pStyle w:val="Compact"/>
+              <w:jc w:val="left"/>
+            </w:pPr>
+            <w:r>
+              <w:t xml:space="preserve">Pre-IDA21</w:t>
+            </w:r>
+          </w:p>
+        </w:tc>
+      </w:tr>
+      <w:tr>
+        <w:tc>
+          <w:tcPr/>
+          <w:p>
+            <w:pPr>
+              <w:pStyle w:val="Compact"/>
+              <w:jc w:val="left"/>
+            </w:pPr>
+            <w:r>
+              <w:t xml:space="preserve">P506443</w:t>
+            </w:r>
+          </w:p>
+        </w:tc>
+        <w:tc>
+          <w:tcPr/>
+          <w:p>
+            <w:pPr>
+              <w:pStyle w:val="Compact"/>
+              <w:jc w:val="left"/>
+            </w:pPr>
+            <w:r>
+              <w:t xml:space="preserve">Mauritania Public Spending Efficiency</w:t>
+            </w:r>
+          </w:p>
+        </w:tc>
+        <w:tc>
+          <w:tcPr/>
+          <w:p>
+            <w:pPr>
+              <w:pStyle w:val="Compact"/>
+              <w:jc w:val="left"/>
+            </w:pPr>
+            <w:r>
+              <w:t xml:space="preserve">Islamic Republic of Mauritania</w:t>
+            </w:r>
+          </w:p>
+        </w:tc>
+        <w:tc>
+          <w:tcPr/>
+          <w:p>
+            <w:pPr>
+              <w:pStyle w:val="Compact"/>
+              <w:jc w:val="left"/>
+            </w:pPr>
+            <w:r>
+              <w:t xml:space="preserve">Lending</w:t>
+            </w:r>
+          </w:p>
+        </w:tc>
+        <w:tc>
+          <w:tcPr/>
+          <w:p>
+            <w:pPr>
+              <w:pStyle w:val="Compact"/>
+              <w:jc w:val="left"/>
+            </w:pPr>
+            <w:r>
+              <w:t xml:space="preserve">2025</w:t>
+            </w:r>
+          </w:p>
+        </w:tc>
+        <w:tc>
+          <w:tcPr/>
+          <w:p>
+            <w:pPr>
+              <w:pStyle w:val="Compact"/>
+              <w:jc w:val="left"/>
+            </w:pPr>
+            <w:r>
+              <w:t xml:space="preserve">Pre-IDA21</w:t>
+            </w:r>
+          </w:p>
+        </w:tc>
+      </w:tr>
+      <w:tr>
+        <w:tc>
+          <w:tcPr/>
+          <w:p>
+            <w:pPr>
+              <w:pStyle w:val="Compact"/>
+              <w:jc w:val="left"/>
+            </w:pPr>
+            <w:r>
+              <w:t xml:space="preserve">P154282</w:t>
+            </w:r>
+          </w:p>
+        </w:tc>
+        <w:tc>
+          <w:tcPr/>
+          <w:p>
+            <w:pPr>
+              <w:pStyle w:val="Compact"/>
+              <w:jc w:val="left"/>
+            </w:pPr>
+            <w:r>
+              <w:t xml:space="preserve">PKGRW Implementation Support</w:t>
+            </w:r>
+          </w:p>
+        </w:tc>
+        <w:tc>
+          <w:tcPr/>
+          <w:p>
+            <w:pPr>
+              <w:pStyle w:val="Compact"/>
+              <w:jc w:val="left"/>
+            </w:pPr>
+            <w:r>
+              <w:t xml:space="preserve">Islamic Republic of Pakistan</w:t>
+            </w:r>
+          </w:p>
+        </w:tc>
+        <w:tc>
+          <w:tcPr/>
+          <w:p>
+            <w:pPr>
+              <w:pStyle w:val="Compact"/>
+              <w:jc w:val="left"/>
+            </w:pPr>
+            <w:r>
+              <w:t xml:space="preserve">ASA</w:t>
+            </w:r>
+          </w:p>
+        </w:tc>
+        <w:tc>
+          <w:tcPr/>
+          <w:p>
+            <w:pPr>
+              <w:pStyle w:val="Compact"/>
+              <w:jc w:val="left"/>
+            </w:pPr>
+            <w:r>
+              <w:t xml:space="preserve">NA</w:t>
+            </w:r>
+          </w:p>
+        </w:tc>
+        <w:tc>
+          <w:tcPr/>
+          <w:p>
+            <w:pPr>
+              <w:pStyle w:val="Compact"/>
+              <w:jc w:val="left"/>
+            </w:pPr>
+            <w:r>
+              <w:t xml:space="preserve">Pre-IDA21</w:t>
+            </w:r>
+          </w:p>
+        </w:tc>
+      </w:tr>
+      <w:tr>
+        <w:tc>
+          <w:tcPr/>
+          <w:p>
+            <w:pPr>
+              <w:pStyle w:val="Compact"/>
+              <w:jc w:val="left"/>
+            </w:pPr>
+            <w:r>
+              <w:t xml:space="preserve">P158097</w:t>
+            </w:r>
+          </w:p>
+        </w:tc>
+        <w:tc>
+          <w:tcPr/>
+          <w:p>
+            <w:pPr>
+              <w:pStyle w:val="Compact"/>
+              <w:jc w:val="left"/>
+            </w:pPr>
+            <w:r>
+              <w:t xml:space="preserve">Strengthening Sub-National Tax Adm.</w:t>
+            </w:r>
+          </w:p>
+        </w:tc>
+        <w:tc>
+          <w:tcPr/>
+          <w:p>
+            <w:pPr>
+              <w:pStyle w:val="Compact"/>
+              <w:jc w:val="left"/>
+            </w:pPr>
+            <w:r>
+              <w:t xml:space="preserve">Islamic Republic of Pakistan</w:t>
+            </w:r>
+          </w:p>
+        </w:tc>
+        <w:tc>
+          <w:tcPr/>
+          <w:p>
+            <w:pPr>
+              <w:pStyle w:val="Compact"/>
+              <w:jc w:val="left"/>
+            </w:pPr>
+            <w:r>
+              <w:t xml:space="preserve">ASA</w:t>
+            </w:r>
+          </w:p>
+        </w:tc>
+        <w:tc>
+          <w:tcPr/>
+          <w:p>
+            <w:pPr>
+              <w:pStyle w:val="Compact"/>
+              <w:jc w:val="left"/>
+            </w:pPr>
+            <w:r>
+              <w:t xml:space="preserve">NA</w:t>
+            </w:r>
+          </w:p>
+        </w:tc>
+        <w:tc>
+          <w:tcPr/>
+          <w:p>
+            <w:pPr>
+              <w:pStyle w:val="Compact"/>
+              <w:jc w:val="left"/>
+            </w:pPr>
+            <w:r>
+              <w:t xml:space="preserve">Pre-IDA21</w:t>
+            </w:r>
+          </w:p>
+        </w:tc>
+      </w:tr>
+      <w:tr>
+        <w:tc>
+          <w:tcPr/>
+          <w:p>
+            <w:pPr>
+              <w:pStyle w:val="Compact"/>
+              <w:jc w:val="left"/>
+            </w:pPr>
+            <w:r>
+              <w:t xml:space="preserve">P158095</w:t>
+            </w:r>
+          </w:p>
+        </w:tc>
+        <w:tc>
+          <w:tcPr/>
+          <w:p>
+            <w:pPr>
+              <w:pStyle w:val="Compact"/>
+              <w:jc w:val="left"/>
+            </w:pPr>
+            <w:r>
+              <w:t xml:space="preserve">Modernization of Revenue Administration</w:t>
+            </w:r>
+          </w:p>
+        </w:tc>
+        <w:tc>
+          <w:tcPr/>
+          <w:p>
+            <w:pPr>
+              <w:pStyle w:val="Compact"/>
+              <w:jc w:val="left"/>
+            </w:pPr>
+            <w:r>
+              <w:t xml:space="preserve">Islamic Republic of Pakistan</w:t>
+            </w:r>
+          </w:p>
+        </w:tc>
+        <w:tc>
+          <w:tcPr/>
+          <w:p>
+            <w:pPr>
+              <w:pStyle w:val="Compact"/>
+              <w:jc w:val="left"/>
+            </w:pPr>
+            <w:r>
+              <w:t xml:space="preserve">ASA</w:t>
+            </w:r>
+          </w:p>
+        </w:tc>
+        <w:tc>
+          <w:tcPr/>
+          <w:p>
+            <w:pPr>
+              <w:pStyle w:val="Compact"/>
+              <w:jc w:val="left"/>
+            </w:pPr>
+            <w:r>
+              <w:t xml:space="preserve">NA</w:t>
+            </w:r>
+          </w:p>
+        </w:tc>
+        <w:tc>
+          <w:tcPr/>
+          <w:p>
+            <w:pPr>
+              <w:pStyle w:val="Compact"/>
+              <w:jc w:val="left"/>
+            </w:pPr>
+            <w:r>
+              <w:t xml:space="preserve">Pre-IDA21</w:t>
+            </w:r>
+          </w:p>
+        </w:tc>
+      </w:tr>
+      <w:tr>
+        <w:tc>
+          <w:tcPr/>
+          <w:p>
+            <w:pPr>
+              <w:pStyle w:val="Compact"/>
+              <w:jc w:val="left"/>
+            </w:pPr>
+            <w:r>
+              <w:t xml:space="preserve">P171417</w:t>
+            </w:r>
+          </w:p>
+        </w:tc>
+        <w:tc>
+          <w:tcPr/>
+          <w:p>
+            <w:pPr>
+              <w:pStyle w:val="Compact"/>
+              <w:jc w:val="left"/>
+            </w:pPr>
+            <w:r>
+              <w:t xml:space="preserve">Punjab Resource Improvement and Digital Effectiveness</w:t>
+            </w:r>
+          </w:p>
+        </w:tc>
+        <w:tc>
+          <w:tcPr/>
+          <w:p>
+            <w:pPr>
+              <w:pStyle w:val="Compact"/>
+              <w:jc w:val="left"/>
+            </w:pPr>
+            <w:r>
+              <w:t xml:space="preserve">Islamic Republic of Pakistan</w:t>
+            </w:r>
+          </w:p>
+        </w:tc>
+        <w:tc>
+          <w:tcPr/>
+          <w:p>
+            <w:pPr>
+              <w:pStyle w:val="Compact"/>
+              <w:jc w:val="left"/>
+            </w:pPr>
+            <w:r>
+              <w:t xml:space="preserve">Lending</w:t>
+            </w:r>
+          </w:p>
+        </w:tc>
+        <w:tc>
+          <w:tcPr/>
+          <w:p>
+            <w:pPr>
+              <w:pStyle w:val="Compact"/>
+              <w:jc w:val="left"/>
+            </w:pPr>
+            <w:r>
+              <w:t xml:space="preserve">2021</w:t>
+            </w:r>
+          </w:p>
+        </w:tc>
+        <w:tc>
+          <w:tcPr/>
+          <w:p>
+            <w:pPr>
+              <w:pStyle w:val="Compact"/>
+              <w:jc w:val="left"/>
+            </w:pPr>
+            <w:r>
+              <w:t xml:space="preserve">Pre-IDA21</w:t>
+            </w:r>
+          </w:p>
+        </w:tc>
+      </w:tr>
+      <w:tr>
+        <w:tc>
+          <w:tcPr/>
+          <w:p>
+            <w:pPr>
+              <w:pStyle w:val="Compact"/>
+              <w:jc w:val="left"/>
+            </w:pPr>
+            <w:r>
+              <w:t xml:space="preserve">P175727</w:t>
+            </w:r>
+          </w:p>
+        </w:tc>
+        <w:tc>
+          <w:tcPr/>
+          <w:p>
+            <w:pPr>
+              <w:pStyle w:val="Compact"/>
+              <w:jc w:val="left"/>
+            </w:pPr>
+            <w:r>
+              <w:t xml:space="preserve">KP- Spending Effectively for Enhanced Development</w:t>
+            </w:r>
+          </w:p>
+        </w:tc>
+        <w:tc>
+          <w:tcPr/>
+          <w:p>
+            <w:pPr>
+              <w:pStyle w:val="Compact"/>
+              <w:jc w:val="left"/>
+            </w:pPr>
+            <w:r>
+              <w:t xml:space="preserve">Islamic Republic of Pakistan</w:t>
+            </w:r>
+          </w:p>
+        </w:tc>
+        <w:tc>
+          <w:tcPr/>
+          <w:p>
+            <w:pPr>
+              <w:pStyle w:val="Compact"/>
+              <w:jc w:val="left"/>
+            </w:pPr>
+            <w:r>
+              <w:t xml:space="preserve">Lending</w:t>
+            </w:r>
+          </w:p>
+        </w:tc>
+        <w:tc>
+          <w:tcPr/>
+          <w:p>
+            <w:pPr>
+              <w:pStyle w:val="Compact"/>
+              <w:jc w:val="left"/>
+            </w:pPr>
+            <w:r>
+              <w:t xml:space="preserve">2021</w:t>
+            </w:r>
+          </w:p>
+        </w:tc>
+        <w:tc>
+          <w:tcPr/>
+          <w:p>
+            <w:pPr>
+              <w:pStyle w:val="Compact"/>
+              <w:jc w:val="left"/>
+            </w:pPr>
+            <w:r>
+              <w:t xml:space="preserve">Pre-IDA21</w:t>
+            </w:r>
+          </w:p>
+        </w:tc>
+      </w:tr>
+      <w:tr>
+        <w:tc>
+          <w:tcPr/>
+          <w:p>
+            <w:pPr>
+              <w:pStyle w:val="Compact"/>
+              <w:jc w:val="left"/>
+            </w:pPr>
+            <w:r>
+              <w:t xml:space="preserve">P507378</w:t>
+            </w:r>
+          </w:p>
+        </w:tc>
+        <w:tc>
+          <w:tcPr/>
+          <w:p>
+            <w:pPr>
+              <w:pStyle w:val="Compact"/>
+              <w:jc w:val="left"/>
+            </w:pPr>
+            <w:r>
+              <w:t xml:space="preserve">Cambodia Governance Programmatic Advisory Services and Analytics</w:t>
+            </w:r>
+          </w:p>
+        </w:tc>
+        <w:tc>
+          <w:tcPr/>
+          <w:p>
+            <w:pPr>
+              <w:pStyle w:val="Compact"/>
+              <w:jc w:val="left"/>
+            </w:pPr>
+            <w:r>
+              <w:t xml:space="preserve">Kingdom of Cambodia</w:t>
+            </w:r>
+          </w:p>
+        </w:tc>
+        <w:tc>
+          <w:tcPr/>
+          <w:p>
+            <w:pPr>
+              <w:pStyle w:val="Compact"/>
+              <w:jc w:val="left"/>
+            </w:pPr>
+            <w:r>
+              <w:t xml:space="preserve">ASA</w:t>
+            </w:r>
+          </w:p>
+        </w:tc>
+        <w:tc>
+          <w:tcPr/>
+          <w:p>
+            <w:pPr>
+              <w:pStyle w:val="Compact"/>
+              <w:jc w:val="left"/>
+            </w:pPr>
+            <w:r>
+              <w:t xml:space="preserve">2025</w:t>
+            </w:r>
+          </w:p>
+        </w:tc>
+        <w:tc>
+          <w:tcPr/>
+          <w:p>
+            <w:pPr>
+              <w:pStyle w:val="Compact"/>
+              <w:jc w:val="left"/>
+            </w:pPr>
+            <w:r>
+              <w:t xml:space="preserve">Pre-IDA21</w:t>
+            </w:r>
+          </w:p>
+        </w:tc>
+      </w:tr>
+      <w:tr>
+        <w:tc>
+          <w:tcPr/>
+          <w:p>
+            <w:pPr>
+              <w:pStyle w:val="Compact"/>
+              <w:jc w:val="left"/>
+            </w:pPr>
+            <w:r>
+              <w:t xml:space="preserve">P158914</w:t>
+            </w:r>
+          </w:p>
+        </w:tc>
+        <w:tc>
+          <w:tcPr/>
+          <w:p>
+            <w:pPr>
+              <w:pStyle w:val="Compact"/>
+              <w:jc w:val="left"/>
+            </w:pPr>
+            <w:r>
+              <w:t xml:space="preserve">DIME_SZ_Planning/Auditing_Medication</w:t>
+            </w:r>
+          </w:p>
+        </w:tc>
+        <w:tc>
+          <w:tcPr/>
+          <w:p>
+            <w:pPr>
+              <w:pStyle w:val="Compact"/>
+              <w:jc w:val="left"/>
+            </w:pPr>
+            <w:r>
+              <w:t xml:space="preserve">Kingdom of Eswatini</w:t>
+            </w:r>
+          </w:p>
+        </w:tc>
+        <w:tc>
+          <w:tcPr/>
+          <w:p>
+            <w:pPr>
+              <w:pStyle w:val="Compact"/>
+              <w:jc w:val="left"/>
+            </w:pPr>
+            <w:r>
+              <w:t xml:space="preserve">ASA</w:t>
+            </w:r>
+          </w:p>
+        </w:tc>
+        <w:tc>
+          <w:tcPr/>
+          <w:p>
+            <w:pPr>
+              <w:pStyle w:val="Compact"/>
+              <w:jc w:val="left"/>
+            </w:pPr>
+            <w:r>
+              <w:t xml:space="preserve">NA</w:t>
+            </w:r>
+          </w:p>
+        </w:tc>
+        <w:tc>
+          <w:tcPr/>
+          <w:p>
+            <w:pPr>
+              <w:pStyle w:val="Compact"/>
+              <w:jc w:val="left"/>
+            </w:pPr>
+            <w:r>
+              <w:t xml:space="preserve">Pre-IDA21</w:t>
+            </w:r>
+          </w:p>
+        </w:tc>
+      </w:tr>
+      <w:tr>
+        <w:tc>
+          <w:tcPr/>
+          <w:p>
+            <w:pPr>
+              <w:pStyle w:val="Compact"/>
+              <w:jc w:val="left"/>
+            </w:pPr>
+            <w:r>
+              <w:t xml:space="preserve">P174171</w:t>
+            </w:r>
+          </w:p>
+        </w:tc>
+        <w:tc>
+          <w:tcPr/>
+          <w:p>
+            <w:pPr>
+              <w:pStyle w:val="Compact"/>
+              <w:jc w:val="left"/>
+            </w:pPr>
+            <w:r>
+              <w:t xml:space="preserve">Lesotho Public Sector Foundations for Service Delivery Project</w:t>
+            </w:r>
+          </w:p>
+        </w:tc>
+        <w:tc>
+          <w:tcPr/>
+          <w:p>
+            <w:pPr>
+              <w:pStyle w:val="Compact"/>
+              <w:jc w:val="left"/>
+            </w:pPr>
+            <w:r>
+              <w:t xml:space="preserve">Kingdom of Lesotho</w:t>
+            </w:r>
+          </w:p>
+        </w:tc>
+        <w:tc>
+          <w:tcPr/>
+          <w:p>
+            <w:pPr>
+              <w:pStyle w:val="Compact"/>
+              <w:jc w:val="left"/>
+            </w:pPr>
+            <w:r>
+              <w:t xml:space="preserve">Lending</w:t>
+            </w:r>
+          </w:p>
+        </w:tc>
+        <w:tc>
+          <w:tcPr/>
+          <w:p>
+            <w:pPr>
+              <w:pStyle w:val="Compact"/>
+              <w:jc w:val="left"/>
+            </w:pPr>
+            <w:r>
+              <w:t xml:space="preserve">2024</w:t>
+            </w:r>
+          </w:p>
+        </w:tc>
+        <w:tc>
+          <w:tcPr/>
+          <w:p>
+            <w:pPr>
+              <w:pStyle w:val="Compact"/>
+              <w:jc w:val="left"/>
+            </w:pPr>
+            <w:r>
+              <w:t xml:space="preserve">Pre-IDA21</w:t>
+            </w:r>
+          </w:p>
+        </w:tc>
+      </w:tr>
+      <w:tr>
+        <w:tc>
+          <w:tcPr/>
+          <w:p>
+            <w:pPr>
+              <w:pStyle w:val="Compact"/>
+              <w:jc w:val="left"/>
+            </w:pPr>
+            <w:r>
+              <w:t xml:space="preserve">P179015</w:t>
+            </w:r>
+          </w:p>
+        </w:tc>
+        <w:tc>
+          <w:tcPr/>
+          <w:p>
+            <w:pPr>
+              <w:pStyle w:val="Compact"/>
+              <w:jc w:val="left"/>
+            </w:pPr>
+            <w:r>
+              <w:t xml:space="preserve">Lao PDR Third Programmatic Public Financial Management Reform Program</w:t>
+            </w:r>
+          </w:p>
+        </w:tc>
+        <w:tc>
+          <w:tcPr/>
+          <w:p>
+            <w:pPr>
+              <w:pStyle w:val="Compact"/>
+              <w:jc w:val="left"/>
+            </w:pPr>
+            <w:r>
+              <w:t xml:space="preserve">Lao People’s Democratic Republic</w:t>
+            </w:r>
+          </w:p>
+        </w:tc>
+        <w:tc>
+          <w:tcPr/>
+          <w:p>
+            <w:pPr>
+              <w:pStyle w:val="Compact"/>
+              <w:jc w:val="left"/>
+            </w:pPr>
+            <w:r>
+              <w:t xml:space="preserve">ASA</w:t>
+            </w:r>
+          </w:p>
+        </w:tc>
+        <w:tc>
+          <w:tcPr/>
+          <w:p>
+            <w:pPr>
+              <w:pStyle w:val="Compact"/>
+              <w:jc w:val="left"/>
+            </w:pPr>
+            <w:r>
+              <w:t xml:space="preserve">2022</w:t>
+            </w:r>
+          </w:p>
+        </w:tc>
+        <w:tc>
+          <w:tcPr/>
+          <w:p>
+            <w:pPr>
+              <w:pStyle w:val="Compact"/>
+              <w:jc w:val="left"/>
+            </w:pPr>
+            <w:r>
+              <w:t xml:space="preserve">Pre-IDA21</w:t>
+            </w:r>
+          </w:p>
+        </w:tc>
+      </w:tr>
+      <w:tr>
+        <w:tc>
+          <w:tcPr/>
+          <w:p>
+            <w:pPr>
+              <w:pStyle w:val="Compact"/>
+              <w:jc w:val="left"/>
+            </w:pPr>
+            <w:r>
+              <w:t xml:space="preserve">P505030</w:t>
+            </w:r>
+          </w:p>
+        </w:tc>
+        <w:tc>
+          <w:tcPr/>
+          <w:p>
+            <w:pPr>
+              <w:pStyle w:val="Compact"/>
+              <w:jc w:val="left"/>
+            </w:pPr>
+            <w:r>
+              <w:t xml:space="preserve">Improving Performance, Accountability and Transparency in Cameroon PforR</w:t>
+            </w:r>
+          </w:p>
+        </w:tc>
+        <w:tc>
+          <w:tcPr/>
+          <w:p>
+            <w:pPr>
+              <w:pStyle w:val="Compact"/>
+              <w:jc w:val="left"/>
+            </w:pPr>
+            <w:r>
+              <w:t xml:space="preserve">Republic of Cameroon</w:t>
+            </w:r>
+          </w:p>
+        </w:tc>
+        <w:tc>
+          <w:tcPr/>
+          <w:p>
+            <w:pPr>
+              <w:pStyle w:val="Compact"/>
+              <w:jc w:val="left"/>
+            </w:pPr>
+            <w:r>
+              <w:t xml:space="preserve">Lending</w:t>
+            </w:r>
+          </w:p>
+        </w:tc>
+        <w:tc>
+          <w:tcPr/>
+          <w:p>
+            <w:pPr>
+              <w:pStyle w:val="Compact"/>
+              <w:jc w:val="left"/>
+            </w:pPr>
+            <w:r>
+              <w:t xml:space="preserve">2025</w:t>
+            </w:r>
+          </w:p>
+        </w:tc>
+        <w:tc>
+          <w:tcPr/>
+          <w:p>
+            <w:pPr>
+              <w:pStyle w:val="Compact"/>
+              <w:jc w:val="left"/>
+            </w:pPr>
+            <w:r>
+              <w:t xml:space="preserve">Pre-IDA21</w:t>
+            </w:r>
+          </w:p>
+        </w:tc>
+      </w:tr>
+      <w:tr>
+        <w:tc>
+          <w:tcPr/>
+          <w:p>
+            <w:pPr>
+              <w:pStyle w:val="Compact"/>
+              <w:jc w:val="left"/>
+            </w:pPr>
+            <w:r>
+              <w:t xml:space="preserve">P176445</w:t>
+            </w:r>
+          </w:p>
+        </w:tc>
+        <w:tc>
+          <w:tcPr/>
+          <w:p>
+            <w:pPr>
+              <w:pStyle w:val="Compact"/>
+              <w:jc w:val="left"/>
+            </w:pPr>
+            <w:r>
+              <w:t xml:space="preserve">PFM for Service Delivery Program</w:t>
+            </w:r>
+          </w:p>
+        </w:tc>
+        <w:tc>
+          <w:tcPr/>
+          <w:p>
+            <w:pPr>
+              <w:pStyle w:val="Compact"/>
+              <w:jc w:val="left"/>
+            </w:pPr>
+            <w:r>
+              <w:t xml:space="preserve">Republic of Ghana</w:t>
+            </w:r>
+          </w:p>
+        </w:tc>
+        <w:tc>
+          <w:tcPr/>
+          <w:p>
+            <w:pPr>
+              <w:pStyle w:val="Compact"/>
+              <w:jc w:val="left"/>
+            </w:pPr>
+            <w:r>
+              <w:t xml:space="preserve">Lending</w:t>
+            </w:r>
+          </w:p>
+        </w:tc>
+        <w:tc>
+          <w:tcPr/>
+          <w:p>
+            <w:pPr>
+              <w:pStyle w:val="Compact"/>
+              <w:jc w:val="left"/>
+            </w:pPr>
+            <w:r>
+              <w:t xml:space="preserve">2022</w:t>
+            </w:r>
+          </w:p>
+        </w:tc>
+        <w:tc>
+          <w:tcPr/>
+          <w:p>
+            <w:pPr>
+              <w:pStyle w:val="Compact"/>
+              <w:jc w:val="left"/>
+            </w:pPr>
+            <w:r>
+              <w:t xml:space="preserve">Pre-IDA21</w:t>
+            </w:r>
+          </w:p>
+        </w:tc>
+      </w:tr>
+      <w:tr>
+        <w:tc>
+          <w:tcPr/>
+          <w:p>
+            <w:pPr>
+              <w:pStyle w:val="Compact"/>
+              <w:jc w:val="left"/>
+            </w:pPr>
+            <w:r>
+              <w:t xml:space="preserve">P510239</w:t>
+            </w:r>
+          </w:p>
+        </w:tc>
+        <w:tc>
+          <w:tcPr/>
+          <w:p>
+            <w:pPr>
+              <w:pStyle w:val="Compact"/>
+              <w:jc w:val="left"/>
+            </w:pPr>
+            <w:r>
+              <w:t xml:space="preserve">Building the Capacity of Parliamentarians for Economic and Financial Governance in Ghana</w:t>
+            </w:r>
+          </w:p>
+        </w:tc>
+        <w:tc>
+          <w:tcPr/>
+          <w:p>
+            <w:pPr>
+              <w:pStyle w:val="Compact"/>
+              <w:jc w:val="left"/>
+            </w:pPr>
+            <w:r>
+              <w:t xml:space="preserve">Republic of Ghana</w:t>
+            </w:r>
+          </w:p>
+        </w:tc>
+        <w:tc>
+          <w:tcPr/>
+          <w:p>
+            <w:pPr>
+              <w:pStyle w:val="Compact"/>
+              <w:jc w:val="left"/>
+            </w:pPr>
+            <w:r>
+              <w:t xml:space="preserve">ASA</w:t>
+            </w:r>
+          </w:p>
+        </w:tc>
+        <w:tc>
+          <w:tcPr/>
+          <w:p>
+            <w:pPr>
+              <w:pStyle w:val="Compact"/>
+              <w:jc w:val="left"/>
+            </w:pPr>
+            <w:r>
+              <w:t xml:space="preserve">2025</w:t>
+            </w:r>
+          </w:p>
+        </w:tc>
+        <w:tc>
+          <w:tcPr/>
+          <w:p>
+            <w:pPr>
+              <w:pStyle w:val="Compact"/>
+              <w:jc w:val="left"/>
+            </w:pPr>
+            <w:r>
+              <w:t xml:space="preserve">Pre-IDA21</w:t>
+            </w:r>
+          </w:p>
+        </w:tc>
+      </w:tr>
+      <w:tr>
+        <w:tc>
+          <w:tcPr/>
+          <w:p>
+            <w:pPr>
+              <w:pStyle w:val="Compact"/>
+              <w:jc w:val="left"/>
+            </w:pPr>
+            <w:r>
+              <w:t xml:space="preserve">P180935</w:t>
+            </w:r>
+          </w:p>
+        </w:tc>
+        <w:tc>
+          <w:tcPr/>
+          <w:p>
+            <w:pPr>
+              <w:pStyle w:val="Compact"/>
+              <w:jc w:val="left"/>
+            </w:pPr>
+            <w:r>
+              <w:t xml:space="preserve">Second Kenya Devolution Support Program</w:t>
+            </w:r>
+          </w:p>
+        </w:tc>
+        <w:tc>
+          <w:tcPr/>
+          <w:p>
+            <w:pPr>
+              <w:pStyle w:val="Compact"/>
+              <w:jc w:val="left"/>
+            </w:pPr>
+            <w:r>
+              <w:t xml:space="preserve">Republic of Kenya</w:t>
+            </w:r>
+          </w:p>
+        </w:tc>
+        <w:tc>
+          <w:tcPr/>
+          <w:p>
+            <w:pPr>
+              <w:pStyle w:val="Compact"/>
+              <w:jc w:val="left"/>
+            </w:pPr>
+            <w:r>
+              <w:t xml:space="preserve">Lending</w:t>
+            </w:r>
+          </w:p>
+        </w:tc>
+        <w:tc>
+          <w:tcPr/>
+          <w:p>
+            <w:pPr>
+              <w:pStyle w:val="Compact"/>
+              <w:jc w:val="left"/>
+            </w:pPr>
+            <w:r>
+              <w:t xml:space="preserve">2024</w:t>
+            </w:r>
+          </w:p>
+        </w:tc>
+        <w:tc>
+          <w:tcPr/>
+          <w:p>
+            <w:pPr>
+              <w:pStyle w:val="Compact"/>
+              <w:jc w:val="left"/>
+            </w:pPr>
+            <w:r>
+              <w:t xml:space="preserve">Pre-IDA21</w:t>
+            </w:r>
+          </w:p>
+        </w:tc>
+      </w:tr>
+      <w:tr>
+        <w:tc>
+          <w:tcPr/>
+          <w:p>
+            <w:pPr>
+              <w:pStyle w:val="Compact"/>
+              <w:jc w:val="left"/>
+            </w:pPr>
+            <w:r>
+              <w:t xml:space="preserve">P180287</w:t>
+            </w:r>
+          </w:p>
+        </w:tc>
+        <w:tc>
+          <w:tcPr/>
+          <w:p>
+            <w:pPr>
+              <w:pStyle w:val="Compact"/>
+              <w:jc w:val="left"/>
+            </w:pPr>
+            <w:r>
+              <w:t xml:space="preserve">Second Program for Strengthening Governance for Enabling Service Delivery and Public Investment in Kenya</w:t>
+            </w:r>
+          </w:p>
+        </w:tc>
+        <w:tc>
+          <w:tcPr/>
+          <w:p>
+            <w:pPr>
+              <w:pStyle w:val="Compact"/>
+              <w:jc w:val="left"/>
+            </w:pPr>
+            <w:r>
+              <w:t xml:space="preserve">Republic of Kenya</w:t>
+            </w:r>
+          </w:p>
+        </w:tc>
+        <w:tc>
+          <w:tcPr/>
+          <w:p>
+            <w:pPr>
+              <w:pStyle w:val="Compact"/>
+              <w:jc w:val="left"/>
+            </w:pPr>
+            <w:r>
+              <w:t xml:space="preserve">Lending</w:t>
+            </w:r>
+          </w:p>
+        </w:tc>
+        <w:tc>
+          <w:tcPr/>
+          <w:p>
+            <w:pPr>
+              <w:pStyle w:val="Compact"/>
+              <w:jc w:val="left"/>
+            </w:pPr>
+            <w:r>
+              <w:t xml:space="preserve">2024</w:t>
+            </w:r>
+          </w:p>
+        </w:tc>
+        <w:tc>
+          <w:tcPr/>
+          <w:p>
+            <w:pPr>
+              <w:pStyle w:val="Compact"/>
+              <w:jc w:val="left"/>
+            </w:pPr>
+            <w:r>
+              <w:t xml:space="preserve">Pre-IDA21</w:t>
+            </w:r>
+          </w:p>
+        </w:tc>
+      </w:tr>
+      <w:tr>
+        <w:tc>
+          <w:tcPr/>
+          <w:p>
+            <w:pPr>
+              <w:pStyle w:val="Compact"/>
+              <w:jc w:val="left"/>
+            </w:pPr>
+            <w:r>
+              <w:t xml:space="preserve">P179680</w:t>
+            </w:r>
+          </w:p>
+        </w:tc>
+        <w:tc>
+          <w:tcPr/>
+          <w:p>
+            <w:pPr>
+              <w:pStyle w:val="Compact"/>
+              <w:jc w:val="left"/>
+            </w:pPr>
+            <w:r>
+              <w:t xml:space="preserve">Kenya Governance and Green Economy Support Programmatic ASA</w:t>
+            </w:r>
+          </w:p>
+        </w:tc>
+        <w:tc>
+          <w:tcPr/>
+          <w:p>
+            <w:pPr>
+              <w:pStyle w:val="Compact"/>
+              <w:jc w:val="left"/>
+            </w:pPr>
+            <w:r>
+              <w:t xml:space="preserve">Republic of Kenya</w:t>
+            </w:r>
+          </w:p>
+        </w:tc>
+        <w:tc>
+          <w:tcPr/>
+          <w:p>
+            <w:pPr>
+              <w:pStyle w:val="Compact"/>
+              <w:jc w:val="left"/>
+            </w:pPr>
+            <w:r>
+              <w:t xml:space="preserve">ASA</w:t>
+            </w:r>
+          </w:p>
+        </w:tc>
+        <w:tc>
+          <w:tcPr/>
+          <w:p>
+            <w:pPr>
+              <w:pStyle w:val="Compact"/>
+              <w:jc w:val="left"/>
+            </w:pPr>
+            <w:r>
+              <w:t xml:space="preserve">2023</w:t>
+            </w:r>
+          </w:p>
+        </w:tc>
+        <w:tc>
+          <w:tcPr/>
+          <w:p>
+            <w:pPr>
+              <w:pStyle w:val="Compact"/>
+              <w:jc w:val="left"/>
+            </w:pPr>
+            <w:r>
+              <w:t xml:space="preserve">Pre-IDA21</w:t>
+            </w:r>
+          </w:p>
+        </w:tc>
+      </w:tr>
+      <w:tr>
+        <w:tc>
+          <w:tcPr/>
+          <w:p>
+            <w:pPr>
+              <w:pStyle w:val="Compact"/>
+              <w:jc w:val="left"/>
+            </w:pPr>
+            <w:r>
+              <w:t xml:space="preserve">P164961</w:t>
+            </w:r>
+          </w:p>
+        </w:tc>
+        <w:tc>
+          <w:tcPr/>
+          <w:p>
+            <w:pPr>
+              <w:pStyle w:val="Compact"/>
+              <w:jc w:val="left"/>
+            </w:pPr>
+            <w:r>
+              <w:t xml:space="preserve">Malawi Governance to Enable Service Delivery Project</w:t>
+            </w:r>
+          </w:p>
+        </w:tc>
+        <w:tc>
+          <w:tcPr/>
+          <w:p>
+            <w:pPr>
+              <w:pStyle w:val="Compact"/>
+              <w:jc w:val="left"/>
+            </w:pPr>
+            <w:r>
+              <w:t xml:space="preserve">Republic of Malawi</w:t>
+            </w:r>
+          </w:p>
+        </w:tc>
+        <w:tc>
+          <w:tcPr/>
+          <w:p>
+            <w:pPr>
+              <w:pStyle w:val="Compact"/>
+              <w:jc w:val="left"/>
+            </w:pPr>
+            <w:r>
+              <w:t xml:space="preserve">Lending</w:t>
+            </w:r>
+          </w:p>
+        </w:tc>
+        <w:tc>
+          <w:tcPr/>
+          <w:p>
+            <w:pPr>
+              <w:pStyle w:val="Compact"/>
+              <w:jc w:val="left"/>
+            </w:pPr>
+            <w:r>
+              <w:t xml:space="preserve">2020</w:t>
+            </w:r>
+          </w:p>
+        </w:tc>
+        <w:tc>
+          <w:tcPr/>
+          <w:p>
+            <w:pPr>
+              <w:pStyle w:val="Compact"/>
+              <w:jc w:val="left"/>
+            </w:pPr>
+            <w:r>
+              <w:t xml:space="preserve">Pre-IDA21</w:t>
+            </w:r>
+          </w:p>
+        </w:tc>
+      </w:tr>
+      <w:tr>
+        <w:tc>
+          <w:tcPr/>
+          <w:p>
+            <w:pPr>
+              <w:pStyle w:val="Compact"/>
+              <w:jc w:val="left"/>
+            </w:pPr>
+            <w:r>
+              <w:t xml:space="preserve">P181620</w:t>
+            </w:r>
+          </w:p>
+        </w:tc>
+        <w:tc>
+          <w:tcPr/>
+          <w:p>
+            <w:pPr>
+              <w:pStyle w:val="Compact"/>
+              <w:jc w:val="left"/>
+            </w:pPr>
+            <w:r>
+              <w:t xml:space="preserve">Additional Financing for Malawi Governance to Enable Service Delivery</w:t>
+            </w:r>
+          </w:p>
+        </w:tc>
+        <w:tc>
+          <w:tcPr/>
+          <w:p>
+            <w:pPr>
+              <w:pStyle w:val="Compact"/>
+              <w:jc w:val="left"/>
+            </w:pPr>
+            <w:r>
+              <w:t xml:space="preserve">Republic of Malawi</w:t>
+            </w:r>
+          </w:p>
+        </w:tc>
+        <w:tc>
+          <w:tcPr/>
+          <w:p>
+            <w:pPr>
+              <w:pStyle w:val="Compact"/>
+              <w:jc w:val="left"/>
+            </w:pPr>
+            <w:r>
+              <w:t xml:space="preserve">Lending</w:t>
+            </w:r>
+          </w:p>
+        </w:tc>
+        <w:tc>
+          <w:tcPr/>
+          <w:p>
+            <w:pPr>
+              <w:pStyle w:val="Compact"/>
+              <w:jc w:val="left"/>
+            </w:pPr>
+            <w:r>
+              <w:t xml:space="preserve">2024</w:t>
+            </w:r>
+          </w:p>
+        </w:tc>
+        <w:tc>
+          <w:tcPr/>
+          <w:p>
+            <w:pPr>
+              <w:pStyle w:val="Compact"/>
+              <w:jc w:val="left"/>
+            </w:pPr>
+            <w:r>
+              <w:t xml:space="preserve">Pre-IDA21</w:t>
+            </w:r>
+          </w:p>
+        </w:tc>
+      </w:tr>
+      <w:tr>
+        <w:tc>
+          <w:tcPr/>
+          <w:p>
+            <w:pPr>
+              <w:pStyle w:val="Compact"/>
+              <w:jc w:val="left"/>
+            </w:pPr>
+            <w:r>
+              <w:t xml:space="preserve">P500811</w:t>
+            </w:r>
+          </w:p>
+        </w:tc>
+        <w:tc>
+          <w:tcPr/>
+          <w:p>
+            <w:pPr>
+              <w:pStyle w:val="Compact"/>
+              <w:jc w:val="left"/>
+            </w:pPr>
+            <w:r>
+              <w:t xml:space="preserve">Malawi Governance and Accountability PASA</w:t>
+            </w:r>
+          </w:p>
+        </w:tc>
+        <w:tc>
+          <w:tcPr/>
+          <w:p>
+            <w:pPr>
+              <w:pStyle w:val="Compact"/>
+              <w:jc w:val="left"/>
+            </w:pPr>
+            <w:r>
+              <w:t xml:space="preserve">Republic of Malawi</w:t>
+            </w:r>
+          </w:p>
+        </w:tc>
+        <w:tc>
+          <w:tcPr/>
+          <w:p>
+            <w:pPr>
+              <w:pStyle w:val="Compact"/>
+              <w:jc w:val="left"/>
+            </w:pPr>
+            <w:r>
+              <w:t xml:space="preserve">ASA</w:t>
+            </w:r>
+          </w:p>
+        </w:tc>
+        <w:tc>
+          <w:tcPr/>
+          <w:p>
+            <w:pPr>
+              <w:pStyle w:val="Compact"/>
+              <w:jc w:val="left"/>
+            </w:pPr>
+            <w:r>
+              <w:t xml:space="preserve">2023</w:t>
+            </w:r>
+          </w:p>
+        </w:tc>
+        <w:tc>
+          <w:tcPr/>
+          <w:p>
+            <w:pPr>
+              <w:pStyle w:val="Compact"/>
+              <w:jc w:val="left"/>
+            </w:pPr>
+            <w:r>
+              <w:t xml:space="preserve">Pre-IDA21</w:t>
+            </w:r>
+          </w:p>
+        </w:tc>
+      </w:tr>
+      <w:tr>
+        <w:tc>
+          <w:tcPr/>
+          <w:p>
+            <w:pPr>
+              <w:pStyle w:val="Compact"/>
+              <w:jc w:val="left"/>
+            </w:pPr>
+            <w:r>
+              <w:t xml:space="preserve">P174822</w:t>
+            </w:r>
+          </w:p>
+        </w:tc>
+        <w:tc>
+          <w:tcPr/>
+          <w:p>
+            <w:pPr>
+              <w:pStyle w:val="Compact"/>
+              <w:jc w:val="left"/>
+            </w:pPr>
+            <w:r>
+              <w:t xml:space="preserve">Niger Public Sector Management for Resilience and Service Delivery Program</w:t>
+            </w:r>
+          </w:p>
+        </w:tc>
+        <w:tc>
+          <w:tcPr/>
+          <w:p>
+            <w:pPr>
+              <w:pStyle w:val="Compact"/>
+              <w:jc w:val="left"/>
+            </w:pPr>
+            <w:r>
+              <w:t xml:space="preserve">Republic of Niger</w:t>
+            </w:r>
+          </w:p>
+        </w:tc>
+        <w:tc>
+          <w:tcPr/>
+          <w:p>
+            <w:pPr>
+              <w:pStyle w:val="Compact"/>
+              <w:jc w:val="left"/>
+            </w:pPr>
+            <w:r>
+              <w:t xml:space="preserve">Lending</w:t>
+            </w:r>
+          </w:p>
+        </w:tc>
+        <w:tc>
+          <w:tcPr/>
+          <w:p>
+            <w:pPr>
+              <w:pStyle w:val="Compact"/>
+              <w:jc w:val="left"/>
+            </w:pPr>
+            <w:r>
+              <w:t xml:space="preserve">2022</w:t>
+            </w:r>
+          </w:p>
+        </w:tc>
+        <w:tc>
+          <w:tcPr/>
+          <w:p>
+            <w:pPr>
+              <w:pStyle w:val="Compact"/>
+              <w:jc w:val="left"/>
+            </w:pPr>
+            <w:r>
+              <w:t xml:space="preserve">Pre-IDA21</w:t>
+            </w:r>
+          </w:p>
+        </w:tc>
+      </w:tr>
+      <w:tr>
+        <w:tc>
+          <w:tcPr/>
+          <w:p>
+            <w:pPr>
+              <w:pStyle w:val="Compact"/>
+              <w:jc w:val="left"/>
+            </w:pPr>
+            <w:r>
+              <w:t xml:space="preserve">P509601</w:t>
+            </w:r>
+          </w:p>
+        </w:tc>
+        <w:tc>
+          <w:tcPr/>
+          <w:p>
+            <w:pPr>
+              <w:pStyle w:val="Compact"/>
+              <w:jc w:val="left"/>
+            </w:pPr>
+            <w:r>
+              <w:t xml:space="preserve">Niger Food Security and Emergency Access to Essential Services Project</w:t>
+            </w:r>
+          </w:p>
+        </w:tc>
+        <w:tc>
+          <w:tcPr/>
+          <w:p>
+            <w:pPr>
+              <w:pStyle w:val="Compact"/>
+              <w:jc w:val="left"/>
+            </w:pPr>
+            <w:r>
+              <w:t xml:space="preserve">Republic of Niger</w:t>
+            </w:r>
+          </w:p>
+        </w:tc>
+        <w:tc>
+          <w:tcPr/>
+          <w:p>
+            <w:pPr>
+              <w:pStyle w:val="Compact"/>
+              <w:jc w:val="left"/>
+            </w:pPr>
+            <w:r>
+              <w:t xml:space="preserve">Lending</w:t>
+            </w:r>
+          </w:p>
+        </w:tc>
+        <w:tc>
+          <w:tcPr/>
+          <w:p>
+            <w:pPr>
+              <w:pStyle w:val="Compact"/>
+              <w:jc w:val="left"/>
+            </w:pPr>
+            <w:r>
+              <w:t xml:space="preserve">2025</w:t>
+            </w:r>
+          </w:p>
+        </w:tc>
+        <w:tc>
+          <w:tcPr/>
+          <w:p>
+            <w:pPr>
+              <w:pStyle w:val="Compact"/>
+              <w:jc w:val="left"/>
+            </w:pPr>
+            <w:r>
+              <w:t xml:space="preserve">Pre-IDA21</w:t>
+            </w:r>
+          </w:p>
+        </w:tc>
+      </w:tr>
+      <w:tr>
+        <w:tc>
+          <w:tcPr/>
+          <w:p>
+            <w:pPr>
+              <w:pStyle w:val="Compact"/>
+              <w:jc w:val="left"/>
+            </w:pPr>
+            <w:r>
+              <w:t xml:space="preserve">P500797</w:t>
+            </w:r>
+          </w:p>
+        </w:tc>
+        <w:tc>
+          <w:tcPr/>
+          <w:p>
+            <w:pPr>
+              <w:pStyle w:val="Compact"/>
+              <w:jc w:val="left"/>
+            </w:pPr>
+            <w:r>
+              <w:t xml:space="preserve">Rwanda Governance and Decentralization Support PASA</w:t>
+            </w:r>
+          </w:p>
+        </w:tc>
+        <w:tc>
+          <w:tcPr/>
+          <w:p>
+            <w:pPr>
+              <w:pStyle w:val="Compact"/>
+              <w:jc w:val="left"/>
+            </w:pPr>
+            <w:r>
+              <w:t xml:space="preserve">Republic of Rwanda</w:t>
+            </w:r>
+          </w:p>
+        </w:tc>
+        <w:tc>
+          <w:tcPr/>
+          <w:p>
+            <w:pPr>
+              <w:pStyle w:val="Compact"/>
+              <w:jc w:val="left"/>
+            </w:pPr>
+            <w:r>
+              <w:t xml:space="preserve">ASA</w:t>
+            </w:r>
+          </w:p>
+        </w:tc>
+        <w:tc>
+          <w:tcPr/>
+          <w:p>
+            <w:pPr>
+              <w:pStyle w:val="Compact"/>
+              <w:jc w:val="left"/>
+            </w:pPr>
+            <w:r>
+              <w:t xml:space="preserve">2024</w:t>
+            </w:r>
+          </w:p>
+        </w:tc>
+        <w:tc>
+          <w:tcPr/>
+          <w:p>
+            <w:pPr>
+              <w:pStyle w:val="Compact"/>
+              <w:jc w:val="left"/>
+            </w:pPr>
+            <w:r>
+              <w:t xml:space="preserve">Pre-IDA21</w:t>
+            </w:r>
+          </w:p>
+        </w:tc>
+      </w:tr>
+      <w:tr>
+        <w:tc>
+          <w:tcPr/>
+          <w:p>
+            <w:pPr>
+              <w:pStyle w:val="Compact"/>
+              <w:jc w:val="left"/>
+            </w:pPr>
+            <w:r>
+              <w:t xml:space="preserve">P510613</w:t>
+            </w:r>
+          </w:p>
+        </w:tc>
+        <w:tc>
+          <w:tcPr/>
+          <w:p>
+            <w:pPr>
+              <w:pStyle w:val="Compact"/>
+              <w:jc w:val="left"/>
+            </w:pPr>
+            <w:r>
+              <w:t xml:space="preserve">Strengthening Senegal?s Fiscal Sustainability Program</w:t>
+            </w:r>
+          </w:p>
+        </w:tc>
+        <w:tc>
+          <w:tcPr/>
+          <w:p>
+            <w:pPr>
+              <w:pStyle w:val="Compact"/>
+              <w:jc w:val="left"/>
+            </w:pPr>
+            <w:r>
+              <w:t xml:space="preserve">Republic of Senegal</w:t>
+            </w:r>
+          </w:p>
+        </w:tc>
+        <w:tc>
+          <w:tcPr/>
+          <w:p>
+            <w:pPr>
+              <w:pStyle w:val="Compact"/>
+              <w:jc w:val="left"/>
+            </w:pPr>
+            <w:r>
+              <w:t xml:space="preserve">Lending</w:t>
+            </w:r>
+          </w:p>
+        </w:tc>
+        <w:tc>
+          <w:tcPr/>
+          <w:p>
+            <w:pPr>
+              <w:pStyle w:val="Compact"/>
+              <w:jc w:val="left"/>
+            </w:pPr>
+            <w:r>
+              <w:t xml:space="preserve">2025</w:t>
+            </w:r>
+          </w:p>
+        </w:tc>
+        <w:tc>
+          <w:tcPr/>
+          <w:p>
+            <w:pPr>
+              <w:pStyle w:val="Compact"/>
+              <w:jc w:val="left"/>
+            </w:pPr>
+            <w:r>
+              <w:t xml:space="preserve">Pre-IDA21</w:t>
+            </w:r>
+          </w:p>
+        </w:tc>
+      </w:tr>
+      <w:tr>
+        <w:tc>
+          <w:tcPr/>
+          <w:p>
+            <w:pPr>
+              <w:pStyle w:val="Compact"/>
+              <w:jc w:val="left"/>
+            </w:pPr>
+            <w:r>
+              <w:t xml:space="preserve">P172492</w:t>
+            </w:r>
+          </w:p>
+        </w:tc>
+        <w:tc>
+          <w:tcPr/>
+          <w:p>
+            <w:pPr>
+              <w:pStyle w:val="Compact"/>
+              <w:jc w:val="left"/>
+            </w:pPr>
+            <w:r>
+              <w:t xml:space="preserve">Accountable Governance for Basic Service Delivery</w:t>
+            </w:r>
+          </w:p>
+        </w:tc>
+        <w:tc>
+          <w:tcPr/>
+          <w:p>
+            <w:pPr>
+              <w:pStyle w:val="Compact"/>
+              <w:jc w:val="left"/>
+            </w:pPr>
+            <w:r>
+              <w:t xml:space="preserve">Republic of Sierra Leone</w:t>
+            </w:r>
+          </w:p>
+        </w:tc>
+        <w:tc>
+          <w:tcPr/>
+          <w:p>
+            <w:pPr>
+              <w:pStyle w:val="Compact"/>
+              <w:jc w:val="left"/>
+            </w:pPr>
+            <w:r>
+              <w:t xml:space="preserve">Lending</w:t>
+            </w:r>
+          </w:p>
+        </w:tc>
+        <w:tc>
+          <w:tcPr/>
+          <w:p>
+            <w:pPr>
+              <w:pStyle w:val="Compact"/>
+              <w:jc w:val="left"/>
+            </w:pPr>
+            <w:r>
+              <w:t xml:space="preserve">2021</w:t>
+            </w:r>
+          </w:p>
+        </w:tc>
+        <w:tc>
+          <w:tcPr/>
+          <w:p>
+            <w:pPr>
+              <w:pStyle w:val="Compact"/>
+              <w:jc w:val="left"/>
+            </w:pPr>
+            <w:r>
+              <w:t xml:space="preserve">Pre-IDA21</w:t>
+            </w:r>
+          </w:p>
+        </w:tc>
+      </w:tr>
+      <w:tr>
+        <w:tc>
+          <w:tcPr/>
+          <w:p>
+            <w:pPr>
+              <w:pStyle w:val="Compact"/>
+              <w:jc w:val="left"/>
+            </w:pPr>
+            <w:r>
+              <w:t xml:space="preserve">P176761</w:t>
+            </w:r>
+          </w:p>
+        </w:tc>
+        <w:tc>
+          <w:tcPr/>
+          <w:p>
+            <w:pPr>
+              <w:pStyle w:val="Compact"/>
+              <w:jc w:val="left"/>
+            </w:pPr>
+            <w:r>
+              <w:t xml:space="preserve">Public Financial Management and Institutional Strengthening Project</w:t>
+            </w:r>
+          </w:p>
+        </w:tc>
+        <w:tc>
+          <w:tcPr/>
+          <w:p>
+            <w:pPr>
+              <w:pStyle w:val="Compact"/>
+              <w:jc w:val="left"/>
+            </w:pPr>
+            <w:r>
+              <w:t xml:space="preserve">Republic of South Sudan</w:t>
+            </w:r>
+          </w:p>
+        </w:tc>
+        <w:tc>
+          <w:tcPr/>
+          <w:p>
+            <w:pPr>
+              <w:pStyle w:val="Compact"/>
+              <w:jc w:val="left"/>
+            </w:pPr>
+            <w:r>
+              <w:t xml:space="preserve">Lending</w:t>
+            </w:r>
+          </w:p>
+        </w:tc>
+        <w:tc>
+          <w:tcPr/>
+          <w:p>
+            <w:pPr>
+              <w:pStyle w:val="Compact"/>
+              <w:jc w:val="left"/>
+            </w:pPr>
+            <w:r>
+              <w:t xml:space="preserve">2022</w:t>
+            </w:r>
+          </w:p>
+        </w:tc>
+        <w:tc>
+          <w:tcPr/>
+          <w:p>
+            <w:pPr>
+              <w:pStyle w:val="Compact"/>
+              <w:jc w:val="left"/>
+            </w:pPr>
+            <w:r>
+              <w:t xml:space="preserve">Pre-IDA21</w:t>
+            </w:r>
+          </w:p>
+        </w:tc>
+      </w:tr>
+      <w:tr>
+        <w:tc>
+          <w:tcPr/>
+          <w:p>
+            <w:pPr>
+              <w:pStyle w:val="Compact"/>
+              <w:jc w:val="left"/>
+            </w:pPr>
+            <w:r>
+              <w:t xml:space="preserve">P500500</w:t>
+            </w:r>
+          </w:p>
+        </w:tc>
+        <w:tc>
+          <w:tcPr/>
+          <w:p>
+            <w:pPr>
+              <w:pStyle w:val="Compact"/>
+              <w:jc w:val="left"/>
+            </w:pPr>
+            <w:r>
+              <w:t xml:space="preserve">Building Institutional Foundations for an Effective Public Service Project</w:t>
+            </w:r>
+          </w:p>
+        </w:tc>
+        <w:tc>
+          <w:tcPr/>
+          <w:p>
+            <w:pPr>
+              <w:pStyle w:val="Compact"/>
+              <w:jc w:val="left"/>
+            </w:pPr>
+            <w:r>
+              <w:t xml:space="preserve">Republic of South Sudan</w:t>
+            </w:r>
+          </w:p>
+        </w:tc>
+        <w:tc>
+          <w:tcPr/>
+          <w:p>
+            <w:pPr>
+              <w:pStyle w:val="Compact"/>
+              <w:jc w:val="left"/>
+            </w:pPr>
+            <w:r>
+              <w:t xml:space="preserve">Lending</w:t>
+            </w:r>
+          </w:p>
+        </w:tc>
+        <w:tc>
+          <w:tcPr/>
+          <w:p>
+            <w:pPr>
+              <w:pStyle w:val="Compact"/>
+              <w:jc w:val="left"/>
+            </w:pPr>
+            <w:r>
+              <w:t xml:space="preserve">2025</w:t>
+            </w:r>
+          </w:p>
+        </w:tc>
+        <w:tc>
+          <w:tcPr/>
+          <w:p>
+            <w:pPr>
+              <w:pStyle w:val="Compact"/>
+              <w:jc w:val="left"/>
+            </w:pPr>
+            <w:r>
+              <w:t xml:space="preserve">Pre-IDA21</w:t>
+            </w:r>
+          </w:p>
+        </w:tc>
+      </w:tr>
+      <w:tr>
+        <w:tc>
+          <w:tcPr/>
+          <w:p>
+            <w:pPr>
+              <w:pStyle w:val="Compact"/>
+              <w:jc w:val="left"/>
+            </w:pPr>
+            <w:r>
+              <w:t xml:space="preserve">P180797</w:t>
+            </w:r>
+          </w:p>
+        </w:tc>
+        <w:tc>
+          <w:tcPr/>
+          <w:p>
+            <w:pPr>
+              <w:pStyle w:val="Compact"/>
+              <w:jc w:val="left"/>
+            </w:pPr>
+            <w:r>
+              <w:t xml:space="preserve">South Sudan Programmatic Governance and Public Financial Management Technical Assistance</w:t>
+            </w:r>
+          </w:p>
+        </w:tc>
+        <w:tc>
+          <w:tcPr/>
+          <w:p>
+            <w:pPr>
+              <w:pStyle w:val="Compact"/>
+              <w:jc w:val="left"/>
+            </w:pPr>
+            <w:r>
+              <w:t xml:space="preserve">Republic of South Sudan</w:t>
+            </w:r>
+          </w:p>
+        </w:tc>
+        <w:tc>
+          <w:tcPr/>
+          <w:p>
+            <w:pPr>
+              <w:pStyle w:val="Compact"/>
+              <w:jc w:val="left"/>
+            </w:pPr>
+            <w:r>
+              <w:t xml:space="preserve">ASA</w:t>
+            </w:r>
+          </w:p>
+        </w:tc>
+        <w:tc>
+          <w:tcPr/>
+          <w:p>
+            <w:pPr>
+              <w:pStyle w:val="Compact"/>
+              <w:jc w:val="left"/>
+            </w:pPr>
+            <w:r>
+              <w:t xml:space="preserve">2023</w:t>
+            </w:r>
+          </w:p>
+        </w:tc>
+        <w:tc>
+          <w:tcPr/>
+          <w:p>
+            <w:pPr>
+              <w:pStyle w:val="Compact"/>
+              <w:jc w:val="left"/>
+            </w:pPr>
+            <w:r>
+              <w:t xml:space="preserve">Pre-IDA21</w:t>
+            </w:r>
+          </w:p>
+        </w:tc>
+      </w:tr>
+      <w:tr>
+        <w:tc>
+          <w:tcPr/>
+          <w:p>
+            <w:pPr>
+              <w:pStyle w:val="Compact"/>
+              <w:jc w:val="left"/>
+            </w:pPr>
+            <w:r>
+              <w:t xml:space="preserve">P150381</w:t>
+            </w:r>
+          </w:p>
+        </w:tc>
+        <w:tc>
+          <w:tcPr/>
+          <w:p>
+            <w:pPr>
+              <w:pStyle w:val="Compact"/>
+              <w:jc w:val="left"/>
+            </w:pPr>
+            <w:r>
+              <w:t xml:space="preserve">Public Finance Management Modernization Project 2</w:t>
+            </w:r>
+          </w:p>
+        </w:tc>
+        <w:tc>
+          <w:tcPr/>
+          <w:p>
+            <w:pPr>
+              <w:pStyle w:val="Compact"/>
+              <w:jc w:val="left"/>
+            </w:pPr>
+            <w:r>
+              <w:t xml:space="preserve">Republic of Tajikistan</w:t>
+            </w:r>
+          </w:p>
+        </w:tc>
+        <w:tc>
+          <w:tcPr/>
+          <w:p>
+            <w:pPr>
+              <w:pStyle w:val="Compact"/>
+              <w:jc w:val="left"/>
+            </w:pPr>
+            <w:r>
+              <w:t xml:space="preserve">Lending</w:t>
+            </w:r>
+          </w:p>
+        </w:tc>
+        <w:tc>
+          <w:tcPr/>
+          <w:p>
+            <w:pPr>
+              <w:pStyle w:val="Compact"/>
+              <w:jc w:val="left"/>
+            </w:pPr>
+            <w:r>
+              <w:t xml:space="preserve">2015</w:t>
+            </w:r>
+          </w:p>
+        </w:tc>
+        <w:tc>
+          <w:tcPr/>
+          <w:p>
+            <w:pPr>
+              <w:pStyle w:val="Compact"/>
+              <w:jc w:val="left"/>
+            </w:pPr>
+            <w:r>
+              <w:t xml:space="preserve">Pre-IDA21</w:t>
+            </w:r>
+          </w:p>
+        </w:tc>
+      </w:tr>
+      <w:tr>
+        <w:tc>
+          <w:tcPr/>
+          <w:p>
+            <w:pPr>
+              <w:pStyle w:val="Compact"/>
+              <w:jc w:val="left"/>
+            </w:pPr>
+            <w:r>
+              <w:t xml:space="preserve">P172924</w:t>
+            </w:r>
+          </w:p>
+        </w:tc>
+        <w:tc>
+          <w:tcPr/>
+          <w:p>
+            <w:pPr>
+              <w:pStyle w:val="Compact"/>
+              <w:jc w:val="left"/>
+            </w:pPr>
+            <w:r>
+              <w:t xml:space="preserve">Additional Financing for Public Finance Management Modernization Project 2</w:t>
+            </w:r>
+          </w:p>
+        </w:tc>
+        <w:tc>
+          <w:tcPr/>
+          <w:p>
+            <w:pPr>
+              <w:pStyle w:val="Compact"/>
+              <w:jc w:val="left"/>
+            </w:pPr>
+            <w:r>
+              <w:t xml:space="preserve">Republic of Tajikistan</w:t>
+            </w:r>
+          </w:p>
+        </w:tc>
+        <w:tc>
+          <w:tcPr/>
+          <w:p>
+            <w:pPr>
+              <w:pStyle w:val="Compact"/>
+              <w:jc w:val="left"/>
+            </w:pPr>
+            <w:r>
+              <w:t xml:space="preserve">Lending</w:t>
+            </w:r>
+          </w:p>
+        </w:tc>
+        <w:tc>
+          <w:tcPr/>
+          <w:p>
+            <w:pPr>
+              <w:pStyle w:val="Compact"/>
+              <w:jc w:val="left"/>
+            </w:pPr>
+            <w:r>
+              <w:t xml:space="preserve">2021</w:t>
+            </w:r>
+          </w:p>
+        </w:tc>
+        <w:tc>
+          <w:tcPr/>
+          <w:p>
+            <w:pPr>
+              <w:pStyle w:val="Compact"/>
+              <w:jc w:val="left"/>
+            </w:pPr>
+            <w:r>
+              <w:t xml:space="preserve">Pre-IDA21</w:t>
+            </w:r>
+          </w:p>
+        </w:tc>
+      </w:tr>
+      <w:tr>
+        <w:tc>
+          <w:tcPr/>
+          <w:p>
+            <w:pPr>
+              <w:pStyle w:val="Compact"/>
+              <w:jc w:val="left"/>
+            </w:pPr>
+            <w:r>
+              <w:t xml:space="preserve">P171892</w:t>
+            </w:r>
+          </w:p>
+        </w:tc>
+        <w:tc>
+          <w:tcPr/>
+          <w:p>
+            <w:pPr>
+              <w:pStyle w:val="Compact"/>
+              <w:jc w:val="left"/>
+            </w:pPr>
+            <w:r>
+              <w:t xml:space="preserve">Tax Reform Operation</w:t>
+            </w:r>
+          </w:p>
+        </w:tc>
+        <w:tc>
+          <w:tcPr/>
+          <w:p>
+            <w:pPr>
+              <w:pStyle w:val="Compact"/>
+              <w:jc w:val="left"/>
+            </w:pPr>
+            <w:r>
+              <w:t xml:space="preserve">Republic of Tajikistan</w:t>
+            </w:r>
+          </w:p>
+        </w:tc>
+        <w:tc>
+          <w:tcPr/>
+          <w:p>
+            <w:pPr>
+              <w:pStyle w:val="Compact"/>
+              <w:jc w:val="left"/>
+            </w:pPr>
+            <w:r>
+              <w:t xml:space="preserve">Lending</w:t>
+            </w:r>
+          </w:p>
+        </w:tc>
+        <w:tc>
+          <w:tcPr/>
+          <w:p>
+            <w:pPr>
+              <w:pStyle w:val="Compact"/>
+              <w:jc w:val="left"/>
+            </w:pPr>
+            <w:r>
+              <w:t xml:space="preserve">2021</w:t>
+            </w:r>
+          </w:p>
+        </w:tc>
+        <w:tc>
+          <w:tcPr/>
+          <w:p>
+            <w:pPr>
+              <w:pStyle w:val="Compact"/>
+              <w:jc w:val="left"/>
+            </w:pPr>
+            <w:r>
+              <w:t xml:space="preserve">Pre-IDA21</w:t>
+            </w:r>
+          </w:p>
+        </w:tc>
+      </w:tr>
+      <w:tr>
+        <w:tc>
+          <w:tcPr/>
+          <w:p>
+            <w:pPr>
+              <w:pStyle w:val="Compact"/>
+              <w:jc w:val="left"/>
+            </w:pPr>
+            <w:r>
+              <w:t xml:space="preserve">P176883</w:t>
+            </w:r>
+          </w:p>
+        </w:tc>
+        <w:tc>
+          <w:tcPr/>
+          <w:p>
+            <w:pPr>
+              <w:pStyle w:val="Compact"/>
+              <w:jc w:val="left"/>
+            </w:pPr>
+            <w:r>
+              <w:t xml:space="preserve">Togo Public Sector Strengthening for Service Delivery Operation</w:t>
+            </w:r>
+          </w:p>
+        </w:tc>
+        <w:tc>
+          <w:tcPr/>
+          <w:p>
+            <w:pPr>
+              <w:pStyle w:val="Compact"/>
+              <w:jc w:val="left"/>
+            </w:pPr>
+            <w:r>
+              <w:t xml:space="preserve">Republic of Togo</w:t>
+            </w:r>
+          </w:p>
+        </w:tc>
+        <w:tc>
+          <w:tcPr/>
+          <w:p>
+            <w:pPr>
+              <w:pStyle w:val="Compact"/>
+              <w:jc w:val="left"/>
+            </w:pPr>
+            <w:r>
+              <w:t xml:space="preserve">Lending</w:t>
+            </w:r>
+          </w:p>
+        </w:tc>
+        <w:tc>
+          <w:tcPr/>
+          <w:p>
+            <w:pPr>
+              <w:pStyle w:val="Compact"/>
+              <w:jc w:val="left"/>
+            </w:pPr>
+            <w:r>
+              <w:t xml:space="preserve">2024</w:t>
+            </w:r>
+          </w:p>
+        </w:tc>
+        <w:tc>
+          <w:tcPr/>
+          <w:p>
+            <w:pPr>
+              <w:pStyle w:val="Compact"/>
+              <w:jc w:val="left"/>
+            </w:pPr>
+            <w:r>
+              <w:t xml:space="preserve">Pre-IDA21</w:t>
+            </w:r>
+          </w:p>
+        </w:tc>
+      </w:tr>
+      <w:tr>
+        <w:tc>
+          <w:tcPr/>
+          <w:p>
+            <w:pPr>
+              <w:pStyle w:val="Compact"/>
+              <w:jc w:val="left"/>
+            </w:pPr>
+            <w:r>
+              <w:t xml:space="preserve">P501226</w:t>
+            </w:r>
+          </w:p>
+        </w:tc>
+        <w:tc>
+          <w:tcPr/>
+          <w:p>
+            <w:pPr>
+              <w:pStyle w:val="Compact"/>
+              <w:jc w:val="left"/>
+            </w:pPr>
+            <w:r>
+              <w:t xml:space="preserve">Improving Public Financial Management to Support Service Delivery in Togo</w:t>
+            </w:r>
+          </w:p>
+        </w:tc>
+        <w:tc>
+          <w:tcPr/>
+          <w:p>
+            <w:pPr>
+              <w:pStyle w:val="Compact"/>
+              <w:jc w:val="left"/>
+            </w:pPr>
+            <w:r>
+              <w:t xml:space="preserve">Republic of Togo</w:t>
+            </w:r>
+          </w:p>
+        </w:tc>
+        <w:tc>
+          <w:tcPr/>
+          <w:p>
+            <w:pPr>
+              <w:pStyle w:val="Compact"/>
+              <w:jc w:val="left"/>
+            </w:pPr>
+            <w:r>
+              <w:t xml:space="preserve">ASA</w:t>
+            </w:r>
+          </w:p>
+        </w:tc>
+        <w:tc>
+          <w:tcPr/>
+          <w:p>
+            <w:pPr>
+              <w:pStyle w:val="Compact"/>
+              <w:jc w:val="left"/>
+            </w:pPr>
+            <w:r>
+              <w:t xml:space="preserve">2023</w:t>
+            </w:r>
+          </w:p>
+        </w:tc>
+        <w:tc>
+          <w:tcPr/>
+          <w:p>
+            <w:pPr>
+              <w:pStyle w:val="Compact"/>
+              <w:jc w:val="left"/>
+            </w:pPr>
+            <w:r>
+              <w:t xml:space="preserve">Pre-IDA21</w:t>
+            </w:r>
+          </w:p>
+        </w:tc>
+      </w:tr>
+      <w:tr>
+        <w:tc>
+          <w:tcPr/>
+          <w:p>
+            <w:pPr>
+              <w:pStyle w:val="Compact"/>
+              <w:jc w:val="left"/>
+            </w:pPr>
+            <w:r>
+              <w:t xml:space="preserve">P501663</w:t>
+            </w:r>
+          </w:p>
+        </w:tc>
+        <w:tc>
+          <w:tcPr/>
+          <w:p>
+            <w:pPr>
+              <w:pStyle w:val="Compact"/>
+              <w:jc w:val="left"/>
+            </w:pPr>
+            <w:r>
+              <w:t xml:space="preserve">Uganda Governance Programmatic Advisory Services and Analytics</w:t>
+            </w:r>
+          </w:p>
+        </w:tc>
+        <w:tc>
+          <w:tcPr/>
+          <w:p>
+            <w:pPr>
+              <w:pStyle w:val="Compact"/>
+              <w:jc w:val="left"/>
+            </w:pPr>
+            <w:r>
+              <w:t xml:space="preserve">Republic of Uganda</w:t>
+            </w:r>
+          </w:p>
+        </w:tc>
+        <w:tc>
+          <w:tcPr/>
+          <w:p>
+            <w:pPr>
+              <w:pStyle w:val="Compact"/>
+              <w:jc w:val="left"/>
+            </w:pPr>
+            <w:r>
+              <w:t xml:space="preserve">ASA</w:t>
+            </w:r>
+          </w:p>
+        </w:tc>
+        <w:tc>
+          <w:tcPr/>
+          <w:p>
+            <w:pPr>
+              <w:pStyle w:val="Compact"/>
+              <w:jc w:val="left"/>
+            </w:pPr>
+            <w:r>
+              <w:t xml:space="preserve">2024</w:t>
+            </w:r>
+          </w:p>
+        </w:tc>
+        <w:tc>
+          <w:tcPr/>
+          <w:p>
+            <w:pPr>
+              <w:pStyle w:val="Compact"/>
+              <w:jc w:val="left"/>
+            </w:pPr>
+            <w:r>
+              <w:t xml:space="preserve">Pre-IDA21</w:t>
+            </w:r>
+          </w:p>
+        </w:tc>
+      </w:tr>
+      <w:tr>
+        <w:tc>
+          <w:tcPr/>
+          <w:p>
+            <w:pPr>
+              <w:pStyle w:val="Compact"/>
+              <w:jc w:val="left"/>
+            </w:pPr>
+            <w:r>
+              <w:t xml:space="preserve">P173001</w:t>
+            </w:r>
+          </w:p>
+        </w:tc>
+        <w:tc>
+          <w:tcPr/>
+          <w:p>
+            <w:pPr>
+              <w:pStyle w:val="Compact"/>
+              <w:jc w:val="left"/>
+            </w:pPr>
+            <w:r>
+              <w:t xml:space="preserve">Tax Administration Reform Project in Uzbekistan</w:t>
+            </w:r>
+          </w:p>
+        </w:tc>
+        <w:tc>
+          <w:tcPr/>
+          <w:p>
+            <w:pPr>
+              <w:pStyle w:val="Compact"/>
+              <w:jc w:val="left"/>
+            </w:pPr>
+            <w:r>
+              <w:t xml:space="preserve">Republic of Uzbekistan</w:t>
+            </w:r>
+          </w:p>
+        </w:tc>
+        <w:tc>
+          <w:tcPr/>
+          <w:p>
+            <w:pPr>
+              <w:pStyle w:val="Compact"/>
+              <w:jc w:val="left"/>
+            </w:pPr>
+            <w:r>
+              <w:t xml:space="preserve">Lending</w:t>
+            </w:r>
+          </w:p>
+        </w:tc>
+        <w:tc>
+          <w:tcPr/>
+          <w:p>
+            <w:pPr>
+              <w:pStyle w:val="Compact"/>
+              <w:jc w:val="left"/>
+            </w:pPr>
+            <w:r>
+              <w:t xml:space="preserve">2021</w:t>
+            </w:r>
+          </w:p>
+        </w:tc>
+        <w:tc>
+          <w:tcPr/>
+          <w:p>
+            <w:pPr>
+              <w:pStyle w:val="Compact"/>
+              <w:jc w:val="left"/>
+            </w:pPr>
+            <w:r>
+              <w:t xml:space="preserve">Pre-IDA21</w:t>
+            </w:r>
+          </w:p>
+        </w:tc>
+      </w:tr>
+      <w:tr>
+        <w:tc>
+          <w:tcPr/>
+          <w:p>
+            <w:pPr>
+              <w:pStyle w:val="Compact"/>
+              <w:jc w:val="left"/>
+            </w:pPr>
+            <w:r>
+              <w:t xml:space="preserve">P506552</w:t>
+            </w:r>
+          </w:p>
+        </w:tc>
+        <w:tc>
+          <w:tcPr/>
+          <w:p>
+            <w:pPr>
+              <w:pStyle w:val="Compact"/>
+              <w:jc w:val="left"/>
+            </w:pPr>
+            <w:r>
+              <w:t xml:space="preserve">Yemen Strengthening Institutions</w:t>
+            </w:r>
+          </w:p>
+        </w:tc>
+        <w:tc>
+          <w:tcPr/>
+          <w:p>
+            <w:pPr>
+              <w:pStyle w:val="Compact"/>
+              <w:jc w:val="left"/>
+            </w:pPr>
+            <w:r>
+              <w:t xml:space="preserve">Republic of Yemen</w:t>
+            </w:r>
+          </w:p>
+        </w:tc>
+        <w:tc>
+          <w:tcPr/>
+          <w:p>
+            <w:pPr>
+              <w:pStyle w:val="Compact"/>
+              <w:jc w:val="left"/>
+            </w:pPr>
+            <w:r>
+              <w:t xml:space="preserve">ASA</w:t>
+            </w:r>
+          </w:p>
+        </w:tc>
+        <w:tc>
+          <w:tcPr/>
+          <w:p>
+            <w:pPr>
+              <w:pStyle w:val="Compact"/>
+              <w:jc w:val="left"/>
+            </w:pPr>
+            <w:r>
+              <w:t xml:space="preserve">2024</w:t>
+            </w:r>
+          </w:p>
+        </w:tc>
+        <w:tc>
+          <w:tcPr/>
+          <w:p>
+            <w:pPr>
+              <w:pStyle w:val="Compact"/>
+              <w:jc w:val="left"/>
+            </w:pPr>
+            <w:r>
+              <w:t xml:space="preserve">Pre-IDA21</w:t>
+            </w:r>
+          </w:p>
+        </w:tc>
+      </w:tr>
+      <w:tr>
+        <w:tc>
+          <w:tcPr/>
+          <w:p>
+            <w:pPr>
+              <w:pStyle w:val="Compact"/>
+              <w:jc w:val="left"/>
+            </w:pPr>
+            <w:r>
+              <w:t xml:space="preserve">P178492</w:t>
+            </w:r>
+          </w:p>
+        </w:tc>
+        <w:tc>
+          <w:tcPr/>
+          <w:p>
+            <w:pPr>
+              <w:pStyle w:val="Compact"/>
+              <w:jc w:val="left"/>
+            </w:pPr>
+            <w:r>
+              <w:t xml:space="preserve">Zambia Devolution Support Program</w:t>
+            </w:r>
+          </w:p>
+        </w:tc>
+        <w:tc>
+          <w:tcPr/>
+          <w:p>
+            <w:pPr>
+              <w:pStyle w:val="Compact"/>
+              <w:jc w:val="left"/>
+            </w:pPr>
+            <w:r>
+              <w:t xml:space="preserve">Republic of Zambia</w:t>
+            </w:r>
+          </w:p>
+        </w:tc>
+        <w:tc>
+          <w:tcPr/>
+          <w:p>
+            <w:pPr>
+              <w:pStyle w:val="Compact"/>
+              <w:jc w:val="left"/>
+            </w:pPr>
+            <w:r>
+              <w:t xml:space="preserve">Lending</w:t>
+            </w:r>
+          </w:p>
+        </w:tc>
+        <w:tc>
+          <w:tcPr/>
+          <w:p>
+            <w:pPr>
+              <w:pStyle w:val="Compact"/>
+              <w:jc w:val="left"/>
+            </w:pPr>
+            <w:r>
+              <w:t xml:space="preserve">2022</w:t>
+            </w:r>
+          </w:p>
+        </w:tc>
+        <w:tc>
+          <w:tcPr/>
+          <w:p>
+            <w:pPr>
+              <w:pStyle w:val="Compact"/>
+              <w:jc w:val="left"/>
+            </w:pPr>
+            <w:r>
+              <w:t xml:space="preserve">Pre-IDA21</w:t>
+            </w:r>
+          </w:p>
+        </w:tc>
+      </w:tr>
+      <w:tr>
+        <w:tc>
+          <w:tcPr/>
+          <w:p>
+            <w:pPr>
+              <w:pStyle w:val="Compact"/>
+              <w:jc w:val="left"/>
+            </w:pPr>
+            <w:r>
+              <w:t xml:space="preserve">P502030</w:t>
+            </w:r>
+          </w:p>
+        </w:tc>
+        <w:tc>
+          <w:tcPr/>
+          <w:p>
+            <w:pPr>
+              <w:pStyle w:val="Compact"/>
+              <w:jc w:val="left"/>
+            </w:pPr>
+            <w:r>
+              <w:t xml:space="preserve">Zambia Governance for Transformation PASA</w:t>
+            </w:r>
+          </w:p>
+        </w:tc>
+        <w:tc>
+          <w:tcPr/>
+          <w:p>
+            <w:pPr>
+              <w:pStyle w:val="Compact"/>
+              <w:jc w:val="left"/>
+            </w:pPr>
+            <w:r>
+              <w:t xml:space="preserve">Republic of Zambia</w:t>
+            </w:r>
+          </w:p>
+        </w:tc>
+        <w:tc>
+          <w:tcPr/>
+          <w:p>
+            <w:pPr>
+              <w:pStyle w:val="Compact"/>
+              <w:jc w:val="left"/>
+            </w:pPr>
+            <w:r>
+              <w:t xml:space="preserve">ASA</w:t>
+            </w:r>
+          </w:p>
+        </w:tc>
+        <w:tc>
+          <w:tcPr/>
+          <w:p>
+            <w:pPr>
+              <w:pStyle w:val="Compact"/>
+              <w:jc w:val="left"/>
+            </w:pPr>
+            <w:r>
+              <w:t xml:space="preserve">2023</w:t>
+            </w:r>
+          </w:p>
+        </w:tc>
+        <w:tc>
+          <w:tcPr/>
+          <w:p>
+            <w:pPr>
+              <w:pStyle w:val="Compact"/>
+              <w:jc w:val="left"/>
+            </w:pPr>
+            <w:r>
+              <w:t xml:space="preserve">Pre-IDA21</w:t>
+            </w:r>
+          </w:p>
+        </w:tc>
+      </w:tr>
+      <w:tr>
+        <w:tc>
+          <w:tcPr/>
+          <w:p>
+            <w:pPr>
+              <w:pStyle w:val="Compact"/>
+              <w:jc w:val="left"/>
+            </w:pPr>
+            <w:r>
+              <w:t xml:space="preserve">P180722</w:t>
+            </w:r>
+          </w:p>
+        </w:tc>
+        <w:tc>
+          <w:tcPr/>
+          <w:p>
+            <w:pPr>
+              <w:pStyle w:val="Compact"/>
+              <w:jc w:val="left"/>
+            </w:pPr>
+            <w:r>
+              <w:t xml:space="preserve">Public Finance Management and Procurement Systems for Service Delivery Program</w:t>
+            </w:r>
+          </w:p>
+        </w:tc>
+        <w:tc>
+          <w:tcPr/>
+          <w:p>
+            <w:pPr>
+              <w:pStyle w:val="Compact"/>
+              <w:jc w:val="left"/>
+            </w:pPr>
+            <w:r>
+              <w:t xml:space="preserve">United Republic of Tanzania</w:t>
+            </w:r>
+          </w:p>
+        </w:tc>
+        <w:tc>
+          <w:tcPr/>
+          <w:p>
+            <w:pPr>
+              <w:pStyle w:val="Compact"/>
+              <w:jc w:val="left"/>
+            </w:pPr>
+            <w:r>
+              <w:t xml:space="preserve">Lending</w:t>
+            </w:r>
+          </w:p>
+        </w:tc>
+        <w:tc>
+          <w:tcPr/>
+          <w:p>
+            <w:pPr>
+              <w:pStyle w:val="Compact"/>
+              <w:jc w:val="left"/>
+            </w:pPr>
+            <w:r>
+              <w:t xml:space="preserve">2024</w:t>
+            </w:r>
+          </w:p>
+        </w:tc>
+        <w:tc>
+          <w:tcPr/>
+          <w:p>
+            <w:pPr>
+              <w:pStyle w:val="Compact"/>
+              <w:jc w:val="left"/>
+            </w:pPr>
+            <w:r>
+              <w:t xml:space="preserve">Pre-IDA21</w:t>
+            </w:r>
+          </w:p>
+        </w:tc>
+      </w:tr>
+      <w:tr>
+        <w:tc>
+          <w:tcPr/>
+          <w:p>
+            <w:pPr>
+              <w:pStyle w:val="Compact"/>
+              <w:jc w:val="left"/>
+            </w:pPr>
+            <w:r>
+              <w:t xml:space="preserve">P500588</w:t>
+            </w:r>
+          </w:p>
+        </w:tc>
+        <w:tc>
+          <w:tcPr/>
+          <w:p>
+            <w:pPr>
+              <w:pStyle w:val="Compact"/>
+              <w:jc w:val="left"/>
+            </w:pPr>
+            <w:r>
+              <w:t xml:space="preserve">Zanzibar Judicial Modernization Project (Zi-JUMP)</w:t>
+            </w:r>
+          </w:p>
+        </w:tc>
+        <w:tc>
+          <w:tcPr/>
+          <w:p>
+            <w:pPr>
+              <w:pStyle w:val="Compact"/>
+              <w:jc w:val="left"/>
+            </w:pPr>
+            <w:r>
+              <w:t xml:space="preserve">United Republic of Tanzania</w:t>
+            </w:r>
+          </w:p>
+        </w:tc>
+        <w:tc>
+          <w:tcPr/>
+          <w:p>
+            <w:pPr>
+              <w:pStyle w:val="Compact"/>
+              <w:jc w:val="left"/>
+            </w:pPr>
+            <w:r>
+              <w:t xml:space="preserve">Lending</w:t>
+            </w:r>
+          </w:p>
+        </w:tc>
+        <w:tc>
+          <w:tcPr/>
+          <w:p>
+            <w:pPr>
+              <w:pStyle w:val="Compact"/>
+              <w:jc w:val="left"/>
+            </w:pPr>
+            <w:r>
+              <w:t xml:space="preserve">2024</w:t>
+            </w:r>
+          </w:p>
+        </w:tc>
+        <w:tc>
+          <w:tcPr/>
+          <w:p>
+            <w:pPr>
+              <w:pStyle w:val="Compact"/>
+              <w:jc w:val="left"/>
+            </w:pPr>
+            <w:r>
+              <w:t xml:space="preserve">Pre-IDA21</w:t>
+            </w:r>
+          </w:p>
+        </w:tc>
+      </w:tr>
+      <w:tr>
+        <w:tc>
+          <w:tcPr/>
+          <w:p>
+            <w:pPr>
+              <w:pStyle w:val="Compact"/>
+              <w:jc w:val="left"/>
+            </w:pPr>
+            <w:r>
+              <w:t xml:space="preserve">P501890</w:t>
+            </w:r>
+          </w:p>
+        </w:tc>
+        <w:tc>
+          <w:tcPr/>
+          <w:p>
+            <w:pPr>
+              <w:pStyle w:val="Compact"/>
+              <w:jc w:val="left"/>
+            </w:pPr>
+            <w:r>
+              <w:t xml:space="preserve">Tanzania Governance and Public Sector PASA</w:t>
+            </w:r>
+          </w:p>
+        </w:tc>
+        <w:tc>
+          <w:tcPr/>
+          <w:p>
+            <w:pPr>
+              <w:pStyle w:val="Compact"/>
+              <w:jc w:val="left"/>
+            </w:pPr>
+            <w:r>
+              <w:t xml:space="preserve">United Republic of Tanzania</w:t>
+            </w:r>
+          </w:p>
+        </w:tc>
+        <w:tc>
+          <w:tcPr/>
+          <w:p>
+            <w:pPr>
+              <w:pStyle w:val="Compact"/>
+              <w:jc w:val="left"/>
+            </w:pPr>
+            <w:r>
+              <w:t xml:space="preserve">ASA</w:t>
+            </w:r>
+          </w:p>
+        </w:tc>
+        <w:tc>
+          <w:tcPr/>
+          <w:p>
+            <w:pPr>
+              <w:pStyle w:val="Compact"/>
+              <w:jc w:val="left"/>
+            </w:pPr>
+            <w:r>
+              <w:t xml:space="preserve">2023</w:t>
+            </w:r>
+          </w:p>
+        </w:tc>
+        <w:tc>
+          <w:tcPr/>
+          <w:p>
+            <w:pPr>
+              <w:pStyle w:val="Compact"/>
+              <w:jc w:val="left"/>
+            </w:pPr>
+            <w:r>
+              <w:t xml:space="preserve">Pre-IDA21</w:t>
+            </w:r>
+          </w:p>
+        </w:tc>
+      </w:tr>
+    </w:tbl>
+    <w:bookmarkEnd w:id="24"/>
     <w:sectPr>
       <w:footnotePr>
         <w:numRestart w:val="eachSect"/>

--- a/inst/methodology/ida21_policy_commitment.docx
+++ b/inst/methodology/ida21_policy_commitment.docx
@@ -15,7 +15,7 @@
         <w:pStyle w:val="Date"/>
       </w:pPr>
       <w:r>
-        <w:t xml:space="preserve">May 13, 2026</w:t>
+        <w:t xml:space="preserve">May 15, 2026</w:t>
       </w:r>
     </w:p>
     <w:bookmarkStart w:id="20" w:name="overview"/>
@@ -50,7 +50,7 @@
           <w:b/>
           <w:bCs/>
         </w:rPr>
-        <w:t xml:space="preserve">67 projects</w:t>
+        <w:t xml:space="preserve">64 projects</w:t>
       </w:r>
       <w:r>
         <w:t xml:space="preserve"> </w:t>
@@ -95,7 +95,7 @@
           <w:b/>
           <w:bCs/>
         </w:rPr>
-        <w:t xml:space="preserve">27 are ASAs</w:t>
+        <w:t xml:space="preserve">24 are ASAs</w:t>
       </w:r>
       <w:r>
         <w:t xml:space="preserve">.</w:t>
@@ -208,6 +208,44 @@
               <w:jc w:val="right"/>
             </w:pPr>
             <w:r>
+              <w:t xml:space="preserve">24</w:t>
+            </w:r>
+          </w:p>
+        </w:tc>
+        <w:tc>
+          <w:tcPr/>
+          <w:p>
+            <w:pPr>
+              <w:pStyle w:val="Compact"/>
+              <w:jc w:val="right"/>
+            </w:pPr>
+            <w:r>
+              <w:t xml:space="preserve">64</w:t>
+            </w:r>
+          </w:p>
+        </w:tc>
+      </w:tr>
+      <w:tr>
+        <w:tc>
+          <w:tcPr/>
+          <w:p>
+            <w:pPr>
+              <w:pStyle w:val="Compact"/>
+              <w:jc w:val="left"/>
+            </w:pPr>
+            <w:r>
+              <w:t xml:space="preserve">Countries</w:t>
+            </w:r>
+          </w:p>
+        </w:tc>
+        <w:tc>
+          <w:tcPr/>
+          <w:p>
+            <w:pPr>
+              <w:pStyle w:val="Compact"/>
+              <w:jc w:val="right"/>
+            </w:pPr>
+            <w:r>
               <w:t xml:space="preserve">27</w:t>
             </w:r>
           </w:p>
@@ -220,45 +258,7 @@
               <w:jc w:val="right"/>
             </w:pPr>
             <w:r>
-              <w:t xml:space="preserve">67</w:t>
-            </w:r>
-          </w:p>
-        </w:tc>
-      </w:tr>
-      <w:tr>
-        <w:tc>
-          <w:tcPr/>
-          <w:p>
-            <w:pPr>
-              <w:pStyle w:val="Compact"/>
-              <w:jc w:val="left"/>
-            </w:pPr>
-            <w:r>
-              <w:t xml:space="preserve">Countries</w:t>
-            </w:r>
-          </w:p>
-        </w:tc>
-        <w:tc>
-          <w:tcPr/>
-          <w:p>
-            <w:pPr>
-              <w:pStyle w:val="Compact"/>
-              <w:jc w:val="right"/>
-            </w:pPr>
-            <w:r>
-              <w:t xml:space="preserve">27</w:t>
-            </w:r>
-          </w:p>
-        </w:tc>
-        <w:tc>
-          <w:tcPr/>
-          <w:p>
-            <w:pPr>
-              <w:pStyle w:val="Compact"/>
-              <w:jc w:val="right"/>
-            </w:pPr>
-            <w:r>
-              <w:t xml:space="preserve">22</w:t>
+              <w:t xml:space="preserve">21</w:t>
             </w:r>
           </w:p>
         </w:tc>
@@ -396,7 +396,7 @@
               <w:jc w:val="right"/>
             </w:pPr>
             <w:r>
-              <w:t xml:space="preserve">4</w:t>
+              <w:t xml:space="preserve">24</w:t>
             </w:r>
           </w:p>
         </w:tc>
@@ -420,7 +420,7 @@
               <w:jc w:val="right"/>
             </w:pPr>
             <w:r>
-              <w:t xml:space="preserve">10</w:t>
+              <w:t xml:space="preserve">30</w:t>
             </w:r>
           </w:p>
         </w:tc>
@@ -446,7 +446,7 @@
               <w:jc w:val="right"/>
             </w:pPr>
             <w:r>
-              <w:t xml:space="preserve">23</w:t>
+              <w:t xml:space="preserve">0</w:t>
             </w:r>
           </w:p>
         </w:tc>
@@ -470,7 +470,7 @@
               <w:jc w:val="right"/>
             </w:pPr>
             <w:r>
-              <w:t xml:space="preserve">57</w:t>
+              <w:t xml:space="preserve">34</w:t>
             </w:r>
           </w:p>
         </w:tc>
@@ -572,7 +572,7 @@
               <w:jc w:val="right"/>
             </w:pPr>
             <w:r>
-              <w:t xml:space="preserve">4</w:t>
+              <w:t xml:space="preserve">21</w:t>
             </w:r>
           </w:p>
         </w:tc>
@@ -596,7 +596,7 @@
               <w:jc w:val="right"/>
             </w:pPr>
             <w:r>
-              <w:t xml:space="preserve">9</w:t>
+              <w:t xml:space="preserve">23</w:t>
             </w:r>
           </w:p>
         </w:tc>
@@ -622,7 +622,7 @@
               <w:jc w:val="right"/>
             </w:pPr>
             <w:r>
-              <w:t xml:space="preserve">18</w:t>
+              <w:t xml:space="preserve">0</w:t>
             </w:r>
           </w:p>
         </w:tc>
@@ -646,7 +646,7 @@
               <w:jc w:val="right"/>
             </w:pPr>
             <w:r>
-              <w:t xml:space="preserve">29</w:t>
+              <w:t xml:space="preserve">21</w:t>
             </w:r>
           </w:p>
         </w:tc>
@@ -668,7 +668,7 @@
       </w:r>
     </w:p>
     <w:bookmarkEnd w:id="21"/>
-    <w:bookmarkStart w:id="22" w:name="portfolio-by-thematic-area"/>
+    <w:bookmarkStart w:id="23" w:name="portfolio-by-thematic-area"/>
     <w:p>
       <w:pPr>
         <w:pStyle w:val="Heading1"/>
@@ -872,7 +872,7 @@
               <w:jc w:val="right"/>
             </w:pPr>
             <w:r>
-              <w:t xml:space="preserve">7</w:t>
+              <w:t xml:space="preserve">6</w:t>
             </w:r>
           </w:p>
         </w:tc>
@@ -896,7 +896,7 @@
               <w:jc w:val="right"/>
             </w:pPr>
             <w:r>
-              <w:t xml:space="preserve">27</w:t>
+              <w:t xml:space="preserve">26</w:t>
             </w:r>
           </w:p>
         </w:tc>
@@ -922,7 +922,7 @@
               <w:jc w:val="right"/>
             </w:pPr>
             <w:r>
-              <w:t xml:space="preserve">2</w:t>
+              <w:t xml:space="preserve">3</w:t>
             </w:r>
           </w:p>
         </w:tc>
@@ -946,7 +946,7 @@
               <w:jc w:val="right"/>
             </w:pPr>
             <w:r>
-              <w:t xml:space="preserve">16</w:t>
+              <w:t xml:space="preserve">17</w:t>
             </w:r>
           </w:p>
         </w:tc>
@@ -1072,7 +1072,7 @@
               <w:jc w:val="right"/>
             </w:pPr>
             <w:r>
-              <w:t xml:space="preserve">29</w:t>
+              <w:t xml:space="preserve">30</w:t>
             </w:r>
           </w:p>
         </w:tc>
@@ -1148,7 +1148,7 @@
               <w:jc w:val="right"/>
             </w:pPr>
             <w:r>
-              <w:t xml:space="preserve">7</w:t>
+              <w:t xml:space="preserve">6</w:t>
             </w:r>
           </w:p>
         </w:tc>
@@ -1243,8 +1243,584 @@
         <w:t xml:space="preserve">: Projects and countries may appear in more than one thematic area. Country totals are distinct within each theme; the Total column may be less than the sum of Lending and ASA if a country is supported by both.</w:t>
       </w:r>
     </w:p>
+    <w:bookmarkStart w:id="22" w:name="by-ida-cycle"/>
+    <w:p>
+      <w:pPr>
+        <w:pStyle w:val="Heading2"/>
+      </w:pPr>
+      <w:r>
+        <w:t xml:space="preserve">By IDA cycle</w:t>
+      </w:r>
+    </w:p>
+    <w:p>
+      <w:pPr>
+        <w:pStyle w:val="TableCaption"/>
+      </w:pPr>
+      <w:r>
+        <w:t xml:space="preserve">Number of projects by thematic area and IDA cycle</w:t>
+      </w:r>
+    </w:p>
+    <w:tbl>
+      <w:tblPr>
+        <w:tblStyle w:val="Table"/>
+        <w:tblW w:type="auto" w:w="0"/>
+        <w:tblLook w:firstRow="1" w:lastRow="0" w:firstColumn="0" w:lastColumn="0" w:noHBand="0" w:noVBand="0" w:val="0020"/>
+        <w:tblCaption w:val="Number of projects by thematic area and IDA cycle"/>
+      </w:tblPr>
+      <w:tblGrid>
+        <w:gridCol w:w="1980"/>
+        <w:gridCol w:w="1980"/>
+        <w:gridCol w:w="1980"/>
+        <w:gridCol w:w="1980"/>
+      </w:tblGrid>
+      <w:tr>
+        <w:trPr>
+          <w:tblHeader w:val="on"/>
+        </w:trPr>
+        <w:tc>
+          <w:tcPr/>
+          <w:p>
+            <w:pPr>
+              <w:pStyle w:val="Compact"/>
+              <w:jc w:val="left"/>
+            </w:pPr>
+            <w:r>
+              <w:t xml:space="preserve">Thematic Area</w:t>
+            </w:r>
+          </w:p>
+        </w:tc>
+        <w:tc>
+          <w:tcPr/>
+          <w:p>
+            <w:pPr>
+              <w:pStyle w:val="Compact"/>
+              <w:jc w:val="right"/>
+            </w:pPr>
+            <w:r>
+              <w:t xml:space="preserve">IDA21</w:t>
+            </w:r>
+          </w:p>
+        </w:tc>
+        <w:tc>
+          <w:tcPr/>
+          <w:p>
+            <w:pPr>
+              <w:pStyle w:val="Compact"/>
+              <w:jc w:val="right"/>
+            </w:pPr>
+            <w:r>
+              <w:t xml:space="preserve">Pre-IDA21</w:t>
+            </w:r>
+          </w:p>
+        </w:tc>
+        <w:tc>
+          <w:tcPr/>
+          <w:p>
+            <w:pPr>
+              <w:pStyle w:val="Compact"/>
+              <w:jc w:val="right"/>
+            </w:pPr>
+            <w:r>
+              <w:t xml:space="preserve">Total</w:t>
+            </w:r>
+          </w:p>
+        </w:tc>
+      </w:tr>
+      <w:tr>
+        <w:tc>
+          <w:tcPr/>
+          <w:p>
+            <w:pPr>
+              <w:pStyle w:val="Compact"/>
+              <w:jc w:val="left"/>
+            </w:pPr>
+            <w:r>
+              <w:t xml:space="preserve">Public Financial Management</w:t>
+            </w:r>
+          </w:p>
+        </w:tc>
+        <w:tc>
+          <w:tcPr/>
+          <w:p>
+            <w:pPr>
+              <w:pStyle w:val="Compact"/>
+              <w:jc w:val="right"/>
+            </w:pPr>
+            <w:r>
+              <w:t xml:space="preserve">22</w:t>
+            </w:r>
+          </w:p>
+        </w:tc>
+        <w:tc>
+          <w:tcPr/>
+          <w:p>
+            <w:pPr>
+              <w:pStyle w:val="Compact"/>
+              <w:jc w:val="right"/>
+            </w:pPr>
+            <w:r>
+              <w:t xml:space="preserve">26</w:t>
+            </w:r>
+          </w:p>
+        </w:tc>
+        <w:tc>
+          <w:tcPr/>
+          <w:p>
+            <w:pPr>
+              <w:pStyle w:val="Compact"/>
+              <w:jc w:val="right"/>
+            </w:pPr>
+            <w:r>
+              <w:t xml:space="preserve">48</w:t>
+            </w:r>
+          </w:p>
+        </w:tc>
+      </w:tr>
+      <w:tr>
+        <w:tc>
+          <w:tcPr/>
+          <w:p>
+            <w:pPr>
+              <w:pStyle w:val="Compact"/>
+              <w:jc w:val="left"/>
+            </w:pPr>
+            <w:r>
+              <w:t xml:space="preserve">Environmental &amp; Social</w:t>
+            </w:r>
+          </w:p>
+        </w:tc>
+        <w:tc>
+          <w:tcPr/>
+          <w:p>
+            <w:pPr>
+              <w:pStyle w:val="Compact"/>
+              <w:jc w:val="right"/>
+            </w:pPr>
+            <w:r>
+              <w:t xml:space="preserve">9</w:t>
+            </w:r>
+          </w:p>
+        </w:tc>
+        <w:tc>
+          <w:tcPr/>
+          <w:p>
+            <w:pPr>
+              <w:pStyle w:val="Compact"/>
+              <w:jc w:val="right"/>
+            </w:pPr>
+            <w:r>
+              <w:t xml:space="preserve">26</w:t>
+            </w:r>
+          </w:p>
+        </w:tc>
+        <w:tc>
+          <w:tcPr/>
+          <w:p>
+            <w:pPr>
+              <w:pStyle w:val="Compact"/>
+              <w:jc w:val="right"/>
+            </w:pPr>
+            <w:r>
+              <w:t xml:space="preserve">35</w:t>
+            </w:r>
+          </w:p>
+        </w:tc>
+      </w:tr>
+      <w:tr>
+        <w:tc>
+          <w:tcPr/>
+          <w:p>
+            <w:pPr>
+              <w:pStyle w:val="Compact"/>
+              <w:jc w:val="left"/>
+            </w:pPr>
+            <w:r>
+              <w:t xml:space="preserve">Public Administration</w:t>
+            </w:r>
+          </w:p>
+        </w:tc>
+        <w:tc>
+          <w:tcPr/>
+          <w:p>
+            <w:pPr>
+              <w:pStyle w:val="Compact"/>
+              <w:jc w:val="right"/>
+            </w:pPr>
+            <w:r>
+              <w:t xml:space="preserve">6</w:t>
+            </w:r>
+          </w:p>
+        </w:tc>
+        <w:tc>
+          <w:tcPr/>
+          <w:p>
+            <w:pPr>
+              <w:pStyle w:val="Compact"/>
+              <w:jc w:val="right"/>
+            </w:pPr>
+            <w:r>
+              <w:t xml:space="preserve">20</w:t>
+            </w:r>
+          </w:p>
+        </w:tc>
+        <w:tc>
+          <w:tcPr/>
+          <w:p>
+            <w:pPr>
+              <w:pStyle w:val="Compact"/>
+              <w:jc w:val="right"/>
+            </w:pPr>
+            <w:r>
+              <w:t xml:space="preserve">26</w:t>
+            </w:r>
+          </w:p>
+        </w:tc>
+      </w:tr>
+      <w:tr>
+        <w:tc>
+          <w:tcPr/>
+          <w:p>
+            <w:pPr>
+              <w:pStyle w:val="Compact"/>
+              <w:jc w:val="left"/>
+            </w:pPr>
+            <w:r>
+              <w:t xml:space="preserve">Public Procurement</w:t>
+            </w:r>
+          </w:p>
+        </w:tc>
+        <w:tc>
+          <w:tcPr/>
+          <w:p>
+            <w:pPr>
+              <w:pStyle w:val="Compact"/>
+              <w:jc w:val="right"/>
+            </w:pPr>
+            <w:r>
+              <w:t xml:space="preserve">7</w:t>
+            </w:r>
+          </w:p>
+        </w:tc>
+        <w:tc>
+          <w:tcPr/>
+          <w:p>
+            <w:pPr>
+              <w:pStyle w:val="Compact"/>
+              <w:jc w:val="right"/>
+            </w:pPr>
+            <w:r>
+              <w:t xml:space="preserve">10</w:t>
+            </w:r>
+          </w:p>
+        </w:tc>
+        <w:tc>
+          <w:tcPr/>
+          <w:p>
+            <w:pPr>
+              <w:pStyle w:val="Compact"/>
+              <w:jc w:val="right"/>
+            </w:pPr>
+            <w:r>
+              <w:t xml:space="preserve">17</w:t>
+            </w:r>
+          </w:p>
+        </w:tc>
+      </w:tr>
+    </w:tbl>
+    <w:p/>
+    <w:p>
+      <w:pPr>
+        <w:pStyle w:val="TableCaption"/>
+      </w:pPr>
+      <w:r>
+        <w:t xml:space="preserve">Number of distinct countries by thematic area and IDA cycle</w:t>
+      </w:r>
+    </w:p>
+    <w:tbl>
+      <w:tblPr>
+        <w:tblStyle w:val="Table"/>
+        <w:tblW w:type="auto" w:w="0"/>
+        <w:tblLook w:firstRow="1" w:lastRow="0" w:firstColumn="0" w:lastColumn="0" w:noHBand="0" w:noVBand="0" w:val="0020"/>
+        <w:tblCaption w:val="Number of distinct countries by thematic area and IDA cycle"/>
+      </w:tblPr>
+      <w:tblGrid>
+        <w:gridCol w:w="1980"/>
+        <w:gridCol w:w="1980"/>
+        <w:gridCol w:w="1980"/>
+        <w:gridCol w:w="1980"/>
+      </w:tblGrid>
+      <w:tr>
+        <w:trPr>
+          <w:tblHeader w:val="on"/>
+        </w:trPr>
+        <w:tc>
+          <w:tcPr/>
+          <w:p>
+            <w:pPr>
+              <w:pStyle w:val="Compact"/>
+              <w:jc w:val="left"/>
+            </w:pPr>
+            <w:r>
+              <w:t xml:space="preserve">Thematic Area</w:t>
+            </w:r>
+          </w:p>
+        </w:tc>
+        <w:tc>
+          <w:tcPr/>
+          <w:p>
+            <w:pPr>
+              <w:pStyle w:val="Compact"/>
+              <w:jc w:val="right"/>
+            </w:pPr>
+            <w:r>
+              <w:t xml:space="preserve">IDA21</w:t>
+            </w:r>
+          </w:p>
+        </w:tc>
+        <w:tc>
+          <w:tcPr/>
+          <w:p>
+            <w:pPr>
+              <w:pStyle w:val="Compact"/>
+              <w:jc w:val="right"/>
+            </w:pPr>
+            <w:r>
+              <w:t xml:space="preserve">Pre-IDA21</w:t>
+            </w:r>
+          </w:p>
+        </w:tc>
+        <w:tc>
+          <w:tcPr/>
+          <w:p>
+            <w:pPr>
+              <w:pStyle w:val="Compact"/>
+              <w:jc w:val="right"/>
+            </w:pPr>
+            <w:r>
+              <w:t xml:space="preserve">Total</w:t>
+            </w:r>
+          </w:p>
+        </w:tc>
+      </w:tr>
+      <w:tr>
+        <w:tc>
+          <w:tcPr/>
+          <w:p>
+            <w:pPr>
+              <w:pStyle w:val="Compact"/>
+              <w:jc w:val="left"/>
+            </w:pPr>
+            <w:r>
+              <w:t xml:space="preserve">Public Financial Management</w:t>
+            </w:r>
+          </w:p>
+        </w:tc>
+        <w:tc>
+          <w:tcPr/>
+          <w:p>
+            <w:pPr>
+              <w:pStyle w:val="Compact"/>
+              <w:jc w:val="right"/>
+            </w:pPr>
+            <w:r>
+              <w:t xml:space="preserve">18</w:t>
+            </w:r>
+          </w:p>
+        </w:tc>
+        <w:tc>
+          <w:tcPr/>
+          <w:p>
+            <w:pPr>
+              <w:pStyle w:val="Compact"/>
+              <w:jc w:val="right"/>
+            </w:pPr>
+            <w:r>
+              <w:t xml:space="preserve">18</w:t>
+            </w:r>
+          </w:p>
+        </w:tc>
+        <w:tc>
+          <w:tcPr/>
+          <w:p>
+            <w:pPr>
+              <w:pStyle w:val="Compact"/>
+              <w:jc w:val="right"/>
+            </w:pPr>
+            <w:r>
+              <w:t xml:space="preserve">30</w:t>
+            </w:r>
+          </w:p>
+        </w:tc>
+      </w:tr>
+      <w:tr>
+        <w:tc>
+          <w:tcPr/>
+          <w:p>
+            <w:pPr>
+              <w:pStyle w:val="Compact"/>
+              <w:jc w:val="left"/>
+            </w:pPr>
+            <w:r>
+              <w:t xml:space="preserve">Environmental &amp; Social</w:t>
+            </w:r>
+          </w:p>
+        </w:tc>
+        <w:tc>
+          <w:tcPr/>
+          <w:p>
+            <w:pPr>
+              <w:pStyle w:val="Compact"/>
+              <w:jc w:val="right"/>
+            </w:pPr>
+            <w:r>
+              <w:t xml:space="preserve">9</w:t>
+            </w:r>
+          </w:p>
+        </w:tc>
+        <w:tc>
+          <w:tcPr/>
+          <w:p>
+            <w:pPr>
+              <w:pStyle w:val="Compact"/>
+              <w:jc w:val="right"/>
+            </w:pPr>
+            <w:r>
+              <w:t xml:space="preserve">18</w:t>
+            </w:r>
+          </w:p>
+        </w:tc>
+        <w:tc>
+          <w:tcPr/>
+          <w:p>
+            <w:pPr>
+              <w:pStyle w:val="Compact"/>
+              <w:jc w:val="right"/>
+            </w:pPr>
+            <w:r>
+              <w:t xml:space="preserve">26</w:t>
+            </w:r>
+          </w:p>
+        </w:tc>
+      </w:tr>
+      <w:tr>
+        <w:tc>
+          <w:tcPr/>
+          <w:p>
+            <w:pPr>
+              <w:pStyle w:val="Compact"/>
+              <w:jc w:val="left"/>
+            </w:pPr>
+            <w:r>
+              <w:t xml:space="preserve">Public Administration</w:t>
+            </w:r>
+          </w:p>
+        </w:tc>
+        <w:tc>
+          <w:tcPr/>
+          <w:p>
+            <w:pPr>
+              <w:pStyle w:val="Compact"/>
+              <w:jc w:val="right"/>
+            </w:pPr>
+            <w:r>
+              <w:t xml:space="preserve">6</w:t>
+            </w:r>
+          </w:p>
+        </w:tc>
+        <w:tc>
+          <w:tcPr/>
+          <w:p>
+            <w:pPr>
+              <w:pStyle w:val="Compact"/>
+              <w:jc w:val="right"/>
+            </w:pPr>
+            <w:r>
+              <w:t xml:space="preserve">15</w:t>
+            </w:r>
+          </w:p>
+        </w:tc>
+        <w:tc>
+          <w:tcPr/>
+          <w:p>
+            <w:pPr>
+              <w:pStyle w:val="Compact"/>
+              <w:jc w:val="right"/>
+            </w:pPr>
+            <w:r>
+              <w:t xml:space="preserve">18</w:t>
+            </w:r>
+          </w:p>
+        </w:tc>
+      </w:tr>
+      <w:tr>
+        <w:tc>
+          <w:tcPr/>
+          <w:p>
+            <w:pPr>
+              <w:pStyle w:val="Compact"/>
+              <w:jc w:val="left"/>
+            </w:pPr>
+            <w:r>
+              <w:t xml:space="preserve">Public Procurement</w:t>
+            </w:r>
+          </w:p>
+        </w:tc>
+        <w:tc>
+          <w:tcPr/>
+          <w:p>
+            <w:pPr>
+              <w:pStyle w:val="Compact"/>
+              <w:jc w:val="right"/>
+            </w:pPr>
+            <w:r>
+              <w:t xml:space="preserve">6</w:t>
+            </w:r>
+          </w:p>
+        </w:tc>
+        <w:tc>
+          <w:tcPr/>
+          <w:p>
+            <w:pPr>
+              <w:pStyle w:val="Compact"/>
+              <w:jc w:val="right"/>
+            </w:pPr>
+            <w:r>
+              <w:t xml:space="preserve">8</w:t>
+            </w:r>
+          </w:p>
+        </w:tc>
+        <w:tc>
+          <w:tcPr/>
+          <w:p>
+            <w:pPr>
+              <w:pStyle w:val="Compact"/>
+              <w:jc w:val="right"/>
+            </w:pPr>
+            <w:r>
+              <w:t xml:space="preserve">13</w:t>
+            </w:r>
+          </w:p>
+        </w:tc>
+      </w:tr>
+    </w:tbl>
+    <w:p>
+      <w:pPr>
+        <w:pStyle w:val="BodyText"/>
+      </w:pPr>
+      <w:r>
+        <w:rPr>
+          <w:b/>
+          <w:bCs/>
+        </w:rPr>
+        <w:t xml:space="preserve">Note</w:t>
+      </w:r>
+      <w:r>
+        <w:t xml:space="preserve">: Projects and countries may appear in more than one thematic area. Country totals in the Total column are distinct across all IDA cycles.</w:t>
+      </w:r>
+    </w:p>
     <w:bookmarkEnd w:id="22"/>
-    <w:bookmarkStart w:id="23" w:name="country-list"/>
+    <w:bookmarkEnd w:id="23"/>
+    <w:bookmarkStart w:id="24" w:name="country-list"/>
     <w:p>
       <w:pPr>
         <w:pStyle w:val="Heading1"/>
@@ -1310,6 +1886,136 @@
               <w:jc w:val="left"/>
             </w:pPr>
             <w:r>
+              <w:t xml:space="preserve">Democratic Republic of Timor-Leste</w:t>
+            </w:r>
+          </w:p>
+        </w:tc>
+        <w:tc>
+          <w:tcPr/>
+          <w:p>
+            <w:pPr>
+              <w:pStyle w:val="Compact"/>
+              <w:jc w:val="left"/>
+            </w:pPr>
+            <w:r>
+              <w:t xml:space="preserve">IDA21</w:t>
+            </w:r>
+          </w:p>
+        </w:tc>
+      </w:tr>
+      <w:tr>
+        <w:tc>
+          <w:tcPr/>
+          <w:p>
+            <w:pPr>
+              <w:pStyle w:val="Compact"/>
+              <w:jc w:val="left"/>
+            </w:pPr>
+            <w:r>
+              <w:t xml:space="preserve">Federal Democratic Republic of Ethiopia</w:t>
+            </w:r>
+          </w:p>
+        </w:tc>
+        <w:tc>
+          <w:tcPr/>
+          <w:p>
+            <w:pPr>
+              <w:pStyle w:val="Compact"/>
+              <w:jc w:val="left"/>
+            </w:pPr>
+            <w:r>
+              <w:t xml:space="preserve">IDA21</w:t>
+            </w:r>
+          </w:p>
+        </w:tc>
+      </w:tr>
+      <w:tr>
+        <w:tc>
+          <w:tcPr/>
+          <w:p>
+            <w:pPr>
+              <w:pStyle w:val="Compact"/>
+              <w:jc w:val="left"/>
+            </w:pPr>
+            <w:r>
+              <w:t xml:space="preserve">Federal Republic of Nigeria</w:t>
+            </w:r>
+          </w:p>
+        </w:tc>
+        <w:tc>
+          <w:tcPr/>
+          <w:p>
+            <w:pPr>
+              <w:pStyle w:val="Compact"/>
+              <w:jc w:val="left"/>
+            </w:pPr>
+            <w:r>
+              <w:t xml:space="preserve">IDA21</w:t>
+            </w:r>
+          </w:p>
+        </w:tc>
+      </w:tr>
+      <w:tr>
+        <w:tc>
+          <w:tcPr/>
+          <w:p>
+            <w:pPr>
+              <w:pStyle w:val="Compact"/>
+              <w:jc w:val="left"/>
+            </w:pPr>
+            <w:r>
+              <w:t xml:space="preserve">Federal Republic of Somalia</w:t>
+            </w:r>
+          </w:p>
+        </w:tc>
+        <w:tc>
+          <w:tcPr/>
+          <w:p>
+            <w:pPr>
+              <w:pStyle w:val="Compact"/>
+              <w:jc w:val="left"/>
+            </w:pPr>
+            <w:r>
+              <w:t xml:space="preserve">IDA21</w:t>
+            </w:r>
+          </w:p>
+        </w:tc>
+      </w:tr>
+      <w:tr>
+        <w:tc>
+          <w:tcPr/>
+          <w:p>
+            <w:pPr>
+              <w:pStyle w:val="Compact"/>
+              <w:jc w:val="left"/>
+            </w:pPr>
+            <w:r>
+              <w:t xml:space="preserve">Kingdom of Cambodia</w:t>
+            </w:r>
+          </w:p>
+        </w:tc>
+        <w:tc>
+          <w:tcPr/>
+          <w:p>
+            <w:pPr>
+              <w:pStyle w:val="Compact"/>
+              <w:jc w:val="left"/>
+            </w:pPr>
+            <w:r>
+              <w:t xml:space="preserve">IDA21</w:t>
+            </w:r>
+          </w:p>
+        </w:tc>
+      </w:tr>
+      <w:tr>
+        <w:tc>
+          <w:tcPr/>
+          <w:p>
+            <w:pPr>
+              <w:pStyle w:val="Compact"/>
+              <w:jc w:val="left"/>
+            </w:pPr>
+            <w:r>
               <w:t xml:space="preserve">Lao People’s Democratic Republic</w:t>
             </w:r>
           </w:p>
@@ -1336,6 +2042,58 @@
               <w:jc w:val="left"/>
             </w:pPr>
             <w:r>
+              <w:t xml:space="preserve">Nepal</w:t>
+            </w:r>
+          </w:p>
+        </w:tc>
+        <w:tc>
+          <w:tcPr/>
+          <w:p>
+            <w:pPr>
+              <w:pStyle w:val="Compact"/>
+              <w:jc w:val="left"/>
+            </w:pPr>
+            <w:r>
+              <w:t xml:space="preserve">IDA21</w:t>
+            </w:r>
+          </w:p>
+        </w:tc>
+      </w:tr>
+      <w:tr>
+        <w:tc>
+          <w:tcPr/>
+          <w:p>
+            <w:pPr>
+              <w:pStyle w:val="Compact"/>
+              <w:jc w:val="left"/>
+            </w:pPr>
+            <w:r>
+              <w:t xml:space="preserve">Republic of Ghana</w:t>
+            </w:r>
+          </w:p>
+        </w:tc>
+        <w:tc>
+          <w:tcPr/>
+          <w:p>
+            <w:pPr>
+              <w:pStyle w:val="Compact"/>
+              <w:jc w:val="left"/>
+            </w:pPr>
+            <w:r>
+              <w:t xml:space="preserve">IDA21</w:t>
+            </w:r>
+          </w:p>
+        </w:tc>
+      </w:tr>
+      <w:tr>
+        <w:tc>
+          <w:tcPr/>
+          <w:p>
+            <w:pPr>
+              <w:pStyle w:val="Compact"/>
+              <w:jc w:val="left"/>
+            </w:pPr>
+            <w:r>
               <w:t xml:space="preserve">Republic of Guinea</w:t>
             </w:r>
           </w:p>
@@ -1388,6 +2146,58 @@
               <w:jc w:val="left"/>
             </w:pPr>
             <w:r>
+              <w:t xml:space="preserve">Republic of Kenya</w:t>
+            </w:r>
+          </w:p>
+        </w:tc>
+        <w:tc>
+          <w:tcPr/>
+          <w:p>
+            <w:pPr>
+              <w:pStyle w:val="Compact"/>
+              <w:jc w:val="left"/>
+            </w:pPr>
+            <w:r>
+              <w:t xml:space="preserve">IDA21</w:t>
+            </w:r>
+          </w:p>
+        </w:tc>
+      </w:tr>
+      <w:tr>
+        <w:tc>
+          <w:tcPr/>
+          <w:p>
+            <w:pPr>
+              <w:pStyle w:val="Compact"/>
+              <w:jc w:val="left"/>
+            </w:pPr>
+            <w:r>
+              <w:t xml:space="preserve">Republic of Malawi</w:t>
+            </w:r>
+          </w:p>
+        </w:tc>
+        <w:tc>
+          <w:tcPr/>
+          <w:p>
+            <w:pPr>
+              <w:pStyle w:val="Compact"/>
+              <w:jc w:val="left"/>
+            </w:pPr>
+            <w:r>
+              <w:t xml:space="preserve">IDA21</w:t>
+            </w:r>
+          </w:p>
+        </w:tc>
+      </w:tr>
+      <w:tr>
+        <w:tc>
+          <w:tcPr/>
+          <w:p>
+            <w:pPr>
+              <w:pStyle w:val="Compact"/>
+              <w:jc w:val="left"/>
+            </w:pPr>
+            <w:r>
               <w:t xml:space="preserve">Republic of Rwanda</w:t>
             </w:r>
           </w:p>
@@ -1414,6 +2224,32 @@
               <w:jc w:val="left"/>
             </w:pPr>
             <w:r>
+              <w:t xml:space="preserve">Republic of South Sudan</w:t>
+            </w:r>
+          </w:p>
+        </w:tc>
+        <w:tc>
+          <w:tcPr/>
+          <w:p>
+            <w:pPr>
+              <w:pStyle w:val="Compact"/>
+              <w:jc w:val="left"/>
+            </w:pPr>
+            <w:r>
+              <w:t xml:space="preserve">IDA21</w:t>
+            </w:r>
+          </w:p>
+        </w:tc>
+      </w:tr>
+      <w:tr>
+        <w:tc>
+          <w:tcPr/>
+          <w:p>
+            <w:pPr>
+              <w:pStyle w:val="Compact"/>
+              <w:jc w:val="left"/>
+            </w:pPr>
+            <w:r>
               <w:t xml:space="preserve">Republic of Tajikistan</w:t>
             </w:r>
           </w:p>
@@ -1440,6 +2276,32 @@
               <w:jc w:val="left"/>
             </w:pPr>
             <w:r>
+              <w:t xml:space="preserve">Republic of Togo</w:t>
+            </w:r>
+          </w:p>
+        </w:tc>
+        <w:tc>
+          <w:tcPr/>
+          <w:p>
+            <w:pPr>
+              <w:pStyle w:val="Compact"/>
+              <w:jc w:val="left"/>
+            </w:pPr>
+            <w:r>
+              <w:t xml:space="preserve">IDA21</w:t>
+            </w:r>
+          </w:p>
+        </w:tc>
+      </w:tr>
+      <w:tr>
+        <w:tc>
+          <w:tcPr/>
+          <w:p>
+            <w:pPr>
+              <w:pStyle w:val="Compact"/>
+              <w:jc w:val="left"/>
+            </w:pPr>
+            <w:r>
               <w:t xml:space="preserve">Republic of Uganda</w:t>
             </w:r>
           </w:p>
@@ -1466,6 +2328,58 @@
               <w:jc w:val="left"/>
             </w:pPr>
             <w:r>
+              <w:t xml:space="preserve">Republic of Yemen</w:t>
+            </w:r>
+          </w:p>
+        </w:tc>
+        <w:tc>
+          <w:tcPr/>
+          <w:p>
+            <w:pPr>
+              <w:pStyle w:val="Compact"/>
+              <w:jc w:val="left"/>
+            </w:pPr>
+            <w:r>
+              <w:t xml:space="preserve">IDA21</w:t>
+            </w:r>
+          </w:p>
+        </w:tc>
+      </w:tr>
+      <w:tr>
+        <w:tc>
+          <w:tcPr/>
+          <w:p>
+            <w:pPr>
+              <w:pStyle w:val="Compact"/>
+              <w:jc w:val="left"/>
+            </w:pPr>
+            <w:r>
+              <w:t xml:space="preserve">Republic of Zambia</w:t>
+            </w:r>
+          </w:p>
+        </w:tc>
+        <w:tc>
+          <w:tcPr/>
+          <w:p>
+            <w:pPr>
+              <w:pStyle w:val="Compact"/>
+              <w:jc w:val="left"/>
+            </w:pPr>
+            <w:r>
+              <w:t xml:space="preserve">IDA21</w:t>
+            </w:r>
+          </w:p>
+        </w:tc>
+      </w:tr>
+      <w:tr>
+        <w:tc>
+          <w:tcPr/>
+          <w:p>
+            <w:pPr>
+              <w:pStyle w:val="Compact"/>
+              <w:jc w:val="left"/>
+            </w:pPr>
+            <w:r>
               <w:t xml:space="preserve">Republic of Zimbabwe</w:t>
             </w:r>
           </w:p>
@@ -1544,6 +2458,32 @@
               <w:jc w:val="left"/>
             </w:pPr>
             <w:r>
+              <w:t xml:space="preserve">United Republic of Tanzania</w:t>
+            </w:r>
+          </w:p>
+        </w:tc>
+        <w:tc>
+          <w:tcPr/>
+          <w:p>
+            <w:pPr>
+              <w:pStyle w:val="Compact"/>
+              <w:jc w:val="left"/>
+            </w:pPr>
+            <w:r>
+              <w:t xml:space="preserve">IDA21</w:t>
+            </w:r>
+          </w:p>
+        </w:tc>
+      </w:tr>
+      <w:tr>
+        <w:tc>
+          <w:tcPr/>
+          <w:p>
+            <w:pPr>
+              <w:pStyle w:val="Compact"/>
+              <w:jc w:val="left"/>
+            </w:pPr>
+            <w:r>
               <w:t xml:space="preserve">Burkina Faso</w:t>
             </w:r>
           </w:p>
@@ -1596,7 +2536,7 @@
               <w:jc w:val="left"/>
             </w:pPr>
             <w:r>
-              <w:t xml:space="preserve">Democratic Republic of Timor-Leste</w:t>
+              <w:t xml:space="preserve">Federated States of Micronesia</w:t>
             </w:r>
           </w:p>
         </w:tc>
@@ -1622,7 +2562,7 @@
               <w:jc w:val="left"/>
             </w:pPr>
             <w:r>
-              <w:t xml:space="preserve">Federal Democratic Republic of Ethiopia</w:t>
+              <w:t xml:space="preserve">Islamic Republic of Mauritania</w:t>
             </w:r>
           </w:p>
         </w:tc>
@@ -1648,7 +2588,7 @@
               <w:jc w:val="left"/>
             </w:pPr>
             <w:r>
-              <w:t xml:space="preserve">Federal Republic of Nigeria</w:t>
+              <w:t xml:space="preserve">Islamic Republic of Pakistan</w:t>
             </w:r>
           </w:p>
         </w:tc>
@@ -1674,7 +2614,7 @@
               <w:jc w:val="left"/>
             </w:pPr>
             <w:r>
-              <w:t xml:space="preserve">Federal Republic of Somalia</w:t>
+              <w:t xml:space="preserve">Kingdom of Lesotho</w:t>
             </w:r>
           </w:p>
         </w:tc>
@@ -1700,7 +2640,7 @@
               <w:jc w:val="left"/>
             </w:pPr>
             <w:r>
-              <w:t xml:space="preserve">Federated States of Micronesia</w:t>
+              <w:t xml:space="preserve">Republic of Cameroon</w:t>
             </w:r>
           </w:p>
         </w:tc>
@@ -1726,7 +2666,7 @@
               <w:jc w:val="left"/>
             </w:pPr>
             <w:r>
-              <w:t xml:space="preserve">Islamic Republic of Mauritania</w:t>
+              <w:t xml:space="preserve">Republic of Niger</w:t>
             </w:r>
           </w:p>
         </w:tc>
@@ -1752,7 +2692,7 @@
               <w:jc w:val="left"/>
             </w:pPr>
             <w:r>
-              <w:t xml:space="preserve">Islamic Republic of Pakistan</w:t>
+              <w:t xml:space="preserve">Republic of Senegal</w:t>
             </w:r>
           </w:p>
         </w:tc>
@@ -1778,7 +2718,7 @@
               <w:jc w:val="left"/>
             </w:pPr>
             <w:r>
-              <w:t xml:space="preserve">Kingdom of Cambodia</w:t>
+              <w:t xml:space="preserve">Republic of Sierra Leone</w:t>
             </w:r>
           </w:p>
         </w:tc>
@@ -1804,371 +2744,7 @@
               <w:jc w:val="left"/>
             </w:pPr>
             <w:r>
-              <w:t xml:space="preserve">Kingdom of Eswatini</w:t>
-            </w:r>
-          </w:p>
-        </w:tc>
-        <w:tc>
-          <w:tcPr/>
-          <w:p>
-            <w:pPr>
-              <w:pStyle w:val="Compact"/>
-              <w:jc w:val="left"/>
-            </w:pPr>
-            <w:r>
-              <w:t xml:space="preserve">Pre-IDA21</w:t>
-            </w:r>
-          </w:p>
-        </w:tc>
-      </w:tr>
-      <w:tr>
-        <w:tc>
-          <w:tcPr/>
-          <w:p>
-            <w:pPr>
-              <w:pStyle w:val="Compact"/>
-              <w:jc w:val="left"/>
-            </w:pPr>
-            <w:r>
-              <w:t xml:space="preserve">Kingdom of Lesotho</w:t>
-            </w:r>
-          </w:p>
-        </w:tc>
-        <w:tc>
-          <w:tcPr/>
-          <w:p>
-            <w:pPr>
-              <w:pStyle w:val="Compact"/>
-              <w:jc w:val="left"/>
-            </w:pPr>
-            <w:r>
-              <w:t xml:space="preserve">Pre-IDA21</w:t>
-            </w:r>
-          </w:p>
-        </w:tc>
-      </w:tr>
-      <w:tr>
-        <w:tc>
-          <w:tcPr/>
-          <w:p>
-            <w:pPr>
-              <w:pStyle w:val="Compact"/>
-              <w:jc w:val="left"/>
-            </w:pPr>
-            <w:r>
-              <w:t xml:space="preserve">Republic of Cameroon</w:t>
-            </w:r>
-          </w:p>
-        </w:tc>
-        <w:tc>
-          <w:tcPr/>
-          <w:p>
-            <w:pPr>
-              <w:pStyle w:val="Compact"/>
-              <w:jc w:val="left"/>
-            </w:pPr>
-            <w:r>
-              <w:t xml:space="preserve">Pre-IDA21</w:t>
-            </w:r>
-          </w:p>
-        </w:tc>
-      </w:tr>
-      <w:tr>
-        <w:tc>
-          <w:tcPr/>
-          <w:p>
-            <w:pPr>
-              <w:pStyle w:val="Compact"/>
-              <w:jc w:val="left"/>
-            </w:pPr>
-            <w:r>
-              <w:t xml:space="preserve">Republic of Ghana</w:t>
-            </w:r>
-          </w:p>
-        </w:tc>
-        <w:tc>
-          <w:tcPr/>
-          <w:p>
-            <w:pPr>
-              <w:pStyle w:val="Compact"/>
-              <w:jc w:val="left"/>
-            </w:pPr>
-            <w:r>
-              <w:t xml:space="preserve">Pre-IDA21</w:t>
-            </w:r>
-          </w:p>
-        </w:tc>
-      </w:tr>
-      <w:tr>
-        <w:tc>
-          <w:tcPr/>
-          <w:p>
-            <w:pPr>
-              <w:pStyle w:val="Compact"/>
-              <w:jc w:val="left"/>
-            </w:pPr>
-            <w:r>
-              <w:t xml:space="preserve">Republic of Kenya</w:t>
-            </w:r>
-          </w:p>
-        </w:tc>
-        <w:tc>
-          <w:tcPr/>
-          <w:p>
-            <w:pPr>
-              <w:pStyle w:val="Compact"/>
-              <w:jc w:val="left"/>
-            </w:pPr>
-            <w:r>
-              <w:t xml:space="preserve">Pre-IDA21</w:t>
-            </w:r>
-          </w:p>
-        </w:tc>
-      </w:tr>
-      <w:tr>
-        <w:tc>
-          <w:tcPr/>
-          <w:p>
-            <w:pPr>
-              <w:pStyle w:val="Compact"/>
-              <w:jc w:val="left"/>
-            </w:pPr>
-            <w:r>
-              <w:t xml:space="preserve">Republic of Malawi</w:t>
-            </w:r>
-          </w:p>
-        </w:tc>
-        <w:tc>
-          <w:tcPr/>
-          <w:p>
-            <w:pPr>
-              <w:pStyle w:val="Compact"/>
-              <w:jc w:val="left"/>
-            </w:pPr>
-            <w:r>
-              <w:t xml:space="preserve">Pre-IDA21</w:t>
-            </w:r>
-          </w:p>
-        </w:tc>
-      </w:tr>
-      <w:tr>
-        <w:tc>
-          <w:tcPr/>
-          <w:p>
-            <w:pPr>
-              <w:pStyle w:val="Compact"/>
-              <w:jc w:val="left"/>
-            </w:pPr>
-            <w:r>
-              <w:t xml:space="preserve">Republic of Niger</w:t>
-            </w:r>
-          </w:p>
-        </w:tc>
-        <w:tc>
-          <w:tcPr/>
-          <w:p>
-            <w:pPr>
-              <w:pStyle w:val="Compact"/>
-              <w:jc w:val="left"/>
-            </w:pPr>
-            <w:r>
-              <w:t xml:space="preserve">Pre-IDA21</w:t>
-            </w:r>
-          </w:p>
-        </w:tc>
-      </w:tr>
-      <w:tr>
-        <w:tc>
-          <w:tcPr/>
-          <w:p>
-            <w:pPr>
-              <w:pStyle w:val="Compact"/>
-              <w:jc w:val="left"/>
-            </w:pPr>
-            <w:r>
-              <w:t xml:space="preserve">Republic of Senegal</w:t>
-            </w:r>
-          </w:p>
-        </w:tc>
-        <w:tc>
-          <w:tcPr/>
-          <w:p>
-            <w:pPr>
-              <w:pStyle w:val="Compact"/>
-              <w:jc w:val="left"/>
-            </w:pPr>
-            <w:r>
-              <w:t xml:space="preserve">Pre-IDA21</w:t>
-            </w:r>
-          </w:p>
-        </w:tc>
-      </w:tr>
-      <w:tr>
-        <w:tc>
-          <w:tcPr/>
-          <w:p>
-            <w:pPr>
-              <w:pStyle w:val="Compact"/>
-              <w:jc w:val="left"/>
-            </w:pPr>
-            <w:r>
-              <w:t xml:space="preserve">Republic of Sierra Leone</w:t>
-            </w:r>
-          </w:p>
-        </w:tc>
-        <w:tc>
-          <w:tcPr/>
-          <w:p>
-            <w:pPr>
-              <w:pStyle w:val="Compact"/>
-              <w:jc w:val="left"/>
-            </w:pPr>
-            <w:r>
-              <w:t xml:space="preserve">Pre-IDA21</w:t>
-            </w:r>
-          </w:p>
-        </w:tc>
-      </w:tr>
-      <w:tr>
-        <w:tc>
-          <w:tcPr/>
-          <w:p>
-            <w:pPr>
-              <w:pStyle w:val="Compact"/>
-              <w:jc w:val="left"/>
-            </w:pPr>
-            <w:r>
-              <w:t xml:space="preserve">Republic of South Sudan</w:t>
-            </w:r>
-          </w:p>
-        </w:tc>
-        <w:tc>
-          <w:tcPr/>
-          <w:p>
-            <w:pPr>
-              <w:pStyle w:val="Compact"/>
-              <w:jc w:val="left"/>
-            </w:pPr>
-            <w:r>
-              <w:t xml:space="preserve">Pre-IDA21</w:t>
-            </w:r>
-          </w:p>
-        </w:tc>
-      </w:tr>
-      <w:tr>
-        <w:tc>
-          <w:tcPr/>
-          <w:p>
-            <w:pPr>
-              <w:pStyle w:val="Compact"/>
-              <w:jc w:val="left"/>
-            </w:pPr>
-            <w:r>
-              <w:t xml:space="preserve">Republic of Togo</w:t>
-            </w:r>
-          </w:p>
-        </w:tc>
-        <w:tc>
-          <w:tcPr/>
-          <w:p>
-            <w:pPr>
-              <w:pStyle w:val="Compact"/>
-              <w:jc w:val="left"/>
-            </w:pPr>
-            <w:r>
-              <w:t xml:space="preserve">Pre-IDA21</w:t>
-            </w:r>
-          </w:p>
-        </w:tc>
-      </w:tr>
-      <w:tr>
-        <w:tc>
-          <w:tcPr/>
-          <w:p>
-            <w:pPr>
-              <w:pStyle w:val="Compact"/>
-              <w:jc w:val="left"/>
-            </w:pPr>
-            <w:r>
               <w:t xml:space="preserve">Republic of Uzbekistan</w:t>
-            </w:r>
-          </w:p>
-        </w:tc>
-        <w:tc>
-          <w:tcPr/>
-          <w:p>
-            <w:pPr>
-              <w:pStyle w:val="Compact"/>
-              <w:jc w:val="left"/>
-            </w:pPr>
-            <w:r>
-              <w:t xml:space="preserve">Pre-IDA21</w:t>
-            </w:r>
-          </w:p>
-        </w:tc>
-      </w:tr>
-      <w:tr>
-        <w:tc>
-          <w:tcPr/>
-          <w:p>
-            <w:pPr>
-              <w:pStyle w:val="Compact"/>
-              <w:jc w:val="left"/>
-            </w:pPr>
-            <w:r>
-              <w:t xml:space="preserve">Republic of Yemen</w:t>
-            </w:r>
-          </w:p>
-        </w:tc>
-        <w:tc>
-          <w:tcPr/>
-          <w:p>
-            <w:pPr>
-              <w:pStyle w:val="Compact"/>
-              <w:jc w:val="left"/>
-            </w:pPr>
-            <w:r>
-              <w:t xml:space="preserve">Pre-IDA21</w:t>
-            </w:r>
-          </w:p>
-        </w:tc>
-      </w:tr>
-      <w:tr>
-        <w:tc>
-          <w:tcPr/>
-          <w:p>
-            <w:pPr>
-              <w:pStyle w:val="Compact"/>
-              <w:jc w:val="left"/>
-            </w:pPr>
-            <w:r>
-              <w:t xml:space="preserve">Republic of Zambia</w:t>
-            </w:r>
-          </w:p>
-        </w:tc>
-        <w:tc>
-          <w:tcPr/>
-          <w:p>
-            <w:pPr>
-              <w:pStyle w:val="Compact"/>
-              <w:jc w:val="left"/>
-            </w:pPr>
-            <w:r>
-              <w:t xml:space="preserve">Pre-IDA21</w:t>
-            </w:r>
-          </w:p>
-        </w:tc>
-      </w:tr>
-      <w:tr>
-        <w:tc>
-          <w:tcPr/>
-          <w:p>
-            <w:pPr>
-              <w:pStyle w:val="Compact"/>
-              <w:jc w:val="left"/>
-            </w:pPr>
-            <w:r>
-              <w:t xml:space="preserve">United Republic of Tanzania</w:t>
             </w:r>
           </w:p>
         </w:tc>
@@ -2201,8 +2777,8 @@
         <w:t xml:space="preserve">: Where a country has operations across more than one IDA cycle, the most recent cycle is shown (IDA21, Pre-IDA21, and finally, Unassigned).</w:t>
       </w:r>
     </w:p>
-    <w:bookmarkEnd w:id="23"/>
-    <w:bookmarkStart w:id="24" w:name="project-list"/>
+    <w:bookmarkEnd w:id="24"/>
+    <w:bookmarkStart w:id="25" w:name="project-list"/>
     <w:p>
       <w:pPr>
         <w:pStyle w:val="Heading1"/>
@@ -2321,6 +2897,598 @@
               <w:jc w:val="left"/>
             </w:pPr>
             <w:r>
+              <w:t xml:space="preserve">P501950</w:t>
+            </w:r>
+          </w:p>
+        </w:tc>
+        <w:tc>
+          <w:tcPr/>
+          <w:p>
+            <w:pPr>
+              <w:pStyle w:val="Compact"/>
+              <w:jc w:val="left"/>
+            </w:pPr>
+            <w:r>
+              <w:t xml:space="preserve">Timor-Leste Institutions PASA</w:t>
+            </w:r>
+          </w:p>
+        </w:tc>
+        <w:tc>
+          <w:tcPr/>
+          <w:p>
+            <w:pPr>
+              <w:pStyle w:val="Compact"/>
+              <w:jc w:val="left"/>
+            </w:pPr>
+            <w:r>
+              <w:t xml:space="preserve">Democratic Republic of Timor-Leste</w:t>
+            </w:r>
+          </w:p>
+        </w:tc>
+        <w:tc>
+          <w:tcPr/>
+          <w:p>
+            <w:pPr>
+              <w:pStyle w:val="Compact"/>
+              <w:jc w:val="left"/>
+            </w:pPr>
+            <w:r>
+              <w:t xml:space="preserve">ASA</w:t>
+            </w:r>
+          </w:p>
+        </w:tc>
+        <w:tc>
+          <w:tcPr/>
+          <w:p>
+            <w:pPr>
+              <w:pStyle w:val="Compact"/>
+              <w:jc w:val="left"/>
+            </w:pPr>
+            <w:r>
+              <w:t xml:space="preserve">2025</w:t>
+            </w:r>
+          </w:p>
+        </w:tc>
+        <w:tc>
+          <w:tcPr/>
+          <w:p>
+            <w:pPr>
+              <w:pStyle w:val="Compact"/>
+              <w:jc w:val="left"/>
+            </w:pPr>
+            <w:r>
+              <w:t xml:space="preserve">IDA21</w:t>
+            </w:r>
+          </w:p>
+        </w:tc>
+      </w:tr>
+      <w:tr>
+        <w:tc>
+          <w:tcPr/>
+          <w:p>
+            <w:pPr>
+              <w:pStyle w:val="Compact"/>
+              <w:jc w:val="left"/>
+            </w:pPr>
+            <w:r>
+              <w:t xml:space="preserve">P179405</w:t>
+            </w:r>
+          </w:p>
+        </w:tc>
+        <w:tc>
+          <w:tcPr/>
+          <w:p>
+            <w:pPr>
+              <w:pStyle w:val="Compact"/>
+              <w:jc w:val="left"/>
+            </w:pPr>
+            <w:r>
+              <w:t xml:space="preserve">Ethiopia Governance Advisory and Technical Support</w:t>
+            </w:r>
+          </w:p>
+        </w:tc>
+        <w:tc>
+          <w:tcPr/>
+          <w:p>
+            <w:pPr>
+              <w:pStyle w:val="Compact"/>
+              <w:jc w:val="left"/>
+            </w:pPr>
+            <w:r>
+              <w:t xml:space="preserve">Federal Democratic Republic of Ethiopia</w:t>
+            </w:r>
+          </w:p>
+        </w:tc>
+        <w:tc>
+          <w:tcPr/>
+          <w:p>
+            <w:pPr>
+              <w:pStyle w:val="Compact"/>
+              <w:jc w:val="left"/>
+            </w:pPr>
+            <w:r>
+              <w:t xml:space="preserve">ASA</w:t>
+            </w:r>
+          </w:p>
+        </w:tc>
+        <w:tc>
+          <w:tcPr/>
+          <w:p>
+            <w:pPr>
+              <w:pStyle w:val="Compact"/>
+              <w:jc w:val="left"/>
+            </w:pPr>
+            <w:r>
+              <w:t xml:space="preserve">2022</w:t>
+            </w:r>
+          </w:p>
+        </w:tc>
+        <w:tc>
+          <w:tcPr/>
+          <w:p>
+            <w:pPr>
+              <w:pStyle w:val="Compact"/>
+              <w:jc w:val="left"/>
+            </w:pPr>
+            <w:r>
+              <w:t xml:space="preserve">IDA21</w:t>
+            </w:r>
+          </w:p>
+        </w:tc>
+      </w:tr>
+      <w:tr>
+        <w:tc>
+          <w:tcPr/>
+          <w:p>
+            <w:pPr>
+              <w:pStyle w:val="Compact"/>
+              <w:jc w:val="left"/>
+            </w:pPr>
+            <w:r>
+              <w:t xml:space="preserve">P181066</w:t>
+            </w:r>
+          </w:p>
+        </w:tc>
+        <w:tc>
+          <w:tcPr/>
+          <w:p>
+            <w:pPr>
+              <w:pStyle w:val="Compact"/>
+              <w:jc w:val="left"/>
+            </w:pPr>
+            <w:r>
+              <w:t xml:space="preserve">Strengthening Fiscal Federalism and Municipal Finance in Ethiopia</w:t>
+            </w:r>
+          </w:p>
+        </w:tc>
+        <w:tc>
+          <w:tcPr/>
+          <w:p>
+            <w:pPr>
+              <w:pStyle w:val="Compact"/>
+              <w:jc w:val="left"/>
+            </w:pPr>
+            <w:r>
+              <w:t xml:space="preserve">Federal Democratic Republic of Ethiopia</w:t>
+            </w:r>
+          </w:p>
+        </w:tc>
+        <w:tc>
+          <w:tcPr/>
+          <w:p>
+            <w:pPr>
+              <w:pStyle w:val="Compact"/>
+              <w:jc w:val="left"/>
+            </w:pPr>
+            <w:r>
+              <w:t xml:space="preserve">ASA</w:t>
+            </w:r>
+          </w:p>
+        </w:tc>
+        <w:tc>
+          <w:tcPr/>
+          <w:p>
+            <w:pPr>
+              <w:pStyle w:val="Compact"/>
+              <w:jc w:val="left"/>
+            </w:pPr>
+            <w:r>
+              <w:t xml:space="preserve">2023</w:t>
+            </w:r>
+          </w:p>
+        </w:tc>
+        <w:tc>
+          <w:tcPr/>
+          <w:p>
+            <w:pPr>
+              <w:pStyle w:val="Compact"/>
+              <w:jc w:val="left"/>
+            </w:pPr>
+            <w:r>
+              <w:t xml:space="preserve">IDA21</w:t>
+            </w:r>
+          </w:p>
+        </w:tc>
+      </w:tr>
+      <w:tr>
+        <w:tc>
+          <w:tcPr/>
+          <w:p>
+            <w:pPr>
+              <w:pStyle w:val="Compact"/>
+              <w:jc w:val="left"/>
+            </w:pPr>
+            <w:r>
+              <w:t xml:space="preserve">P500428</w:t>
+            </w:r>
+          </w:p>
+        </w:tc>
+        <w:tc>
+          <w:tcPr/>
+          <w:p>
+            <w:pPr>
+              <w:pStyle w:val="Compact"/>
+              <w:jc w:val="left"/>
+            </w:pPr>
+            <w:r>
+              <w:t xml:space="preserve">Nigeria Transparent, Effective and Accountable Public Institutions (TEA) PASA</w:t>
+            </w:r>
+          </w:p>
+        </w:tc>
+        <w:tc>
+          <w:tcPr/>
+          <w:p>
+            <w:pPr>
+              <w:pStyle w:val="Compact"/>
+              <w:jc w:val="left"/>
+            </w:pPr>
+            <w:r>
+              <w:t xml:space="preserve">Federal Republic of Nigeria</w:t>
+            </w:r>
+          </w:p>
+        </w:tc>
+        <w:tc>
+          <w:tcPr/>
+          <w:p>
+            <w:pPr>
+              <w:pStyle w:val="Compact"/>
+              <w:jc w:val="left"/>
+            </w:pPr>
+            <w:r>
+              <w:t xml:space="preserve">ASA</w:t>
+            </w:r>
+          </w:p>
+        </w:tc>
+        <w:tc>
+          <w:tcPr/>
+          <w:p>
+            <w:pPr>
+              <w:pStyle w:val="Compact"/>
+              <w:jc w:val="left"/>
+            </w:pPr>
+            <w:r>
+              <w:t xml:space="preserve">2023</w:t>
+            </w:r>
+          </w:p>
+        </w:tc>
+        <w:tc>
+          <w:tcPr/>
+          <w:p>
+            <w:pPr>
+              <w:pStyle w:val="Compact"/>
+              <w:jc w:val="left"/>
+            </w:pPr>
+            <w:r>
+              <w:t xml:space="preserve">IDA21</w:t>
+            </w:r>
+          </w:p>
+        </w:tc>
+      </w:tr>
+      <w:tr>
+        <w:tc>
+          <w:tcPr/>
+          <w:p>
+            <w:pPr>
+              <w:pStyle w:val="Compact"/>
+              <w:jc w:val="left"/>
+            </w:pPr>
+            <w:r>
+              <w:t xml:space="preserve">P180586</w:t>
+            </w:r>
+          </w:p>
+        </w:tc>
+        <w:tc>
+          <w:tcPr/>
+          <w:p>
+            <w:pPr>
+              <w:pStyle w:val="Compact"/>
+              <w:jc w:val="left"/>
+            </w:pPr>
+            <w:r>
+              <w:t xml:space="preserve">Somalia Enhanced Procurement Risk Management</w:t>
+            </w:r>
+          </w:p>
+        </w:tc>
+        <w:tc>
+          <w:tcPr/>
+          <w:p>
+            <w:pPr>
+              <w:pStyle w:val="Compact"/>
+              <w:jc w:val="left"/>
+            </w:pPr>
+            <w:r>
+              <w:t xml:space="preserve">Federal Republic of Somalia</w:t>
+            </w:r>
+          </w:p>
+        </w:tc>
+        <w:tc>
+          <w:tcPr/>
+          <w:p>
+            <w:pPr>
+              <w:pStyle w:val="Compact"/>
+              <w:jc w:val="left"/>
+            </w:pPr>
+            <w:r>
+              <w:t xml:space="preserve">ASA</w:t>
+            </w:r>
+          </w:p>
+        </w:tc>
+        <w:tc>
+          <w:tcPr/>
+          <w:p>
+            <w:pPr>
+              <w:pStyle w:val="Compact"/>
+              <w:jc w:val="left"/>
+            </w:pPr>
+            <w:r>
+              <w:t xml:space="preserve">2023</w:t>
+            </w:r>
+          </w:p>
+        </w:tc>
+        <w:tc>
+          <w:tcPr/>
+          <w:p>
+            <w:pPr>
+              <w:pStyle w:val="Compact"/>
+              <w:jc w:val="left"/>
+            </w:pPr>
+            <w:r>
+              <w:t xml:space="preserve">IDA21</w:t>
+            </w:r>
+          </w:p>
+        </w:tc>
+      </w:tr>
+      <w:tr>
+        <w:tc>
+          <w:tcPr/>
+          <w:p>
+            <w:pPr>
+              <w:pStyle w:val="Compact"/>
+              <w:jc w:val="left"/>
+            </w:pPr>
+            <w:r>
+              <w:t xml:space="preserve">P179174</w:t>
+            </w:r>
+          </w:p>
+        </w:tc>
+        <w:tc>
+          <w:tcPr/>
+          <w:p>
+            <w:pPr>
+              <w:pStyle w:val="Compact"/>
+              <w:jc w:val="left"/>
+            </w:pPr>
+            <w:r>
+              <w:t xml:space="preserve">Somalia Governance and Institutions PASA</w:t>
+            </w:r>
+          </w:p>
+        </w:tc>
+        <w:tc>
+          <w:tcPr/>
+          <w:p>
+            <w:pPr>
+              <w:pStyle w:val="Compact"/>
+              <w:jc w:val="left"/>
+            </w:pPr>
+            <w:r>
+              <w:t xml:space="preserve">Federal Republic of Somalia</w:t>
+            </w:r>
+          </w:p>
+        </w:tc>
+        <w:tc>
+          <w:tcPr/>
+          <w:p>
+            <w:pPr>
+              <w:pStyle w:val="Compact"/>
+              <w:jc w:val="left"/>
+            </w:pPr>
+            <w:r>
+              <w:t xml:space="preserve">ASA</w:t>
+            </w:r>
+          </w:p>
+        </w:tc>
+        <w:tc>
+          <w:tcPr/>
+          <w:p>
+            <w:pPr>
+              <w:pStyle w:val="Compact"/>
+              <w:jc w:val="left"/>
+            </w:pPr>
+            <w:r>
+              <w:t xml:space="preserve">2022</w:t>
+            </w:r>
+          </w:p>
+        </w:tc>
+        <w:tc>
+          <w:tcPr/>
+          <w:p>
+            <w:pPr>
+              <w:pStyle w:val="Compact"/>
+              <w:jc w:val="left"/>
+            </w:pPr>
+            <w:r>
+              <w:t xml:space="preserve">IDA21</w:t>
+            </w:r>
+          </w:p>
+        </w:tc>
+      </w:tr>
+      <w:tr>
+        <w:tc>
+          <w:tcPr/>
+          <w:p>
+            <w:pPr>
+              <w:pStyle w:val="Compact"/>
+              <w:jc w:val="left"/>
+            </w:pPr>
+            <w:r>
+              <w:t xml:space="preserve">P513817</w:t>
+            </w:r>
+          </w:p>
+        </w:tc>
+        <w:tc>
+          <w:tcPr/>
+          <w:p>
+            <w:pPr>
+              <w:pStyle w:val="Compact"/>
+              <w:jc w:val="left"/>
+            </w:pPr>
+            <w:r>
+              <w:t xml:space="preserve">Value Chain Assessment of Procurement Processes in Government Departments in Cambodia</w:t>
+            </w:r>
+          </w:p>
+        </w:tc>
+        <w:tc>
+          <w:tcPr/>
+          <w:p>
+            <w:pPr>
+              <w:pStyle w:val="Compact"/>
+              <w:jc w:val="left"/>
+            </w:pPr>
+            <w:r>
+              <w:t xml:space="preserve">Kingdom of Cambodia</w:t>
+            </w:r>
+          </w:p>
+        </w:tc>
+        <w:tc>
+          <w:tcPr/>
+          <w:p>
+            <w:pPr>
+              <w:pStyle w:val="Compact"/>
+              <w:jc w:val="left"/>
+            </w:pPr>
+            <w:r>
+              <w:t xml:space="preserve">ASA</w:t>
+            </w:r>
+          </w:p>
+        </w:tc>
+        <w:tc>
+          <w:tcPr/>
+          <w:p>
+            <w:pPr>
+              <w:pStyle w:val="Compact"/>
+              <w:jc w:val="left"/>
+            </w:pPr>
+            <w:r>
+              <w:t xml:space="preserve">2025</w:t>
+            </w:r>
+          </w:p>
+        </w:tc>
+        <w:tc>
+          <w:tcPr/>
+          <w:p>
+            <w:pPr>
+              <w:pStyle w:val="Compact"/>
+              <w:jc w:val="left"/>
+            </w:pPr>
+            <w:r>
+              <w:t xml:space="preserve">IDA21</w:t>
+            </w:r>
+          </w:p>
+        </w:tc>
+      </w:tr>
+      <w:tr>
+        <w:tc>
+          <w:tcPr/>
+          <w:p>
+            <w:pPr>
+              <w:pStyle w:val="Compact"/>
+              <w:jc w:val="left"/>
+            </w:pPr>
+            <w:r>
+              <w:t xml:space="preserve">P507378</w:t>
+            </w:r>
+          </w:p>
+        </w:tc>
+        <w:tc>
+          <w:tcPr/>
+          <w:p>
+            <w:pPr>
+              <w:pStyle w:val="Compact"/>
+              <w:jc w:val="left"/>
+            </w:pPr>
+            <w:r>
+              <w:t xml:space="preserve">Cambodia Governance Programmatic Advisory Services and Analytics</w:t>
+            </w:r>
+          </w:p>
+        </w:tc>
+        <w:tc>
+          <w:tcPr/>
+          <w:p>
+            <w:pPr>
+              <w:pStyle w:val="Compact"/>
+              <w:jc w:val="left"/>
+            </w:pPr>
+            <w:r>
+              <w:t xml:space="preserve">Kingdom of Cambodia</w:t>
+            </w:r>
+          </w:p>
+        </w:tc>
+        <w:tc>
+          <w:tcPr/>
+          <w:p>
+            <w:pPr>
+              <w:pStyle w:val="Compact"/>
+              <w:jc w:val="left"/>
+            </w:pPr>
+            <w:r>
+              <w:t xml:space="preserve">ASA</w:t>
+            </w:r>
+          </w:p>
+        </w:tc>
+        <w:tc>
+          <w:tcPr/>
+          <w:p>
+            <w:pPr>
+              <w:pStyle w:val="Compact"/>
+              <w:jc w:val="left"/>
+            </w:pPr>
+            <w:r>
+              <w:t xml:space="preserve">2025</w:t>
+            </w:r>
+          </w:p>
+        </w:tc>
+        <w:tc>
+          <w:tcPr/>
+          <w:p>
+            <w:pPr>
+              <w:pStyle w:val="Compact"/>
+              <w:jc w:val="left"/>
+            </w:pPr>
+            <w:r>
+              <w:t xml:space="preserve">IDA21</w:t>
+            </w:r>
+          </w:p>
+        </w:tc>
+      </w:tr>
+      <w:tr>
+        <w:tc>
+          <w:tcPr/>
+          <w:p>
+            <w:pPr>
+              <w:pStyle w:val="Compact"/>
+              <w:jc w:val="left"/>
+            </w:pPr>
+            <w:r>
               <w:t xml:space="preserve">P510862</w:t>
             </w:r>
           </w:p>
@@ -2395,6 +3563,228 @@
               <w:jc w:val="left"/>
             </w:pPr>
             <w:r>
+              <w:t xml:space="preserve">P179015</w:t>
+            </w:r>
+          </w:p>
+        </w:tc>
+        <w:tc>
+          <w:tcPr/>
+          <w:p>
+            <w:pPr>
+              <w:pStyle w:val="Compact"/>
+              <w:jc w:val="left"/>
+            </w:pPr>
+            <w:r>
+              <w:t xml:space="preserve">Lao PDR Third Programmatic Public Financial Management Reform Program</w:t>
+            </w:r>
+          </w:p>
+        </w:tc>
+        <w:tc>
+          <w:tcPr/>
+          <w:p>
+            <w:pPr>
+              <w:pStyle w:val="Compact"/>
+              <w:jc w:val="left"/>
+            </w:pPr>
+            <w:r>
+              <w:t xml:space="preserve">Lao People’s Democratic Republic</w:t>
+            </w:r>
+          </w:p>
+        </w:tc>
+        <w:tc>
+          <w:tcPr/>
+          <w:p>
+            <w:pPr>
+              <w:pStyle w:val="Compact"/>
+              <w:jc w:val="left"/>
+            </w:pPr>
+            <w:r>
+              <w:t xml:space="preserve">ASA</w:t>
+            </w:r>
+          </w:p>
+        </w:tc>
+        <w:tc>
+          <w:tcPr/>
+          <w:p>
+            <w:pPr>
+              <w:pStyle w:val="Compact"/>
+              <w:jc w:val="left"/>
+            </w:pPr>
+            <w:r>
+              <w:t xml:space="preserve">2022</w:t>
+            </w:r>
+          </w:p>
+        </w:tc>
+        <w:tc>
+          <w:tcPr/>
+          <w:p>
+            <w:pPr>
+              <w:pStyle w:val="Compact"/>
+              <w:jc w:val="left"/>
+            </w:pPr>
+            <w:r>
+              <w:t xml:space="preserve">IDA21</w:t>
+            </w:r>
+          </w:p>
+        </w:tc>
+      </w:tr>
+      <w:tr>
+        <w:tc>
+          <w:tcPr/>
+          <w:p>
+            <w:pPr>
+              <w:pStyle w:val="Compact"/>
+              <w:jc w:val="left"/>
+            </w:pPr>
+            <w:r>
+              <w:t xml:space="preserve">P513759</w:t>
+            </w:r>
+          </w:p>
+        </w:tc>
+        <w:tc>
+          <w:tcPr/>
+          <w:p>
+            <w:pPr>
+              <w:pStyle w:val="Compact"/>
+              <w:jc w:val="left"/>
+            </w:pPr>
+            <w:r>
+              <w:t xml:space="preserve">Nepal: Building Transparent and Accountable Institutions for Growth, Service Delivery, and Job Creation</w:t>
+            </w:r>
+          </w:p>
+        </w:tc>
+        <w:tc>
+          <w:tcPr/>
+          <w:p>
+            <w:pPr>
+              <w:pStyle w:val="Compact"/>
+              <w:jc w:val="left"/>
+            </w:pPr>
+            <w:r>
+              <w:t xml:space="preserve">Nepal</w:t>
+            </w:r>
+          </w:p>
+        </w:tc>
+        <w:tc>
+          <w:tcPr/>
+          <w:p>
+            <w:pPr>
+              <w:pStyle w:val="Compact"/>
+              <w:jc w:val="left"/>
+            </w:pPr>
+            <w:r>
+              <w:t xml:space="preserve">ASA</w:t>
+            </w:r>
+          </w:p>
+        </w:tc>
+        <w:tc>
+          <w:tcPr/>
+          <w:p>
+            <w:pPr>
+              <w:pStyle w:val="Compact"/>
+              <w:jc w:val="left"/>
+            </w:pPr>
+            <w:r>
+              <w:t xml:space="preserve">2025</w:t>
+            </w:r>
+          </w:p>
+        </w:tc>
+        <w:tc>
+          <w:tcPr/>
+          <w:p>
+            <w:pPr>
+              <w:pStyle w:val="Compact"/>
+              <w:jc w:val="left"/>
+            </w:pPr>
+            <w:r>
+              <w:t xml:space="preserve">IDA21</w:t>
+            </w:r>
+          </w:p>
+        </w:tc>
+      </w:tr>
+      <w:tr>
+        <w:tc>
+          <w:tcPr/>
+          <w:p>
+            <w:pPr>
+              <w:pStyle w:val="Compact"/>
+              <w:jc w:val="left"/>
+            </w:pPr>
+            <w:r>
+              <w:t xml:space="preserve">P510239</w:t>
+            </w:r>
+          </w:p>
+        </w:tc>
+        <w:tc>
+          <w:tcPr/>
+          <w:p>
+            <w:pPr>
+              <w:pStyle w:val="Compact"/>
+              <w:jc w:val="left"/>
+            </w:pPr>
+            <w:r>
+              <w:t xml:space="preserve">Building the Capacity of Parliamentarians for Economic and Financial Governance in Ghana</w:t>
+            </w:r>
+          </w:p>
+        </w:tc>
+        <w:tc>
+          <w:tcPr/>
+          <w:p>
+            <w:pPr>
+              <w:pStyle w:val="Compact"/>
+              <w:jc w:val="left"/>
+            </w:pPr>
+            <w:r>
+              <w:t xml:space="preserve">Republic of Ghana</w:t>
+            </w:r>
+          </w:p>
+        </w:tc>
+        <w:tc>
+          <w:tcPr/>
+          <w:p>
+            <w:pPr>
+              <w:pStyle w:val="Compact"/>
+              <w:jc w:val="left"/>
+            </w:pPr>
+            <w:r>
+              <w:t xml:space="preserve">ASA</w:t>
+            </w:r>
+          </w:p>
+        </w:tc>
+        <w:tc>
+          <w:tcPr/>
+          <w:p>
+            <w:pPr>
+              <w:pStyle w:val="Compact"/>
+              <w:jc w:val="left"/>
+            </w:pPr>
+            <w:r>
+              <w:t xml:space="preserve">2025</w:t>
+            </w:r>
+          </w:p>
+        </w:tc>
+        <w:tc>
+          <w:tcPr/>
+          <w:p>
+            <w:pPr>
+              <w:pStyle w:val="Compact"/>
+              <w:jc w:val="left"/>
+            </w:pPr>
+            <w:r>
+              <w:t xml:space="preserve">IDA21</w:t>
+            </w:r>
+          </w:p>
+        </w:tc>
+      </w:tr>
+      <w:tr>
+        <w:tc>
+          <w:tcPr/>
+          <w:p>
+            <w:pPr>
+              <w:pStyle w:val="Compact"/>
+              <w:jc w:val="left"/>
+            </w:pPr>
+            <w:r>
               <w:t xml:space="preserve">P513657</w:t>
             </w:r>
           </w:p>
@@ -2543,6 +3933,154 @@
               <w:jc w:val="left"/>
             </w:pPr>
             <w:r>
+              <w:t xml:space="preserve">P179680</w:t>
+            </w:r>
+          </w:p>
+        </w:tc>
+        <w:tc>
+          <w:tcPr/>
+          <w:p>
+            <w:pPr>
+              <w:pStyle w:val="Compact"/>
+              <w:jc w:val="left"/>
+            </w:pPr>
+            <w:r>
+              <w:t xml:space="preserve">Kenya Governance and Green Economy Support Programmatic ASA</w:t>
+            </w:r>
+          </w:p>
+        </w:tc>
+        <w:tc>
+          <w:tcPr/>
+          <w:p>
+            <w:pPr>
+              <w:pStyle w:val="Compact"/>
+              <w:jc w:val="left"/>
+            </w:pPr>
+            <w:r>
+              <w:t xml:space="preserve">Republic of Kenya</w:t>
+            </w:r>
+          </w:p>
+        </w:tc>
+        <w:tc>
+          <w:tcPr/>
+          <w:p>
+            <w:pPr>
+              <w:pStyle w:val="Compact"/>
+              <w:jc w:val="left"/>
+            </w:pPr>
+            <w:r>
+              <w:t xml:space="preserve">ASA</w:t>
+            </w:r>
+          </w:p>
+        </w:tc>
+        <w:tc>
+          <w:tcPr/>
+          <w:p>
+            <w:pPr>
+              <w:pStyle w:val="Compact"/>
+              <w:jc w:val="left"/>
+            </w:pPr>
+            <w:r>
+              <w:t xml:space="preserve">2023</w:t>
+            </w:r>
+          </w:p>
+        </w:tc>
+        <w:tc>
+          <w:tcPr/>
+          <w:p>
+            <w:pPr>
+              <w:pStyle w:val="Compact"/>
+              <w:jc w:val="left"/>
+            </w:pPr>
+            <w:r>
+              <w:t xml:space="preserve">IDA21</w:t>
+            </w:r>
+          </w:p>
+        </w:tc>
+      </w:tr>
+      <w:tr>
+        <w:tc>
+          <w:tcPr/>
+          <w:p>
+            <w:pPr>
+              <w:pStyle w:val="Compact"/>
+              <w:jc w:val="left"/>
+            </w:pPr>
+            <w:r>
+              <w:t xml:space="preserve">P500811</w:t>
+            </w:r>
+          </w:p>
+        </w:tc>
+        <w:tc>
+          <w:tcPr/>
+          <w:p>
+            <w:pPr>
+              <w:pStyle w:val="Compact"/>
+              <w:jc w:val="left"/>
+            </w:pPr>
+            <w:r>
+              <w:t xml:space="preserve">Malawi Governance and Accountability PASA</w:t>
+            </w:r>
+          </w:p>
+        </w:tc>
+        <w:tc>
+          <w:tcPr/>
+          <w:p>
+            <w:pPr>
+              <w:pStyle w:val="Compact"/>
+              <w:jc w:val="left"/>
+            </w:pPr>
+            <w:r>
+              <w:t xml:space="preserve">Republic of Malawi</w:t>
+            </w:r>
+          </w:p>
+        </w:tc>
+        <w:tc>
+          <w:tcPr/>
+          <w:p>
+            <w:pPr>
+              <w:pStyle w:val="Compact"/>
+              <w:jc w:val="left"/>
+            </w:pPr>
+            <w:r>
+              <w:t xml:space="preserve">ASA</w:t>
+            </w:r>
+          </w:p>
+        </w:tc>
+        <w:tc>
+          <w:tcPr/>
+          <w:p>
+            <w:pPr>
+              <w:pStyle w:val="Compact"/>
+              <w:jc w:val="left"/>
+            </w:pPr>
+            <w:r>
+              <w:t xml:space="preserve">2023</w:t>
+            </w:r>
+          </w:p>
+        </w:tc>
+        <w:tc>
+          <w:tcPr/>
+          <w:p>
+            <w:pPr>
+              <w:pStyle w:val="Compact"/>
+              <w:jc w:val="left"/>
+            </w:pPr>
+            <w:r>
+              <w:t xml:space="preserve">IDA21</w:t>
+            </w:r>
+          </w:p>
+        </w:tc>
+      </w:tr>
+      <w:tr>
+        <w:tc>
+          <w:tcPr/>
+          <w:p>
+            <w:pPr>
+              <w:pStyle w:val="Compact"/>
+              <w:jc w:val="left"/>
+            </w:pPr>
+            <w:r>
               <w:t xml:space="preserve">P507538</w:t>
             </w:r>
           </w:p>
@@ -2617,6 +4155,154 @@
               <w:jc w:val="left"/>
             </w:pPr>
             <w:r>
+              <w:t xml:space="preserve">P500797</w:t>
+            </w:r>
+          </w:p>
+        </w:tc>
+        <w:tc>
+          <w:tcPr/>
+          <w:p>
+            <w:pPr>
+              <w:pStyle w:val="Compact"/>
+              <w:jc w:val="left"/>
+            </w:pPr>
+            <w:r>
+              <w:t xml:space="preserve">Rwanda Governance and Decentralization Support PASA</w:t>
+            </w:r>
+          </w:p>
+        </w:tc>
+        <w:tc>
+          <w:tcPr/>
+          <w:p>
+            <w:pPr>
+              <w:pStyle w:val="Compact"/>
+              <w:jc w:val="left"/>
+            </w:pPr>
+            <w:r>
+              <w:t xml:space="preserve">Republic of Rwanda</w:t>
+            </w:r>
+          </w:p>
+        </w:tc>
+        <w:tc>
+          <w:tcPr/>
+          <w:p>
+            <w:pPr>
+              <w:pStyle w:val="Compact"/>
+              <w:jc w:val="left"/>
+            </w:pPr>
+            <w:r>
+              <w:t xml:space="preserve">ASA</w:t>
+            </w:r>
+          </w:p>
+        </w:tc>
+        <w:tc>
+          <w:tcPr/>
+          <w:p>
+            <w:pPr>
+              <w:pStyle w:val="Compact"/>
+              <w:jc w:val="left"/>
+            </w:pPr>
+            <w:r>
+              <w:t xml:space="preserve">2024</w:t>
+            </w:r>
+          </w:p>
+        </w:tc>
+        <w:tc>
+          <w:tcPr/>
+          <w:p>
+            <w:pPr>
+              <w:pStyle w:val="Compact"/>
+              <w:jc w:val="left"/>
+            </w:pPr>
+            <w:r>
+              <w:t xml:space="preserve">IDA21</w:t>
+            </w:r>
+          </w:p>
+        </w:tc>
+      </w:tr>
+      <w:tr>
+        <w:tc>
+          <w:tcPr/>
+          <w:p>
+            <w:pPr>
+              <w:pStyle w:val="Compact"/>
+              <w:jc w:val="left"/>
+            </w:pPr>
+            <w:r>
+              <w:t xml:space="preserve">P180797</w:t>
+            </w:r>
+          </w:p>
+        </w:tc>
+        <w:tc>
+          <w:tcPr/>
+          <w:p>
+            <w:pPr>
+              <w:pStyle w:val="Compact"/>
+              <w:jc w:val="left"/>
+            </w:pPr>
+            <w:r>
+              <w:t xml:space="preserve">South Sudan Programmatic Governance and Public Financial Management Technical Assistance</w:t>
+            </w:r>
+          </w:p>
+        </w:tc>
+        <w:tc>
+          <w:tcPr/>
+          <w:p>
+            <w:pPr>
+              <w:pStyle w:val="Compact"/>
+              <w:jc w:val="left"/>
+            </w:pPr>
+            <w:r>
+              <w:t xml:space="preserve">Republic of South Sudan</w:t>
+            </w:r>
+          </w:p>
+        </w:tc>
+        <w:tc>
+          <w:tcPr/>
+          <w:p>
+            <w:pPr>
+              <w:pStyle w:val="Compact"/>
+              <w:jc w:val="left"/>
+            </w:pPr>
+            <w:r>
+              <w:t xml:space="preserve">ASA</w:t>
+            </w:r>
+          </w:p>
+        </w:tc>
+        <w:tc>
+          <w:tcPr/>
+          <w:p>
+            <w:pPr>
+              <w:pStyle w:val="Compact"/>
+              <w:jc w:val="left"/>
+            </w:pPr>
+            <w:r>
+              <w:t xml:space="preserve">2023</w:t>
+            </w:r>
+          </w:p>
+        </w:tc>
+        <w:tc>
+          <w:tcPr/>
+          <w:p>
+            <w:pPr>
+              <w:pStyle w:val="Compact"/>
+              <w:jc w:val="left"/>
+            </w:pPr>
+            <w:r>
+              <w:t xml:space="preserve">IDA21</w:t>
+            </w:r>
+          </w:p>
+        </w:tc>
+      </w:tr>
+      <w:tr>
+        <w:tc>
+          <w:tcPr/>
+          <w:p>
+            <w:pPr>
+              <w:pStyle w:val="Compact"/>
+              <w:jc w:val="left"/>
+            </w:pPr>
+            <w:r>
               <w:t xml:space="preserve">P515209</w:t>
             </w:r>
           </w:p>
@@ -2691,6 +4377,154 @@
               <w:jc w:val="left"/>
             </w:pPr>
             <w:r>
+              <w:t xml:space="preserve">P501226</w:t>
+            </w:r>
+          </w:p>
+        </w:tc>
+        <w:tc>
+          <w:tcPr/>
+          <w:p>
+            <w:pPr>
+              <w:pStyle w:val="Compact"/>
+              <w:jc w:val="left"/>
+            </w:pPr>
+            <w:r>
+              <w:t xml:space="preserve">Improving Public Financial Management to Support Service Delivery in Togo</w:t>
+            </w:r>
+          </w:p>
+        </w:tc>
+        <w:tc>
+          <w:tcPr/>
+          <w:p>
+            <w:pPr>
+              <w:pStyle w:val="Compact"/>
+              <w:jc w:val="left"/>
+            </w:pPr>
+            <w:r>
+              <w:t xml:space="preserve">Republic of Togo</w:t>
+            </w:r>
+          </w:p>
+        </w:tc>
+        <w:tc>
+          <w:tcPr/>
+          <w:p>
+            <w:pPr>
+              <w:pStyle w:val="Compact"/>
+              <w:jc w:val="left"/>
+            </w:pPr>
+            <w:r>
+              <w:t xml:space="preserve">ASA</w:t>
+            </w:r>
+          </w:p>
+        </w:tc>
+        <w:tc>
+          <w:tcPr/>
+          <w:p>
+            <w:pPr>
+              <w:pStyle w:val="Compact"/>
+              <w:jc w:val="left"/>
+            </w:pPr>
+            <w:r>
+              <w:t xml:space="preserve">2023</w:t>
+            </w:r>
+          </w:p>
+        </w:tc>
+        <w:tc>
+          <w:tcPr/>
+          <w:p>
+            <w:pPr>
+              <w:pStyle w:val="Compact"/>
+              <w:jc w:val="left"/>
+            </w:pPr>
+            <w:r>
+              <w:t xml:space="preserve">IDA21</w:t>
+            </w:r>
+          </w:p>
+        </w:tc>
+      </w:tr>
+      <w:tr>
+        <w:tc>
+          <w:tcPr/>
+          <w:p>
+            <w:pPr>
+              <w:pStyle w:val="Compact"/>
+              <w:jc w:val="left"/>
+            </w:pPr>
+            <w:r>
+              <w:t xml:space="preserve">P501663</w:t>
+            </w:r>
+          </w:p>
+        </w:tc>
+        <w:tc>
+          <w:tcPr/>
+          <w:p>
+            <w:pPr>
+              <w:pStyle w:val="Compact"/>
+              <w:jc w:val="left"/>
+            </w:pPr>
+            <w:r>
+              <w:t xml:space="preserve">Uganda Governance Programmatic Advisory Services and Analytics</w:t>
+            </w:r>
+          </w:p>
+        </w:tc>
+        <w:tc>
+          <w:tcPr/>
+          <w:p>
+            <w:pPr>
+              <w:pStyle w:val="Compact"/>
+              <w:jc w:val="left"/>
+            </w:pPr>
+            <w:r>
+              <w:t xml:space="preserve">Republic of Uganda</w:t>
+            </w:r>
+          </w:p>
+        </w:tc>
+        <w:tc>
+          <w:tcPr/>
+          <w:p>
+            <w:pPr>
+              <w:pStyle w:val="Compact"/>
+              <w:jc w:val="left"/>
+            </w:pPr>
+            <w:r>
+              <w:t xml:space="preserve">ASA</w:t>
+            </w:r>
+          </w:p>
+        </w:tc>
+        <w:tc>
+          <w:tcPr/>
+          <w:p>
+            <w:pPr>
+              <w:pStyle w:val="Compact"/>
+              <w:jc w:val="left"/>
+            </w:pPr>
+            <w:r>
+              <w:t xml:space="preserve">2024</w:t>
+            </w:r>
+          </w:p>
+        </w:tc>
+        <w:tc>
+          <w:tcPr/>
+          <w:p>
+            <w:pPr>
+              <w:pStyle w:val="Compact"/>
+              <w:jc w:val="left"/>
+            </w:pPr>
+            <w:r>
+              <w:t xml:space="preserve">IDA21</w:t>
+            </w:r>
+          </w:p>
+        </w:tc>
+      </w:tr>
+      <w:tr>
+        <w:tc>
+          <w:tcPr/>
+          <w:p>
+            <w:pPr>
+              <w:pStyle w:val="Compact"/>
+              <w:jc w:val="left"/>
+            </w:pPr>
+            <w:r>
               <w:t xml:space="preserve">P511206</w:t>
             </w:r>
           </w:p>
@@ -2765,6 +4599,154 @@
               <w:jc w:val="left"/>
             </w:pPr>
             <w:r>
+              <w:t xml:space="preserve">P506552</w:t>
+            </w:r>
+          </w:p>
+        </w:tc>
+        <w:tc>
+          <w:tcPr/>
+          <w:p>
+            <w:pPr>
+              <w:pStyle w:val="Compact"/>
+              <w:jc w:val="left"/>
+            </w:pPr>
+            <w:r>
+              <w:t xml:space="preserve">Yemen Strengthening Institutions</w:t>
+            </w:r>
+          </w:p>
+        </w:tc>
+        <w:tc>
+          <w:tcPr/>
+          <w:p>
+            <w:pPr>
+              <w:pStyle w:val="Compact"/>
+              <w:jc w:val="left"/>
+            </w:pPr>
+            <w:r>
+              <w:t xml:space="preserve">Republic of Yemen</w:t>
+            </w:r>
+          </w:p>
+        </w:tc>
+        <w:tc>
+          <w:tcPr/>
+          <w:p>
+            <w:pPr>
+              <w:pStyle w:val="Compact"/>
+              <w:jc w:val="left"/>
+            </w:pPr>
+            <w:r>
+              <w:t xml:space="preserve">ASA</w:t>
+            </w:r>
+          </w:p>
+        </w:tc>
+        <w:tc>
+          <w:tcPr/>
+          <w:p>
+            <w:pPr>
+              <w:pStyle w:val="Compact"/>
+              <w:jc w:val="left"/>
+            </w:pPr>
+            <w:r>
+              <w:t xml:space="preserve">2024</w:t>
+            </w:r>
+          </w:p>
+        </w:tc>
+        <w:tc>
+          <w:tcPr/>
+          <w:p>
+            <w:pPr>
+              <w:pStyle w:val="Compact"/>
+              <w:jc w:val="left"/>
+            </w:pPr>
+            <w:r>
+              <w:t xml:space="preserve">IDA21</w:t>
+            </w:r>
+          </w:p>
+        </w:tc>
+      </w:tr>
+      <w:tr>
+        <w:tc>
+          <w:tcPr/>
+          <w:p>
+            <w:pPr>
+              <w:pStyle w:val="Compact"/>
+              <w:jc w:val="left"/>
+            </w:pPr>
+            <w:r>
+              <w:t xml:space="preserve">P502030</w:t>
+            </w:r>
+          </w:p>
+        </w:tc>
+        <w:tc>
+          <w:tcPr/>
+          <w:p>
+            <w:pPr>
+              <w:pStyle w:val="Compact"/>
+              <w:jc w:val="left"/>
+            </w:pPr>
+            <w:r>
+              <w:t xml:space="preserve">Zambia Governance for Transformation PASA</w:t>
+            </w:r>
+          </w:p>
+        </w:tc>
+        <w:tc>
+          <w:tcPr/>
+          <w:p>
+            <w:pPr>
+              <w:pStyle w:val="Compact"/>
+              <w:jc w:val="left"/>
+            </w:pPr>
+            <w:r>
+              <w:t xml:space="preserve">Republic of Zambia</w:t>
+            </w:r>
+          </w:p>
+        </w:tc>
+        <w:tc>
+          <w:tcPr/>
+          <w:p>
+            <w:pPr>
+              <w:pStyle w:val="Compact"/>
+              <w:jc w:val="left"/>
+            </w:pPr>
+            <w:r>
+              <w:t xml:space="preserve">ASA</w:t>
+            </w:r>
+          </w:p>
+        </w:tc>
+        <w:tc>
+          <w:tcPr/>
+          <w:p>
+            <w:pPr>
+              <w:pStyle w:val="Compact"/>
+              <w:jc w:val="left"/>
+            </w:pPr>
+            <w:r>
+              <w:t xml:space="preserve">2023</w:t>
+            </w:r>
+          </w:p>
+        </w:tc>
+        <w:tc>
+          <w:tcPr/>
+          <w:p>
+            <w:pPr>
+              <w:pStyle w:val="Compact"/>
+              <w:jc w:val="left"/>
+            </w:pPr>
+            <w:r>
+              <w:t xml:space="preserve">IDA21</w:t>
+            </w:r>
+          </w:p>
+        </w:tc>
+      </w:tr>
+      <w:tr>
+        <w:tc>
+          <w:tcPr/>
+          <w:p>
+            <w:pPr>
+              <w:pStyle w:val="Compact"/>
+              <w:jc w:val="left"/>
+            </w:pPr>
+            <w:r>
               <w:t xml:space="preserve">P511808</w:t>
             </w:r>
           </w:p>
@@ -3061,6 +5043,80 @@
               <w:jc w:val="left"/>
             </w:pPr>
             <w:r>
+              <w:t xml:space="preserve">P501890</w:t>
+            </w:r>
+          </w:p>
+        </w:tc>
+        <w:tc>
+          <w:tcPr/>
+          <w:p>
+            <w:pPr>
+              <w:pStyle w:val="Compact"/>
+              <w:jc w:val="left"/>
+            </w:pPr>
+            <w:r>
+              <w:t xml:space="preserve">Tanzania Governance and Public Sector PASA</w:t>
+            </w:r>
+          </w:p>
+        </w:tc>
+        <w:tc>
+          <w:tcPr/>
+          <w:p>
+            <w:pPr>
+              <w:pStyle w:val="Compact"/>
+              <w:jc w:val="left"/>
+            </w:pPr>
+            <w:r>
+              <w:t xml:space="preserve">United Republic of Tanzania</w:t>
+            </w:r>
+          </w:p>
+        </w:tc>
+        <w:tc>
+          <w:tcPr/>
+          <w:p>
+            <w:pPr>
+              <w:pStyle w:val="Compact"/>
+              <w:jc w:val="left"/>
+            </w:pPr>
+            <w:r>
+              <w:t xml:space="preserve">ASA</w:t>
+            </w:r>
+          </w:p>
+        </w:tc>
+        <w:tc>
+          <w:tcPr/>
+          <w:p>
+            <w:pPr>
+              <w:pStyle w:val="Compact"/>
+              <w:jc w:val="left"/>
+            </w:pPr>
+            <w:r>
+              <w:t xml:space="preserve">2023</w:t>
+            </w:r>
+          </w:p>
+        </w:tc>
+        <w:tc>
+          <w:tcPr/>
+          <w:p>
+            <w:pPr>
+              <w:pStyle w:val="Compact"/>
+              <w:jc w:val="left"/>
+            </w:pPr>
+            <w:r>
+              <w:t xml:space="preserve">IDA21</w:t>
+            </w:r>
+          </w:p>
+        </w:tc>
+      </w:tr>
+      <w:tr>
+        <w:tc>
+          <w:tcPr/>
+          <w:p>
+            <w:pPr>
+              <w:pStyle w:val="Compact"/>
+              <w:jc w:val="left"/>
+            </w:pPr>
+            <w:r>
               <w:t xml:space="preserve">P177875</w:t>
             </w:r>
           </w:p>
@@ -3209,43 +5265,191 @@
               <w:jc w:val="left"/>
             </w:pPr>
             <w:r>
-              <w:t xml:space="preserve">P501950</w:t>
-            </w:r>
-          </w:p>
-        </w:tc>
-        <w:tc>
-          <w:tcPr/>
-          <w:p>
-            <w:pPr>
-              <w:pStyle w:val="Compact"/>
-              <w:jc w:val="left"/>
-            </w:pPr>
-            <w:r>
-              <w:t xml:space="preserve">Timor-Leste Institutions PASA</w:t>
-            </w:r>
-          </w:p>
-        </w:tc>
-        <w:tc>
-          <w:tcPr/>
-          <w:p>
-            <w:pPr>
-              <w:pStyle w:val="Compact"/>
-              <w:jc w:val="left"/>
-            </w:pPr>
-            <w:r>
-              <w:t xml:space="preserve">Democratic Republic of Timor-Leste</w:t>
-            </w:r>
-          </w:p>
-        </w:tc>
-        <w:tc>
-          <w:tcPr/>
-          <w:p>
-            <w:pPr>
-              <w:pStyle w:val="Compact"/>
-              <w:jc w:val="left"/>
-            </w:pPr>
-            <w:r>
-              <w:t xml:space="preserve">ASA</w:t>
+              <w:t xml:space="preserve">P169405</w:t>
+            </w:r>
+          </w:p>
+        </w:tc>
+        <w:tc>
+          <w:tcPr/>
+          <w:p>
+            <w:pPr>
+              <w:pStyle w:val="Compact"/>
+              <w:jc w:val="left"/>
+            </w:pPr>
+            <w:r>
+              <w:t xml:space="preserve">Sustainable Procurement, Environmental and Social Standards Enhancement Project (SPESSE)</w:t>
+            </w:r>
+          </w:p>
+        </w:tc>
+        <w:tc>
+          <w:tcPr/>
+          <w:p>
+            <w:pPr>
+              <w:pStyle w:val="Compact"/>
+              <w:jc w:val="left"/>
+            </w:pPr>
+            <w:r>
+              <w:t xml:space="preserve">Federal Republic of Nigeria</w:t>
+            </w:r>
+          </w:p>
+        </w:tc>
+        <w:tc>
+          <w:tcPr/>
+          <w:p>
+            <w:pPr>
+              <w:pStyle w:val="Compact"/>
+              <w:jc w:val="left"/>
+            </w:pPr>
+            <w:r>
+              <w:t xml:space="preserve">Lending</w:t>
+            </w:r>
+          </w:p>
+        </w:tc>
+        <w:tc>
+          <w:tcPr/>
+          <w:p>
+            <w:pPr>
+              <w:pStyle w:val="Compact"/>
+              <w:jc w:val="left"/>
+            </w:pPr>
+            <w:r>
+              <w:t xml:space="preserve">2020</w:t>
+            </w:r>
+          </w:p>
+        </w:tc>
+        <w:tc>
+          <w:tcPr/>
+          <w:p>
+            <w:pPr>
+              <w:pStyle w:val="Compact"/>
+              <w:jc w:val="left"/>
+            </w:pPr>
+            <w:r>
+              <w:t xml:space="preserve">Pre-IDA21</w:t>
+            </w:r>
+          </w:p>
+        </w:tc>
+      </w:tr>
+      <w:tr>
+        <w:tc>
+          <w:tcPr/>
+          <w:p>
+            <w:pPr>
+              <w:pStyle w:val="Compact"/>
+              <w:jc w:val="left"/>
+            </w:pPr>
+            <w:r>
+              <w:t xml:space="preserve">P177308</w:t>
+            </w:r>
+          </w:p>
+        </w:tc>
+        <w:tc>
+          <w:tcPr/>
+          <w:p>
+            <w:pPr>
+              <w:pStyle w:val="Compact"/>
+              <w:jc w:val="left"/>
+            </w:pPr>
+            <w:r>
+              <w:t xml:space="preserve">NG Accelerating Resource Mobilization Reforms PforR</w:t>
+            </w:r>
+          </w:p>
+        </w:tc>
+        <w:tc>
+          <w:tcPr/>
+          <w:p>
+            <w:pPr>
+              <w:pStyle w:val="Compact"/>
+              <w:jc w:val="left"/>
+            </w:pPr>
+            <w:r>
+              <w:t xml:space="preserve">Federal Republic of Nigeria</w:t>
+            </w:r>
+          </w:p>
+        </w:tc>
+        <w:tc>
+          <w:tcPr/>
+          <w:p>
+            <w:pPr>
+              <w:pStyle w:val="Compact"/>
+              <w:jc w:val="left"/>
+            </w:pPr>
+            <w:r>
+              <w:t xml:space="preserve">Lending</w:t>
+            </w:r>
+          </w:p>
+        </w:tc>
+        <w:tc>
+          <w:tcPr/>
+          <w:p>
+            <w:pPr>
+              <w:pStyle w:val="Compact"/>
+              <w:jc w:val="left"/>
+            </w:pPr>
+            <w:r>
+              <w:t xml:space="preserve">2024</w:t>
+            </w:r>
+          </w:p>
+        </w:tc>
+        <w:tc>
+          <w:tcPr/>
+          <w:p>
+            <w:pPr>
+              <w:pStyle w:val="Compact"/>
+              <w:jc w:val="left"/>
+            </w:pPr>
+            <w:r>
+              <w:t xml:space="preserve">Pre-IDA21</w:t>
+            </w:r>
+          </w:p>
+        </w:tc>
+      </w:tr>
+      <w:tr>
+        <w:tc>
+          <w:tcPr/>
+          <w:p>
+            <w:pPr>
+              <w:pStyle w:val="Compact"/>
+              <w:jc w:val="left"/>
+            </w:pPr>
+            <w:r>
+              <w:t xml:space="preserve">P510242</w:t>
+            </w:r>
+          </w:p>
+        </w:tc>
+        <w:tc>
+          <w:tcPr/>
+          <w:p>
+            <w:pPr>
+              <w:pStyle w:val="Compact"/>
+              <w:jc w:val="left"/>
+            </w:pPr>
+            <w:r>
+              <w:t xml:space="preserve">Sustainable Procurement, Environmental and Social Standards Enhancement Project (SPESSE)</w:t>
+            </w:r>
+          </w:p>
+        </w:tc>
+        <w:tc>
+          <w:tcPr/>
+          <w:p>
+            <w:pPr>
+              <w:pStyle w:val="Compact"/>
+              <w:jc w:val="left"/>
+            </w:pPr>
+            <w:r>
+              <w:t xml:space="preserve">Federal Republic of Nigeria</w:t>
+            </w:r>
+          </w:p>
+        </w:tc>
+        <w:tc>
+          <w:tcPr/>
+          <w:p>
+            <w:pPr>
+              <w:pStyle w:val="Compact"/>
+              <w:jc w:val="left"/>
+            </w:pPr>
+            <w:r>
+              <w:t xml:space="preserve">Lending</w:t>
             </w:r>
           </w:p>
         </w:tc>
@@ -3283,43 +5487,191 @@
               <w:jc w:val="left"/>
             </w:pPr>
             <w:r>
-              <w:t xml:space="preserve">P179405</w:t>
-            </w:r>
-          </w:p>
-        </w:tc>
-        <w:tc>
-          <w:tcPr/>
-          <w:p>
-            <w:pPr>
-              <w:pStyle w:val="Compact"/>
-              <w:jc w:val="left"/>
-            </w:pPr>
-            <w:r>
-              <w:t xml:space="preserve">Ethiopia Governance Advisory and Technical Support</w:t>
-            </w:r>
-          </w:p>
-        </w:tc>
-        <w:tc>
-          <w:tcPr/>
-          <w:p>
-            <w:pPr>
-              <w:pStyle w:val="Compact"/>
-              <w:jc w:val="left"/>
-            </w:pPr>
-            <w:r>
-              <w:t xml:space="preserve">Federal Democratic Republic of Ethiopia</w:t>
-            </w:r>
-          </w:p>
-        </w:tc>
-        <w:tc>
-          <w:tcPr/>
-          <w:p>
-            <w:pPr>
-              <w:pStyle w:val="Compact"/>
-              <w:jc w:val="left"/>
-            </w:pPr>
-            <w:r>
-              <w:t xml:space="preserve">ASA</w:t>
+              <w:t xml:space="preserve">P181476</w:t>
+            </w:r>
+          </w:p>
+        </w:tc>
+        <w:tc>
+          <w:tcPr/>
+          <w:p>
+            <w:pPr>
+              <w:pStyle w:val="Compact"/>
+              <w:jc w:val="left"/>
+            </w:pPr>
+            <w:r>
+              <w:t xml:space="preserve">Nigeria Human Capital Opportunities for Prosperity and Equity (HOPE) - Governance</w:t>
+            </w:r>
+          </w:p>
+        </w:tc>
+        <w:tc>
+          <w:tcPr/>
+          <w:p>
+            <w:pPr>
+              <w:pStyle w:val="Compact"/>
+              <w:jc w:val="left"/>
+            </w:pPr>
+            <w:r>
+              <w:t xml:space="preserve">Federal Republic of Nigeria</w:t>
+            </w:r>
+          </w:p>
+        </w:tc>
+        <w:tc>
+          <w:tcPr/>
+          <w:p>
+            <w:pPr>
+              <w:pStyle w:val="Compact"/>
+              <w:jc w:val="left"/>
+            </w:pPr>
+            <w:r>
+              <w:t xml:space="preserve">Lending</w:t>
+            </w:r>
+          </w:p>
+        </w:tc>
+        <w:tc>
+          <w:tcPr/>
+          <w:p>
+            <w:pPr>
+              <w:pStyle w:val="Compact"/>
+              <w:jc w:val="left"/>
+            </w:pPr>
+            <w:r>
+              <w:t xml:space="preserve">2025</w:t>
+            </w:r>
+          </w:p>
+        </w:tc>
+        <w:tc>
+          <w:tcPr/>
+          <w:p>
+            <w:pPr>
+              <w:pStyle w:val="Compact"/>
+              <w:jc w:val="left"/>
+            </w:pPr>
+            <w:r>
+              <w:t xml:space="preserve">Pre-IDA21</w:t>
+            </w:r>
+          </w:p>
+        </w:tc>
+      </w:tr>
+      <w:tr>
+        <w:tc>
+          <w:tcPr/>
+          <w:p>
+            <w:pPr>
+              <w:pStyle w:val="Compact"/>
+              <w:jc w:val="left"/>
+            </w:pPr>
+            <w:r>
+              <w:t xml:space="preserve">P173731</w:t>
+            </w:r>
+          </w:p>
+        </w:tc>
+        <w:tc>
+          <w:tcPr/>
+          <w:p>
+            <w:pPr>
+              <w:pStyle w:val="Compact"/>
+              <w:jc w:val="left"/>
+            </w:pPr>
+            <w:r>
+              <w:t xml:space="preserve">Somalia Recurrent Cost &amp; Reform Financing Project - Phase 3</w:t>
+            </w:r>
+          </w:p>
+        </w:tc>
+        <w:tc>
+          <w:tcPr/>
+          <w:p>
+            <w:pPr>
+              <w:pStyle w:val="Compact"/>
+              <w:jc w:val="left"/>
+            </w:pPr>
+            <w:r>
+              <w:t xml:space="preserve">Federal Republic of Somalia</w:t>
+            </w:r>
+          </w:p>
+        </w:tc>
+        <w:tc>
+          <w:tcPr/>
+          <w:p>
+            <w:pPr>
+              <w:pStyle w:val="Compact"/>
+              <w:jc w:val="left"/>
+            </w:pPr>
+            <w:r>
+              <w:t xml:space="preserve">Lending</w:t>
+            </w:r>
+          </w:p>
+        </w:tc>
+        <w:tc>
+          <w:tcPr/>
+          <w:p>
+            <w:pPr>
+              <w:pStyle w:val="Compact"/>
+              <w:jc w:val="left"/>
+            </w:pPr>
+            <w:r>
+              <w:t xml:space="preserve">2020</w:t>
+            </w:r>
+          </w:p>
+        </w:tc>
+        <w:tc>
+          <w:tcPr/>
+          <w:p>
+            <w:pPr>
+              <w:pStyle w:val="Compact"/>
+              <w:jc w:val="left"/>
+            </w:pPr>
+            <w:r>
+              <w:t xml:space="preserve">Pre-IDA21</w:t>
+            </w:r>
+          </w:p>
+        </w:tc>
+      </w:tr>
+      <w:tr>
+        <w:tc>
+          <w:tcPr/>
+          <w:p>
+            <w:pPr>
+              <w:pStyle w:val="Compact"/>
+              <w:jc w:val="left"/>
+            </w:pPr>
+            <w:r>
+              <w:t xml:space="preserve">P177900</w:t>
+            </w:r>
+          </w:p>
+        </w:tc>
+        <w:tc>
+          <w:tcPr/>
+          <w:p>
+            <w:pPr>
+              <w:pStyle w:val="Compact"/>
+              <w:jc w:val="left"/>
+            </w:pPr>
+            <w:r>
+              <w:t xml:space="preserve">Additional Financing for Somalia Recurrent Cost &amp; Reform Financing Project - Phase III</w:t>
+            </w:r>
+          </w:p>
+        </w:tc>
+        <w:tc>
+          <w:tcPr/>
+          <w:p>
+            <w:pPr>
+              <w:pStyle w:val="Compact"/>
+              <w:jc w:val="left"/>
+            </w:pPr>
+            <w:r>
+              <w:t xml:space="preserve">Federal Republic of Somalia</w:t>
+            </w:r>
+          </w:p>
+        </w:tc>
+        <w:tc>
+          <w:tcPr/>
+          <w:p>
+            <w:pPr>
+              <w:pStyle w:val="Compact"/>
+              <w:jc w:val="left"/>
+            </w:pPr>
+            <w:r>
+              <w:t xml:space="preserve">Lending</w:t>
             </w:r>
           </w:p>
         </w:tc>
@@ -3357,55 +5709,55 @@
               <w:jc w:val="left"/>
             </w:pPr>
             <w:r>
-              <w:t xml:space="preserve">P181066</w:t>
-            </w:r>
-          </w:p>
-        </w:tc>
-        <w:tc>
-          <w:tcPr/>
-          <w:p>
-            <w:pPr>
-              <w:pStyle w:val="Compact"/>
-              <w:jc w:val="left"/>
-            </w:pPr>
-            <w:r>
-              <w:t xml:space="preserve">Strengthening Fiscal Federalism and Municipal Finance in Ethiopia</w:t>
-            </w:r>
-          </w:p>
-        </w:tc>
-        <w:tc>
-          <w:tcPr/>
-          <w:p>
-            <w:pPr>
-              <w:pStyle w:val="Compact"/>
-              <w:jc w:val="left"/>
-            </w:pPr>
-            <w:r>
-              <w:t xml:space="preserve">Federal Democratic Republic of Ethiopia</w:t>
-            </w:r>
-          </w:p>
-        </w:tc>
-        <w:tc>
-          <w:tcPr/>
-          <w:p>
-            <w:pPr>
-              <w:pStyle w:val="Compact"/>
-              <w:jc w:val="left"/>
-            </w:pPr>
-            <w:r>
-              <w:t xml:space="preserve">ASA</w:t>
-            </w:r>
-          </w:p>
-        </w:tc>
-        <w:tc>
-          <w:tcPr/>
-          <w:p>
-            <w:pPr>
-              <w:pStyle w:val="Compact"/>
-              <w:jc w:val="left"/>
-            </w:pPr>
-            <w:r>
-              <w:t xml:space="preserve">2023</w:t>
+              <w:t xml:space="preserve">P181407</w:t>
+            </w:r>
+          </w:p>
+        </w:tc>
+        <w:tc>
+          <w:tcPr/>
+          <w:p>
+            <w:pPr>
+              <w:pStyle w:val="Compact"/>
+              <w:jc w:val="left"/>
+            </w:pPr>
+            <w:r>
+              <w:t xml:space="preserve">Second Additional Financing for Somalia Recurrent Cost and Reform Financing Phase III</w:t>
+            </w:r>
+          </w:p>
+        </w:tc>
+        <w:tc>
+          <w:tcPr/>
+          <w:p>
+            <w:pPr>
+              <w:pStyle w:val="Compact"/>
+              <w:jc w:val="left"/>
+            </w:pPr>
+            <w:r>
+              <w:t xml:space="preserve">Federal Republic of Somalia</w:t>
+            </w:r>
+          </w:p>
+        </w:tc>
+        <w:tc>
+          <w:tcPr/>
+          <w:p>
+            <w:pPr>
+              <w:pStyle w:val="Compact"/>
+              <w:jc w:val="left"/>
+            </w:pPr>
+            <w:r>
+              <w:t xml:space="preserve">Lending</w:t>
+            </w:r>
+          </w:p>
+        </w:tc>
+        <w:tc>
+          <w:tcPr/>
+          <w:p>
+            <w:pPr>
+              <w:pStyle w:val="Compact"/>
+              <w:jc w:val="left"/>
+            </w:pPr>
+            <w:r>
+              <w:t xml:space="preserve">2024</w:t>
             </w:r>
           </w:p>
         </w:tc>
@@ -3431,55 +5783,55 @@
               <w:jc w:val="left"/>
             </w:pPr>
             <w:r>
-              <w:t xml:space="preserve">P129447</w:t>
-            </w:r>
-          </w:p>
-        </w:tc>
-        <w:tc>
-          <w:tcPr/>
-          <w:p>
-            <w:pPr>
-              <w:pStyle w:val="Compact"/>
-              <w:jc w:val="left"/>
-            </w:pPr>
-            <w:r>
-              <w:t xml:space="preserve">NG Donor Coordination</w:t>
-            </w:r>
-          </w:p>
-        </w:tc>
-        <w:tc>
-          <w:tcPr/>
-          <w:p>
-            <w:pPr>
-              <w:pStyle w:val="Compact"/>
-              <w:jc w:val="left"/>
-            </w:pPr>
-            <w:r>
-              <w:t xml:space="preserve">Federal Republic of Nigeria</w:t>
-            </w:r>
-          </w:p>
-        </w:tc>
-        <w:tc>
-          <w:tcPr/>
-          <w:p>
-            <w:pPr>
-              <w:pStyle w:val="Compact"/>
-              <w:jc w:val="left"/>
-            </w:pPr>
-            <w:r>
-              <w:t xml:space="preserve">ASA</w:t>
-            </w:r>
-          </w:p>
-        </w:tc>
-        <w:tc>
-          <w:tcPr/>
-          <w:p>
-            <w:pPr>
-              <w:pStyle w:val="Compact"/>
-              <w:jc w:val="left"/>
-            </w:pPr>
-            <w:r>
-              <w:t xml:space="preserve">NA</w:t>
+              <w:t xml:space="preserve">P181237</w:t>
+            </w:r>
+          </w:p>
+        </w:tc>
+        <w:tc>
+          <w:tcPr/>
+          <w:p>
+            <w:pPr>
+              <w:pStyle w:val="Compact"/>
+              <w:jc w:val="left"/>
+            </w:pPr>
+            <w:r>
+              <w:t xml:space="preserve">Strengthening Public Financial Management II Project</w:t>
+            </w:r>
+          </w:p>
+        </w:tc>
+        <w:tc>
+          <w:tcPr/>
+          <w:p>
+            <w:pPr>
+              <w:pStyle w:val="Compact"/>
+              <w:jc w:val="left"/>
+            </w:pPr>
+            <w:r>
+              <w:t xml:space="preserve">Federated States of Micronesia</w:t>
+            </w:r>
+          </w:p>
+        </w:tc>
+        <w:tc>
+          <w:tcPr/>
+          <w:p>
+            <w:pPr>
+              <w:pStyle w:val="Compact"/>
+              <w:jc w:val="left"/>
+            </w:pPr>
+            <w:r>
+              <w:t xml:space="preserve">Lending</w:t>
+            </w:r>
+          </w:p>
+        </w:tc>
+        <w:tc>
+          <w:tcPr/>
+          <w:p>
+            <w:pPr>
+              <w:pStyle w:val="Compact"/>
+              <w:jc w:val="left"/>
+            </w:pPr>
+            <w:r>
+              <w:t xml:space="preserve">2025</w:t>
             </w:r>
           </w:p>
         </w:tc>
@@ -3505,31 +5857,31 @@
               <w:jc w:val="left"/>
             </w:pPr>
             <w:r>
-              <w:t xml:space="preserve">P169405</w:t>
-            </w:r>
-          </w:p>
-        </w:tc>
-        <w:tc>
-          <w:tcPr/>
-          <w:p>
-            <w:pPr>
-              <w:pStyle w:val="Compact"/>
-              <w:jc w:val="left"/>
-            </w:pPr>
-            <w:r>
-              <w:t xml:space="preserve">Sustainable Procurement, Environmental and Social Standards Enhancement Project (SPESSE)</w:t>
-            </w:r>
-          </w:p>
-        </w:tc>
-        <w:tc>
-          <w:tcPr/>
-          <w:p>
-            <w:pPr>
-              <w:pStyle w:val="Compact"/>
-              <w:jc w:val="left"/>
-            </w:pPr>
-            <w:r>
-              <w:t xml:space="preserve">Federal Republic of Nigeria</w:t>
+              <w:t xml:space="preserve">P506443</w:t>
+            </w:r>
+          </w:p>
+        </w:tc>
+        <w:tc>
+          <w:tcPr/>
+          <w:p>
+            <w:pPr>
+              <w:pStyle w:val="Compact"/>
+              <w:jc w:val="left"/>
+            </w:pPr>
+            <w:r>
+              <w:t xml:space="preserve">Mauritania Public Spending Efficiency</w:t>
+            </w:r>
+          </w:p>
+        </w:tc>
+        <w:tc>
+          <w:tcPr/>
+          <w:p>
+            <w:pPr>
+              <w:pStyle w:val="Compact"/>
+              <w:jc w:val="left"/>
+            </w:pPr>
+            <w:r>
+              <w:t xml:space="preserve">Islamic Republic of Mauritania</w:t>
             </w:r>
           </w:p>
         </w:tc>
@@ -3553,6 +5905,598 @@
               <w:jc w:val="left"/>
             </w:pPr>
             <w:r>
+              <w:t xml:space="preserve">2025</w:t>
+            </w:r>
+          </w:p>
+        </w:tc>
+        <w:tc>
+          <w:tcPr/>
+          <w:p>
+            <w:pPr>
+              <w:pStyle w:val="Compact"/>
+              <w:jc w:val="left"/>
+            </w:pPr>
+            <w:r>
+              <w:t xml:space="preserve">Pre-IDA21</w:t>
+            </w:r>
+          </w:p>
+        </w:tc>
+      </w:tr>
+      <w:tr>
+        <w:tc>
+          <w:tcPr/>
+          <w:p>
+            <w:pPr>
+              <w:pStyle w:val="Compact"/>
+              <w:jc w:val="left"/>
+            </w:pPr>
+            <w:r>
+              <w:t xml:space="preserve">P171417</w:t>
+            </w:r>
+          </w:p>
+        </w:tc>
+        <w:tc>
+          <w:tcPr/>
+          <w:p>
+            <w:pPr>
+              <w:pStyle w:val="Compact"/>
+              <w:jc w:val="left"/>
+            </w:pPr>
+            <w:r>
+              <w:t xml:space="preserve">Punjab Resource Improvement and Digital Effectiveness</w:t>
+            </w:r>
+          </w:p>
+        </w:tc>
+        <w:tc>
+          <w:tcPr/>
+          <w:p>
+            <w:pPr>
+              <w:pStyle w:val="Compact"/>
+              <w:jc w:val="left"/>
+            </w:pPr>
+            <w:r>
+              <w:t xml:space="preserve">Islamic Republic of Pakistan</w:t>
+            </w:r>
+          </w:p>
+        </w:tc>
+        <w:tc>
+          <w:tcPr/>
+          <w:p>
+            <w:pPr>
+              <w:pStyle w:val="Compact"/>
+              <w:jc w:val="left"/>
+            </w:pPr>
+            <w:r>
+              <w:t xml:space="preserve">Lending</w:t>
+            </w:r>
+          </w:p>
+        </w:tc>
+        <w:tc>
+          <w:tcPr/>
+          <w:p>
+            <w:pPr>
+              <w:pStyle w:val="Compact"/>
+              <w:jc w:val="left"/>
+            </w:pPr>
+            <w:r>
+              <w:t xml:space="preserve">2021</w:t>
+            </w:r>
+          </w:p>
+        </w:tc>
+        <w:tc>
+          <w:tcPr/>
+          <w:p>
+            <w:pPr>
+              <w:pStyle w:val="Compact"/>
+              <w:jc w:val="left"/>
+            </w:pPr>
+            <w:r>
+              <w:t xml:space="preserve">Pre-IDA21</w:t>
+            </w:r>
+          </w:p>
+        </w:tc>
+      </w:tr>
+      <w:tr>
+        <w:tc>
+          <w:tcPr/>
+          <w:p>
+            <w:pPr>
+              <w:pStyle w:val="Compact"/>
+              <w:jc w:val="left"/>
+            </w:pPr>
+            <w:r>
+              <w:t xml:space="preserve">P175727</w:t>
+            </w:r>
+          </w:p>
+        </w:tc>
+        <w:tc>
+          <w:tcPr/>
+          <w:p>
+            <w:pPr>
+              <w:pStyle w:val="Compact"/>
+              <w:jc w:val="left"/>
+            </w:pPr>
+            <w:r>
+              <w:t xml:space="preserve">KP- Spending Effectively for Enhanced Development</w:t>
+            </w:r>
+          </w:p>
+        </w:tc>
+        <w:tc>
+          <w:tcPr/>
+          <w:p>
+            <w:pPr>
+              <w:pStyle w:val="Compact"/>
+              <w:jc w:val="left"/>
+            </w:pPr>
+            <w:r>
+              <w:t xml:space="preserve">Islamic Republic of Pakistan</w:t>
+            </w:r>
+          </w:p>
+        </w:tc>
+        <w:tc>
+          <w:tcPr/>
+          <w:p>
+            <w:pPr>
+              <w:pStyle w:val="Compact"/>
+              <w:jc w:val="left"/>
+            </w:pPr>
+            <w:r>
+              <w:t xml:space="preserve">Lending</w:t>
+            </w:r>
+          </w:p>
+        </w:tc>
+        <w:tc>
+          <w:tcPr/>
+          <w:p>
+            <w:pPr>
+              <w:pStyle w:val="Compact"/>
+              <w:jc w:val="left"/>
+            </w:pPr>
+            <w:r>
+              <w:t xml:space="preserve">2021</w:t>
+            </w:r>
+          </w:p>
+        </w:tc>
+        <w:tc>
+          <w:tcPr/>
+          <w:p>
+            <w:pPr>
+              <w:pStyle w:val="Compact"/>
+              <w:jc w:val="left"/>
+            </w:pPr>
+            <w:r>
+              <w:t xml:space="preserve">Pre-IDA21</w:t>
+            </w:r>
+          </w:p>
+        </w:tc>
+      </w:tr>
+      <w:tr>
+        <w:tc>
+          <w:tcPr/>
+          <w:p>
+            <w:pPr>
+              <w:pStyle w:val="Compact"/>
+              <w:jc w:val="left"/>
+            </w:pPr>
+            <w:r>
+              <w:t xml:space="preserve">P174171</w:t>
+            </w:r>
+          </w:p>
+        </w:tc>
+        <w:tc>
+          <w:tcPr/>
+          <w:p>
+            <w:pPr>
+              <w:pStyle w:val="Compact"/>
+              <w:jc w:val="left"/>
+            </w:pPr>
+            <w:r>
+              <w:t xml:space="preserve">Lesotho Public Sector Foundations for Service Delivery Project</w:t>
+            </w:r>
+          </w:p>
+        </w:tc>
+        <w:tc>
+          <w:tcPr/>
+          <w:p>
+            <w:pPr>
+              <w:pStyle w:val="Compact"/>
+              <w:jc w:val="left"/>
+            </w:pPr>
+            <w:r>
+              <w:t xml:space="preserve">Kingdom of Lesotho</w:t>
+            </w:r>
+          </w:p>
+        </w:tc>
+        <w:tc>
+          <w:tcPr/>
+          <w:p>
+            <w:pPr>
+              <w:pStyle w:val="Compact"/>
+              <w:jc w:val="left"/>
+            </w:pPr>
+            <w:r>
+              <w:t xml:space="preserve">Lending</w:t>
+            </w:r>
+          </w:p>
+        </w:tc>
+        <w:tc>
+          <w:tcPr/>
+          <w:p>
+            <w:pPr>
+              <w:pStyle w:val="Compact"/>
+              <w:jc w:val="left"/>
+            </w:pPr>
+            <w:r>
+              <w:t xml:space="preserve">2024</w:t>
+            </w:r>
+          </w:p>
+        </w:tc>
+        <w:tc>
+          <w:tcPr/>
+          <w:p>
+            <w:pPr>
+              <w:pStyle w:val="Compact"/>
+              <w:jc w:val="left"/>
+            </w:pPr>
+            <w:r>
+              <w:t xml:space="preserve">Pre-IDA21</w:t>
+            </w:r>
+          </w:p>
+        </w:tc>
+      </w:tr>
+      <w:tr>
+        <w:tc>
+          <w:tcPr/>
+          <w:p>
+            <w:pPr>
+              <w:pStyle w:val="Compact"/>
+              <w:jc w:val="left"/>
+            </w:pPr>
+            <w:r>
+              <w:t xml:space="preserve">P505030</w:t>
+            </w:r>
+          </w:p>
+        </w:tc>
+        <w:tc>
+          <w:tcPr/>
+          <w:p>
+            <w:pPr>
+              <w:pStyle w:val="Compact"/>
+              <w:jc w:val="left"/>
+            </w:pPr>
+            <w:r>
+              <w:t xml:space="preserve">Improving Performance, Accountability and Transparency in Cameroon PforR</w:t>
+            </w:r>
+          </w:p>
+        </w:tc>
+        <w:tc>
+          <w:tcPr/>
+          <w:p>
+            <w:pPr>
+              <w:pStyle w:val="Compact"/>
+              <w:jc w:val="left"/>
+            </w:pPr>
+            <w:r>
+              <w:t xml:space="preserve">Republic of Cameroon</w:t>
+            </w:r>
+          </w:p>
+        </w:tc>
+        <w:tc>
+          <w:tcPr/>
+          <w:p>
+            <w:pPr>
+              <w:pStyle w:val="Compact"/>
+              <w:jc w:val="left"/>
+            </w:pPr>
+            <w:r>
+              <w:t xml:space="preserve">Lending</w:t>
+            </w:r>
+          </w:p>
+        </w:tc>
+        <w:tc>
+          <w:tcPr/>
+          <w:p>
+            <w:pPr>
+              <w:pStyle w:val="Compact"/>
+              <w:jc w:val="left"/>
+            </w:pPr>
+            <w:r>
+              <w:t xml:space="preserve">2025</w:t>
+            </w:r>
+          </w:p>
+        </w:tc>
+        <w:tc>
+          <w:tcPr/>
+          <w:p>
+            <w:pPr>
+              <w:pStyle w:val="Compact"/>
+              <w:jc w:val="left"/>
+            </w:pPr>
+            <w:r>
+              <w:t xml:space="preserve">Pre-IDA21</w:t>
+            </w:r>
+          </w:p>
+        </w:tc>
+      </w:tr>
+      <w:tr>
+        <w:tc>
+          <w:tcPr/>
+          <w:p>
+            <w:pPr>
+              <w:pStyle w:val="Compact"/>
+              <w:jc w:val="left"/>
+            </w:pPr>
+            <w:r>
+              <w:t xml:space="preserve">P176445</w:t>
+            </w:r>
+          </w:p>
+        </w:tc>
+        <w:tc>
+          <w:tcPr/>
+          <w:p>
+            <w:pPr>
+              <w:pStyle w:val="Compact"/>
+              <w:jc w:val="left"/>
+            </w:pPr>
+            <w:r>
+              <w:t xml:space="preserve">PFM for Service Delivery Program</w:t>
+            </w:r>
+          </w:p>
+        </w:tc>
+        <w:tc>
+          <w:tcPr/>
+          <w:p>
+            <w:pPr>
+              <w:pStyle w:val="Compact"/>
+              <w:jc w:val="left"/>
+            </w:pPr>
+            <w:r>
+              <w:t xml:space="preserve">Republic of Ghana</w:t>
+            </w:r>
+          </w:p>
+        </w:tc>
+        <w:tc>
+          <w:tcPr/>
+          <w:p>
+            <w:pPr>
+              <w:pStyle w:val="Compact"/>
+              <w:jc w:val="left"/>
+            </w:pPr>
+            <w:r>
+              <w:t xml:space="preserve">Lending</w:t>
+            </w:r>
+          </w:p>
+        </w:tc>
+        <w:tc>
+          <w:tcPr/>
+          <w:p>
+            <w:pPr>
+              <w:pStyle w:val="Compact"/>
+              <w:jc w:val="left"/>
+            </w:pPr>
+            <w:r>
+              <w:t xml:space="preserve">2022</w:t>
+            </w:r>
+          </w:p>
+        </w:tc>
+        <w:tc>
+          <w:tcPr/>
+          <w:p>
+            <w:pPr>
+              <w:pStyle w:val="Compact"/>
+              <w:jc w:val="left"/>
+            </w:pPr>
+            <w:r>
+              <w:t xml:space="preserve">Pre-IDA21</w:t>
+            </w:r>
+          </w:p>
+        </w:tc>
+      </w:tr>
+      <w:tr>
+        <w:tc>
+          <w:tcPr/>
+          <w:p>
+            <w:pPr>
+              <w:pStyle w:val="Compact"/>
+              <w:jc w:val="left"/>
+            </w:pPr>
+            <w:r>
+              <w:t xml:space="preserve">P180935</w:t>
+            </w:r>
+          </w:p>
+        </w:tc>
+        <w:tc>
+          <w:tcPr/>
+          <w:p>
+            <w:pPr>
+              <w:pStyle w:val="Compact"/>
+              <w:jc w:val="left"/>
+            </w:pPr>
+            <w:r>
+              <w:t xml:space="preserve">Second Kenya Devolution Support Program</w:t>
+            </w:r>
+          </w:p>
+        </w:tc>
+        <w:tc>
+          <w:tcPr/>
+          <w:p>
+            <w:pPr>
+              <w:pStyle w:val="Compact"/>
+              <w:jc w:val="left"/>
+            </w:pPr>
+            <w:r>
+              <w:t xml:space="preserve">Republic of Kenya</w:t>
+            </w:r>
+          </w:p>
+        </w:tc>
+        <w:tc>
+          <w:tcPr/>
+          <w:p>
+            <w:pPr>
+              <w:pStyle w:val="Compact"/>
+              <w:jc w:val="left"/>
+            </w:pPr>
+            <w:r>
+              <w:t xml:space="preserve">Lending</w:t>
+            </w:r>
+          </w:p>
+        </w:tc>
+        <w:tc>
+          <w:tcPr/>
+          <w:p>
+            <w:pPr>
+              <w:pStyle w:val="Compact"/>
+              <w:jc w:val="left"/>
+            </w:pPr>
+            <w:r>
+              <w:t xml:space="preserve">2024</w:t>
+            </w:r>
+          </w:p>
+        </w:tc>
+        <w:tc>
+          <w:tcPr/>
+          <w:p>
+            <w:pPr>
+              <w:pStyle w:val="Compact"/>
+              <w:jc w:val="left"/>
+            </w:pPr>
+            <w:r>
+              <w:t xml:space="preserve">Pre-IDA21</w:t>
+            </w:r>
+          </w:p>
+        </w:tc>
+      </w:tr>
+      <w:tr>
+        <w:tc>
+          <w:tcPr/>
+          <w:p>
+            <w:pPr>
+              <w:pStyle w:val="Compact"/>
+              <w:jc w:val="left"/>
+            </w:pPr>
+            <w:r>
+              <w:t xml:space="preserve">P180287</w:t>
+            </w:r>
+          </w:p>
+        </w:tc>
+        <w:tc>
+          <w:tcPr/>
+          <w:p>
+            <w:pPr>
+              <w:pStyle w:val="Compact"/>
+              <w:jc w:val="left"/>
+            </w:pPr>
+            <w:r>
+              <w:t xml:space="preserve">Second Program for Strengthening Governance for Enabling Service Delivery and Public Investment in Kenya</w:t>
+            </w:r>
+          </w:p>
+        </w:tc>
+        <w:tc>
+          <w:tcPr/>
+          <w:p>
+            <w:pPr>
+              <w:pStyle w:val="Compact"/>
+              <w:jc w:val="left"/>
+            </w:pPr>
+            <w:r>
+              <w:t xml:space="preserve">Republic of Kenya</w:t>
+            </w:r>
+          </w:p>
+        </w:tc>
+        <w:tc>
+          <w:tcPr/>
+          <w:p>
+            <w:pPr>
+              <w:pStyle w:val="Compact"/>
+              <w:jc w:val="left"/>
+            </w:pPr>
+            <w:r>
+              <w:t xml:space="preserve">Lending</w:t>
+            </w:r>
+          </w:p>
+        </w:tc>
+        <w:tc>
+          <w:tcPr/>
+          <w:p>
+            <w:pPr>
+              <w:pStyle w:val="Compact"/>
+              <w:jc w:val="left"/>
+            </w:pPr>
+            <w:r>
+              <w:t xml:space="preserve">2024</w:t>
+            </w:r>
+          </w:p>
+        </w:tc>
+        <w:tc>
+          <w:tcPr/>
+          <w:p>
+            <w:pPr>
+              <w:pStyle w:val="Compact"/>
+              <w:jc w:val="left"/>
+            </w:pPr>
+            <w:r>
+              <w:t xml:space="preserve">Pre-IDA21</w:t>
+            </w:r>
+          </w:p>
+        </w:tc>
+      </w:tr>
+      <w:tr>
+        <w:tc>
+          <w:tcPr/>
+          <w:p>
+            <w:pPr>
+              <w:pStyle w:val="Compact"/>
+              <w:jc w:val="left"/>
+            </w:pPr>
+            <w:r>
+              <w:t xml:space="preserve">P164961</w:t>
+            </w:r>
+          </w:p>
+        </w:tc>
+        <w:tc>
+          <w:tcPr/>
+          <w:p>
+            <w:pPr>
+              <w:pStyle w:val="Compact"/>
+              <w:jc w:val="left"/>
+            </w:pPr>
+            <w:r>
+              <w:t xml:space="preserve">Malawi Governance to Enable Service Delivery Project</w:t>
+            </w:r>
+          </w:p>
+        </w:tc>
+        <w:tc>
+          <w:tcPr/>
+          <w:p>
+            <w:pPr>
+              <w:pStyle w:val="Compact"/>
+              <w:jc w:val="left"/>
+            </w:pPr>
+            <w:r>
+              <w:t xml:space="preserve">Republic of Malawi</w:t>
+            </w:r>
+          </w:p>
+        </w:tc>
+        <w:tc>
+          <w:tcPr/>
+          <w:p>
+            <w:pPr>
+              <w:pStyle w:val="Compact"/>
+              <w:jc w:val="left"/>
+            </w:pPr>
+            <w:r>
+              <w:t xml:space="preserve">Lending</w:t>
+            </w:r>
+          </w:p>
+        </w:tc>
+        <w:tc>
+          <w:tcPr/>
+          <w:p>
+            <w:pPr>
+              <w:pStyle w:val="Compact"/>
+              <w:jc w:val="left"/>
+            </w:pPr>
+            <w:r>
               <w:t xml:space="preserve">2020</w:t>
             </w:r>
           </w:p>
@@ -3579,31 +6523,31 @@
               <w:jc w:val="left"/>
             </w:pPr>
             <w:r>
-              <w:t xml:space="preserve">P177308</w:t>
-            </w:r>
-          </w:p>
-        </w:tc>
-        <w:tc>
-          <w:tcPr/>
-          <w:p>
-            <w:pPr>
-              <w:pStyle w:val="Compact"/>
-              <w:jc w:val="left"/>
-            </w:pPr>
-            <w:r>
-              <w:t xml:space="preserve">NG Accelerating Resource Mobilization Reforms PforR</w:t>
-            </w:r>
-          </w:p>
-        </w:tc>
-        <w:tc>
-          <w:tcPr/>
-          <w:p>
-            <w:pPr>
-              <w:pStyle w:val="Compact"/>
-              <w:jc w:val="left"/>
-            </w:pPr>
-            <w:r>
-              <w:t xml:space="preserve">Federal Republic of Nigeria</w:t>
+              <w:t xml:space="preserve">P181620</w:t>
+            </w:r>
+          </w:p>
+        </w:tc>
+        <w:tc>
+          <w:tcPr/>
+          <w:p>
+            <w:pPr>
+              <w:pStyle w:val="Compact"/>
+              <w:jc w:val="left"/>
+            </w:pPr>
+            <w:r>
+              <w:t xml:space="preserve">Additional Financing for Malawi Governance to Enable Service Delivery</w:t>
+            </w:r>
+          </w:p>
+        </w:tc>
+        <w:tc>
+          <w:tcPr/>
+          <w:p>
+            <w:pPr>
+              <w:pStyle w:val="Compact"/>
+              <w:jc w:val="left"/>
+            </w:pPr>
+            <w:r>
+              <w:t xml:space="preserve">Republic of Malawi</w:t>
             </w:r>
           </w:p>
         </w:tc>
@@ -3653,31 +6597,31 @@
               <w:jc w:val="left"/>
             </w:pPr>
             <w:r>
-              <w:t xml:space="preserve">P510242</w:t>
-            </w:r>
-          </w:p>
-        </w:tc>
-        <w:tc>
-          <w:tcPr/>
-          <w:p>
-            <w:pPr>
-              <w:pStyle w:val="Compact"/>
-              <w:jc w:val="left"/>
-            </w:pPr>
-            <w:r>
-              <w:t xml:space="preserve">Sustainable Procurement, Environmental and Social Standards Enhancement Project (SPESSE)</w:t>
-            </w:r>
-          </w:p>
-        </w:tc>
-        <w:tc>
-          <w:tcPr/>
-          <w:p>
-            <w:pPr>
-              <w:pStyle w:val="Compact"/>
-              <w:jc w:val="left"/>
-            </w:pPr>
-            <w:r>
-              <w:t xml:space="preserve">Federal Republic of Nigeria</w:t>
+              <w:t xml:space="preserve">P174822</w:t>
+            </w:r>
+          </w:p>
+        </w:tc>
+        <w:tc>
+          <w:tcPr/>
+          <w:p>
+            <w:pPr>
+              <w:pStyle w:val="Compact"/>
+              <w:jc w:val="left"/>
+            </w:pPr>
+            <w:r>
+              <w:t xml:space="preserve">Niger Public Sector Management for Resilience and Service Delivery Program</w:t>
+            </w:r>
+          </w:p>
+        </w:tc>
+        <w:tc>
+          <w:tcPr/>
+          <w:p>
+            <w:pPr>
+              <w:pStyle w:val="Compact"/>
+              <w:jc w:val="left"/>
+            </w:pPr>
+            <w:r>
+              <w:t xml:space="preserve">Republic of Niger</w:t>
             </w:r>
           </w:p>
         </w:tc>
@@ -3701,6 +6645,80 @@
               <w:jc w:val="left"/>
             </w:pPr>
             <w:r>
+              <w:t xml:space="preserve">2022</w:t>
+            </w:r>
+          </w:p>
+        </w:tc>
+        <w:tc>
+          <w:tcPr/>
+          <w:p>
+            <w:pPr>
+              <w:pStyle w:val="Compact"/>
+              <w:jc w:val="left"/>
+            </w:pPr>
+            <w:r>
+              <w:t xml:space="preserve">Pre-IDA21</w:t>
+            </w:r>
+          </w:p>
+        </w:tc>
+      </w:tr>
+      <w:tr>
+        <w:tc>
+          <w:tcPr/>
+          <w:p>
+            <w:pPr>
+              <w:pStyle w:val="Compact"/>
+              <w:jc w:val="left"/>
+            </w:pPr>
+            <w:r>
+              <w:t xml:space="preserve">P509601</w:t>
+            </w:r>
+          </w:p>
+        </w:tc>
+        <w:tc>
+          <w:tcPr/>
+          <w:p>
+            <w:pPr>
+              <w:pStyle w:val="Compact"/>
+              <w:jc w:val="left"/>
+            </w:pPr>
+            <w:r>
+              <w:t xml:space="preserve">Niger Food Security and Emergency Access to Essential Services Project</w:t>
+            </w:r>
+          </w:p>
+        </w:tc>
+        <w:tc>
+          <w:tcPr/>
+          <w:p>
+            <w:pPr>
+              <w:pStyle w:val="Compact"/>
+              <w:jc w:val="left"/>
+            </w:pPr>
+            <w:r>
+              <w:t xml:space="preserve">Republic of Niger</w:t>
+            </w:r>
+          </w:p>
+        </w:tc>
+        <w:tc>
+          <w:tcPr/>
+          <w:p>
+            <w:pPr>
+              <w:pStyle w:val="Compact"/>
+              <w:jc w:val="left"/>
+            </w:pPr>
+            <w:r>
+              <w:t xml:space="preserve">Lending</w:t>
+            </w:r>
+          </w:p>
+        </w:tc>
+        <w:tc>
+          <w:tcPr/>
+          <w:p>
+            <w:pPr>
+              <w:pStyle w:val="Compact"/>
+              <w:jc w:val="left"/>
+            </w:pPr>
+            <w:r>
               <w:t xml:space="preserve">2025</w:t>
             </w:r>
           </w:p>
@@ -3727,31 +6745,31 @@
               <w:jc w:val="left"/>
             </w:pPr>
             <w:r>
-              <w:t xml:space="preserve">P181476</w:t>
-            </w:r>
-          </w:p>
-        </w:tc>
-        <w:tc>
-          <w:tcPr/>
-          <w:p>
-            <w:pPr>
-              <w:pStyle w:val="Compact"/>
-              <w:jc w:val="left"/>
-            </w:pPr>
-            <w:r>
-              <w:t xml:space="preserve">Nigeria Human Capital Opportunities for Prosperity and Equity (HOPE) - Governance</w:t>
-            </w:r>
-          </w:p>
-        </w:tc>
-        <w:tc>
-          <w:tcPr/>
-          <w:p>
-            <w:pPr>
-              <w:pStyle w:val="Compact"/>
-              <w:jc w:val="left"/>
-            </w:pPr>
-            <w:r>
-              <w:t xml:space="preserve">Federal Republic of Nigeria</w:t>
+              <w:t xml:space="preserve">P510613</w:t>
+            </w:r>
+          </w:p>
+        </w:tc>
+        <w:tc>
+          <w:tcPr/>
+          <w:p>
+            <w:pPr>
+              <w:pStyle w:val="Compact"/>
+              <w:jc w:val="left"/>
+            </w:pPr>
+            <w:r>
+              <w:t xml:space="preserve">Strengthening Senegal?s Fiscal Sustainability Program</w:t>
+            </w:r>
+          </w:p>
+        </w:tc>
+        <w:tc>
+          <w:tcPr/>
+          <w:p>
+            <w:pPr>
+              <w:pStyle w:val="Compact"/>
+              <w:jc w:val="left"/>
+            </w:pPr>
+            <w:r>
+              <w:t xml:space="preserve">Republic of Senegal</w:t>
             </w:r>
           </w:p>
         </w:tc>
@@ -3801,55 +6819,55 @@
               <w:jc w:val="left"/>
             </w:pPr>
             <w:r>
-              <w:t xml:space="preserve">P500428</w:t>
-            </w:r>
-          </w:p>
-        </w:tc>
-        <w:tc>
-          <w:tcPr/>
-          <w:p>
-            <w:pPr>
-              <w:pStyle w:val="Compact"/>
-              <w:jc w:val="left"/>
-            </w:pPr>
-            <w:r>
-              <w:t xml:space="preserve">Nigeria Transparent, Effective and Accountable Public Institutions (TEA) PASA</w:t>
-            </w:r>
-          </w:p>
-        </w:tc>
-        <w:tc>
-          <w:tcPr/>
-          <w:p>
-            <w:pPr>
-              <w:pStyle w:val="Compact"/>
-              <w:jc w:val="left"/>
-            </w:pPr>
-            <w:r>
-              <w:t xml:space="preserve">Federal Republic of Nigeria</w:t>
-            </w:r>
-          </w:p>
-        </w:tc>
-        <w:tc>
-          <w:tcPr/>
-          <w:p>
-            <w:pPr>
-              <w:pStyle w:val="Compact"/>
-              <w:jc w:val="left"/>
-            </w:pPr>
-            <w:r>
-              <w:t xml:space="preserve">ASA</w:t>
-            </w:r>
-          </w:p>
-        </w:tc>
-        <w:tc>
-          <w:tcPr/>
-          <w:p>
-            <w:pPr>
-              <w:pStyle w:val="Compact"/>
-              <w:jc w:val="left"/>
-            </w:pPr>
-            <w:r>
-              <w:t xml:space="preserve">2023</w:t>
+              <w:t xml:space="preserve">P172492</w:t>
+            </w:r>
+          </w:p>
+        </w:tc>
+        <w:tc>
+          <w:tcPr/>
+          <w:p>
+            <w:pPr>
+              <w:pStyle w:val="Compact"/>
+              <w:jc w:val="left"/>
+            </w:pPr>
+            <w:r>
+              <w:t xml:space="preserve">Accountable Governance for Basic Service Delivery</w:t>
+            </w:r>
+          </w:p>
+        </w:tc>
+        <w:tc>
+          <w:tcPr/>
+          <w:p>
+            <w:pPr>
+              <w:pStyle w:val="Compact"/>
+              <w:jc w:val="left"/>
+            </w:pPr>
+            <w:r>
+              <w:t xml:space="preserve">Republic of Sierra Leone</w:t>
+            </w:r>
+          </w:p>
+        </w:tc>
+        <w:tc>
+          <w:tcPr/>
+          <w:p>
+            <w:pPr>
+              <w:pStyle w:val="Compact"/>
+              <w:jc w:val="left"/>
+            </w:pPr>
+            <w:r>
+              <w:t xml:space="preserve">Lending</w:t>
+            </w:r>
+          </w:p>
+        </w:tc>
+        <w:tc>
+          <w:tcPr/>
+          <w:p>
+            <w:pPr>
+              <w:pStyle w:val="Compact"/>
+              <w:jc w:val="left"/>
+            </w:pPr>
+            <w:r>
+              <w:t xml:space="preserve">2021</w:t>
             </w:r>
           </w:p>
         </w:tc>
@@ -3875,31 +6893,31 @@
               <w:jc w:val="left"/>
             </w:pPr>
             <w:r>
-              <w:t xml:space="preserve">P173731</w:t>
-            </w:r>
-          </w:p>
-        </w:tc>
-        <w:tc>
-          <w:tcPr/>
-          <w:p>
-            <w:pPr>
-              <w:pStyle w:val="Compact"/>
-              <w:jc w:val="left"/>
-            </w:pPr>
-            <w:r>
-              <w:t xml:space="preserve">Somalia Recurrent Cost &amp; Reform Financing Project - Phase 3</w:t>
-            </w:r>
-          </w:p>
-        </w:tc>
-        <w:tc>
-          <w:tcPr/>
-          <w:p>
-            <w:pPr>
-              <w:pStyle w:val="Compact"/>
-              <w:jc w:val="left"/>
-            </w:pPr>
-            <w:r>
-              <w:t xml:space="preserve">Federal Republic of Somalia</w:t>
+              <w:t xml:space="preserve">P176761</w:t>
+            </w:r>
+          </w:p>
+        </w:tc>
+        <w:tc>
+          <w:tcPr/>
+          <w:p>
+            <w:pPr>
+              <w:pStyle w:val="Compact"/>
+              <w:jc w:val="left"/>
+            </w:pPr>
+            <w:r>
+              <w:t xml:space="preserve">Public Financial Management and Institutional Strengthening Project</w:t>
+            </w:r>
+          </w:p>
+        </w:tc>
+        <w:tc>
+          <w:tcPr/>
+          <w:p>
+            <w:pPr>
+              <w:pStyle w:val="Compact"/>
+              <w:jc w:val="left"/>
+            </w:pPr>
+            <w:r>
+              <w:t xml:space="preserve">Republic of South Sudan</w:t>
             </w:r>
           </w:p>
         </w:tc>
@@ -3923,7 +6941,7 @@
               <w:jc w:val="left"/>
             </w:pPr>
             <w:r>
-              <w:t xml:space="preserve">2020</w:t>
+              <w:t xml:space="preserve">2022</w:t>
             </w:r>
           </w:p>
         </w:tc>
@@ -3949,31 +6967,31 @@
               <w:jc w:val="left"/>
             </w:pPr>
             <w:r>
-              <w:t xml:space="preserve">P177900</w:t>
-            </w:r>
-          </w:p>
-        </w:tc>
-        <w:tc>
-          <w:tcPr/>
-          <w:p>
-            <w:pPr>
-              <w:pStyle w:val="Compact"/>
-              <w:jc w:val="left"/>
-            </w:pPr>
-            <w:r>
-              <w:t xml:space="preserve">Additional Financing for Somalia Recurrent Cost &amp; Reform Financing Project - Phase III</w:t>
-            </w:r>
-          </w:p>
-        </w:tc>
-        <w:tc>
-          <w:tcPr/>
-          <w:p>
-            <w:pPr>
-              <w:pStyle w:val="Compact"/>
-              <w:jc w:val="left"/>
-            </w:pPr>
-            <w:r>
-              <w:t xml:space="preserve">Federal Republic of Somalia</w:t>
+              <w:t xml:space="preserve">P500500</w:t>
+            </w:r>
+          </w:p>
+        </w:tc>
+        <w:tc>
+          <w:tcPr/>
+          <w:p>
+            <w:pPr>
+              <w:pStyle w:val="Compact"/>
+              <w:jc w:val="left"/>
+            </w:pPr>
+            <w:r>
+              <w:t xml:space="preserve">Building Institutional Foundations for an Effective Public Service Project</w:t>
+            </w:r>
+          </w:p>
+        </w:tc>
+        <w:tc>
+          <w:tcPr/>
+          <w:p>
+            <w:pPr>
+              <w:pStyle w:val="Compact"/>
+              <w:jc w:val="left"/>
+            </w:pPr>
+            <w:r>
+              <w:t xml:space="preserve">Republic of South Sudan</w:t>
             </w:r>
           </w:p>
         </w:tc>
@@ -3997,6 +7015,450 @@
               <w:jc w:val="left"/>
             </w:pPr>
             <w:r>
+              <w:t xml:space="preserve">2025</w:t>
+            </w:r>
+          </w:p>
+        </w:tc>
+        <w:tc>
+          <w:tcPr/>
+          <w:p>
+            <w:pPr>
+              <w:pStyle w:val="Compact"/>
+              <w:jc w:val="left"/>
+            </w:pPr>
+            <w:r>
+              <w:t xml:space="preserve">Pre-IDA21</w:t>
+            </w:r>
+          </w:p>
+        </w:tc>
+      </w:tr>
+      <w:tr>
+        <w:tc>
+          <w:tcPr/>
+          <w:p>
+            <w:pPr>
+              <w:pStyle w:val="Compact"/>
+              <w:jc w:val="left"/>
+            </w:pPr>
+            <w:r>
+              <w:t xml:space="preserve">P150381</w:t>
+            </w:r>
+          </w:p>
+        </w:tc>
+        <w:tc>
+          <w:tcPr/>
+          <w:p>
+            <w:pPr>
+              <w:pStyle w:val="Compact"/>
+              <w:jc w:val="left"/>
+            </w:pPr>
+            <w:r>
+              <w:t xml:space="preserve">Public Finance Management Modernization Project 2</w:t>
+            </w:r>
+          </w:p>
+        </w:tc>
+        <w:tc>
+          <w:tcPr/>
+          <w:p>
+            <w:pPr>
+              <w:pStyle w:val="Compact"/>
+              <w:jc w:val="left"/>
+            </w:pPr>
+            <w:r>
+              <w:t xml:space="preserve">Republic of Tajikistan</w:t>
+            </w:r>
+          </w:p>
+        </w:tc>
+        <w:tc>
+          <w:tcPr/>
+          <w:p>
+            <w:pPr>
+              <w:pStyle w:val="Compact"/>
+              <w:jc w:val="left"/>
+            </w:pPr>
+            <w:r>
+              <w:t xml:space="preserve">Lending</w:t>
+            </w:r>
+          </w:p>
+        </w:tc>
+        <w:tc>
+          <w:tcPr/>
+          <w:p>
+            <w:pPr>
+              <w:pStyle w:val="Compact"/>
+              <w:jc w:val="left"/>
+            </w:pPr>
+            <w:r>
+              <w:t xml:space="preserve">2015</w:t>
+            </w:r>
+          </w:p>
+        </w:tc>
+        <w:tc>
+          <w:tcPr/>
+          <w:p>
+            <w:pPr>
+              <w:pStyle w:val="Compact"/>
+              <w:jc w:val="left"/>
+            </w:pPr>
+            <w:r>
+              <w:t xml:space="preserve">Pre-IDA21</w:t>
+            </w:r>
+          </w:p>
+        </w:tc>
+      </w:tr>
+      <w:tr>
+        <w:tc>
+          <w:tcPr/>
+          <w:p>
+            <w:pPr>
+              <w:pStyle w:val="Compact"/>
+              <w:jc w:val="left"/>
+            </w:pPr>
+            <w:r>
+              <w:t xml:space="preserve">P172924</w:t>
+            </w:r>
+          </w:p>
+        </w:tc>
+        <w:tc>
+          <w:tcPr/>
+          <w:p>
+            <w:pPr>
+              <w:pStyle w:val="Compact"/>
+              <w:jc w:val="left"/>
+            </w:pPr>
+            <w:r>
+              <w:t xml:space="preserve">Additional Financing for Public Finance Management Modernization Project 2</w:t>
+            </w:r>
+          </w:p>
+        </w:tc>
+        <w:tc>
+          <w:tcPr/>
+          <w:p>
+            <w:pPr>
+              <w:pStyle w:val="Compact"/>
+              <w:jc w:val="left"/>
+            </w:pPr>
+            <w:r>
+              <w:t xml:space="preserve">Republic of Tajikistan</w:t>
+            </w:r>
+          </w:p>
+        </w:tc>
+        <w:tc>
+          <w:tcPr/>
+          <w:p>
+            <w:pPr>
+              <w:pStyle w:val="Compact"/>
+              <w:jc w:val="left"/>
+            </w:pPr>
+            <w:r>
+              <w:t xml:space="preserve">Lending</w:t>
+            </w:r>
+          </w:p>
+        </w:tc>
+        <w:tc>
+          <w:tcPr/>
+          <w:p>
+            <w:pPr>
+              <w:pStyle w:val="Compact"/>
+              <w:jc w:val="left"/>
+            </w:pPr>
+            <w:r>
+              <w:t xml:space="preserve">2021</w:t>
+            </w:r>
+          </w:p>
+        </w:tc>
+        <w:tc>
+          <w:tcPr/>
+          <w:p>
+            <w:pPr>
+              <w:pStyle w:val="Compact"/>
+              <w:jc w:val="left"/>
+            </w:pPr>
+            <w:r>
+              <w:t xml:space="preserve">Pre-IDA21</w:t>
+            </w:r>
+          </w:p>
+        </w:tc>
+      </w:tr>
+      <w:tr>
+        <w:tc>
+          <w:tcPr/>
+          <w:p>
+            <w:pPr>
+              <w:pStyle w:val="Compact"/>
+              <w:jc w:val="left"/>
+            </w:pPr>
+            <w:r>
+              <w:t xml:space="preserve">P171892</w:t>
+            </w:r>
+          </w:p>
+        </w:tc>
+        <w:tc>
+          <w:tcPr/>
+          <w:p>
+            <w:pPr>
+              <w:pStyle w:val="Compact"/>
+              <w:jc w:val="left"/>
+            </w:pPr>
+            <w:r>
+              <w:t xml:space="preserve">Tax Reform Operation</w:t>
+            </w:r>
+          </w:p>
+        </w:tc>
+        <w:tc>
+          <w:tcPr/>
+          <w:p>
+            <w:pPr>
+              <w:pStyle w:val="Compact"/>
+              <w:jc w:val="left"/>
+            </w:pPr>
+            <w:r>
+              <w:t xml:space="preserve">Republic of Tajikistan</w:t>
+            </w:r>
+          </w:p>
+        </w:tc>
+        <w:tc>
+          <w:tcPr/>
+          <w:p>
+            <w:pPr>
+              <w:pStyle w:val="Compact"/>
+              <w:jc w:val="left"/>
+            </w:pPr>
+            <w:r>
+              <w:t xml:space="preserve">Lending</w:t>
+            </w:r>
+          </w:p>
+        </w:tc>
+        <w:tc>
+          <w:tcPr/>
+          <w:p>
+            <w:pPr>
+              <w:pStyle w:val="Compact"/>
+              <w:jc w:val="left"/>
+            </w:pPr>
+            <w:r>
+              <w:t xml:space="preserve">2021</w:t>
+            </w:r>
+          </w:p>
+        </w:tc>
+        <w:tc>
+          <w:tcPr/>
+          <w:p>
+            <w:pPr>
+              <w:pStyle w:val="Compact"/>
+              <w:jc w:val="left"/>
+            </w:pPr>
+            <w:r>
+              <w:t xml:space="preserve">Pre-IDA21</w:t>
+            </w:r>
+          </w:p>
+        </w:tc>
+      </w:tr>
+      <w:tr>
+        <w:tc>
+          <w:tcPr/>
+          <w:p>
+            <w:pPr>
+              <w:pStyle w:val="Compact"/>
+              <w:jc w:val="left"/>
+            </w:pPr>
+            <w:r>
+              <w:t xml:space="preserve">P176883</w:t>
+            </w:r>
+          </w:p>
+        </w:tc>
+        <w:tc>
+          <w:tcPr/>
+          <w:p>
+            <w:pPr>
+              <w:pStyle w:val="Compact"/>
+              <w:jc w:val="left"/>
+            </w:pPr>
+            <w:r>
+              <w:t xml:space="preserve">Togo Public Sector Strengthening for Service Delivery Operation</w:t>
+            </w:r>
+          </w:p>
+        </w:tc>
+        <w:tc>
+          <w:tcPr/>
+          <w:p>
+            <w:pPr>
+              <w:pStyle w:val="Compact"/>
+              <w:jc w:val="left"/>
+            </w:pPr>
+            <w:r>
+              <w:t xml:space="preserve">Republic of Togo</w:t>
+            </w:r>
+          </w:p>
+        </w:tc>
+        <w:tc>
+          <w:tcPr/>
+          <w:p>
+            <w:pPr>
+              <w:pStyle w:val="Compact"/>
+              <w:jc w:val="left"/>
+            </w:pPr>
+            <w:r>
+              <w:t xml:space="preserve">Lending</w:t>
+            </w:r>
+          </w:p>
+        </w:tc>
+        <w:tc>
+          <w:tcPr/>
+          <w:p>
+            <w:pPr>
+              <w:pStyle w:val="Compact"/>
+              <w:jc w:val="left"/>
+            </w:pPr>
+            <w:r>
+              <w:t xml:space="preserve">2024</w:t>
+            </w:r>
+          </w:p>
+        </w:tc>
+        <w:tc>
+          <w:tcPr/>
+          <w:p>
+            <w:pPr>
+              <w:pStyle w:val="Compact"/>
+              <w:jc w:val="left"/>
+            </w:pPr>
+            <w:r>
+              <w:t xml:space="preserve">Pre-IDA21</w:t>
+            </w:r>
+          </w:p>
+        </w:tc>
+      </w:tr>
+      <w:tr>
+        <w:tc>
+          <w:tcPr/>
+          <w:p>
+            <w:pPr>
+              <w:pStyle w:val="Compact"/>
+              <w:jc w:val="left"/>
+            </w:pPr>
+            <w:r>
+              <w:t xml:space="preserve">P173001</w:t>
+            </w:r>
+          </w:p>
+        </w:tc>
+        <w:tc>
+          <w:tcPr/>
+          <w:p>
+            <w:pPr>
+              <w:pStyle w:val="Compact"/>
+              <w:jc w:val="left"/>
+            </w:pPr>
+            <w:r>
+              <w:t xml:space="preserve">Tax Administration Reform Project in Uzbekistan</w:t>
+            </w:r>
+          </w:p>
+        </w:tc>
+        <w:tc>
+          <w:tcPr/>
+          <w:p>
+            <w:pPr>
+              <w:pStyle w:val="Compact"/>
+              <w:jc w:val="left"/>
+            </w:pPr>
+            <w:r>
+              <w:t xml:space="preserve">Republic of Uzbekistan</w:t>
+            </w:r>
+          </w:p>
+        </w:tc>
+        <w:tc>
+          <w:tcPr/>
+          <w:p>
+            <w:pPr>
+              <w:pStyle w:val="Compact"/>
+              <w:jc w:val="left"/>
+            </w:pPr>
+            <w:r>
+              <w:t xml:space="preserve">Lending</w:t>
+            </w:r>
+          </w:p>
+        </w:tc>
+        <w:tc>
+          <w:tcPr/>
+          <w:p>
+            <w:pPr>
+              <w:pStyle w:val="Compact"/>
+              <w:jc w:val="left"/>
+            </w:pPr>
+            <w:r>
+              <w:t xml:space="preserve">2021</w:t>
+            </w:r>
+          </w:p>
+        </w:tc>
+        <w:tc>
+          <w:tcPr/>
+          <w:p>
+            <w:pPr>
+              <w:pStyle w:val="Compact"/>
+              <w:jc w:val="left"/>
+            </w:pPr>
+            <w:r>
+              <w:t xml:space="preserve">Pre-IDA21</w:t>
+            </w:r>
+          </w:p>
+        </w:tc>
+      </w:tr>
+      <w:tr>
+        <w:tc>
+          <w:tcPr/>
+          <w:p>
+            <w:pPr>
+              <w:pStyle w:val="Compact"/>
+              <w:jc w:val="left"/>
+            </w:pPr>
+            <w:r>
+              <w:t xml:space="preserve">P178492</w:t>
+            </w:r>
+          </w:p>
+        </w:tc>
+        <w:tc>
+          <w:tcPr/>
+          <w:p>
+            <w:pPr>
+              <w:pStyle w:val="Compact"/>
+              <w:jc w:val="left"/>
+            </w:pPr>
+            <w:r>
+              <w:t xml:space="preserve">Zambia Devolution Support Program</w:t>
+            </w:r>
+          </w:p>
+        </w:tc>
+        <w:tc>
+          <w:tcPr/>
+          <w:p>
+            <w:pPr>
+              <w:pStyle w:val="Compact"/>
+              <w:jc w:val="left"/>
+            </w:pPr>
+            <w:r>
+              <w:t xml:space="preserve">Republic of Zambia</w:t>
+            </w:r>
+          </w:p>
+        </w:tc>
+        <w:tc>
+          <w:tcPr/>
+          <w:p>
+            <w:pPr>
+              <w:pStyle w:val="Compact"/>
+              <w:jc w:val="left"/>
+            </w:pPr>
+            <w:r>
+              <w:t xml:space="preserve">Lending</w:t>
+            </w:r>
+          </w:p>
+        </w:tc>
+        <w:tc>
+          <w:tcPr/>
+          <w:p>
+            <w:pPr>
+              <w:pStyle w:val="Compact"/>
+              <w:jc w:val="left"/>
+            </w:pPr>
+            <w:r>
               <w:t xml:space="preserve">2022</w:t>
             </w:r>
           </w:p>
@@ -4023,31 +7485,31 @@
               <w:jc w:val="left"/>
             </w:pPr>
             <w:r>
-              <w:t xml:space="preserve">P181407</w:t>
-            </w:r>
-          </w:p>
-        </w:tc>
-        <w:tc>
-          <w:tcPr/>
-          <w:p>
-            <w:pPr>
-              <w:pStyle w:val="Compact"/>
-              <w:jc w:val="left"/>
-            </w:pPr>
-            <w:r>
-              <w:t xml:space="preserve">Second Additional Financing for Somalia Recurrent Cost and Reform Financing Phase III</w:t>
-            </w:r>
-          </w:p>
-        </w:tc>
-        <w:tc>
-          <w:tcPr/>
-          <w:p>
-            <w:pPr>
-              <w:pStyle w:val="Compact"/>
-              <w:jc w:val="left"/>
-            </w:pPr>
-            <w:r>
-              <w:t xml:space="preserve">Federal Republic of Somalia</w:t>
+              <w:t xml:space="preserve">P180722</w:t>
+            </w:r>
+          </w:p>
+        </w:tc>
+        <w:tc>
+          <w:tcPr/>
+          <w:p>
+            <w:pPr>
+              <w:pStyle w:val="Compact"/>
+              <w:jc w:val="left"/>
+            </w:pPr>
+            <w:r>
+              <w:t xml:space="preserve">Public Finance Management and Procurement Systems for Service Delivery Program</w:t>
+            </w:r>
+          </w:p>
+        </w:tc>
+        <w:tc>
+          <w:tcPr/>
+          <w:p>
+            <w:pPr>
+              <w:pStyle w:val="Compact"/>
+              <w:jc w:val="left"/>
+            </w:pPr>
+            <w:r>
+              <w:t xml:space="preserve">United Republic of Tanzania</w:t>
             </w:r>
           </w:p>
         </w:tc>
@@ -4097,55 +7559,55 @@
               <w:jc w:val="left"/>
             </w:pPr>
             <w:r>
-              <w:t xml:space="preserve">P180586</w:t>
-            </w:r>
-          </w:p>
-        </w:tc>
-        <w:tc>
-          <w:tcPr/>
-          <w:p>
-            <w:pPr>
-              <w:pStyle w:val="Compact"/>
-              <w:jc w:val="left"/>
-            </w:pPr>
-            <w:r>
-              <w:t xml:space="preserve">Somalia Enhanced Procurement Risk Management</w:t>
-            </w:r>
-          </w:p>
-        </w:tc>
-        <w:tc>
-          <w:tcPr/>
-          <w:p>
-            <w:pPr>
-              <w:pStyle w:val="Compact"/>
-              <w:jc w:val="left"/>
-            </w:pPr>
-            <w:r>
-              <w:t xml:space="preserve">Federal Republic of Somalia</w:t>
-            </w:r>
-          </w:p>
-        </w:tc>
-        <w:tc>
-          <w:tcPr/>
-          <w:p>
-            <w:pPr>
-              <w:pStyle w:val="Compact"/>
-              <w:jc w:val="left"/>
-            </w:pPr>
-            <w:r>
-              <w:t xml:space="preserve">ASA</w:t>
-            </w:r>
-          </w:p>
-        </w:tc>
-        <w:tc>
-          <w:tcPr/>
-          <w:p>
-            <w:pPr>
-              <w:pStyle w:val="Compact"/>
-              <w:jc w:val="left"/>
-            </w:pPr>
-            <w:r>
-              <w:t xml:space="preserve">2023</w:t>
+              <w:t xml:space="preserve">P500588</w:t>
+            </w:r>
+          </w:p>
+        </w:tc>
+        <w:tc>
+          <w:tcPr/>
+          <w:p>
+            <w:pPr>
+              <w:pStyle w:val="Compact"/>
+              <w:jc w:val="left"/>
+            </w:pPr>
+            <w:r>
+              <w:t xml:space="preserve">Zanzibar Judicial Modernization Project (Zi-JUMP)</w:t>
+            </w:r>
+          </w:p>
+        </w:tc>
+        <w:tc>
+          <w:tcPr/>
+          <w:p>
+            <w:pPr>
+              <w:pStyle w:val="Compact"/>
+              <w:jc w:val="left"/>
+            </w:pPr>
+            <w:r>
+              <w:t xml:space="preserve">United Republic of Tanzania</w:t>
+            </w:r>
+          </w:p>
+        </w:tc>
+        <w:tc>
+          <w:tcPr/>
+          <w:p>
+            <w:pPr>
+              <w:pStyle w:val="Compact"/>
+              <w:jc w:val="left"/>
+            </w:pPr>
+            <w:r>
+              <w:t xml:space="preserve">Lending</w:t>
+            </w:r>
+          </w:p>
+        </w:tc>
+        <w:tc>
+          <w:tcPr/>
+          <w:p>
+            <w:pPr>
+              <w:pStyle w:val="Compact"/>
+              <w:jc w:val="left"/>
+            </w:pPr>
+            <w:r>
+              <w:t xml:space="preserve">2024</w:t>
             </w:r>
           </w:p>
         </w:tc>
@@ -4162,3116 +7624,8 @@
           </w:p>
         </w:tc>
       </w:tr>
-      <w:tr>
-        <w:tc>
-          <w:tcPr/>
-          <w:p>
-            <w:pPr>
-              <w:pStyle w:val="Compact"/>
-              <w:jc w:val="left"/>
-            </w:pPr>
-            <w:r>
-              <w:t xml:space="preserve">P179174</w:t>
-            </w:r>
-          </w:p>
-        </w:tc>
-        <w:tc>
-          <w:tcPr/>
-          <w:p>
-            <w:pPr>
-              <w:pStyle w:val="Compact"/>
-              <w:jc w:val="left"/>
-            </w:pPr>
-            <w:r>
-              <w:t xml:space="preserve">Somalia Governance and Institutions PASA</w:t>
-            </w:r>
-          </w:p>
-        </w:tc>
-        <w:tc>
-          <w:tcPr/>
-          <w:p>
-            <w:pPr>
-              <w:pStyle w:val="Compact"/>
-              <w:jc w:val="left"/>
-            </w:pPr>
-            <w:r>
-              <w:t xml:space="preserve">Federal Republic of Somalia</w:t>
-            </w:r>
-          </w:p>
-        </w:tc>
-        <w:tc>
-          <w:tcPr/>
-          <w:p>
-            <w:pPr>
-              <w:pStyle w:val="Compact"/>
-              <w:jc w:val="left"/>
-            </w:pPr>
-            <w:r>
-              <w:t xml:space="preserve">ASA</w:t>
-            </w:r>
-          </w:p>
-        </w:tc>
-        <w:tc>
-          <w:tcPr/>
-          <w:p>
-            <w:pPr>
-              <w:pStyle w:val="Compact"/>
-              <w:jc w:val="left"/>
-            </w:pPr>
-            <w:r>
-              <w:t xml:space="preserve">2022</w:t>
-            </w:r>
-          </w:p>
-        </w:tc>
-        <w:tc>
-          <w:tcPr/>
-          <w:p>
-            <w:pPr>
-              <w:pStyle w:val="Compact"/>
-              <w:jc w:val="left"/>
-            </w:pPr>
-            <w:r>
-              <w:t xml:space="preserve">Pre-IDA21</w:t>
-            </w:r>
-          </w:p>
-        </w:tc>
-      </w:tr>
-      <w:tr>
-        <w:tc>
-          <w:tcPr/>
-          <w:p>
-            <w:pPr>
-              <w:pStyle w:val="Compact"/>
-              <w:jc w:val="left"/>
-            </w:pPr>
-            <w:r>
-              <w:t xml:space="preserve">P181237</w:t>
-            </w:r>
-          </w:p>
-        </w:tc>
-        <w:tc>
-          <w:tcPr/>
-          <w:p>
-            <w:pPr>
-              <w:pStyle w:val="Compact"/>
-              <w:jc w:val="left"/>
-            </w:pPr>
-            <w:r>
-              <w:t xml:space="preserve">Strengthening Public Financial Management II Project</w:t>
-            </w:r>
-          </w:p>
-        </w:tc>
-        <w:tc>
-          <w:tcPr/>
-          <w:p>
-            <w:pPr>
-              <w:pStyle w:val="Compact"/>
-              <w:jc w:val="left"/>
-            </w:pPr>
-            <w:r>
-              <w:t xml:space="preserve">Federated States of Micronesia</w:t>
-            </w:r>
-          </w:p>
-        </w:tc>
-        <w:tc>
-          <w:tcPr/>
-          <w:p>
-            <w:pPr>
-              <w:pStyle w:val="Compact"/>
-              <w:jc w:val="left"/>
-            </w:pPr>
-            <w:r>
-              <w:t xml:space="preserve">Lending</w:t>
-            </w:r>
-          </w:p>
-        </w:tc>
-        <w:tc>
-          <w:tcPr/>
-          <w:p>
-            <w:pPr>
-              <w:pStyle w:val="Compact"/>
-              <w:jc w:val="left"/>
-            </w:pPr>
-            <w:r>
-              <w:t xml:space="preserve">2025</w:t>
-            </w:r>
-          </w:p>
-        </w:tc>
-        <w:tc>
-          <w:tcPr/>
-          <w:p>
-            <w:pPr>
-              <w:pStyle w:val="Compact"/>
-              <w:jc w:val="left"/>
-            </w:pPr>
-            <w:r>
-              <w:t xml:space="preserve">Pre-IDA21</w:t>
-            </w:r>
-          </w:p>
-        </w:tc>
-      </w:tr>
-      <w:tr>
-        <w:tc>
-          <w:tcPr/>
-          <w:p>
-            <w:pPr>
-              <w:pStyle w:val="Compact"/>
-              <w:jc w:val="left"/>
-            </w:pPr>
-            <w:r>
-              <w:t xml:space="preserve">P506443</w:t>
-            </w:r>
-          </w:p>
-        </w:tc>
-        <w:tc>
-          <w:tcPr/>
-          <w:p>
-            <w:pPr>
-              <w:pStyle w:val="Compact"/>
-              <w:jc w:val="left"/>
-            </w:pPr>
-            <w:r>
-              <w:t xml:space="preserve">Mauritania Public Spending Efficiency</w:t>
-            </w:r>
-          </w:p>
-        </w:tc>
-        <w:tc>
-          <w:tcPr/>
-          <w:p>
-            <w:pPr>
-              <w:pStyle w:val="Compact"/>
-              <w:jc w:val="left"/>
-            </w:pPr>
-            <w:r>
-              <w:t xml:space="preserve">Islamic Republic of Mauritania</w:t>
-            </w:r>
-          </w:p>
-        </w:tc>
-        <w:tc>
-          <w:tcPr/>
-          <w:p>
-            <w:pPr>
-              <w:pStyle w:val="Compact"/>
-              <w:jc w:val="left"/>
-            </w:pPr>
-            <w:r>
-              <w:t xml:space="preserve">Lending</w:t>
-            </w:r>
-          </w:p>
-        </w:tc>
-        <w:tc>
-          <w:tcPr/>
-          <w:p>
-            <w:pPr>
-              <w:pStyle w:val="Compact"/>
-              <w:jc w:val="left"/>
-            </w:pPr>
-            <w:r>
-              <w:t xml:space="preserve">2025</w:t>
-            </w:r>
-          </w:p>
-        </w:tc>
-        <w:tc>
-          <w:tcPr/>
-          <w:p>
-            <w:pPr>
-              <w:pStyle w:val="Compact"/>
-              <w:jc w:val="left"/>
-            </w:pPr>
-            <w:r>
-              <w:t xml:space="preserve">Pre-IDA21</w:t>
-            </w:r>
-          </w:p>
-        </w:tc>
-      </w:tr>
-      <w:tr>
-        <w:tc>
-          <w:tcPr/>
-          <w:p>
-            <w:pPr>
-              <w:pStyle w:val="Compact"/>
-              <w:jc w:val="left"/>
-            </w:pPr>
-            <w:r>
-              <w:t xml:space="preserve">P154282</w:t>
-            </w:r>
-          </w:p>
-        </w:tc>
-        <w:tc>
-          <w:tcPr/>
-          <w:p>
-            <w:pPr>
-              <w:pStyle w:val="Compact"/>
-              <w:jc w:val="left"/>
-            </w:pPr>
-            <w:r>
-              <w:t xml:space="preserve">PKGRW Implementation Support</w:t>
-            </w:r>
-          </w:p>
-        </w:tc>
-        <w:tc>
-          <w:tcPr/>
-          <w:p>
-            <w:pPr>
-              <w:pStyle w:val="Compact"/>
-              <w:jc w:val="left"/>
-            </w:pPr>
-            <w:r>
-              <w:t xml:space="preserve">Islamic Republic of Pakistan</w:t>
-            </w:r>
-          </w:p>
-        </w:tc>
-        <w:tc>
-          <w:tcPr/>
-          <w:p>
-            <w:pPr>
-              <w:pStyle w:val="Compact"/>
-              <w:jc w:val="left"/>
-            </w:pPr>
-            <w:r>
-              <w:t xml:space="preserve">ASA</w:t>
-            </w:r>
-          </w:p>
-        </w:tc>
-        <w:tc>
-          <w:tcPr/>
-          <w:p>
-            <w:pPr>
-              <w:pStyle w:val="Compact"/>
-              <w:jc w:val="left"/>
-            </w:pPr>
-            <w:r>
-              <w:t xml:space="preserve">NA</w:t>
-            </w:r>
-          </w:p>
-        </w:tc>
-        <w:tc>
-          <w:tcPr/>
-          <w:p>
-            <w:pPr>
-              <w:pStyle w:val="Compact"/>
-              <w:jc w:val="left"/>
-            </w:pPr>
-            <w:r>
-              <w:t xml:space="preserve">Pre-IDA21</w:t>
-            </w:r>
-          </w:p>
-        </w:tc>
-      </w:tr>
-      <w:tr>
-        <w:tc>
-          <w:tcPr/>
-          <w:p>
-            <w:pPr>
-              <w:pStyle w:val="Compact"/>
-              <w:jc w:val="left"/>
-            </w:pPr>
-            <w:r>
-              <w:t xml:space="preserve">P158097</w:t>
-            </w:r>
-          </w:p>
-        </w:tc>
-        <w:tc>
-          <w:tcPr/>
-          <w:p>
-            <w:pPr>
-              <w:pStyle w:val="Compact"/>
-              <w:jc w:val="left"/>
-            </w:pPr>
-            <w:r>
-              <w:t xml:space="preserve">Strengthening Sub-National Tax Adm.</w:t>
-            </w:r>
-          </w:p>
-        </w:tc>
-        <w:tc>
-          <w:tcPr/>
-          <w:p>
-            <w:pPr>
-              <w:pStyle w:val="Compact"/>
-              <w:jc w:val="left"/>
-            </w:pPr>
-            <w:r>
-              <w:t xml:space="preserve">Islamic Republic of Pakistan</w:t>
-            </w:r>
-          </w:p>
-        </w:tc>
-        <w:tc>
-          <w:tcPr/>
-          <w:p>
-            <w:pPr>
-              <w:pStyle w:val="Compact"/>
-              <w:jc w:val="left"/>
-            </w:pPr>
-            <w:r>
-              <w:t xml:space="preserve">ASA</w:t>
-            </w:r>
-          </w:p>
-        </w:tc>
-        <w:tc>
-          <w:tcPr/>
-          <w:p>
-            <w:pPr>
-              <w:pStyle w:val="Compact"/>
-              <w:jc w:val="left"/>
-            </w:pPr>
-            <w:r>
-              <w:t xml:space="preserve">NA</w:t>
-            </w:r>
-          </w:p>
-        </w:tc>
-        <w:tc>
-          <w:tcPr/>
-          <w:p>
-            <w:pPr>
-              <w:pStyle w:val="Compact"/>
-              <w:jc w:val="left"/>
-            </w:pPr>
-            <w:r>
-              <w:t xml:space="preserve">Pre-IDA21</w:t>
-            </w:r>
-          </w:p>
-        </w:tc>
-      </w:tr>
-      <w:tr>
-        <w:tc>
-          <w:tcPr/>
-          <w:p>
-            <w:pPr>
-              <w:pStyle w:val="Compact"/>
-              <w:jc w:val="left"/>
-            </w:pPr>
-            <w:r>
-              <w:t xml:space="preserve">P158095</w:t>
-            </w:r>
-          </w:p>
-        </w:tc>
-        <w:tc>
-          <w:tcPr/>
-          <w:p>
-            <w:pPr>
-              <w:pStyle w:val="Compact"/>
-              <w:jc w:val="left"/>
-            </w:pPr>
-            <w:r>
-              <w:t xml:space="preserve">Modernization of Revenue Administration</w:t>
-            </w:r>
-          </w:p>
-        </w:tc>
-        <w:tc>
-          <w:tcPr/>
-          <w:p>
-            <w:pPr>
-              <w:pStyle w:val="Compact"/>
-              <w:jc w:val="left"/>
-            </w:pPr>
-            <w:r>
-              <w:t xml:space="preserve">Islamic Republic of Pakistan</w:t>
-            </w:r>
-          </w:p>
-        </w:tc>
-        <w:tc>
-          <w:tcPr/>
-          <w:p>
-            <w:pPr>
-              <w:pStyle w:val="Compact"/>
-              <w:jc w:val="left"/>
-            </w:pPr>
-            <w:r>
-              <w:t xml:space="preserve">ASA</w:t>
-            </w:r>
-          </w:p>
-        </w:tc>
-        <w:tc>
-          <w:tcPr/>
-          <w:p>
-            <w:pPr>
-              <w:pStyle w:val="Compact"/>
-              <w:jc w:val="left"/>
-            </w:pPr>
-            <w:r>
-              <w:t xml:space="preserve">NA</w:t>
-            </w:r>
-          </w:p>
-        </w:tc>
-        <w:tc>
-          <w:tcPr/>
-          <w:p>
-            <w:pPr>
-              <w:pStyle w:val="Compact"/>
-              <w:jc w:val="left"/>
-            </w:pPr>
-            <w:r>
-              <w:t xml:space="preserve">Pre-IDA21</w:t>
-            </w:r>
-          </w:p>
-        </w:tc>
-      </w:tr>
-      <w:tr>
-        <w:tc>
-          <w:tcPr/>
-          <w:p>
-            <w:pPr>
-              <w:pStyle w:val="Compact"/>
-              <w:jc w:val="left"/>
-            </w:pPr>
-            <w:r>
-              <w:t xml:space="preserve">P171417</w:t>
-            </w:r>
-          </w:p>
-        </w:tc>
-        <w:tc>
-          <w:tcPr/>
-          <w:p>
-            <w:pPr>
-              <w:pStyle w:val="Compact"/>
-              <w:jc w:val="left"/>
-            </w:pPr>
-            <w:r>
-              <w:t xml:space="preserve">Punjab Resource Improvement and Digital Effectiveness</w:t>
-            </w:r>
-          </w:p>
-        </w:tc>
-        <w:tc>
-          <w:tcPr/>
-          <w:p>
-            <w:pPr>
-              <w:pStyle w:val="Compact"/>
-              <w:jc w:val="left"/>
-            </w:pPr>
-            <w:r>
-              <w:t xml:space="preserve">Islamic Republic of Pakistan</w:t>
-            </w:r>
-          </w:p>
-        </w:tc>
-        <w:tc>
-          <w:tcPr/>
-          <w:p>
-            <w:pPr>
-              <w:pStyle w:val="Compact"/>
-              <w:jc w:val="left"/>
-            </w:pPr>
-            <w:r>
-              <w:t xml:space="preserve">Lending</w:t>
-            </w:r>
-          </w:p>
-        </w:tc>
-        <w:tc>
-          <w:tcPr/>
-          <w:p>
-            <w:pPr>
-              <w:pStyle w:val="Compact"/>
-              <w:jc w:val="left"/>
-            </w:pPr>
-            <w:r>
-              <w:t xml:space="preserve">2021</w:t>
-            </w:r>
-          </w:p>
-        </w:tc>
-        <w:tc>
-          <w:tcPr/>
-          <w:p>
-            <w:pPr>
-              <w:pStyle w:val="Compact"/>
-              <w:jc w:val="left"/>
-            </w:pPr>
-            <w:r>
-              <w:t xml:space="preserve">Pre-IDA21</w:t>
-            </w:r>
-          </w:p>
-        </w:tc>
-      </w:tr>
-      <w:tr>
-        <w:tc>
-          <w:tcPr/>
-          <w:p>
-            <w:pPr>
-              <w:pStyle w:val="Compact"/>
-              <w:jc w:val="left"/>
-            </w:pPr>
-            <w:r>
-              <w:t xml:space="preserve">P175727</w:t>
-            </w:r>
-          </w:p>
-        </w:tc>
-        <w:tc>
-          <w:tcPr/>
-          <w:p>
-            <w:pPr>
-              <w:pStyle w:val="Compact"/>
-              <w:jc w:val="left"/>
-            </w:pPr>
-            <w:r>
-              <w:t xml:space="preserve">KP- Spending Effectively for Enhanced Development</w:t>
-            </w:r>
-          </w:p>
-        </w:tc>
-        <w:tc>
-          <w:tcPr/>
-          <w:p>
-            <w:pPr>
-              <w:pStyle w:val="Compact"/>
-              <w:jc w:val="left"/>
-            </w:pPr>
-            <w:r>
-              <w:t xml:space="preserve">Islamic Republic of Pakistan</w:t>
-            </w:r>
-          </w:p>
-        </w:tc>
-        <w:tc>
-          <w:tcPr/>
-          <w:p>
-            <w:pPr>
-              <w:pStyle w:val="Compact"/>
-              <w:jc w:val="left"/>
-            </w:pPr>
-            <w:r>
-              <w:t xml:space="preserve">Lending</w:t>
-            </w:r>
-          </w:p>
-        </w:tc>
-        <w:tc>
-          <w:tcPr/>
-          <w:p>
-            <w:pPr>
-              <w:pStyle w:val="Compact"/>
-              <w:jc w:val="left"/>
-            </w:pPr>
-            <w:r>
-              <w:t xml:space="preserve">2021</w:t>
-            </w:r>
-          </w:p>
-        </w:tc>
-        <w:tc>
-          <w:tcPr/>
-          <w:p>
-            <w:pPr>
-              <w:pStyle w:val="Compact"/>
-              <w:jc w:val="left"/>
-            </w:pPr>
-            <w:r>
-              <w:t xml:space="preserve">Pre-IDA21</w:t>
-            </w:r>
-          </w:p>
-        </w:tc>
-      </w:tr>
-      <w:tr>
-        <w:tc>
-          <w:tcPr/>
-          <w:p>
-            <w:pPr>
-              <w:pStyle w:val="Compact"/>
-              <w:jc w:val="left"/>
-            </w:pPr>
-            <w:r>
-              <w:t xml:space="preserve">P507378</w:t>
-            </w:r>
-          </w:p>
-        </w:tc>
-        <w:tc>
-          <w:tcPr/>
-          <w:p>
-            <w:pPr>
-              <w:pStyle w:val="Compact"/>
-              <w:jc w:val="left"/>
-            </w:pPr>
-            <w:r>
-              <w:t xml:space="preserve">Cambodia Governance Programmatic Advisory Services and Analytics</w:t>
-            </w:r>
-          </w:p>
-        </w:tc>
-        <w:tc>
-          <w:tcPr/>
-          <w:p>
-            <w:pPr>
-              <w:pStyle w:val="Compact"/>
-              <w:jc w:val="left"/>
-            </w:pPr>
-            <w:r>
-              <w:t xml:space="preserve">Kingdom of Cambodia</w:t>
-            </w:r>
-          </w:p>
-        </w:tc>
-        <w:tc>
-          <w:tcPr/>
-          <w:p>
-            <w:pPr>
-              <w:pStyle w:val="Compact"/>
-              <w:jc w:val="left"/>
-            </w:pPr>
-            <w:r>
-              <w:t xml:space="preserve">ASA</w:t>
-            </w:r>
-          </w:p>
-        </w:tc>
-        <w:tc>
-          <w:tcPr/>
-          <w:p>
-            <w:pPr>
-              <w:pStyle w:val="Compact"/>
-              <w:jc w:val="left"/>
-            </w:pPr>
-            <w:r>
-              <w:t xml:space="preserve">2025</w:t>
-            </w:r>
-          </w:p>
-        </w:tc>
-        <w:tc>
-          <w:tcPr/>
-          <w:p>
-            <w:pPr>
-              <w:pStyle w:val="Compact"/>
-              <w:jc w:val="left"/>
-            </w:pPr>
-            <w:r>
-              <w:t xml:space="preserve">Pre-IDA21</w:t>
-            </w:r>
-          </w:p>
-        </w:tc>
-      </w:tr>
-      <w:tr>
-        <w:tc>
-          <w:tcPr/>
-          <w:p>
-            <w:pPr>
-              <w:pStyle w:val="Compact"/>
-              <w:jc w:val="left"/>
-            </w:pPr>
-            <w:r>
-              <w:t xml:space="preserve">P158914</w:t>
-            </w:r>
-          </w:p>
-        </w:tc>
-        <w:tc>
-          <w:tcPr/>
-          <w:p>
-            <w:pPr>
-              <w:pStyle w:val="Compact"/>
-              <w:jc w:val="left"/>
-            </w:pPr>
-            <w:r>
-              <w:t xml:space="preserve">DIME_SZ_Planning/Auditing_Medication</w:t>
-            </w:r>
-          </w:p>
-        </w:tc>
-        <w:tc>
-          <w:tcPr/>
-          <w:p>
-            <w:pPr>
-              <w:pStyle w:val="Compact"/>
-              <w:jc w:val="left"/>
-            </w:pPr>
-            <w:r>
-              <w:t xml:space="preserve">Kingdom of Eswatini</w:t>
-            </w:r>
-          </w:p>
-        </w:tc>
-        <w:tc>
-          <w:tcPr/>
-          <w:p>
-            <w:pPr>
-              <w:pStyle w:val="Compact"/>
-              <w:jc w:val="left"/>
-            </w:pPr>
-            <w:r>
-              <w:t xml:space="preserve">ASA</w:t>
-            </w:r>
-          </w:p>
-        </w:tc>
-        <w:tc>
-          <w:tcPr/>
-          <w:p>
-            <w:pPr>
-              <w:pStyle w:val="Compact"/>
-              <w:jc w:val="left"/>
-            </w:pPr>
-            <w:r>
-              <w:t xml:space="preserve">NA</w:t>
-            </w:r>
-          </w:p>
-        </w:tc>
-        <w:tc>
-          <w:tcPr/>
-          <w:p>
-            <w:pPr>
-              <w:pStyle w:val="Compact"/>
-              <w:jc w:val="left"/>
-            </w:pPr>
-            <w:r>
-              <w:t xml:space="preserve">Pre-IDA21</w:t>
-            </w:r>
-          </w:p>
-        </w:tc>
-      </w:tr>
-      <w:tr>
-        <w:tc>
-          <w:tcPr/>
-          <w:p>
-            <w:pPr>
-              <w:pStyle w:val="Compact"/>
-              <w:jc w:val="left"/>
-            </w:pPr>
-            <w:r>
-              <w:t xml:space="preserve">P174171</w:t>
-            </w:r>
-          </w:p>
-        </w:tc>
-        <w:tc>
-          <w:tcPr/>
-          <w:p>
-            <w:pPr>
-              <w:pStyle w:val="Compact"/>
-              <w:jc w:val="left"/>
-            </w:pPr>
-            <w:r>
-              <w:t xml:space="preserve">Lesotho Public Sector Foundations for Service Delivery Project</w:t>
-            </w:r>
-          </w:p>
-        </w:tc>
-        <w:tc>
-          <w:tcPr/>
-          <w:p>
-            <w:pPr>
-              <w:pStyle w:val="Compact"/>
-              <w:jc w:val="left"/>
-            </w:pPr>
-            <w:r>
-              <w:t xml:space="preserve">Kingdom of Lesotho</w:t>
-            </w:r>
-          </w:p>
-        </w:tc>
-        <w:tc>
-          <w:tcPr/>
-          <w:p>
-            <w:pPr>
-              <w:pStyle w:val="Compact"/>
-              <w:jc w:val="left"/>
-            </w:pPr>
-            <w:r>
-              <w:t xml:space="preserve">Lending</w:t>
-            </w:r>
-          </w:p>
-        </w:tc>
-        <w:tc>
-          <w:tcPr/>
-          <w:p>
-            <w:pPr>
-              <w:pStyle w:val="Compact"/>
-              <w:jc w:val="left"/>
-            </w:pPr>
-            <w:r>
-              <w:t xml:space="preserve">2024</w:t>
-            </w:r>
-          </w:p>
-        </w:tc>
-        <w:tc>
-          <w:tcPr/>
-          <w:p>
-            <w:pPr>
-              <w:pStyle w:val="Compact"/>
-              <w:jc w:val="left"/>
-            </w:pPr>
-            <w:r>
-              <w:t xml:space="preserve">Pre-IDA21</w:t>
-            </w:r>
-          </w:p>
-        </w:tc>
-      </w:tr>
-      <w:tr>
-        <w:tc>
-          <w:tcPr/>
-          <w:p>
-            <w:pPr>
-              <w:pStyle w:val="Compact"/>
-              <w:jc w:val="left"/>
-            </w:pPr>
-            <w:r>
-              <w:t xml:space="preserve">P179015</w:t>
-            </w:r>
-          </w:p>
-        </w:tc>
-        <w:tc>
-          <w:tcPr/>
-          <w:p>
-            <w:pPr>
-              <w:pStyle w:val="Compact"/>
-              <w:jc w:val="left"/>
-            </w:pPr>
-            <w:r>
-              <w:t xml:space="preserve">Lao PDR Third Programmatic Public Financial Management Reform Program</w:t>
-            </w:r>
-          </w:p>
-        </w:tc>
-        <w:tc>
-          <w:tcPr/>
-          <w:p>
-            <w:pPr>
-              <w:pStyle w:val="Compact"/>
-              <w:jc w:val="left"/>
-            </w:pPr>
-            <w:r>
-              <w:t xml:space="preserve">Lao People’s Democratic Republic</w:t>
-            </w:r>
-          </w:p>
-        </w:tc>
-        <w:tc>
-          <w:tcPr/>
-          <w:p>
-            <w:pPr>
-              <w:pStyle w:val="Compact"/>
-              <w:jc w:val="left"/>
-            </w:pPr>
-            <w:r>
-              <w:t xml:space="preserve">ASA</w:t>
-            </w:r>
-          </w:p>
-        </w:tc>
-        <w:tc>
-          <w:tcPr/>
-          <w:p>
-            <w:pPr>
-              <w:pStyle w:val="Compact"/>
-              <w:jc w:val="left"/>
-            </w:pPr>
-            <w:r>
-              <w:t xml:space="preserve">2022</w:t>
-            </w:r>
-          </w:p>
-        </w:tc>
-        <w:tc>
-          <w:tcPr/>
-          <w:p>
-            <w:pPr>
-              <w:pStyle w:val="Compact"/>
-              <w:jc w:val="left"/>
-            </w:pPr>
-            <w:r>
-              <w:t xml:space="preserve">Pre-IDA21</w:t>
-            </w:r>
-          </w:p>
-        </w:tc>
-      </w:tr>
-      <w:tr>
-        <w:tc>
-          <w:tcPr/>
-          <w:p>
-            <w:pPr>
-              <w:pStyle w:val="Compact"/>
-              <w:jc w:val="left"/>
-            </w:pPr>
-            <w:r>
-              <w:t xml:space="preserve">P505030</w:t>
-            </w:r>
-          </w:p>
-        </w:tc>
-        <w:tc>
-          <w:tcPr/>
-          <w:p>
-            <w:pPr>
-              <w:pStyle w:val="Compact"/>
-              <w:jc w:val="left"/>
-            </w:pPr>
-            <w:r>
-              <w:t xml:space="preserve">Improving Performance, Accountability and Transparency in Cameroon PforR</w:t>
-            </w:r>
-          </w:p>
-        </w:tc>
-        <w:tc>
-          <w:tcPr/>
-          <w:p>
-            <w:pPr>
-              <w:pStyle w:val="Compact"/>
-              <w:jc w:val="left"/>
-            </w:pPr>
-            <w:r>
-              <w:t xml:space="preserve">Republic of Cameroon</w:t>
-            </w:r>
-          </w:p>
-        </w:tc>
-        <w:tc>
-          <w:tcPr/>
-          <w:p>
-            <w:pPr>
-              <w:pStyle w:val="Compact"/>
-              <w:jc w:val="left"/>
-            </w:pPr>
-            <w:r>
-              <w:t xml:space="preserve">Lending</w:t>
-            </w:r>
-          </w:p>
-        </w:tc>
-        <w:tc>
-          <w:tcPr/>
-          <w:p>
-            <w:pPr>
-              <w:pStyle w:val="Compact"/>
-              <w:jc w:val="left"/>
-            </w:pPr>
-            <w:r>
-              <w:t xml:space="preserve">2025</w:t>
-            </w:r>
-          </w:p>
-        </w:tc>
-        <w:tc>
-          <w:tcPr/>
-          <w:p>
-            <w:pPr>
-              <w:pStyle w:val="Compact"/>
-              <w:jc w:val="left"/>
-            </w:pPr>
-            <w:r>
-              <w:t xml:space="preserve">Pre-IDA21</w:t>
-            </w:r>
-          </w:p>
-        </w:tc>
-      </w:tr>
-      <w:tr>
-        <w:tc>
-          <w:tcPr/>
-          <w:p>
-            <w:pPr>
-              <w:pStyle w:val="Compact"/>
-              <w:jc w:val="left"/>
-            </w:pPr>
-            <w:r>
-              <w:t xml:space="preserve">P176445</w:t>
-            </w:r>
-          </w:p>
-        </w:tc>
-        <w:tc>
-          <w:tcPr/>
-          <w:p>
-            <w:pPr>
-              <w:pStyle w:val="Compact"/>
-              <w:jc w:val="left"/>
-            </w:pPr>
-            <w:r>
-              <w:t xml:space="preserve">PFM for Service Delivery Program</w:t>
-            </w:r>
-          </w:p>
-        </w:tc>
-        <w:tc>
-          <w:tcPr/>
-          <w:p>
-            <w:pPr>
-              <w:pStyle w:val="Compact"/>
-              <w:jc w:val="left"/>
-            </w:pPr>
-            <w:r>
-              <w:t xml:space="preserve">Republic of Ghana</w:t>
-            </w:r>
-          </w:p>
-        </w:tc>
-        <w:tc>
-          <w:tcPr/>
-          <w:p>
-            <w:pPr>
-              <w:pStyle w:val="Compact"/>
-              <w:jc w:val="left"/>
-            </w:pPr>
-            <w:r>
-              <w:t xml:space="preserve">Lending</w:t>
-            </w:r>
-          </w:p>
-        </w:tc>
-        <w:tc>
-          <w:tcPr/>
-          <w:p>
-            <w:pPr>
-              <w:pStyle w:val="Compact"/>
-              <w:jc w:val="left"/>
-            </w:pPr>
-            <w:r>
-              <w:t xml:space="preserve">2022</w:t>
-            </w:r>
-          </w:p>
-        </w:tc>
-        <w:tc>
-          <w:tcPr/>
-          <w:p>
-            <w:pPr>
-              <w:pStyle w:val="Compact"/>
-              <w:jc w:val="left"/>
-            </w:pPr>
-            <w:r>
-              <w:t xml:space="preserve">Pre-IDA21</w:t>
-            </w:r>
-          </w:p>
-        </w:tc>
-      </w:tr>
-      <w:tr>
-        <w:tc>
-          <w:tcPr/>
-          <w:p>
-            <w:pPr>
-              <w:pStyle w:val="Compact"/>
-              <w:jc w:val="left"/>
-            </w:pPr>
-            <w:r>
-              <w:t xml:space="preserve">P510239</w:t>
-            </w:r>
-          </w:p>
-        </w:tc>
-        <w:tc>
-          <w:tcPr/>
-          <w:p>
-            <w:pPr>
-              <w:pStyle w:val="Compact"/>
-              <w:jc w:val="left"/>
-            </w:pPr>
-            <w:r>
-              <w:t xml:space="preserve">Building the Capacity of Parliamentarians for Economic and Financial Governance in Ghana</w:t>
-            </w:r>
-          </w:p>
-        </w:tc>
-        <w:tc>
-          <w:tcPr/>
-          <w:p>
-            <w:pPr>
-              <w:pStyle w:val="Compact"/>
-              <w:jc w:val="left"/>
-            </w:pPr>
-            <w:r>
-              <w:t xml:space="preserve">Republic of Ghana</w:t>
-            </w:r>
-          </w:p>
-        </w:tc>
-        <w:tc>
-          <w:tcPr/>
-          <w:p>
-            <w:pPr>
-              <w:pStyle w:val="Compact"/>
-              <w:jc w:val="left"/>
-            </w:pPr>
-            <w:r>
-              <w:t xml:space="preserve">ASA</w:t>
-            </w:r>
-          </w:p>
-        </w:tc>
-        <w:tc>
-          <w:tcPr/>
-          <w:p>
-            <w:pPr>
-              <w:pStyle w:val="Compact"/>
-              <w:jc w:val="left"/>
-            </w:pPr>
-            <w:r>
-              <w:t xml:space="preserve">2025</w:t>
-            </w:r>
-          </w:p>
-        </w:tc>
-        <w:tc>
-          <w:tcPr/>
-          <w:p>
-            <w:pPr>
-              <w:pStyle w:val="Compact"/>
-              <w:jc w:val="left"/>
-            </w:pPr>
-            <w:r>
-              <w:t xml:space="preserve">Pre-IDA21</w:t>
-            </w:r>
-          </w:p>
-        </w:tc>
-      </w:tr>
-      <w:tr>
-        <w:tc>
-          <w:tcPr/>
-          <w:p>
-            <w:pPr>
-              <w:pStyle w:val="Compact"/>
-              <w:jc w:val="left"/>
-            </w:pPr>
-            <w:r>
-              <w:t xml:space="preserve">P180935</w:t>
-            </w:r>
-          </w:p>
-        </w:tc>
-        <w:tc>
-          <w:tcPr/>
-          <w:p>
-            <w:pPr>
-              <w:pStyle w:val="Compact"/>
-              <w:jc w:val="left"/>
-            </w:pPr>
-            <w:r>
-              <w:t xml:space="preserve">Second Kenya Devolution Support Program</w:t>
-            </w:r>
-          </w:p>
-        </w:tc>
-        <w:tc>
-          <w:tcPr/>
-          <w:p>
-            <w:pPr>
-              <w:pStyle w:val="Compact"/>
-              <w:jc w:val="left"/>
-            </w:pPr>
-            <w:r>
-              <w:t xml:space="preserve">Republic of Kenya</w:t>
-            </w:r>
-          </w:p>
-        </w:tc>
-        <w:tc>
-          <w:tcPr/>
-          <w:p>
-            <w:pPr>
-              <w:pStyle w:val="Compact"/>
-              <w:jc w:val="left"/>
-            </w:pPr>
-            <w:r>
-              <w:t xml:space="preserve">Lending</w:t>
-            </w:r>
-          </w:p>
-        </w:tc>
-        <w:tc>
-          <w:tcPr/>
-          <w:p>
-            <w:pPr>
-              <w:pStyle w:val="Compact"/>
-              <w:jc w:val="left"/>
-            </w:pPr>
-            <w:r>
-              <w:t xml:space="preserve">2024</w:t>
-            </w:r>
-          </w:p>
-        </w:tc>
-        <w:tc>
-          <w:tcPr/>
-          <w:p>
-            <w:pPr>
-              <w:pStyle w:val="Compact"/>
-              <w:jc w:val="left"/>
-            </w:pPr>
-            <w:r>
-              <w:t xml:space="preserve">Pre-IDA21</w:t>
-            </w:r>
-          </w:p>
-        </w:tc>
-      </w:tr>
-      <w:tr>
-        <w:tc>
-          <w:tcPr/>
-          <w:p>
-            <w:pPr>
-              <w:pStyle w:val="Compact"/>
-              <w:jc w:val="left"/>
-            </w:pPr>
-            <w:r>
-              <w:t xml:space="preserve">P180287</w:t>
-            </w:r>
-          </w:p>
-        </w:tc>
-        <w:tc>
-          <w:tcPr/>
-          <w:p>
-            <w:pPr>
-              <w:pStyle w:val="Compact"/>
-              <w:jc w:val="left"/>
-            </w:pPr>
-            <w:r>
-              <w:t xml:space="preserve">Second Program for Strengthening Governance for Enabling Service Delivery and Public Investment in Kenya</w:t>
-            </w:r>
-          </w:p>
-        </w:tc>
-        <w:tc>
-          <w:tcPr/>
-          <w:p>
-            <w:pPr>
-              <w:pStyle w:val="Compact"/>
-              <w:jc w:val="left"/>
-            </w:pPr>
-            <w:r>
-              <w:t xml:space="preserve">Republic of Kenya</w:t>
-            </w:r>
-          </w:p>
-        </w:tc>
-        <w:tc>
-          <w:tcPr/>
-          <w:p>
-            <w:pPr>
-              <w:pStyle w:val="Compact"/>
-              <w:jc w:val="left"/>
-            </w:pPr>
-            <w:r>
-              <w:t xml:space="preserve">Lending</w:t>
-            </w:r>
-          </w:p>
-        </w:tc>
-        <w:tc>
-          <w:tcPr/>
-          <w:p>
-            <w:pPr>
-              <w:pStyle w:val="Compact"/>
-              <w:jc w:val="left"/>
-            </w:pPr>
-            <w:r>
-              <w:t xml:space="preserve">2024</w:t>
-            </w:r>
-          </w:p>
-        </w:tc>
-        <w:tc>
-          <w:tcPr/>
-          <w:p>
-            <w:pPr>
-              <w:pStyle w:val="Compact"/>
-              <w:jc w:val="left"/>
-            </w:pPr>
-            <w:r>
-              <w:t xml:space="preserve">Pre-IDA21</w:t>
-            </w:r>
-          </w:p>
-        </w:tc>
-      </w:tr>
-      <w:tr>
-        <w:tc>
-          <w:tcPr/>
-          <w:p>
-            <w:pPr>
-              <w:pStyle w:val="Compact"/>
-              <w:jc w:val="left"/>
-            </w:pPr>
-            <w:r>
-              <w:t xml:space="preserve">P179680</w:t>
-            </w:r>
-          </w:p>
-        </w:tc>
-        <w:tc>
-          <w:tcPr/>
-          <w:p>
-            <w:pPr>
-              <w:pStyle w:val="Compact"/>
-              <w:jc w:val="left"/>
-            </w:pPr>
-            <w:r>
-              <w:t xml:space="preserve">Kenya Governance and Green Economy Support Programmatic ASA</w:t>
-            </w:r>
-          </w:p>
-        </w:tc>
-        <w:tc>
-          <w:tcPr/>
-          <w:p>
-            <w:pPr>
-              <w:pStyle w:val="Compact"/>
-              <w:jc w:val="left"/>
-            </w:pPr>
-            <w:r>
-              <w:t xml:space="preserve">Republic of Kenya</w:t>
-            </w:r>
-          </w:p>
-        </w:tc>
-        <w:tc>
-          <w:tcPr/>
-          <w:p>
-            <w:pPr>
-              <w:pStyle w:val="Compact"/>
-              <w:jc w:val="left"/>
-            </w:pPr>
-            <w:r>
-              <w:t xml:space="preserve">ASA</w:t>
-            </w:r>
-          </w:p>
-        </w:tc>
-        <w:tc>
-          <w:tcPr/>
-          <w:p>
-            <w:pPr>
-              <w:pStyle w:val="Compact"/>
-              <w:jc w:val="left"/>
-            </w:pPr>
-            <w:r>
-              <w:t xml:space="preserve">2023</w:t>
-            </w:r>
-          </w:p>
-        </w:tc>
-        <w:tc>
-          <w:tcPr/>
-          <w:p>
-            <w:pPr>
-              <w:pStyle w:val="Compact"/>
-              <w:jc w:val="left"/>
-            </w:pPr>
-            <w:r>
-              <w:t xml:space="preserve">Pre-IDA21</w:t>
-            </w:r>
-          </w:p>
-        </w:tc>
-      </w:tr>
-      <w:tr>
-        <w:tc>
-          <w:tcPr/>
-          <w:p>
-            <w:pPr>
-              <w:pStyle w:val="Compact"/>
-              <w:jc w:val="left"/>
-            </w:pPr>
-            <w:r>
-              <w:t xml:space="preserve">P164961</w:t>
-            </w:r>
-          </w:p>
-        </w:tc>
-        <w:tc>
-          <w:tcPr/>
-          <w:p>
-            <w:pPr>
-              <w:pStyle w:val="Compact"/>
-              <w:jc w:val="left"/>
-            </w:pPr>
-            <w:r>
-              <w:t xml:space="preserve">Malawi Governance to Enable Service Delivery Project</w:t>
-            </w:r>
-          </w:p>
-        </w:tc>
-        <w:tc>
-          <w:tcPr/>
-          <w:p>
-            <w:pPr>
-              <w:pStyle w:val="Compact"/>
-              <w:jc w:val="left"/>
-            </w:pPr>
-            <w:r>
-              <w:t xml:space="preserve">Republic of Malawi</w:t>
-            </w:r>
-          </w:p>
-        </w:tc>
-        <w:tc>
-          <w:tcPr/>
-          <w:p>
-            <w:pPr>
-              <w:pStyle w:val="Compact"/>
-              <w:jc w:val="left"/>
-            </w:pPr>
-            <w:r>
-              <w:t xml:space="preserve">Lending</w:t>
-            </w:r>
-          </w:p>
-        </w:tc>
-        <w:tc>
-          <w:tcPr/>
-          <w:p>
-            <w:pPr>
-              <w:pStyle w:val="Compact"/>
-              <w:jc w:val="left"/>
-            </w:pPr>
-            <w:r>
-              <w:t xml:space="preserve">2020</w:t>
-            </w:r>
-          </w:p>
-        </w:tc>
-        <w:tc>
-          <w:tcPr/>
-          <w:p>
-            <w:pPr>
-              <w:pStyle w:val="Compact"/>
-              <w:jc w:val="left"/>
-            </w:pPr>
-            <w:r>
-              <w:t xml:space="preserve">Pre-IDA21</w:t>
-            </w:r>
-          </w:p>
-        </w:tc>
-      </w:tr>
-      <w:tr>
-        <w:tc>
-          <w:tcPr/>
-          <w:p>
-            <w:pPr>
-              <w:pStyle w:val="Compact"/>
-              <w:jc w:val="left"/>
-            </w:pPr>
-            <w:r>
-              <w:t xml:space="preserve">P181620</w:t>
-            </w:r>
-          </w:p>
-        </w:tc>
-        <w:tc>
-          <w:tcPr/>
-          <w:p>
-            <w:pPr>
-              <w:pStyle w:val="Compact"/>
-              <w:jc w:val="left"/>
-            </w:pPr>
-            <w:r>
-              <w:t xml:space="preserve">Additional Financing for Malawi Governance to Enable Service Delivery</w:t>
-            </w:r>
-          </w:p>
-        </w:tc>
-        <w:tc>
-          <w:tcPr/>
-          <w:p>
-            <w:pPr>
-              <w:pStyle w:val="Compact"/>
-              <w:jc w:val="left"/>
-            </w:pPr>
-            <w:r>
-              <w:t xml:space="preserve">Republic of Malawi</w:t>
-            </w:r>
-          </w:p>
-        </w:tc>
-        <w:tc>
-          <w:tcPr/>
-          <w:p>
-            <w:pPr>
-              <w:pStyle w:val="Compact"/>
-              <w:jc w:val="left"/>
-            </w:pPr>
-            <w:r>
-              <w:t xml:space="preserve">Lending</w:t>
-            </w:r>
-          </w:p>
-        </w:tc>
-        <w:tc>
-          <w:tcPr/>
-          <w:p>
-            <w:pPr>
-              <w:pStyle w:val="Compact"/>
-              <w:jc w:val="left"/>
-            </w:pPr>
-            <w:r>
-              <w:t xml:space="preserve">2024</w:t>
-            </w:r>
-          </w:p>
-        </w:tc>
-        <w:tc>
-          <w:tcPr/>
-          <w:p>
-            <w:pPr>
-              <w:pStyle w:val="Compact"/>
-              <w:jc w:val="left"/>
-            </w:pPr>
-            <w:r>
-              <w:t xml:space="preserve">Pre-IDA21</w:t>
-            </w:r>
-          </w:p>
-        </w:tc>
-      </w:tr>
-      <w:tr>
-        <w:tc>
-          <w:tcPr/>
-          <w:p>
-            <w:pPr>
-              <w:pStyle w:val="Compact"/>
-              <w:jc w:val="left"/>
-            </w:pPr>
-            <w:r>
-              <w:t xml:space="preserve">P500811</w:t>
-            </w:r>
-          </w:p>
-        </w:tc>
-        <w:tc>
-          <w:tcPr/>
-          <w:p>
-            <w:pPr>
-              <w:pStyle w:val="Compact"/>
-              <w:jc w:val="left"/>
-            </w:pPr>
-            <w:r>
-              <w:t xml:space="preserve">Malawi Governance and Accountability PASA</w:t>
-            </w:r>
-          </w:p>
-        </w:tc>
-        <w:tc>
-          <w:tcPr/>
-          <w:p>
-            <w:pPr>
-              <w:pStyle w:val="Compact"/>
-              <w:jc w:val="left"/>
-            </w:pPr>
-            <w:r>
-              <w:t xml:space="preserve">Republic of Malawi</w:t>
-            </w:r>
-          </w:p>
-        </w:tc>
-        <w:tc>
-          <w:tcPr/>
-          <w:p>
-            <w:pPr>
-              <w:pStyle w:val="Compact"/>
-              <w:jc w:val="left"/>
-            </w:pPr>
-            <w:r>
-              <w:t xml:space="preserve">ASA</w:t>
-            </w:r>
-          </w:p>
-        </w:tc>
-        <w:tc>
-          <w:tcPr/>
-          <w:p>
-            <w:pPr>
-              <w:pStyle w:val="Compact"/>
-              <w:jc w:val="left"/>
-            </w:pPr>
-            <w:r>
-              <w:t xml:space="preserve">2023</w:t>
-            </w:r>
-          </w:p>
-        </w:tc>
-        <w:tc>
-          <w:tcPr/>
-          <w:p>
-            <w:pPr>
-              <w:pStyle w:val="Compact"/>
-              <w:jc w:val="left"/>
-            </w:pPr>
-            <w:r>
-              <w:t xml:space="preserve">Pre-IDA21</w:t>
-            </w:r>
-          </w:p>
-        </w:tc>
-      </w:tr>
-      <w:tr>
-        <w:tc>
-          <w:tcPr/>
-          <w:p>
-            <w:pPr>
-              <w:pStyle w:val="Compact"/>
-              <w:jc w:val="left"/>
-            </w:pPr>
-            <w:r>
-              <w:t xml:space="preserve">P174822</w:t>
-            </w:r>
-          </w:p>
-        </w:tc>
-        <w:tc>
-          <w:tcPr/>
-          <w:p>
-            <w:pPr>
-              <w:pStyle w:val="Compact"/>
-              <w:jc w:val="left"/>
-            </w:pPr>
-            <w:r>
-              <w:t xml:space="preserve">Niger Public Sector Management for Resilience and Service Delivery Program</w:t>
-            </w:r>
-          </w:p>
-        </w:tc>
-        <w:tc>
-          <w:tcPr/>
-          <w:p>
-            <w:pPr>
-              <w:pStyle w:val="Compact"/>
-              <w:jc w:val="left"/>
-            </w:pPr>
-            <w:r>
-              <w:t xml:space="preserve">Republic of Niger</w:t>
-            </w:r>
-          </w:p>
-        </w:tc>
-        <w:tc>
-          <w:tcPr/>
-          <w:p>
-            <w:pPr>
-              <w:pStyle w:val="Compact"/>
-              <w:jc w:val="left"/>
-            </w:pPr>
-            <w:r>
-              <w:t xml:space="preserve">Lending</w:t>
-            </w:r>
-          </w:p>
-        </w:tc>
-        <w:tc>
-          <w:tcPr/>
-          <w:p>
-            <w:pPr>
-              <w:pStyle w:val="Compact"/>
-              <w:jc w:val="left"/>
-            </w:pPr>
-            <w:r>
-              <w:t xml:space="preserve">2022</w:t>
-            </w:r>
-          </w:p>
-        </w:tc>
-        <w:tc>
-          <w:tcPr/>
-          <w:p>
-            <w:pPr>
-              <w:pStyle w:val="Compact"/>
-              <w:jc w:val="left"/>
-            </w:pPr>
-            <w:r>
-              <w:t xml:space="preserve">Pre-IDA21</w:t>
-            </w:r>
-          </w:p>
-        </w:tc>
-      </w:tr>
-      <w:tr>
-        <w:tc>
-          <w:tcPr/>
-          <w:p>
-            <w:pPr>
-              <w:pStyle w:val="Compact"/>
-              <w:jc w:val="left"/>
-            </w:pPr>
-            <w:r>
-              <w:t xml:space="preserve">P509601</w:t>
-            </w:r>
-          </w:p>
-        </w:tc>
-        <w:tc>
-          <w:tcPr/>
-          <w:p>
-            <w:pPr>
-              <w:pStyle w:val="Compact"/>
-              <w:jc w:val="left"/>
-            </w:pPr>
-            <w:r>
-              <w:t xml:space="preserve">Niger Food Security and Emergency Access to Essential Services Project</w:t>
-            </w:r>
-          </w:p>
-        </w:tc>
-        <w:tc>
-          <w:tcPr/>
-          <w:p>
-            <w:pPr>
-              <w:pStyle w:val="Compact"/>
-              <w:jc w:val="left"/>
-            </w:pPr>
-            <w:r>
-              <w:t xml:space="preserve">Republic of Niger</w:t>
-            </w:r>
-          </w:p>
-        </w:tc>
-        <w:tc>
-          <w:tcPr/>
-          <w:p>
-            <w:pPr>
-              <w:pStyle w:val="Compact"/>
-              <w:jc w:val="left"/>
-            </w:pPr>
-            <w:r>
-              <w:t xml:space="preserve">Lending</w:t>
-            </w:r>
-          </w:p>
-        </w:tc>
-        <w:tc>
-          <w:tcPr/>
-          <w:p>
-            <w:pPr>
-              <w:pStyle w:val="Compact"/>
-              <w:jc w:val="left"/>
-            </w:pPr>
-            <w:r>
-              <w:t xml:space="preserve">2025</w:t>
-            </w:r>
-          </w:p>
-        </w:tc>
-        <w:tc>
-          <w:tcPr/>
-          <w:p>
-            <w:pPr>
-              <w:pStyle w:val="Compact"/>
-              <w:jc w:val="left"/>
-            </w:pPr>
-            <w:r>
-              <w:t xml:space="preserve">Pre-IDA21</w:t>
-            </w:r>
-          </w:p>
-        </w:tc>
-      </w:tr>
-      <w:tr>
-        <w:tc>
-          <w:tcPr/>
-          <w:p>
-            <w:pPr>
-              <w:pStyle w:val="Compact"/>
-              <w:jc w:val="left"/>
-            </w:pPr>
-            <w:r>
-              <w:t xml:space="preserve">P500797</w:t>
-            </w:r>
-          </w:p>
-        </w:tc>
-        <w:tc>
-          <w:tcPr/>
-          <w:p>
-            <w:pPr>
-              <w:pStyle w:val="Compact"/>
-              <w:jc w:val="left"/>
-            </w:pPr>
-            <w:r>
-              <w:t xml:space="preserve">Rwanda Governance and Decentralization Support PASA</w:t>
-            </w:r>
-          </w:p>
-        </w:tc>
-        <w:tc>
-          <w:tcPr/>
-          <w:p>
-            <w:pPr>
-              <w:pStyle w:val="Compact"/>
-              <w:jc w:val="left"/>
-            </w:pPr>
-            <w:r>
-              <w:t xml:space="preserve">Republic of Rwanda</w:t>
-            </w:r>
-          </w:p>
-        </w:tc>
-        <w:tc>
-          <w:tcPr/>
-          <w:p>
-            <w:pPr>
-              <w:pStyle w:val="Compact"/>
-              <w:jc w:val="left"/>
-            </w:pPr>
-            <w:r>
-              <w:t xml:space="preserve">ASA</w:t>
-            </w:r>
-          </w:p>
-        </w:tc>
-        <w:tc>
-          <w:tcPr/>
-          <w:p>
-            <w:pPr>
-              <w:pStyle w:val="Compact"/>
-              <w:jc w:val="left"/>
-            </w:pPr>
-            <w:r>
-              <w:t xml:space="preserve">2024</w:t>
-            </w:r>
-          </w:p>
-        </w:tc>
-        <w:tc>
-          <w:tcPr/>
-          <w:p>
-            <w:pPr>
-              <w:pStyle w:val="Compact"/>
-              <w:jc w:val="left"/>
-            </w:pPr>
-            <w:r>
-              <w:t xml:space="preserve">Pre-IDA21</w:t>
-            </w:r>
-          </w:p>
-        </w:tc>
-      </w:tr>
-      <w:tr>
-        <w:tc>
-          <w:tcPr/>
-          <w:p>
-            <w:pPr>
-              <w:pStyle w:val="Compact"/>
-              <w:jc w:val="left"/>
-            </w:pPr>
-            <w:r>
-              <w:t xml:space="preserve">P510613</w:t>
-            </w:r>
-          </w:p>
-        </w:tc>
-        <w:tc>
-          <w:tcPr/>
-          <w:p>
-            <w:pPr>
-              <w:pStyle w:val="Compact"/>
-              <w:jc w:val="left"/>
-            </w:pPr>
-            <w:r>
-              <w:t xml:space="preserve">Strengthening Senegal?s Fiscal Sustainability Program</w:t>
-            </w:r>
-          </w:p>
-        </w:tc>
-        <w:tc>
-          <w:tcPr/>
-          <w:p>
-            <w:pPr>
-              <w:pStyle w:val="Compact"/>
-              <w:jc w:val="left"/>
-            </w:pPr>
-            <w:r>
-              <w:t xml:space="preserve">Republic of Senegal</w:t>
-            </w:r>
-          </w:p>
-        </w:tc>
-        <w:tc>
-          <w:tcPr/>
-          <w:p>
-            <w:pPr>
-              <w:pStyle w:val="Compact"/>
-              <w:jc w:val="left"/>
-            </w:pPr>
-            <w:r>
-              <w:t xml:space="preserve">Lending</w:t>
-            </w:r>
-          </w:p>
-        </w:tc>
-        <w:tc>
-          <w:tcPr/>
-          <w:p>
-            <w:pPr>
-              <w:pStyle w:val="Compact"/>
-              <w:jc w:val="left"/>
-            </w:pPr>
-            <w:r>
-              <w:t xml:space="preserve">2025</w:t>
-            </w:r>
-          </w:p>
-        </w:tc>
-        <w:tc>
-          <w:tcPr/>
-          <w:p>
-            <w:pPr>
-              <w:pStyle w:val="Compact"/>
-              <w:jc w:val="left"/>
-            </w:pPr>
-            <w:r>
-              <w:t xml:space="preserve">Pre-IDA21</w:t>
-            </w:r>
-          </w:p>
-        </w:tc>
-      </w:tr>
-      <w:tr>
-        <w:tc>
-          <w:tcPr/>
-          <w:p>
-            <w:pPr>
-              <w:pStyle w:val="Compact"/>
-              <w:jc w:val="left"/>
-            </w:pPr>
-            <w:r>
-              <w:t xml:space="preserve">P172492</w:t>
-            </w:r>
-          </w:p>
-        </w:tc>
-        <w:tc>
-          <w:tcPr/>
-          <w:p>
-            <w:pPr>
-              <w:pStyle w:val="Compact"/>
-              <w:jc w:val="left"/>
-            </w:pPr>
-            <w:r>
-              <w:t xml:space="preserve">Accountable Governance for Basic Service Delivery</w:t>
-            </w:r>
-          </w:p>
-        </w:tc>
-        <w:tc>
-          <w:tcPr/>
-          <w:p>
-            <w:pPr>
-              <w:pStyle w:val="Compact"/>
-              <w:jc w:val="left"/>
-            </w:pPr>
-            <w:r>
-              <w:t xml:space="preserve">Republic of Sierra Leone</w:t>
-            </w:r>
-          </w:p>
-        </w:tc>
-        <w:tc>
-          <w:tcPr/>
-          <w:p>
-            <w:pPr>
-              <w:pStyle w:val="Compact"/>
-              <w:jc w:val="left"/>
-            </w:pPr>
-            <w:r>
-              <w:t xml:space="preserve">Lending</w:t>
-            </w:r>
-          </w:p>
-        </w:tc>
-        <w:tc>
-          <w:tcPr/>
-          <w:p>
-            <w:pPr>
-              <w:pStyle w:val="Compact"/>
-              <w:jc w:val="left"/>
-            </w:pPr>
-            <w:r>
-              <w:t xml:space="preserve">2021</w:t>
-            </w:r>
-          </w:p>
-        </w:tc>
-        <w:tc>
-          <w:tcPr/>
-          <w:p>
-            <w:pPr>
-              <w:pStyle w:val="Compact"/>
-              <w:jc w:val="left"/>
-            </w:pPr>
-            <w:r>
-              <w:t xml:space="preserve">Pre-IDA21</w:t>
-            </w:r>
-          </w:p>
-        </w:tc>
-      </w:tr>
-      <w:tr>
-        <w:tc>
-          <w:tcPr/>
-          <w:p>
-            <w:pPr>
-              <w:pStyle w:val="Compact"/>
-              <w:jc w:val="left"/>
-            </w:pPr>
-            <w:r>
-              <w:t xml:space="preserve">P176761</w:t>
-            </w:r>
-          </w:p>
-        </w:tc>
-        <w:tc>
-          <w:tcPr/>
-          <w:p>
-            <w:pPr>
-              <w:pStyle w:val="Compact"/>
-              <w:jc w:val="left"/>
-            </w:pPr>
-            <w:r>
-              <w:t xml:space="preserve">Public Financial Management and Institutional Strengthening Project</w:t>
-            </w:r>
-          </w:p>
-        </w:tc>
-        <w:tc>
-          <w:tcPr/>
-          <w:p>
-            <w:pPr>
-              <w:pStyle w:val="Compact"/>
-              <w:jc w:val="left"/>
-            </w:pPr>
-            <w:r>
-              <w:t xml:space="preserve">Republic of South Sudan</w:t>
-            </w:r>
-          </w:p>
-        </w:tc>
-        <w:tc>
-          <w:tcPr/>
-          <w:p>
-            <w:pPr>
-              <w:pStyle w:val="Compact"/>
-              <w:jc w:val="left"/>
-            </w:pPr>
-            <w:r>
-              <w:t xml:space="preserve">Lending</w:t>
-            </w:r>
-          </w:p>
-        </w:tc>
-        <w:tc>
-          <w:tcPr/>
-          <w:p>
-            <w:pPr>
-              <w:pStyle w:val="Compact"/>
-              <w:jc w:val="left"/>
-            </w:pPr>
-            <w:r>
-              <w:t xml:space="preserve">2022</w:t>
-            </w:r>
-          </w:p>
-        </w:tc>
-        <w:tc>
-          <w:tcPr/>
-          <w:p>
-            <w:pPr>
-              <w:pStyle w:val="Compact"/>
-              <w:jc w:val="left"/>
-            </w:pPr>
-            <w:r>
-              <w:t xml:space="preserve">Pre-IDA21</w:t>
-            </w:r>
-          </w:p>
-        </w:tc>
-      </w:tr>
-      <w:tr>
-        <w:tc>
-          <w:tcPr/>
-          <w:p>
-            <w:pPr>
-              <w:pStyle w:val="Compact"/>
-              <w:jc w:val="left"/>
-            </w:pPr>
-            <w:r>
-              <w:t xml:space="preserve">P500500</w:t>
-            </w:r>
-          </w:p>
-        </w:tc>
-        <w:tc>
-          <w:tcPr/>
-          <w:p>
-            <w:pPr>
-              <w:pStyle w:val="Compact"/>
-              <w:jc w:val="left"/>
-            </w:pPr>
-            <w:r>
-              <w:t xml:space="preserve">Building Institutional Foundations for an Effective Public Service Project</w:t>
-            </w:r>
-          </w:p>
-        </w:tc>
-        <w:tc>
-          <w:tcPr/>
-          <w:p>
-            <w:pPr>
-              <w:pStyle w:val="Compact"/>
-              <w:jc w:val="left"/>
-            </w:pPr>
-            <w:r>
-              <w:t xml:space="preserve">Republic of South Sudan</w:t>
-            </w:r>
-          </w:p>
-        </w:tc>
-        <w:tc>
-          <w:tcPr/>
-          <w:p>
-            <w:pPr>
-              <w:pStyle w:val="Compact"/>
-              <w:jc w:val="left"/>
-            </w:pPr>
-            <w:r>
-              <w:t xml:space="preserve">Lending</w:t>
-            </w:r>
-          </w:p>
-        </w:tc>
-        <w:tc>
-          <w:tcPr/>
-          <w:p>
-            <w:pPr>
-              <w:pStyle w:val="Compact"/>
-              <w:jc w:val="left"/>
-            </w:pPr>
-            <w:r>
-              <w:t xml:space="preserve">2025</w:t>
-            </w:r>
-          </w:p>
-        </w:tc>
-        <w:tc>
-          <w:tcPr/>
-          <w:p>
-            <w:pPr>
-              <w:pStyle w:val="Compact"/>
-              <w:jc w:val="left"/>
-            </w:pPr>
-            <w:r>
-              <w:t xml:space="preserve">Pre-IDA21</w:t>
-            </w:r>
-          </w:p>
-        </w:tc>
-      </w:tr>
-      <w:tr>
-        <w:tc>
-          <w:tcPr/>
-          <w:p>
-            <w:pPr>
-              <w:pStyle w:val="Compact"/>
-              <w:jc w:val="left"/>
-            </w:pPr>
-            <w:r>
-              <w:t xml:space="preserve">P180797</w:t>
-            </w:r>
-          </w:p>
-        </w:tc>
-        <w:tc>
-          <w:tcPr/>
-          <w:p>
-            <w:pPr>
-              <w:pStyle w:val="Compact"/>
-              <w:jc w:val="left"/>
-            </w:pPr>
-            <w:r>
-              <w:t xml:space="preserve">South Sudan Programmatic Governance and Public Financial Management Technical Assistance</w:t>
-            </w:r>
-          </w:p>
-        </w:tc>
-        <w:tc>
-          <w:tcPr/>
-          <w:p>
-            <w:pPr>
-              <w:pStyle w:val="Compact"/>
-              <w:jc w:val="left"/>
-            </w:pPr>
-            <w:r>
-              <w:t xml:space="preserve">Republic of South Sudan</w:t>
-            </w:r>
-          </w:p>
-        </w:tc>
-        <w:tc>
-          <w:tcPr/>
-          <w:p>
-            <w:pPr>
-              <w:pStyle w:val="Compact"/>
-              <w:jc w:val="left"/>
-            </w:pPr>
-            <w:r>
-              <w:t xml:space="preserve">ASA</w:t>
-            </w:r>
-          </w:p>
-        </w:tc>
-        <w:tc>
-          <w:tcPr/>
-          <w:p>
-            <w:pPr>
-              <w:pStyle w:val="Compact"/>
-              <w:jc w:val="left"/>
-            </w:pPr>
-            <w:r>
-              <w:t xml:space="preserve">2023</w:t>
-            </w:r>
-          </w:p>
-        </w:tc>
-        <w:tc>
-          <w:tcPr/>
-          <w:p>
-            <w:pPr>
-              <w:pStyle w:val="Compact"/>
-              <w:jc w:val="left"/>
-            </w:pPr>
-            <w:r>
-              <w:t xml:space="preserve">Pre-IDA21</w:t>
-            </w:r>
-          </w:p>
-        </w:tc>
-      </w:tr>
-      <w:tr>
-        <w:tc>
-          <w:tcPr/>
-          <w:p>
-            <w:pPr>
-              <w:pStyle w:val="Compact"/>
-              <w:jc w:val="left"/>
-            </w:pPr>
-            <w:r>
-              <w:t xml:space="preserve">P150381</w:t>
-            </w:r>
-          </w:p>
-        </w:tc>
-        <w:tc>
-          <w:tcPr/>
-          <w:p>
-            <w:pPr>
-              <w:pStyle w:val="Compact"/>
-              <w:jc w:val="left"/>
-            </w:pPr>
-            <w:r>
-              <w:t xml:space="preserve">Public Finance Management Modernization Project 2</w:t>
-            </w:r>
-          </w:p>
-        </w:tc>
-        <w:tc>
-          <w:tcPr/>
-          <w:p>
-            <w:pPr>
-              <w:pStyle w:val="Compact"/>
-              <w:jc w:val="left"/>
-            </w:pPr>
-            <w:r>
-              <w:t xml:space="preserve">Republic of Tajikistan</w:t>
-            </w:r>
-          </w:p>
-        </w:tc>
-        <w:tc>
-          <w:tcPr/>
-          <w:p>
-            <w:pPr>
-              <w:pStyle w:val="Compact"/>
-              <w:jc w:val="left"/>
-            </w:pPr>
-            <w:r>
-              <w:t xml:space="preserve">Lending</w:t>
-            </w:r>
-          </w:p>
-        </w:tc>
-        <w:tc>
-          <w:tcPr/>
-          <w:p>
-            <w:pPr>
-              <w:pStyle w:val="Compact"/>
-              <w:jc w:val="left"/>
-            </w:pPr>
-            <w:r>
-              <w:t xml:space="preserve">2015</w:t>
-            </w:r>
-          </w:p>
-        </w:tc>
-        <w:tc>
-          <w:tcPr/>
-          <w:p>
-            <w:pPr>
-              <w:pStyle w:val="Compact"/>
-              <w:jc w:val="left"/>
-            </w:pPr>
-            <w:r>
-              <w:t xml:space="preserve">Pre-IDA21</w:t>
-            </w:r>
-          </w:p>
-        </w:tc>
-      </w:tr>
-      <w:tr>
-        <w:tc>
-          <w:tcPr/>
-          <w:p>
-            <w:pPr>
-              <w:pStyle w:val="Compact"/>
-              <w:jc w:val="left"/>
-            </w:pPr>
-            <w:r>
-              <w:t xml:space="preserve">P172924</w:t>
-            </w:r>
-          </w:p>
-        </w:tc>
-        <w:tc>
-          <w:tcPr/>
-          <w:p>
-            <w:pPr>
-              <w:pStyle w:val="Compact"/>
-              <w:jc w:val="left"/>
-            </w:pPr>
-            <w:r>
-              <w:t xml:space="preserve">Additional Financing for Public Finance Management Modernization Project 2</w:t>
-            </w:r>
-          </w:p>
-        </w:tc>
-        <w:tc>
-          <w:tcPr/>
-          <w:p>
-            <w:pPr>
-              <w:pStyle w:val="Compact"/>
-              <w:jc w:val="left"/>
-            </w:pPr>
-            <w:r>
-              <w:t xml:space="preserve">Republic of Tajikistan</w:t>
-            </w:r>
-          </w:p>
-        </w:tc>
-        <w:tc>
-          <w:tcPr/>
-          <w:p>
-            <w:pPr>
-              <w:pStyle w:val="Compact"/>
-              <w:jc w:val="left"/>
-            </w:pPr>
-            <w:r>
-              <w:t xml:space="preserve">Lending</w:t>
-            </w:r>
-          </w:p>
-        </w:tc>
-        <w:tc>
-          <w:tcPr/>
-          <w:p>
-            <w:pPr>
-              <w:pStyle w:val="Compact"/>
-              <w:jc w:val="left"/>
-            </w:pPr>
-            <w:r>
-              <w:t xml:space="preserve">2021</w:t>
-            </w:r>
-          </w:p>
-        </w:tc>
-        <w:tc>
-          <w:tcPr/>
-          <w:p>
-            <w:pPr>
-              <w:pStyle w:val="Compact"/>
-              <w:jc w:val="left"/>
-            </w:pPr>
-            <w:r>
-              <w:t xml:space="preserve">Pre-IDA21</w:t>
-            </w:r>
-          </w:p>
-        </w:tc>
-      </w:tr>
-      <w:tr>
-        <w:tc>
-          <w:tcPr/>
-          <w:p>
-            <w:pPr>
-              <w:pStyle w:val="Compact"/>
-              <w:jc w:val="left"/>
-            </w:pPr>
-            <w:r>
-              <w:t xml:space="preserve">P171892</w:t>
-            </w:r>
-          </w:p>
-        </w:tc>
-        <w:tc>
-          <w:tcPr/>
-          <w:p>
-            <w:pPr>
-              <w:pStyle w:val="Compact"/>
-              <w:jc w:val="left"/>
-            </w:pPr>
-            <w:r>
-              <w:t xml:space="preserve">Tax Reform Operation</w:t>
-            </w:r>
-          </w:p>
-        </w:tc>
-        <w:tc>
-          <w:tcPr/>
-          <w:p>
-            <w:pPr>
-              <w:pStyle w:val="Compact"/>
-              <w:jc w:val="left"/>
-            </w:pPr>
-            <w:r>
-              <w:t xml:space="preserve">Republic of Tajikistan</w:t>
-            </w:r>
-          </w:p>
-        </w:tc>
-        <w:tc>
-          <w:tcPr/>
-          <w:p>
-            <w:pPr>
-              <w:pStyle w:val="Compact"/>
-              <w:jc w:val="left"/>
-            </w:pPr>
-            <w:r>
-              <w:t xml:space="preserve">Lending</w:t>
-            </w:r>
-          </w:p>
-        </w:tc>
-        <w:tc>
-          <w:tcPr/>
-          <w:p>
-            <w:pPr>
-              <w:pStyle w:val="Compact"/>
-              <w:jc w:val="left"/>
-            </w:pPr>
-            <w:r>
-              <w:t xml:space="preserve">2021</w:t>
-            </w:r>
-          </w:p>
-        </w:tc>
-        <w:tc>
-          <w:tcPr/>
-          <w:p>
-            <w:pPr>
-              <w:pStyle w:val="Compact"/>
-              <w:jc w:val="left"/>
-            </w:pPr>
-            <w:r>
-              <w:t xml:space="preserve">Pre-IDA21</w:t>
-            </w:r>
-          </w:p>
-        </w:tc>
-      </w:tr>
-      <w:tr>
-        <w:tc>
-          <w:tcPr/>
-          <w:p>
-            <w:pPr>
-              <w:pStyle w:val="Compact"/>
-              <w:jc w:val="left"/>
-            </w:pPr>
-            <w:r>
-              <w:t xml:space="preserve">P176883</w:t>
-            </w:r>
-          </w:p>
-        </w:tc>
-        <w:tc>
-          <w:tcPr/>
-          <w:p>
-            <w:pPr>
-              <w:pStyle w:val="Compact"/>
-              <w:jc w:val="left"/>
-            </w:pPr>
-            <w:r>
-              <w:t xml:space="preserve">Togo Public Sector Strengthening for Service Delivery Operation</w:t>
-            </w:r>
-          </w:p>
-        </w:tc>
-        <w:tc>
-          <w:tcPr/>
-          <w:p>
-            <w:pPr>
-              <w:pStyle w:val="Compact"/>
-              <w:jc w:val="left"/>
-            </w:pPr>
-            <w:r>
-              <w:t xml:space="preserve">Republic of Togo</w:t>
-            </w:r>
-          </w:p>
-        </w:tc>
-        <w:tc>
-          <w:tcPr/>
-          <w:p>
-            <w:pPr>
-              <w:pStyle w:val="Compact"/>
-              <w:jc w:val="left"/>
-            </w:pPr>
-            <w:r>
-              <w:t xml:space="preserve">Lending</w:t>
-            </w:r>
-          </w:p>
-        </w:tc>
-        <w:tc>
-          <w:tcPr/>
-          <w:p>
-            <w:pPr>
-              <w:pStyle w:val="Compact"/>
-              <w:jc w:val="left"/>
-            </w:pPr>
-            <w:r>
-              <w:t xml:space="preserve">2024</w:t>
-            </w:r>
-          </w:p>
-        </w:tc>
-        <w:tc>
-          <w:tcPr/>
-          <w:p>
-            <w:pPr>
-              <w:pStyle w:val="Compact"/>
-              <w:jc w:val="left"/>
-            </w:pPr>
-            <w:r>
-              <w:t xml:space="preserve">Pre-IDA21</w:t>
-            </w:r>
-          </w:p>
-        </w:tc>
-      </w:tr>
-      <w:tr>
-        <w:tc>
-          <w:tcPr/>
-          <w:p>
-            <w:pPr>
-              <w:pStyle w:val="Compact"/>
-              <w:jc w:val="left"/>
-            </w:pPr>
-            <w:r>
-              <w:t xml:space="preserve">P501226</w:t>
-            </w:r>
-          </w:p>
-        </w:tc>
-        <w:tc>
-          <w:tcPr/>
-          <w:p>
-            <w:pPr>
-              <w:pStyle w:val="Compact"/>
-              <w:jc w:val="left"/>
-            </w:pPr>
-            <w:r>
-              <w:t xml:space="preserve">Improving Public Financial Management to Support Service Delivery in Togo</w:t>
-            </w:r>
-          </w:p>
-        </w:tc>
-        <w:tc>
-          <w:tcPr/>
-          <w:p>
-            <w:pPr>
-              <w:pStyle w:val="Compact"/>
-              <w:jc w:val="left"/>
-            </w:pPr>
-            <w:r>
-              <w:t xml:space="preserve">Republic of Togo</w:t>
-            </w:r>
-          </w:p>
-        </w:tc>
-        <w:tc>
-          <w:tcPr/>
-          <w:p>
-            <w:pPr>
-              <w:pStyle w:val="Compact"/>
-              <w:jc w:val="left"/>
-            </w:pPr>
-            <w:r>
-              <w:t xml:space="preserve">ASA</w:t>
-            </w:r>
-          </w:p>
-        </w:tc>
-        <w:tc>
-          <w:tcPr/>
-          <w:p>
-            <w:pPr>
-              <w:pStyle w:val="Compact"/>
-              <w:jc w:val="left"/>
-            </w:pPr>
-            <w:r>
-              <w:t xml:space="preserve">2023</w:t>
-            </w:r>
-          </w:p>
-        </w:tc>
-        <w:tc>
-          <w:tcPr/>
-          <w:p>
-            <w:pPr>
-              <w:pStyle w:val="Compact"/>
-              <w:jc w:val="left"/>
-            </w:pPr>
-            <w:r>
-              <w:t xml:space="preserve">Pre-IDA21</w:t>
-            </w:r>
-          </w:p>
-        </w:tc>
-      </w:tr>
-      <w:tr>
-        <w:tc>
-          <w:tcPr/>
-          <w:p>
-            <w:pPr>
-              <w:pStyle w:val="Compact"/>
-              <w:jc w:val="left"/>
-            </w:pPr>
-            <w:r>
-              <w:t xml:space="preserve">P501663</w:t>
-            </w:r>
-          </w:p>
-        </w:tc>
-        <w:tc>
-          <w:tcPr/>
-          <w:p>
-            <w:pPr>
-              <w:pStyle w:val="Compact"/>
-              <w:jc w:val="left"/>
-            </w:pPr>
-            <w:r>
-              <w:t xml:space="preserve">Uganda Governance Programmatic Advisory Services and Analytics</w:t>
-            </w:r>
-          </w:p>
-        </w:tc>
-        <w:tc>
-          <w:tcPr/>
-          <w:p>
-            <w:pPr>
-              <w:pStyle w:val="Compact"/>
-              <w:jc w:val="left"/>
-            </w:pPr>
-            <w:r>
-              <w:t xml:space="preserve">Republic of Uganda</w:t>
-            </w:r>
-          </w:p>
-        </w:tc>
-        <w:tc>
-          <w:tcPr/>
-          <w:p>
-            <w:pPr>
-              <w:pStyle w:val="Compact"/>
-              <w:jc w:val="left"/>
-            </w:pPr>
-            <w:r>
-              <w:t xml:space="preserve">ASA</w:t>
-            </w:r>
-          </w:p>
-        </w:tc>
-        <w:tc>
-          <w:tcPr/>
-          <w:p>
-            <w:pPr>
-              <w:pStyle w:val="Compact"/>
-              <w:jc w:val="left"/>
-            </w:pPr>
-            <w:r>
-              <w:t xml:space="preserve">2024</w:t>
-            </w:r>
-          </w:p>
-        </w:tc>
-        <w:tc>
-          <w:tcPr/>
-          <w:p>
-            <w:pPr>
-              <w:pStyle w:val="Compact"/>
-              <w:jc w:val="left"/>
-            </w:pPr>
-            <w:r>
-              <w:t xml:space="preserve">Pre-IDA21</w:t>
-            </w:r>
-          </w:p>
-        </w:tc>
-      </w:tr>
-      <w:tr>
-        <w:tc>
-          <w:tcPr/>
-          <w:p>
-            <w:pPr>
-              <w:pStyle w:val="Compact"/>
-              <w:jc w:val="left"/>
-            </w:pPr>
-            <w:r>
-              <w:t xml:space="preserve">P173001</w:t>
-            </w:r>
-          </w:p>
-        </w:tc>
-        <w:tc>
-          <w:tcPr/>
-          <w:p>
-            <w:pPr>
-              <w:pStyle w:val="Compact"/>
-              <w:jc w:val="left"/>
-            </w:pPr>
-            <w:r>
-              <w:t xml:space="preserve">Tax Administration Reform Project in Uzbekistan</w:t>
-            </w:r>
-          </w:p>
-        </w:tc>
-        <w:tc>
-          <w:tcPr/>
-          <w:p>
-            <w:pPr>
-              <w:pStyle w:val="Compact"/>
-              <w:jc w:val="left"/>
-            </w:pPr>
-            <w:r>
-              <w:t xml:space="preserve">Republic of Uzbekistan</w:t>
-            </w:r>
-          </w:p>
-        </w:tc>
-        <w:tc>
-          <w:tcPr/>
-          <w:p>
-            <w:pPr>
-              <w:pStyle w:val="Compact"/>
-              <w:jc w:val="left"/>
-            </w:pPr>
-            <w:r>
-              <w:t xml:space="preserve">Lending</w:t>
-            </w:r>
-          </w:p>
-        </w:tc>
-        <w:tc>
-          <w:tcPr/>
-          <w:p>
-            <w:pPr>
-              <w:pStyle w:val="Compact"/>
-              <w:jc w:val="left"/>
-            </w:pPr>
-            <w:r>
-              <w:t xml:space="preserve">2021</w:t>
-            </w:r>
-          </w:p>
-        </w:tc>
-        <w:tc>
-          <w:tcPr/>
-          <w:p>
-            <w:pPr>
-              <w:pStyle w:val="Compact"/>
-              <w:jc w:val="left"/>
-            </w:pPr>
-            <w:r>
-              <w:t xml:space="preserve">Pre-IDA21</w:t>
-            </w:r>
-          </w:p>
-        </w:tc>
-      </w:tr>
-      <w:tr>
-        <w:tc>
-          <w:tcPr/>
-          <w:p>
-            <w:pPr>
-              <w:pStyle w:val="Compact"/>
-              <w:jc w:val="left"/>
-            </w:pPr>
-            <w:r>
-              <w:t xml:space="preserve">P506552</w:t>
-            </w:r>
-          </w:p>
-        </w:tc>
-        <w:tc>
-          <w:tcPr/>
-          <w:p>
-            <w:pPr>
-              <w:pStyle w:val="Compact"/>
-              <w:jc w:val="left"/>
-            </w:pPr>
-            <w:r>
-              <w:t xml:space="preserve">Yemen Strengthening Institutions</w:t>
-            </w:r>
-          </w:p>
-        </w:tc>
-        <w:tc>
-          <w:tcPr/>
-          <w:p>
-            <w:pPr>
-              <w:pStyle w:val="Compact"/>
-              <w:jc w:val="left"/>
-            </w:pPr>
-            <w:r>
-              <w:t xml:space="preserve">Republic of Yemen</w:t>
-            </w:r>
-          </w:p>
-        </w:tc>
-        <w:tc>
-          <w:tcPr/>
-          <w:p>
-            <w:pPr>
-              <w:pStyle w:val="Compact"/>
-              <w:jc w:val="left"/>
-            </w:pPr>
-            <w:r>
-              <w:t xml:space="preserve">ASA</w:t>
-            </w:r>
-          </w:p>
-        </w:tc>
-        <w:tc>
-          <w:tcPr/>
-          <w:p>
-            <w:pPr>
-              <w:pStyle w:val="Compact"/>
-              <w:jc w:val="left"/>
-            </w:pPr>
-            <w:r>
-              <w:t xml:space="preserve">2024</w:t>
-            </w:r>
-          </w:p>
-        </w:tc>
-        <w:tc>
-          <w:tcPr/>
-          <w:p>
-            <w:pPr>
-              <w:pStyle w:val="Compact"/>
-              <w:jc w:val="left"/>
-            </w:pPr>
-            <w:r>
-              <w:t xml:space="preserve">Pre-IDA21</w:t>
-            </w:r>
-          </w:p>
-        </w:tc>
-      </w:tr>
-      <w:tr>
-        <w:tc>
-          <w:tcPr/>
-          <w:p>
-            <w:pPr>
-              <w:pStyle w:val="Compact"/>
-              <w:jc w:val="left"/>
-            </w:pPr>
-            <w:r>
-              <w:t xml:space="preserve">P178492</w:t>
-            </w:r>
-          </w:p>
-        </w:tc>
-        <w:tc>
-          <w:tcPr/>
-          <w:p>
-            <w:pPr>
-              <w:pStyle w:val="Compact"/>
-              <w:jc w:val="left"/>
-            </w:pPr>
-            <w:r>
-              <w:t xml:space="preserve">Zambia Devolution Support Program</w:t>
-            </w:r>
-          </w:p>
-        </w:tc>
-        <w:tc>
-          <w:tcPr/>
-          <w:p>
-            <w:pPr>
-              <w:pStyle w:val="Compact"/>
-              <w:jc w:val="left"/>
-            </w:pPr>
-            <w:r>
-              <w:t xml:space="preserve">Republic of Zambia</w:t>
-            </w:r>
-          </w:p>
-        </w:tc>
-        <w:tc>
-          <w:tcPr/>
-          <w:p>
-            <w:pPr>
-              <w:pStyle w:val="Compact"/>
-              <w:jc w:val="left"/>
-            </w:pPr>
-            <w:r>
-              <w:t xml:space="preserve">Lending</w:t>
-            </w:r>
-          </w:p>
-        </w:tc>
-        <w:tc>
-          <w:tcPr/>
-          <w:p>
-            <w:pPr>
-              <w:pStyle w:val="Compact"/>
-              <w:jc w:val="left"/>
-            </w:pPr>
-            <w:r>
-              <w:t xml:space="preserve">2022</w:t>
-            </w:r>
-          </w:p>
-        </w:tc>
-        <w:tc>
-          <w:tcPr/>
-          <w:p>
-            <w:pPr>
-              <w:pStyle w:val="Compact"/>
-              <w:jc w:val="left"/>
-            </w:pPr>
-            <w:r>
-              <w:t xml:space="preserve">Pre-IDA21</w:t>
-            </w:r>
-          </w:p>
-        </w:tc>
-      </w:tr>
-      <w:tr>
-        <w:tc>
-          <w:tcPr/>
-          <w:p>
-            <w:pPr>
-              <w:pStyle w:val="Compact"/>
-              <w:jc w:val="left"/>
-            </w:pPr>
-            <w:r>
-              <w:t xml:space="preserve">P502030</w:t>
-            </w:r>
-          </w:p>
-        </w:tc>
-        <w:tc>
-          <w:tcPr/>
-          <w:p>
-            <w:pPr>
-              <w:pStyle w:val="Compact"/>
-              <w:jc w:val="left"/>
-            </w:pPr>
-            <w:r>
-              <w:t xml:space="preserve">Zambia Governance for Transformation PASA</w:t>
-            </w:r>
-          </w:p>
-        </w:tc>
-        <w:tc>
-          <w:tcPr/>
-          <w:p>
-            <w:pPr>
-              <w:pStyle w:val="Compact"/>
-              <w:jc w:val="left"/>
-            </w:pPr>
-            <w:r>
-              <w:t xml:space="preserve">Republic of Zambia</w:t>
-            </w:r>
-          </w:p>
-        </w:tc>
-        <w:tc>
-          <w:tcPr/>
-          <w:p>
-            <w:pPr>
-              <w:pStyle w:val="Compact"/>
-              <w:jc w:val="left"/>
-            </w:pPr>
-            <w:r>
-              <w:t xml:space="preserve">ASA</w:t>
-            </w:r>
-          </w:p>
-        </w:tc>
-        <w:tc>
-          <w:tcPr/>
-          <w:p>
-            <w:pPr>
-              <w:pStyle w:val="Compact"/>
-              <w:jc w:val="left"/>
-            </w:pPr>
-            <w:r>
-              <w:t xml:space="preserve">2023</w:t>
-            </w:r>
-          </w:p>
-        </w:tc>
-        <w:tc>
-          <w:tcPr/>
-          <w:p>
-            <w:pPr>
-              <w:pStyle w:val="Compact"/>
-              <w:jc w:val="left"/>
-            </w:pPr>
-            <w:r>
-              <w:t xml:space="preserve">Pre-IDA21</w:t>
-            </w:r>
-          </w:p>
-        </w:tc>
-      </w:tr>
-      <w:tr>
-        <w:tc>
-          <w:tcPr/>
-          <w:p>
-            <w:pPr>
-              <w:pStyle w:val="Compact"/>
-              <w:jc w:val="left"/>
-            </w:pPr>
-            <w:r>
-              <w:t xml:space="preserve">P180722</w:t>
-            </w:r>
-          </w:p>
-        </w:tc>
-        <w:tc>
-          <w:tcPr/>
-          <w:p>
-            <w:pPr>
-              <w:pStyle w:val="Compact"/>
-              <w:jc w:val="left"/>
-            </w:pPr>
-            <w:r>
-              <w:t xml:space="preserve">Public Finance Management and Procurement Systems for Service Delivery Program</w:t>
-            </w:r>
-          </w:p>
-        </w:tc>
-        <w:tc>
-          <w:tcPr/>
-          <w:p>
-            <w:pPr>
-              <w:pStyle w:val="Compact"/>
-              <w:jc w:val="left"/>
-            </w:pPr>
-            <w:r>
-              <w:t xml:space="preserve">United Republic of Tanzania</w:t>
-            </w:r>
-          </w:p>
-        </w:tc>
-        <w:tc>
-          <w:tcPr/>
-          <w:p>
-            <w:pPr>
-              <w:pStyle w:val="Compact"/>
-              <w:jc w:val="left"/>
-            </w:pPr>
-            <w:r>
-              <w:t xml:space="preserve">Lending</w:t>
-            </w:r>
-          </w:p>
-        </w:tc>
-        <w:tc>
-          <w:tcPr/>
-          <w:p>
-            <w:pPr>
-              <w:pStyle w:val="Compact"/>
-              <w:jc w:val="left"/>
-            </w:pPr>
-            <w:r>
-              <w:t xml:space="preserve">2024</w:t>
-            </w:r>
-          </w:p>
-        </w:tc>
-        <w:tc>
-          <w:tcPr/>
-          <w:p>
-            <w:pPr>
-              <w:pStyle w:val="Compact"/>
-              <w:jc w:val="left"/>
-            </w:pPr>
-            <w:r>
-              <w:t xml:space="preserve">Pre-IDA21</w:t>
-            </w:r>
-          </w:p>
-        </w:tc>
-      </w:tr>
-      <w:tr>
-        <w:tc>
-          <w:tcPr/>
-          <w:p>
-            <w:pPr>
-              <w:pStyle w:val="Compact"/>
-              <w:jc w:val="left"/>
-            </w:pPr>
-            <w:r>
-              <w:t xml:space="preserve">P500588</w:t>
-            </w:r>
-          </w:p>
-        </w:tc>
-        <w:tc>
-          <w:tcPr/>
-          <w:p>
-            <w:pPr>
-              <w:pStyle w:val="Compact"/>
-              <w:jc w:val="left"/>
-            </w:pPr>
-            <w:r>
-              <w:t xml:space="preserve">Zanzibar Judicial Modernization Project (Zi-JUMP)</w:t>
-            </w:r>
-          </w:p>
-        </w:tc>
-        <w:tc>
-          <w:tcPr/>
-          <w:p>
-            <w:pPr>
-              <w:pStyle w:val="Compact"/>
-              <w:jc w:val="left"/>
-            </w:pPr>
-            <w:r>
-              <w:t xml:space="preserve">United Republic of Tanzania</w:t>
-            </w:r>
-          </w:p>
-        </w:tc>
-        <w:tc>
-          <w:tcPr/>
-          <w:p>
-            <w:pPr>
-              <w:pStyle w:val="Compact"/>
-              <w:jc w:val="left"/>
-            </w:pPr>
-            <w:r>
-              <w:t xml:space="preserve">Lending</w:t>
-            </w:r>
-          </w:p>
-        </w:tc>
-        <w:tc>
-          <w:tcPr/>
-          <w:p>
-            <w:pPr>
-              <w:pStyle w:val="Compact"/>
-              <w:jc w:val="left"/>
-            </w:pPr>
-            <w:r>
-              <w:t xml:space="preserve">2024</w:t>
-            </w:r>
-          </w:p>
-        </w:tc>
-        <w:tc>
-          <w:tcPr/>
-          <w:p>
-            <w:pPr>
-              <w:pStyle w:val="Compact"/>
-              <w:jc w:val="left"/>
-            </w:pPr>
-            <w:r>
-              <w:t xml:space="preserve">Pre-IDA21</w:t>
-            </w:r>
-          </w:p>
-        </w:tc>
-      </w:tr>
-      <w:tr>
-        <w:tc>
-          <w:tcPr/>
-          <w:p>
-            <w:pPr>
-              <w:pStyle w:val="Compact"/>
-              <w:jc w:val="left"/>
-            </w:pPr>
-            <w:r>
-              <w:t xml:space="preserve">P501890</w:t>
-            </w:r>
-          </w:p>
-        </w:tc>
-        <w:tc>
-          <w:tcPr/>
-          <w:p>
-            <w:pPr>
-              <w:pStyle w:val="Compact"/>
-              <w:jc w:val="left"/>
-            </w:pPr>
-            <w:r>
-              <w:t xml:space="preserve">Tanzania Governance and Public Sector PASA</w:t>
-            </w:r>
-          </w:p>
-        </w:tc>
-        <w:tc>
-          <w:tcPr/>
-          <w:p>
-            <w:pPr>
-              <w:pStyle w:val="Compact"/>
-              <w:jc w:val="left"/>
-            </w:pPr>
-            <w:r>
-              <w:t xml:space="preserve">United Republic of Tanzania</w:t>
-            </w:r>
-          </w:p>
-        </w:tc>
-        <w:tc>
-          <w:tcPr/>
-          <w:p>
-            <w:pPr>
-              <w:pStyle w:val="Compact"/>
-              <w:jc w:val="left"/>
-            </w:pPr>
-            <w:r>
-              <w:t xml:space="preserve">ASA</w:t>
-            </w:r>
-          </w:p>
-        </w:tc>
-        <w:tc>
-          <w:tcPr/>
-          <w:p>
-            <w:pPr>
-              <w:pStyle w:val="Compact"/>
-              <w:jc w:val="left"/>
-            </w:pPr>
-            <w:r>
-              <w:t xml:space="preserve">2023</w:t>
-            </w:r>
-          </w:p>
-        </w:tc>
-        <w:tc>
-          <w:tcPr/>
-          <w:p>
-            <w:pPr>
-              <w:pStyle w:val="Compact"/>
-              <w:jc w:val="left"/>
-            </w:pPr>
-            <w:r>
-              <w:t xml:space="preserve">Pre-IDA21</w:t>
-            </w:r>
-          </w:p>
-        </w:tc>
-      </w:tr>
     </w:tbl>
-    <w:bookmarkEnd w:id="24"/>
+    <w:bookmarkEnd w:id="25"/>
     <w:sectPr>
       <w:footnotePr>
         <w:numRestart w:val="eachSect"/>

--- a/inst/methodology/ida21_policy_commitment.docx
+++ b/inst/methodology/ida21_policy_commitment.docx
@@ -15,90 +15,7 @@
         <w:pStyle w:val="Date"/>
       </w:pPr>
       <w:r>
-        <w:t xml:space="preserve">May 15, 2026</w:t>
-      </w:r>
-    </w:p>
-    <w:bookmarkStart w:id="20" w:name="overview"/>
-    <w:p>
-      <w:pPr>
-        <w:pStyle w:val="Heading1"/>
-      </w:pPr>
-      <w:r>
-        <w:t xml:space="preserve">Overview</w:t>
-      </w:r>
-    </w:p>
-    <w:p>
-      <w:pPr>
-        <w:pStyle w:val="FirstParagraph"/>
-      </w:pPr>
-      <w:r>
-        <w:t xml:space="preserve">This portfolio review monitors the World Bank Governance Global Practice (GOV) portfolio in IDA-eligible and Blend countries, in support of the IDA21 Policy Commitment on Institutional Strengthening. The portfolio covers active lending operations and Advisory Services and Analytics (ASA) led by the Governance GP. Projects are classified across four thematic areas: Public Financial Management, Public Procurement, Public Administration, and Environmental &amp; Social Governance.</w:t>
-      </w:r>
-    </w:p>
-    <w:p>
-      <w:pPr>
-        <w:pStyle w:val="BodyText"/>
-      </w:pPr>
-      <w:r>
-        <w:t xml:space="preserve">The current portfolio comprises</w:t>
-      </w:r>
-      <w:r>
-        <w:t xml:space="preserve"> </w:t>
-      </w:r>
-      <w:r>
-        <w:rPr>
-          <w:b/>
-          <w:bCs/>
-        </w:rPr>
-        <w:t xml:space="preserve">64 projects</w:t>
-      </w:r>
-      <w:r>
-        <w:t xml:space="preserve"> </w:t>
-      </w:r>
-      <w:r>
-        <w:t xml:space="preserve">across</w:t>
-      </w:r>
-      <w:r>
-        <w:t xml:space="preserve"> </w:t>
-      </w:r>
-      <w:r>
-        <w:rPr>
-          <w:b/>
-          <w:bCs/>
-        </w:rPr>
-        <w:t xml:space="preserve">34 countries</w:t>
-      </w:r>
-      <w:r>
-        <w:t xml:space="preserve">, of which</w:t>
-      </w:r>
-      <w:r>
-        <w:t xml:space="preserve"> </w:t>
-      </w:r>
-      <w:r>
-        <w:rPr>
-          <w:b/>
-          <w:bCs/>
-        </w:rPr>
-        <w:t xml:space="preserve">40 are lending operations</w:t>
-      </w:r>
-      <w:r>
-        <w:t xml:space="preserve"> </w:t>
-      </w:r>
-      <w:r>
-        <w:t xml:space="preserve">and</w:t>
-      </w:r>
-      <w:r>
-        <w:t xml:space="preserve"> </w:t>
-      </w:r>
-      <w:r>
-        <w:rPr>
-          <w:b/>
-          <w:bCs/>
-        </w:rPr>
-        <w:t xml:space="preserve">24 are ASAs</w:t>
-      </w:r>
-      <w:r>
-        <w:t xml:space="preserve">.</w:t>
+        <w:t xml:space="preserve">June 23, 2026</w:t>
       </w:r>
     </w:p>
     <w:p>
@@ -290,2501 +207,25 @@
       <w:r>
         <w:t xml:space="preserve">: Countries are only counted once across lending and ASAs. As such, the total number of countries may be less than the sum of lending and ASA counts if a country is supported both types of operations.</w:t>
       </w:r>
-    </w:p>
-    <w:bookmarkEnd w:id="20"/>
-    <w:bookmarkStart w:id="21" w:name="portfolio-by-ida-cycle"/>
-    <w:p>
-      <w:pPr>
-        <w:pStyle w:val="Heading1"/>
-      </w:pPr>
       <w:r>
-        <w:t xml:space="preserve">Portfolio by IDA cycle</w:t>
+        <w:t xml:space="preserve"> </w:t>
       </w:r>
     </w:p>
-    <w:p>
-      <w:pPr>
-        <w:pStyle w:val="TableCaption"/>
-      </w:pPr>
-      <w:r>
-        <w:t xml:space="preserve">Number of projects by IDA cycle</w:t>
-      </w:r>
-    </w:p>
-    <w:tbl>
-      <w:tblPr>
-        <w:tblStyle w:val="Table"/>
-        <w:tblW w:type="auto" w:w="0"/>
-        <w:tblLook w:firstRow="1" w:lastRow="0" w:firstColumn="0" w:lastColumn="0" w:noHBand="0" w:noVBand="0" w:val="0020"/>
-        <w:tblCaption w:val="Number of projects by IDA cycle"/>
-      </w:tblPr>
-      <w:tblGrid>
-        <w:gridCol w:w="1980"/>
-        <w:gridCol w:w="1980"/>
-        <w:gridCol w:w="1980"/>
-        <w:gridCol w:w="1980"/>
-      </w:tblGrid>
-      <w:tr>
-        <w:trPr>
-          <w:tblHeader w:val="on"/>
-        </w:trPr>
-        <w:tc>
-          <w:tcPr/>
-          <w:p>
-            <w:pPr>
-              <w:pStyle w:val="Compact"/>
-              <w:jc w:val="left"/>
-            </w:pPr>
-            <w:r>
-              <w:t xml:space="preserve">IDA Cycle</w:t>
-            </w:r>
-          </w:p>
-        </w:tc>
-        <w:tc>
-          <w:tcPr/>
-          <w:p>
-            <w:pPr>
-              <w:pStyle w:val="Compact"/>
-              <w:jc w:val="right"/>
-            </w:pPr>
-            <w:r>
-              <w:t xml:space="preserve">ASA</w:t>
-            </w:r>
-          </w:p>
-        </w:tc>
-        <w:tc>
-          <w:tcPr/>
-          <w:p>
-            <w:pPr>
-              <w:pStyle w:val="Compact"/>
-              <w:jc w:val="right"/>
-            </w:pPr>
-            <w:r>
-              <w:t xml:space="preserve">Lending</w:t>
-            </w:r>
-          </w:p>
-        </w:tc>
-        <w:tc>
-          <w:tcPr/>
-          <w:p>
-            <w:pPr>
-              <w:pStyle w:val="Compact"/>
-              <w:jc w:val="right"/>
-            </w:pPr>
-            <w:r>
-              <w:t xml:space="preserve">Total</w:t>
-            </w:r>
-          </w:p>
-        </w:tc>
-      </w:tr>
-      <w:tr>
-        <w:tc>
-          <w:tcPr/>
-          <w:p>
-            <w:pPr>
-              <w:pStyle w:val="Compact"/>
-              <w:jc w:val="left"/>
-            </w:pPr>
-            <w:r>
-              <w:t xml:space="preserve">IDA21</w:t>
-            </w:r>
-          </w:p>
-        </w:tc>
-        <w:tc>
-          <w:tcPr/>
-          <w:p>
-            <w:pPr>
-              <w:pStyle w:val="Compact"/>
-              <w:jc w:val="right"/>
-            </w:pPr>
-            <w:r>
-              <w:t xml:space="preserve">6</w:t>
-            </w:r>
-          </w:p>
-        </w:tc>
-        <w:tc>
-          <w:tcPr/>
-          <w:p>
-            <w:pPr>
-              <w:pStyle w:val="Compact"/>
-              <w:jc w:val="right"/>
-            </w:pPr>
-            <w:r>
-              <w:t xml:space="preserve">6</w:t>
-            </w:r>
-          </w:p>
-        </w:tc>
-        <w:tc>
-          <w:tcPr/>
-          <w:p>
-            <w:pPr>
-              <w:pStyle w:val="Compact"/>
-              <w:jc w:val="right"/>
-            </w:pPr>
-            <w:r>
-              <w:t xml:space="preserve">12</w:t>
-            </w:r>
-          </w:p>
-        </w:tc>
-      </w:tr>
-      <w:tr>
-        <w:tc>
-          <w:tcPr/>
-          <w:p>
-            <w:pPr>
-              <w:pStyle w:val="Compact"/>
-              <w:jc w:val="left"/>
-            </w:pPr>
-            <w:r>
-              <w:t xml:space="preserve">Pre-IDA21</w:t>
-            </w:r>
-          </w:p>
-        </w:tc>
-        <w:tc>
-          <w:tcPr/>
-          <w:p>
-            <w:pPr>
-              <w:pStyle w:val="Compact"/>
-              <w:jc w:val="right"/>
-            </w:pPr>
-            <w:r>
-              <w:t xml:space="preserve">18</w:t>
-            </w:r>
-          </w:p>
-        </w:tc>
-        <w:tc>
-          <w:tcPr/>
-          <w:p>
-            <w:pPr>
-              <w:pStyle w:val="Compact"/>
-              <w:jc w:val="right"/>
-            </w:pPr>
-            <w:r>
-              <w:t xml:space="preserve">34</w:t>
-            </w:r>
-          </w:p>
-        </w:tc>
-        <w:tc>
-          <w:tcPr/>
-          <w:p>
-            <w:pPr>
-              <w:pStyle w:val="Compact"/>
-              <w:jc w:val="right"/>
-            </w:pPr>
-            <w:r>
-              <w:t xml:space="preserve">52</w:t>
-            </w:r>
-          </w:p>
-        </w:tc>
-      </w:tr>
-    </w:tbl>
-    <w:p/>
-    <w:p>
-      <w:pPr>
-        <w:pStyle w:val="TableCaption"/>
-      </w:pPr>
-      <w:r>
-        <w:t xml:space="preserve">Number of distinct countries by IDA cycle</w:t>
-      </w:r>
-    </w:p>
-    <w:tbl>
-      <w:tblPr>
-        <w:tblStyle w:val="Table"/>
-        <w:tblW w:type="auto" w:w="0"/>
-        <w:tblLook w:firstRow="1" w:lastRow="0" w:firstColumn="0" w:lastColumn="0" w:noHBand="0" w:noVBand="0" w:val="0020"/>
-        <w:tblCaption w:val="Number of distinct countries by IDA cycle"/>
-      </w:tblPr>
-      <w:tblGrid>
-        <w:gridCol w:w="1980"/>
-        <w:gridCol w:w="1980"/>
-        <w:gridCol w:w="1980"/>
-        <w:gridCol w:w="1980"/>
-      </w:tblGrid>
-      <w:tr>
-        <w:trPr>
-          <w:tblHeader w:val="on"/>
-        </w:trPr>
-        <w:tc>
-          <w:tcPr/>
-          <w:p>
-            <w:pPr>
-              <w:pStyle w:val="Compact"/>
-              <w:jc w:val="left"/>
-            </w:pPr>
-            <w:r>
-              <w:t xml:space="preserve">IDA Cycle</w:t>
-            </w:r>
-          </w:p>
-        </w:tc>
-        <w:tc>
-          <w:tcPr/>
-          <w:p>
-            <w:pPr>
-              <w:pStyle w:val="Compact"/>
-              <w:jc w:val="right"/>
-            </w:pPr>
-            <w:r>
-              <w:t xml:space="preserve">ASA</w:t>
-            </w:r>
-          </w:p>
-        </w:tc>
-        <w:tc>
-          <w:tcPr/>
-          <w:p>
-            <w:pPr>
-              <w:pStyle w:val="Compact"/>
-              <w:jc w:val="right"/>
-            </w:pPr>
-            <w:r>
-              <w:t xml:space="preserve">Lending</w:t>
-            </w:r>
-          </w:p>
-        </w:tc>
-        <w:tc>
-          <w:tcPr/>
-          <w:p>
-            <w:pPr>
-              <w:pStyle w:val="Compact"/>
-              <w:jc w:val="right"/>
-            </w:pPr>
-            <w:r>
-              <w:t xml:space="preserve">Total</w:t>
-            </w:r>
-          </w:p>
-        </w:tc>
-      </w:tr>
-      <w:tr>
-        <w:tc>
-          <w:tcPr/>
-          <w:p>
-            <w:pPr>
-              <w:pStyle w:val="Compact"/>
-              <w:jc w:val="left"/>
-            </w:pPr>
-            <w:r>
-              <w:t xml:space="preserve">IDA21</w:t>
-            </w:r>
-          </w:p>
-        </w:tc>
-        <w:tc>
-          <w:tcPr/>
-          <w:p>
-            <w:pPr>
-              <w:pStyle w:val="Compact"/>
-              <w:jc w:val="right"/>
-            </w:pPr>
-            <w:r>
-              <w:t xml:space="preserve">6</w:t>
-            </w:r>
-          </w:p>
-        </w:tc>
-        <w:tc>
-          <w:tcPr/>
-          <w:p>
-            <w:pPr>
-              <w:pStyle w:val="Compact"/>
-              <w:jc w:val="right"/>
-            </w:pPr>
-            <w:r>
-              <w:t xml:space="preserve">6</w:t>
-            </w:r>
-          </w:p>
-        </w:tc>
-        <w:tc>
-          <w:tcPr/>
-          <w:p>
-            <w:pPr>
-              <w:pStyle w:val="Compact"/>
-              <w:jc w:val="right"/>
-            </w:pPr>
-            <w:r>
-              <w:t xml:space="preserve">11</w:t>
-            </w:r>
-          </w:p>
-        </w:tc>
-      </w:tr>
-      <w:tr>
-        <w:tc>
-          <w:tcPr/>
-          <w:p>
-            <w:pPr>
-              <w:pStyle w:val="Compact"/>
-              <w:jc w:val="left"/>
-            </w:pPr>
-            <w:r>
-              <w:t xml:space="preserve">Pre-IDA21</w:t>
-            </w:r>
-          </w:p>
-        </w:tc>
-        <w:tc>
-          <w:tcPr/>
-          <w:p>
-            <w:pPr>
-              <w:pStyle w:val="Compact"/>
-              <w:jc w:val="right"/>
-            </w:pPr>
-            <w:r>
-              <w:t xml:space="preserve">16</w:t>
-            </w:r>
-          </w:p>
-        </w:tc>
-        <w:tc>
-          <w:tcPr/>
-          <w:p>
-            <w:pPr>
-              <w:pStyle w:val="Compact"/>
-              <w:jc w:val="right"/>
-            </w:pPr>
-            <w:r>
-              <w:t xml:space="preserve">21</w:t>
-            </w:r>
-          </w:p>
-        </w:tc>
-        <w:tc>
-          <w:tcPr/>
-          <w:p>
-            <w:pPr>
-              <w:pStyle w:val="Compact"/>
-              <w:jc w:val="right"/>
-            </w:pPr>
-            <w:r>
-              <w:t xml:space="preserve">28</w:t>
-            </w:r>
-          </w:p>
-        </w:tc>
-      </w:tr>
-    </w:tbl>
-    <w:p>
-      <w:pPr>
-        <w:pStyle w:val="BodyText"/>
-      </w:pPr>
-      <w:r>
-        <w:rPr>
-          <w:b/>
-          <w:bCs/>
-        </w:rPr>
-        <w:t xml:space="preserve">Note</w:t>
-      </w:r>
-      <w:r>
-        <w:t xml:space="preserve">: Countries are only counted once across lending and ASAs. As such, the total number of countries may be less than the sum of lending and ASA counts if a country is supported both types of operations.</w:t>
-      </w:r>
-    </w:p>
-    <w:bookmarkEnd w:id="21"/>
-    <w:bookmarkStart w:id="23" w:name="portfolio-by-thematic-area"/>
-    <w:p>
-      <w:pPr>
-        <w:pStyle w:val="Heading1"/>
-      </w:pPr>
-      <w:r>
-        <w:t xml:space="preserve">Portfolio by Thematic Area</w:t>
-      </w:r>
-    </w:p>
-    <w:p>
-      <w:pPr>
-        <w:pStyle w:val="TableCaption"/>
-      </w:pPr>
-      <w:r>
-        <w:t xml:space="preserve">Number of projects by thematic area and product line</w:t>
-      </w:r>
-    </w:p>
-    <w:tbl>
-      <w:tblPr>
-        <w:tblStyle w:val="Table"/>
-        <w:tblW w:type="auto" w:w="0"/>
-        <w:tblLook w:firstRow="1" w:lastRow="0" w:firstColumn="0" w:lastColumn="0" w:noHBand="0" w:noVBand="0" w:val="0020"/>
-        <w:tblCaption w:val="Number of projects by thematic area and product line"/>
-      </w:tblPr>
-      <w:tblGrid>
-        <w:gridCol w:w="1980"/>
-        <w:gridCol w:w="1980"/>
-        <w:gridCol w:w="1980"/>
-        <w:gridCol w:w="1980"/>
-      </w:tblGrid>
-      <w:tr>
-        <w:trPr>
-          <w:tblHeader w:val="on"/>
-        </w:trPr>
-        <w:tc>
-          <w:tcPr/>
-          <w:p>
-            <w:pPr>
-              <w:pStyle w:val="Compact"/>
-              <w:jc w:val="left"/>
-            </w:pPr>
-            <w:r>
-              <w:t xml:space="preserve">Thematic Area</w:t>
-            </w:r>
-          </w:p>
-        </w:tc>
-        <w:tc>
-          <w:tcPr/>
-          <w:p>
-            <w:pPr>
-              <w:pStyle w:val="Compact"/>
-              <w:jc w:val="right"/>
-            </w:pPr>
-            <w:r>
-              <w:t xml:space="preserve">ASA</w:t>
-            </w:r>
-          </w:p>
-        </w:tc>
-        <w:tc>
-          <w:tcPr/>
-          <w:p>
-            <w:pPr>
-              <w:pStyle w:val="Compact"/>
-              <w:jc w:val="right"/>
-            </w:pPr>
-            <w:r>
-              <w:t xml:space="preserve">Lending</w:t>
-            </w:r>
-          </w:p>
-        </w:tc>
-        <w:tc>
-          <w:tcPr/>
-          <w:p>
-            <w:pPr>
-              <w:pStyle w:val="Compact"/>
-              <w:jc w:val="right"/>
-            </w:pPr>
-            <w:r>
-              <w:t xml:space="preserve">Total</w:t>
-            </w:r>
-          </w:p>
-        </w:tc>
-      </w:tr>
-      <w:tr>
-        <w:tc>
-          <w:tcPr/>
-          <w:p>
-            <w:pPr>
-              <w:pStyle w:val="Compact"/>
-              <w:jc w:val="left"/>
-            </w:pPr>
-            <w:r>
-              <w:t xml:space="preserve">Public Financial Management</w:t>
-            </w:r>
-          </w:p>
-        </w:tc>
-        <w:tc>
-          <w:tcPr/>
-          <w:p>
-            <w:pPr>
-              <w:pStyle w:val="Compact"/>
-              <w:jc w:val="right"/>
-            </w:pPr>
-            <w:r>
-              <w:t xml:space="preserve">17</w:t>
-            </w:r>
-          </w:p>
-        </w:tc>
-        <w:tc>
-          <w:tcPr/>
-          <w:p>
-            <w:pPr>
-              <w:pStyle w:val="Compact"/>
-              <w:jc w:val="right"/>
-            </w:pPr>
-            <w:r>
-              <w:t xml:space="preserve">31</w:t>
-            </w:r>
-          </w:p>
-        </w:tc>
-        <w:tc>
-          <w:tcPr/>
-          <w:p>
-            <w:pPr>
-              <w:pStyle w:val="Compact"/>
-              <w:jc w:val="right"/>
-            </w:pPr>
-            <w:r>
-              <w:t xml:space="preserve">48</w:t>
-            </w:r>
-          </w:p>
-        </w:tc>
-      </w:tr>
-      <w:tr>
-        <w:tc>
-          <w:tcPr/>
-          <w:p>
-            <w:pPr>
-              <w:pStyle w:val="Compact"/>
-              <w:jc w:val="left"/>
-            </w:pPr>
-            <w:r>
-              <w:t xml:space="preserve">Environmental &amp; Social</w:t>
-            </w:r>
-          </w:p>
-        </w:tc>
-        <w:tc>
-          <w:tcPr/>
-          <w:p>
-            <w:pPr>
-              <w:pStyle w:val="Compact"/>
-              <w:jc w:val="right"/>
-            </w:pPr>
-            <w:r>
-              <w:t xml:space="preserve">4</w:t>
-            </w:r>
-          </w:p>
-        </w:tc>
-        <w:tc>
-          <w:tcPr/>
-          <w:p>
-            <w:pPr>
-              <w:pStyle w:val="Compact"/>
-              <w:jc w:val="right"/>
-            </w:pPr>
-            <w:r>
-              <w:t xml:space="preserve">31</w:t>
-            </w:r>
-          </w:p>
-        </w:tc>
-        <w:tc>
-          <w:tcPr/>
-          <w:p>
-            <w:pPr>
-              <w:pStyle w:val="Compact"/>
-              <w:jc w:val="right"/>
-            </w:pPr>
-            <w:r>
-              <w:t xml:space="preserve">35</w:t>
-            </w:r>
-          </w:p>
-        </w:tc>
-      </w:tr>
-      <w:tr>
-        <w:tc>
-          <w:tcPr/>
-          <w:p>
-            <w:pPr>
-              <w:pStyle w:val="Compact"/>
-              <w:jc w:val="left"/>
-            </w:pPr>
-            <w:r>
-              <w:t xml:space="preserve">Public Administration</w:t>
-            </w:r>
-          </w:p>
-        </w:tc>
-        <w:tc>
-          <w:tcPr/>
-          <w:p>
-            <w:pPr>
-              <w:pStyle w:val="Compact"/>
-              <w:jc w:val="right"/>
-            </w:pPr>
-            <w:r>
-              <w:t xml:space="preserve">6</w:t>
-            </w:r>
-          </w:p>
-        </w:tc>
-        <w:tc>
-          <w:tcPr/>
-          <w:p>
-            <w:pPr>
-              <w:pStyle w:val="Compact"/>
-              <w:jc w:val="right"/>
-            </w:pPr>
-            <w:r>
-              <w:t xml:space="preserve">20</w:t>
-            </w:r>
-          </w:p>
-        </w:tc>
-        <w:tc>
-          <w:tcPr/>
-          <w:p>
-            <w:pPr>
-              <w:pStyle w:val="Compact"/>
-              <w:jc w:val="right"/>
-            </w:pPr>
-            <w:r>
-              <w:t xml:space="preserve">26</w:t>
-            </w:r>
-          </w:p>
-        </w:tc>
-      </w:tr>
-      <w:tr>
-        <w:tc>
-          <w:tcPr/>
-          <w:p>
-            <w:pPr>
-              <w:pStyle w:val="Compact"/>
-              <w:jc w:val="left"/>
-            </w:pPr>
-            <w:r>
-              <w:t xml:space="preserve">Public Procurement</w:t>
-            </w:r>
-          </w:p>
-        </w:tc>
-        <w:tc>
-          <w:tcPr/>
-          <w:p>
-            <w:pPr>
-              <w:pStyle w:val="Compact"/>
-              <w:jc w:val="right"/>
-            </w:pPr>
-            <w:r>
-              <w:t xml:space="preserve">3</w:t>
-            </w:r>
-          </w:p>
-        </w:tc>
-        <w:tc>
-          <w:tcPr/>
-          <w:p>
-            <w:pPr>
-              <w:pStyle w:val="Compact"/>
-              <w:jc w:val="right"/>
-            </w:pPr>
-            <w:r>
-              <w:t xml:space="preserve">14</w:t>
-            </w:r>
-          </w:p>
-        </w:tc>
-        <w:tc>
-          <w:tcPr/>
-          <w:p>
-            <w:pPr>
-              <w:pStyle w:val="Compact"/>
-              <w:jc w:val="right"/>
-            </w:pPr>
-            <w:r>
-              <w:t xml:space="preserve">17</w:t>
-            </w:r>
-          </w:p>
-        </w:tc>
-      </w:tr>
-    </w:tbl>
-    <w:p/>
-    <w:p>
-      <w:pPr>
-        <w:pStyle w:val="TableCaption"/>
-      </w:pPr>
-      <w:r>
-        <w:t xml:space="preserve">Number of distinct countries by thematic area and product line</w:t>
-      </w:r>
-    </w:p>
-    <w:tbl>
-      <w:tblPr>
-        <w:tblStyle w:val="Table"/>
-        <w:tblW w:type="auto" w:w="0"/>
-        <w:tblLook w:firstRow="1" w:lastRow="0" w:firstColumn="0" w:lastColumn="0" w:noHBand="0" w:noVBand="0" w:val="0020"/>
-        <w:tblCaption w:val="Number of distinct countries by thematic area and product line"/>
-      </w:tblPr>
-      <w:tblGrid>
-        <w:gridCol w:w="1980"/>
-        <w:gridCol w:w="1980"/>
-        <w:gridCol w:w="1980"/>
-        <w:gridCol w:w="1980"/>
-      </w:tblGrid>
-      <w:tr>
-        <w:trPr>
-          <w:tblHeader w:val="on"/>
-        </w:trPr>
-        <w:tc>
-          <w:tcPr/>
-          <w:p>
-            <w:pPr>
-              <w:pStyle w:val="Compact"/>
-              <w:jc w:val="left"/>
-            </w:pPr>
-            <w:r>
-              <w:t xml:space="preserve">Thematic Area</w:t>
-            </w:r>
-          </w:p>
-        </w:tc>
-        <w:tc>
-          <w:tcPr/>
-          <w:p>
-            <w:pPr>
-              <w:pStyle w:val="Compact"/>
-              <w:jc w:val="right"/>
-            </w:pPr>
-            <w:r>
-              <w:t xml:space="preserve">ASA</w:t>
-            </w:r>
-          </w:p>
-        </w:tc>
-        <w:tc>
-          <w:tcPr/>
-          <w:p>
-            <w:pPr>
-              <w:pStyle w:val="Compact"/>
-              <w:jc w:val="right"/>
-            </w:pPr>
-            <w:r>
-              <w:t xml:space="preserve">Lending</w:t>
-            </w:r>
-          </w:p>
-        </w:tc>
-        <w:tc>
-          <w:tcPr/>
-          <w:p>
-            <w:pPr>
-              <w:pStyle w:val="Compact"/>
-              <w:jc w:val="right"/>
-            </w:pPr>
-            <w:r>
-              <w:t xml:space="preserve">Total</w:t>
-            </w:r>
-          </w:p>
-        </w:tc>
-      </w:tr>
-      <w:tr>
-        <w:tc>
-          <w:tcPr/>
-          <w:p>
-            <w:pPr>
-              <w:pStyle w:val="Compact"/>
-              <w:jc w:val="left"/>
-            </w:pPr>
-            <w:r>
-              <w:t xml:space="preserve">Public Financial Management</w:t>
-            </w:r>
-          </w:p>
-        </w:tc>
-        <w:tc>
-          <w:tcPr/>
-          <w:p>
-            <w:pPr>
-              <w:pStyle w:val="Compact"/>
-              <w:jc w:val="right"/>
-            </w:pPr>
-            <w:r>
-              <w:t xml:space="preserve">15</w:t>
-            </w:r>
-          </w:p>
-        </w:tc>
-        <w:tc>
-          <w:tcPr/>
-          <w:p>
-            <w:pPr>
-              <w:pStyle w:val="Compact"/>
-              <w:jc w:val="right"/>
-            </w:pPr>
-            <w:r>
-              <w:t xml:space="preserve">23</w:t>
-            </w:r>
-          </w:p>
-        </w:tc>
-        <w:tc>
-          <w:tcPr/>
-          <w:p>
-            <w:pPr>
-              <w:pStyle w:val="Compact"/>
-              <w:jc w:val="right"/>
-            </w:pPr>
-            <w:r>
-              <w:t xml:space="preserve">30</w:t>
-            </w:r>
-          </w:p>
-        </w:tc>
-      </w:tr>
-      <w:tr>
-        <w:tc>
-          <w:tcPr/>
-          <w:p>
-            <w:pPr>
-              <w:pStyle w:val="Compact"/>
-              <w:jc w:val="left"/>
-            </w:pPr>
-            <w:r>
-              <w:t xml:space="preserve">Environmental &amp; Social</w:t>
-            </w:r>
-          </w:p>
-        </w:tc>
-        <w:tc>
-          <w:tcPr/>
-          <w:p>
-            <w:pPr>
-              <w:pStyle w:val="Compact"/>
-              <w:jc w:val="right"/>
-            </w:pPr>
-            <w:r>
-              <w:t xml:space="preserve">4</w:t>
-            </w:r>
-          </w:p>
-        </w:tc>
-        <w:tc>
-          <w:tcPr/>
-          <w:p>
-            <w:pPr>
-              <w:pStyle w:val="Compact"/>
-              <w:jc w:val="right"/>
-            </w:pPr>
-            <w:r>
-              <w:t xml:space="preserve">23</w:t>
-            </w:r>
-          </w:p>
-        </w:tc>
-        <w:tc>
-          <w:tcPr/>
-          <w:p>
-            <w:pPr>
-              <w:pStyle w:val="Compact"/>
-              <w:jc w:val="right"/>
-            </w:pPr>
-            <w:r>
-              <w:t xml:space="preserve">26</w:t>
-            </w:r>
-          </w:p>
-        </w:tc>
-      </w:tr>
-      <w:tr>
-        <w:tc>
-          <w:tcPr/>
-          <w:p>
-            <w:pPr>
-              <w:pStyle w:val="Compact"/>
-              <w:jc w:val="left"/>
-            </w:pPr>
-            <w:r>
-              <w:t xml:space="preserve">Public Administration</w:t>
-            </w:r>
-          </w:p>
-        </w:tc>
-        <w:tc>
-          <w:tcPr/>
-          <w:p>
-            <w:pPr>
-              <w:pStyle w:val="Compact"/>
-              <w:jc w:val="right"/>
-            </w:pPr>
-            <w:r>
-              <w:t xml:space="preserve">6</w:t>
-            </w:r>
-          </w:p>
-        </w:tc>
-        <w:tc>
-          <w:tcPr/>
-          <w:p>
-            <w:pPr>
-              <w:pStyle w:val="Compact"/>
-              <w:jc w:val="right"/>
-            </w:pPr>
-            <w:r>
-              <w:t xml:space="preserve">15</w:t>
-            </w:r>
-          </w:p>
-        </w:tc>
-        <w:tc>
-          <w:tcPr/>
-          <w:p>
-            <w:pPr>
-              <w:pStyle w:val="Compact"/>
-              <w:jc w:val="right"/>
-            </w:pPr>
-            <w:r>
-              <w:t xml:space="preserve">18</w:t>
-            </w:r>
-          </w:p>
-        </w:tc>
-      </w:tr>
-      <w:tr>
-        <w:tc>
-          <w:tcPr/>
-          <w:p>
-            <w:pPr>
-              <w:pStyle w:val="Compact"/>
-              <w:jc w:val="left"/>
-            </w:pPr>
-            <w:r>
-              <w:t xml:space="preserve">Public Procurement</w:t>
-            </w:r>
-          </w:p>
-        </w:tc>
-        <w:tc>
-          <w:tcPr/>
-          <w:p>
-            <w:pPr>
-              <w:pStyle w:val="Compact"/>
-              <w:jc w:val="right"/>
-            </w:pPr>
-            <w:r>
-              <w:t xml:space="preserve">2</w:t>
-            </w:r>
-          </w:p>
-        </w:tc>
-        <w:tc>
-          <w:tcPr/>
-          <w:p>
-            <w:pPr>
-              <w:pStyle w:val="Compact"/>
-              <w:jc w:val="right"/>
-            </w:pPr>
-            <w:r>
-              <w:t xml:space="preserve">12</w:t>
-            </w:r>
-          </w:p>
-        </w:tc>
-        <w:tc>
-          <w:tcPr/>
-          <w:p>
-            <w:pPr>
-              <w:pStyle w:val="Compact"/>
-              <w:jc w:val="right"/>
-            </w:pPr>
-            <w:r>
-              <w:t xml:space="preserve">13</w:t>
-            </w:r>
-          </w:p>
-        </w:tc>
-      </w:tr>
-    </w:tbl>
-    <w:p>
-      <w:pPr>
-        <w:pStyle w:val="BodyText"/>
-      </w:pPr>
-      <w:r>
-        <w:rPr>
-          <w:b/>
-          <w:bCs/>
-        </w:rPr>
-        <w:t xml:space="preserve">Note</w:t>
-      </w:r>
-      <w:r>
-        <w:t xml:space="preserve">: Projects and countries may appear in more than one thematic area. Country totals are distinct within each theme; the Total column may be less than the sum of Lending and ASA if a country is supported by both.</w:t>
-      </w:r>
-    </w:p>
-    <w:bookmarkStart w:id="22" w:name="by-ida-cycle"/>
-    <w:p>
-      <w:pPr>
-        <w:pStyle w:val="Heading2"/>
-      </w:pPr>
-      <w:r>
-        <w:t xml:space="preserve">By IDA cycle</w:t>
-      </w:r>
-    </w:p>
-    <w:p>
-      <w:pPr>
-        <w:pStyle w:val="TableCaption"/>
-      </w:pPr>
-      <w:r>
-        <w:t xml:space="preserve">Number of projects by thematic area and IDA cycle</w:t>
-      </w:r>
-    </w:p>
-    <w:tbl>
-      <w:tblPr>
-        <w:tblStyle w:val="Table"/>
-        <w:tblW w:type="auto" w:w="0"/>
-        <w:tblLook w:firstRow="1" w:lastRow="0" w:firstColumn="0" w:lastColumn="0" w:noHBand="0" w:noVBand="0" w:val="0020"/>
-        <w:tblCaption w:val="Number of projects by thematic area and IDA cycle"/>
-      </w:tblPr>
-      <w:tblGrid>
-        <w:gridCol w:w="1980"/>
-        <w:gridCol w:w="1980"/>
-        <w:gridCol w:w="1980"/>
-        <w:gridCol w:w="1980"/>
-      </w:tblGrid>
-      <w:tr>
-        <w:trPr>
-          <w:tblHeader w:val="on"/>
-        </w:trPr>
-        <w:tc>
-          <w:tcPr/>
-          <w:p>
-            <w:pPr>
-              <w:pStyle w:val="Compact"/>
-              <w:jc w:val="left"/>
-            </w:pPr>
-            <w:r>
-              <w:t xml:space="preserve">Thematic Area</w:t>
-            </w:r>
-          </w:p>
-        </w:tc>
-        <w:tc>
-          <w:tcPr/>
-          <w:p>
-            <w:pPr>
-              <w:pStyle w:val="Compact"/>
-              <w:jc w:val="right"/>
-            </w:pPr>
-            <w:r>
-              <w:t xml:space="preserve">IDA21</w:t>
-            </w:r>
-          </w:p>
-        </w:tc>
-        <w:tc>
-          <w:tcPr/>
-          <w:p>
-            <w:pPr>
-              <w:pStyle w:val="Compact"/>
-              <w:jc w:val="right"/>
-            </w:pPr>
-            <w:r>
-              <w:t xml:space="preserve">Pre-IDA21</w:t>
-            </w:r>
-          </w:p>
-        </w:tc>
-        <w:tc>
-          <w:tcPr/>
-          <w:p>
-            <w:pPr>
-              <w:pStyle w:val="Compact"/>
-              <w:jc w:val="right"/>
-            </w:pPr>
-            <w:r>
-              <w:t xml:space="preserve">Total</w:t>
-            </w:r>
-          </w:p>
-        </w:tc>
-      </w:tr>
-      <w:tr>
-        <w:tc>
-          <w:tcPr/>
-          <w:p>
-            <w:pPr>
-              <w:pStyle w:val="Compact"/>
-              <w:jc w:val="left"/>
-            </w:pPr>
-            <w:r>
-              <w:t xml:space="preserve">Public Financial Management</w:t>
-            </w:r>
-          </w:p>
-        </w:tc>
-        <w:tc>
-          <w:tcPr/>
-          <w:p>
-            <w:pPr>
-              <w:pStyle w:val="Compact"/>
-              <w:jc w:val="right"/>
-            </w:pPr>
-            <w:r>
-              <w:t xml:space="preserve">10</w:t>
-            </w:r>
-          </w:p>
-        </w:tc>
-        <w:tc>
-          <w:tcPr/>
-          <w:p>
-            <w:pPr>
-              <w:pStyle w:val="Compact"/>
-              <w:jc w:val="right"/>
-            </w:pPr>
-            <w:r>
-              <w:t xml:space="preserve">38</w:t>
-            </w:r>
-          </w:p>
-        </w:tc>
-        <w:tc>
-          <w:tcPr/>
-          <w:p>
-            <w:pPr>
-              <w:pStyle w:val="Compact"/>
-              <w:jc w:val="right"/>
-            </w:pPr>
-            <w:r>
-              <w:t xml:space="preserve">48</w:t>
-            </w:r>
-          </w:p>
-        </w:tc>
-      </w:tr>
-      <w:tr>
-        <w:tc>
-          <w:tcPr/>
-          <w:p>
-            <w:pPr>
-              <w:pStyle w:val="Compact"/>
-              <w:jc w:val="left"/>
-            </w:pPr>
-            <w:r>
-              <w:t xml:space="preserve">Environmental &amp; Social</w:t>
-            </w:r>
-          </w:p>
-        </w:tc>
-        <w:tc>
-          <w:tcPr/>
-          <w:p>
-            <w:pPr>
-              <w:pStyle w:val="Compact"/>
-              <w:jc w:val="right"/>
-            </w:pPr>
-            <w:r>
-              <w:t xml:space="preserve">6</w:t>
-            </w:r>
-          </w:p>
-        </w:tc>
-        <w:tc>
-          <w:tcPr/>
-          <w:p>
-            <w:pPr>
-              <w:pStyle w:val="Compact"/>
-              <w:jc w:val="right"/>
-            </w:pPr>
-            <w:r>
-              <w:t xml:space="preserve">29</w:t>
-            </w:r>
-          </w:p>
-        </w:tc>
-        <w:tc>
-          <w:tcPr/>
-          <w:p>
-            <w:pPr>
-              <w:pStyle w:val="Compact"/>
-              <w:jc w:val="right"/>
-            </w:pPr>
-            <w:r>
-              <w:t xml:space="preserve">35</w:t>
-            </w:r>
-          </w:p>
-        </w:tc>
-      </w:tr>
-      <w:tr>
-        <w:tc>
-          <w:tcPr/>
-          <w:p>
-            <w:pPr>
-              <w:pStyle w:val="Compact"/>
-              <w:jc w:val="left"/>
-            </w:pPr>
-            <w:r>
-              <w:t xml:space="preserve">Public Administration</w:t>
-            </w:r>
-          </w:p>
-        </w:tc>
-        <w:tc>
-          <w:tcPr/>
-          <w:p>
-            <w:pPr>
-              <w:pStyle w:val="Compact"/>
-              <w:jc w:val="right"/>
-            </w:pPr>
-            <w:r>
-              <w:t xml:space="preserve">0</w:t>
-            </w:r>
-          </w:p>
-        </w:tc>
-        <w:tc>
-          <w:tcPr/>
-          <w:p>
-            <w:pPr>
-              <w:pStyle w:val="Compact"/>
-              <w:jc w:val="right"/>
-            </w:pPr>
-            <w:r>
-              <w:t xml:space="preserve">26</w:t>
-            </w:r>
-          </w:p>
-        </w:tc>
-        <w:tc>
-          <w:tcPr/>
-          <w:p>
-            <w:pPr>
-              <w:pStyle w:val="Compact"/>
-              <w:jc w:val="right"/>
-            </w:pPr>
-            <w:r>
-              <w:t xml:space="preserve">26</w:t>
-            </w:r>
-          </w:p>
-        </w:tc>
-      </w:tr>
-      <w:tr>
-        <w:tc>
-          <w:tcPr/>
-          <w:p>
-            <w:pPr>
-              <w:pStyle w:val="Compact"/>
-              <w:jc w:val="left"/>
-            </w:pPr>
-            <w:r>
-              <w:t xml:space="preserve">Public Procurement</w:t>
-            </w:r>
-          </w:p>
-        </w:tc>
-        <w:tc>
-          <w:tcPr/>
-          <w:p>
-            <w:pPr>
-              <w:pStyle w:val="Compact"/>
-              <w:jc w:val="right"/>
-            </w:pPr>
-            <w:r>
-              <w:t xml:space="preserve">6</w:t>
-            </w:r>
-          </w:p>
-        </w:tc>
-        <w:tc>
-          <w:tcPr/>
-          <w:p>
-            <w:pPr>
-              <w:pStyle w:val="Compact"/>
-              <w:jc w:val="right"/>
-            </w:pPr>
-            <w:r>
-              <w:t xml:space="preserve">11</w:t>
-            </w:r>
-          </w:p>
-        </w:tc>
-        <w:tc>
-          <w:tcPr/>
-          <w:p>
-            <w:pPr>
-              <w:pStyle w:val="Compact"/>
-              <w:jc w:val="right"/>
-            </w:pPr>
-            <w:r>
-              <w:t xml:space="preserve">17</w:t>
-            </w:r>
-          </w:p>
-        </w:tc>
-      </w:tr>
-    </w:tbl>
-    <w:p/>
-    <w:p>
-      <w:pPr>
-        <w:pStyle w:val="TableCaption"/>
-      </w:pPr>
-      <w:r>
-        <w:t xml:space="preserve">Number of distinct countries by thematic area and IDA cycle</w:t>
-      </w:r>
-    </w:p>
-    <w:tbl>
-      <w:tblPr>
-        <w:tblStyle w:val="Table"/>
-        <w:tblW w:type="auto" w:w="0"/>
-        <w:tblLook w:firstRow="1" w:lastRow="0" w:firstColumn="0" w:lastColumn="0" w:noHBand="0" w:noVBand="0" w:val="0020"/>
-        <w:tblCaption w:val="Number of distinct countries by thematic area and IDA cycle"/>
-      </w:tblPr>
-      <w:tblGrid>
-        <w:gridCol w:w="1980"/>
-        <w:gridCol w:w="1980"/>
-        <w:gridCol w:w="1980"/>
-        <w:gridCol w:w="1980"/>
-      </w:tblGrid>
-      <w:tr>
-        <w:trPr>
-          <w:tblHeader w:val="on"/>
-        </w:trPr>
-        <w:tc>
-          <w:tcPr/>
-          <w:p>
-            <w:pPr>
-              <w:pStyle w:val="Compact"/>
-              <w:jc w:val="left"/>
-            </w:pPr>
-            <w:r>
-              <w:t xml:space="preserve">Thematic Area</w:t>
-            </w:r>
-          </w:p>
-        </w:tc>
-        <w:tc>
-          <w:tcPr/>
-          <w:p>
-            <w:pPr>
-              <w:pStyle w:val="Compact"/>
-              <w:jc w:val="right"/>
-            </w:pPr>
-            <w:r>
-              <w:t xml:space="preserve">Pre-IDA21</w:t>
-            </w:r>
-          </w:p>
-        </w:tc>
-        <w:tc>
-          <w:tcPr/>
-          <w:p>
-            <w:pPr>
-              <w:pStyle w:val="Compact"/>
-              <w:jc w:val="right"/>
-            </w:pPr>
-            <w:r>
-              <w:t xml:space="preserve">IDA21</w:t>
-            </w:r>
-          </w:p>
-        </w:tc>
-        <w:tc>
-          <w:tcPr/>
-          <w:p>
-            <w:pPr>
-              <w:pStyle w:val="Compact"/>
-              <w:jc w:val="right"/>
-            </w:pPr>
-            <w:r>
-              <w:t xml:space="preserve">Total</w:t>
-            </w:r>
-          </w:p>
-        </w:tc>
-      </w:tr>
-      <w:tr>
-        <w:tc>
-          <w:tcPr/>
-          <w:p>
-            <w:pPr>
-              <w:pStyle w:val="Compact"/>
-              <w:jc w:val="left"/>
-            </w:pPr>
-            <w:r>
-              <w:t xml:space="preserve">Public Financial Management</w:t>
-            </w:r>
-          </w:p>
-        </w:tc>
-        <w:tc>
-          <w:tcPr/>
-          <w:p>
-            <w:pPr>
-              <w:pStyle w:val="Compact"/>
-              <w:jc w:val="right"/>
-            </w:pPr>
-            <w:r>
-              <w:t xml:space="preserve">23</w:t>
-            </w:r>
-          </w:p>
-        </w:tc>
-        <w:tc>
-          <w:tcPr/>
-          <w:p>
-            <w:pPr>
-              <w:pStyle w:val="Compact"/>
-              <w:jc w:val="right"/>
-            </w:pPr>
-            <w:r>
-              <w:t xml:space="preserve">10</w:t>
-            </w:r>
-          </w:p>
-        </w:tc>
-        <w:tc>
-          <w:tcPr/>
-          <w:p>
-            <w:pPr>
-              <w:pStyle w:val="Compact"/>
-              <w:jc w:val="right"/>
-            </w:pPr>
-            <w:r>
-              <w:t xml:space="preserve">30</w:t>
-            </w:r>
-          </w:p>
-        </w:tc>
-      </w:tr>
-      <w:tr>
-        <w:tc>
-          <w:tcPr/>
-          <w:p>
-            <w:pPr>
-              <w:pStyle w:val="Compact"/>
-              <w:jc w:val="left"/>
-            </w:pPr>
-            <w:r>
-              <w:t xml:space="preserve">Environmental &amp; Social</w:t>
-            </w:r>
-          </w:p>
-        </w:tc>
-        <w:tc>
-          <w:tcPr/>
-          <w:p>
-            <w:pPr>
-              <w:pStyle w:val="Compact"/>
-              <w:jc w:val="right"/>
-            </w:pPr>
-            <w:r>
-              <w:t xml:space="preserve">20</w:t>
-            </w:r>
-          </w:p>
-        </w:tc>
-        <w:tc>
-          <w:tcPr/>
-          <w:p>
-            <w:pPr>
-              <w:pStyle w:val="Compact"/>
-              <w:jc w:val="right"/>
-            </w:pPr>
-            <w:r>
-              <w:t xml:space="preserve">6</w:t>
-            </w:r>
-          </w:p>
-        </w:tc>
-        <w:tc>
-          <w:tcPr/>
-          <w:p>
-            <w:pPr>
-              <w:pStyle w:val="Compact"/>
-              <w:jc w:val="right"/>
-            </w:pPr>
-            <w:r>
-              <w:t xml:space="preserve">26</w:t>
-            </w:r>
-          </w:p>
-        </w:tc>
-      </w:tr>
-      <w:tr>
-        <w:tc>
-          <w:tcPr/>
-          <w:p>
-            <w:pPr>
-              <w:pStyle w:val="Compact"/>
-              <w:jc w:val="left"/>
-            </w:pPr>
-            <w:r>
-              <w:t xml:space="preserve">Public Administration</w:t>
-            </w:r>
-          </w:p>
-        </w:tc>
-        <w:tc>
-          <w:tcPr/>
-          <w:p>
-            <w:pPr>
-              <w:pStyle w:val="Compact"/>
-              <w:jc w:val="right"/>
-            </w:pPr>
-            <w:r>
-              <w:t xml:space="preserve">18</w:t>
-            </w:r>
-          </w:p>
-        </w:tc>
-        <w:tc>
-          <w:tcPr/>
-          <w:p>
-            <w:pPr>
-              <w:pStyle w:val="Compact"/>
-              <w:jc w:val="right"/>
-            </w:pPr>
-            <w:r>
-              <w:t xml:space="preserve">0</w:t>
-            </w:r>
-          </w:p>
-        </w:tc>
-        <w:tc>
-          <w:tcPr/>
-          <w:p>
-            <w:pPr>
-              <w:pStyle w:val="Compact"/>
-              <w:jc w:val="right"/>
-            </w:pPr>
-            <w:r>
-              <w:t xml:space="preserve">18</w:t>
-            </w:r>
-          </w:p>
-        </w:tc>
-      </w:tr>
-      <w:tr>
-        <w:tc>
-          <w:tcPr/>
-          <w:p>
-            <w:pPr>
-              <w:pStyle w:val="Compact"/>
-              <w:jc w:val="left"/>
-            </w:pPr>
-            <w:r>
-              <w:t xml:space="preserve">Public Procurement</w:t>
-            </w:r>
-          </w:p>
-        </w:tc>
-        <w:tc>
-          <w:tcPr/>
-          <w:p>
-            <w:pPr>
-              <w:pStyle w:val="Compact"/>
-              <w:jc w:val="right"/>
-            </w:pPr>
-            <w:r>
-              <w:t xml:space="preserve">9</w:t>
-            </w:r>
-          </w:p>
-        </w:tc>
-        <w:tc>
-          <w:tcPr/>
-          <w:p>
-            <w:pPr>
-              <w:pStyle w:val="Compact"/>
-              <w:jc w:val="right"/>
-            </w:pPr>
-            <w:r>
-              <w:t xml:space="preserve">6</w:t>
-            </w:r>
-          </w:p>
-        </w:tc>
-        <w:tc>
-          <w:tcPr/>
-          <w:p>
-            <w:pPr>
-              <w:pStyle w:val="Compact"/>
-              <w:jc w:val="right"/>
-            </w:pPr>
-            <w:r>
-              <w:t xml:space="preserve">13</w:t>
-            </w:r>
-          </w:p>
-        </w:tc>
-      </w:tr>
-    </w:tbl>
-    <w:p>
-      <w:pPr>
-        <w:pStyle w:val="BodyText"/>
-      </w:pPr>
-      <w:r>
-        <w:rPr>
-          <w:b/>
-          <w:bCs/>
-        </w:rPr>
-        <w:t xml:space="preserve">Note</w:t>
-      </w:r>
-      <w:r>
-        <w:t xml:space="preserve">: Projects and countries may appear in more than one thematic area. Country totals in the Total column are distinct across all IDA cycles.</w:t>
-      </w:r>
-    </w:p>
-    <w:bookmarkEnd w:id="22"/>
-    <w:bookmarkEnd w:id="23"/>
-    <w:bookmarkStart w:id="24" w:name="country-list"/>
-    <w:p>
-      <w:pPr>
-        <w:pStyle w:val="Heading1"/>
-      </w:pPr>
-      <w:r>
-        <w:t xml:space="preserve">Country list</w:t>
-      </w:r>
-    </w:p>
-    <w:p>
-      <w:pPr>
-        <w:pStyle w:val="TableCaption"/>
-      </w:pPr>
-      <w:r>
-        <w:t xml:space="preserve">Countries supported by the Governance IDA/Blend portfolio</w:t>
-      </w:r>
-    </w:p>
-    <w:tbl>
-      <w:tblPr>
-        <w:tblStyle w:val="Table"/>
-        <w:tblW w:type="auto" w:w="0"/>
-        <w:tblLook w:firstRow="1" w:lastRow="0" w:firstColumn="0" w:lastColumn="0" w:noHBand="0" w:noVBand="0" w:val="0020"/>
-        <w:tblCaption w:val="Countries supported by the Governance IDA/Blend portfolio"/>
-      </w:tblPr>
-      <w:tblGrid>
-        <w:gridCol w:w="3960"/>
-        <w:gridCol w:w="3960"/>
-      </w:tblGrid>
-      <w:tr>
-        <w:trPr>
-          <w:tblHeader w:val="on"/>
-        </w:trPr>
-        <w:tc>
-          <w:tcPr/>
-          <w:p>
-            <w:pPr>
-              <w:pStyle w:val="Compact"/>
-              <w:jc w:val="left"/>
-            </w:pPr>
-            <w:r>
-              <w:t xml:space="preserve">Country</w:t>
-            </w:r>
-          </w:p>
-        </w:tc>
-        <w:tc>
-          <w:tcPr/>
-          <w:p>
-            <w:pPr>
-              <w:pStyle w:val="Compact"/>
-              <w:jc w:val="left"/>
-            </w:pPr>
-            <w:r>
-              <w:t xml:space="preserve">IDA Cycle</w:t>
-            </w:r>
-          </w:p>
-        </w:tc>
-      </w:tr>
-      <w:tr>
-        <w:tc>
-          <w:tcPr/>
-          <w:p>
-            <w:pPr>
-              <w:pStyle w:val="Compact"/>
-              <w:jc w:val="left"/>
-            </w:pPr>
-            <w:r>
-              <w:t xml:space="preserve">Kingdom of Cambodia</w:t>
-            </w:r>
-          </w:p>
-        </w:tc>
-        <w:tc>
-          <w:tcPr/>
-          <w:p>
-            <w:pPr>
-              <w:pStyle w:val="Compact"/>
-              <w:jc w:val="left"/>
-            </w:pPr>
-            <w:r>
-              <w:t xml:space="preserve">IDA21</w:t>
-            </w:r>
-          </w:p>
-        </w:tc>
-      </w:tr>
-      <w:tr>
-        <w:tc>
-          <w:tcPr/>
-          <w:p>
-            <w:pPr>
-              <w:pStyle w:val="Compact"/>
-              <w:jc w:val="left"/>
-            </w:pPr>
-            <w:r>
-              <w:t xml:space="preserve">Lao People’s Democratic Republic</w:t>
-            </w:r>
-          </w:p>
-        </w:tc>
-        <w:tc>
-          <w:tcPr/>
-          <w:p>
-            <w:pPr>
-              <w:pStyle w:val="Compact"/>
-              <w:jc w:val="left"/>
-            </w:pPr>
-            <w:r>
-              <w:t xml:space="preserve">IDA21</w:t>
-            </w:r>
-          </w:p>
-        </w:tc>
-      </w:tr>
-      <w:tr>
-        <w:tc>
-          <w:tcPr/>
-          <w:p>
-            <w:pPr>
-              <w:pStyle w:val="Compact"/>
-              <w:jc w:val="left"/>
-            </w:pPr>
-            <w:r>
-              <w:t xml:space="preserve">Nepal</w:t>
-            </w:r>
-          </w:p>
-        </w:tc>
-        <w:tc>
-          <w:tcPr/>
-          <w:p>
-            <w:pPr>
-              <w:pStyle w:val="Compact"/>
-              <w:jc w:val="left"/>
-            </w:pPr>
-            <w:r>
-              <w:t xml:space="preserve">IDA21</w:t>
-            </w:r>
-          </w:p>
-        </w:tc>
-      </w:tr>
-      <w:tr>
-        <w:tc>
-          <w:tcPr/>
-          <w:p>
-            <w:pPr>
-              <w:pStyle w:val="Compact"/>
-              <w:jc w:val="left"/>
-            </w:pPr>
-            <w:r>
-              <w:t xml:space="preserve">Republic of Guinea</w:t>
-            </w:r>
-          </w:p>
-        </w:tc>
-        <w:tc>
-          <w:tcPr/>
-          <w:p>
-            <w:pPr>
-              <w:pStyle w:val="Compact"/>
-              <w:jc w:val="left"/>
-            </w:pPr>
-            <w:r>
-              <w:t xml:space="preserve">IDA21</w:t>
-            </w:r>
-          </w:p>
-        </w:tc>
-      </w:tr>
-      <w:tr>
-        <w:tc>
-          <w:tcPr/>
-          <w:p>
-            <w:pPr>
-              <w:pStyle w:val="Compact"/>
-              <w:jc w:val="left"/>
-            </w:pPr>
-            <w:r>
-              <w:t xml:space="preserve">Republic of Honduras</w:t>
-            </w:r>
-          </w:p>
-        </w:tc>
-        <w:tc>
-          <w:tcPr/>
-          <w:p>
-            <w:pPr>
-              <w:pStyle w:val="Compact"/>
-              <w:jc w:val="left"/>
-            </w:pPr>
-            <w:r>
-              <w:t xml:space="preserve">IDA21</w:t>
-            </w:r>
-          </w:p>
-        </w:tc>
-      </w:tr>
-      <w:tr>
-        <w:tc>
-          <w:tcPr/>
-          <w:p>
-            <w:pPr>
-              <w:pStyle w:val="Compact"/>
-              <w:jc w:val="left"/>
-            </w:pPr>
-            <w:r>
-              <w:t xml:space="preserve">Republic of Rwanda</w:t>
-            </w:r>
-          </w:p>
-        </w:tc>
-        <w:tc>
-          <w:tcPr/>
-          <w:p>
-            <w:pPr>
-              <w:pStyle w:val="Compact"/>
-              <w:jc w:val="left"/>
-            </w:pPr>
-            <w:r>
-              <w:t xml:space="preserve">IDA21</w:t>
-            </w:r>
-          </w:p>
-        </w:tc>
-      </w:tr>
-      <w:tr>
-        <w:tc>
-          <w:tcPr/>
-          <w:p>
-            <w:pPr>
-              <w:pStyle w:val="Compact"/>
-              <w:jc w:val="left"/>
-            </w:pPr>
-            <w:r>
-              <w:t xml:space="preserve">Republic of Tajikistan</w:t>
-            </w:r>
-          </w:p>
-        </w:tc>
-        <w:tc>
-          <w:tcPr/>
-          <w:p>
-            <w:pPr>
-              <w:pStyle w:val="Compact"/>
-              <w:jc w:val="left"/>
-            </w:pPr>
-            <w:r>
-              <w:t xml:space="preserve">IDA21</w:t>
-            </w:r>
-          </w:p>
-        </w:tc>
-      </w:tr>
-      <w:tr>
-        <w:tc>
-          <w:tcPr/>
-          <w:p>
-            <w:pPr>
-              <w:pStyle w:val="Compact"/>
-              <w:jc w:val="left"/>
-            </w:pPr>
-            <w:r>
-              <w:t xml:space="preserve">Republic of Uganda</w:t>
-            </w:r>
-          </w:p>
-        </w:tc>
-        <w:tc>
-          <w:tcPr/>
-          <w:p>
-            <w:pPr>
-              <w:pStyle w:val="Compact"/>
-              <w:jc w:val="left"/>
-            </w:pPr>
-            <w:r>
-              <w:t xml:space="preserve">IDA21</w:t>
-            </w:r>
-          </w:p>
-        </w:tc>
-      </w:tr>
-      <w:tr>
-        <w:tc>
-          <w:tcPr/>
-          <w:p>
-            <w:pPr>
-              <w:pStyle w:val="Compact"/>
-              <w:jc w:val="left"/>
-            </w:pPr>
-            <w:r>
-              <w:t xml:space="preserve">Republic of Zimbabwe</w:t>
-            </w:r>
-          </w:p>
-        </w:tc>
-        <w:tc>
-          <w:tcPr/>
-          <w:p>
-            <w:pPr>
-              <w:pStyle w:val="Compact"/>
-              <w:jc w:val="left"/>
-            </w:pPr>
-            <w:r>
-              <w:t xml:space="preserve">IDA21</w:t>
-            </w:r>
-          </w:p>
-        </w:tc>
-      </w:tr>
-      <w:tr>
-        <w:tc>
-          <w:tcPr/>
-          <w:p>
-            <w:pPr>
-              <w:pStyle w:val="Compact"/>
-              <w:jc w:val="left"/>
-            </w:pPr>
-            <w:r>
-              <w:t xml:space="preserve">Republic of the Marshall Islands</w:t>
-            </w:r>
-          </w:p>
-        </w:tc>
-        <w:tc>
-          <w:tcPr/>
-          <w:p>
-            <w:pPr>
-              <w:pStyle w:val="Compact"/>
-              <w:jc w:val="left"/>
-            </w:pPr>
-            <w:r>
-              <w:t xml:space="preserve">IDA21</w:t>
-            </w:r>
-          </w:p>
-        </w:tc>
-      </w:tr>
-      <w:tr>
-        <w:tc>
-          <w:tcPr/>
-          <w:p>
-            <w:pPr>
-              <w:pStyle w:val="Compact"/>
-              <w:jc w:val="left"/>
-            </w:pPr>
-            <w:r>
-              <w:t xml:space="preserve">Syrian Arab Republic</w:t>
-            </w:r>
-          </w:p>
-        </w:tc>
-        <w:tc>
-          <w:tcPr/>
-          <w:p>
-            <w:pPr>
-              <w:pStyle w:val="Compact"/>
-              <w:jc w:val="left"/>
-            </w:pPr>
-            <w:r>
-              <w:t xml:space="preserve">IDA21</w:t>
-            </w:r>
-          </w:p>
-        </w:tc>
-      </w:tr>
-      <w:tr>
-        <w:tc>
-          <w:tcPr/>
-          <w:p>
-            <w:pPr>
-              <w:pStyle w:val="Compact"/>
-              <w:jc w:val="left"/>
-            </w:pPr>
-            <w:r>
-              <w:t xml:space="preserve">Burkina Faso</w:t>
-            </w:r>
-          </w:p>
-        </w:tc>
-        <w:tc>
-          <w:tcPr/>
-          <w:p>
-            <w:pPr>
-              <w:pStyle w:val="Compact"/>
-              <w:jc w:val="left"/>
-            </w:pPr>
-            <w:r>
-              <w:t xml:space="preserve">Pre-IDA21</w:t>
-            </w:r>
-          </w:p>
-        </w:tc>
-      </w:tr>
-      <w:tr>
-        <w:tc>
-          <w:tcPr/>
-          <w:p>
-            <w:pPr>
-              <w:pStyle w:val="Compact"/>
-              <w:jc w:val="left"/>
-            </w:pPr>
-            <w:r>
-              <w:t xml:space="preserve">Central African Republic</w:t>
-            </w:r>
-          </w:p>
-        </w:tc>
-        <w:tc>
-          <w:tcPr/>
-          <w:p>
-            <w:pPr>
-              <w:pStyle w:val="Compact"/>
-              <w:jc w:val="left"/>
-            </w:pPr>
-            <w:r>
-              <w:t xml:space="preserve">Pre-IDA21</w:t>
-            </w:r>
-          </w:p>
-        </w:tc>
-      </w:tr>
-      <w:tr>
-        <w:tc>
-          <w:tcPr/>
-          <w:p>
-            <w:pPr>
-              <w:pStyle w:val="Compact"/>
-              <w:jc w:val="left"/>
-            </w:pPr>
-            <w:r>
-              <w:t xml:space="preserve">Democratic Republic of Timor-Leste</w:t>
-            </w:r>
-          </w:p>
-        </w:tc>
-        <w:tc>
-          <w:tcPr/>
-          <w:p>
-            <w:pPr>
-              <w:pStyle w:val="Compact"/>
-              <w:jc w:val="left"/>
-            </w:pPr>
-            <w:r>
-              <w:t xml:space="preserve">Pre-IDA21</w:t>
-            </w:r>
-          </w:p>
-        </w:tc>
-      </w:tr>
-      <w:tr>
-        <w:tc>
-          <w:tcPr/>
-          <w:p>
-            <w:pPr>
-              <w:pStyle w:val="Compact"/>
-              <w:jc w:val="left"/>
-            </w:pPr>
-            <w:r>
-              <w:t xml:space="preserve">Federal Democratic Republic of Ethiopia</w:t>
-            </w:r>
-          </w:p>
-        </w:tc>
-        <w:tc>
-          <w:tcPr/>
-          <w:p>
-            <w:pPr>
-              <w:pStyle w:val="Compact"/>
-              <w:jc w:val="left"/>
-            </w:pPr>
-            <w:r>
-              <w:t xml:space="preserve">Pre-IDA21</w:t>
-            </w:r>
-          </w:p>
-        </w:tc>
-      </w:tr>
-      <w:tr>
-        <w:tc>
-          <w:tcPr/>
-          <w:p>
-            <w:pPr>
-              <w:pStyle w:val="Compact"/>
-              <w:jc w:val="left"/>
-            </w:pPr>
-            <w:r>
-              <w:t xml:space="preserve">Federal Republic of Nigeria</w:t>
-            </w:r>
-          </w:p>
-        </w:tc>
-        <w:tc>
-          <w:tcPr/>
-          <w:p>
-            <w:pPr>
-              <w:pStyle w:val="Compact"/>
-              <w:jc w:val="left"/>
-            </w:pPr>
-            <w:r>
-              <w:t xml:space="preserve">Pre-IDA21</w:t>
-            </w:r>
-          </w:p>
-        </w:tc>
-      </w:tr>
-      <w:tr>
-        <w:tc>
-          <w:tcPr/>
-          <w:p>
-            <w:pPr>
-              <w:pStyle w:val="Compact"/>
-              <w:jc w:val="left"/>
-            </w:pPr>
-            <w:r>
-              <w:t xml:space="preserve">Federal Republic of Somalia</w:t>
-            </w:r>
-          </w:p>
-        </w:tc>
-        <w:tc>
-          <w:tcPr/>
-          <w:p>
-            <w:pPr>
-              <w:pStyle w:val="Compact"/>
-              <w:jc w:val="left"/>
-            </w:pPr>
-            <w:r>
-              <w:t xml:space="preserve">Pre-IDA21</w:t>
-            </w:r>
-          </w:p>
-        </w:tc>
-      </w:tr>
-      <w:tr>
-        <w:tc>
-          <w:tcPr/>
-          <w:p>
-            <w:pPr>
-              <w:pStyle w:val="Compact"/>
-              <w:jc w:val="left"/>
-            </w:pPr>
-            <w:r>
-              <w:t xml:space="preserve">Federated States of Micronesia</w:t>
-            </w:r>
-          </w:p>
-        </w:tc>
-        <w:tc>
-          <w:tcPr/>
-          <w:p>
-            <w:pPr>
-              <w:pStyle w:val="Compact"/>
-              <w:jc w:val="left"/>
-            </w:pPr>
-            <w:r>
-              <w:t xml:space="preserve">Pre-IDA21</w:t>
-            </w:r>
-          </w:p>
-        </w:tc>
-      </w:tr>
-      <w:tr>
-        <w:tc>
-          <w:tcPr/>
-          <w:p>
-            <w:pPr>
-              <w:pStyle w:val="Compact"/>
-              <w:jc w:val="left"/>
-            </w:pPr>
-            <w:r>
-              <w:t xml:space="preserve">Islamic Republic of Mauritania</w:t>
-            </w:r>
-          </w:p>
-        </w:tc>
-        <w:tc>
-          <w:tcPr/>
-          <w:p>
-            <w:pPr>
-              <w:pStyle w:val="Compact"/>
-              <w:jc w:val="left"/>
-            </w:pPr>
-            <w:r>
-              <w:t xml:space="preserve">Pre-IDA21</w:t>
-            </w:r>
-          </w:p>
-        </w:tc>
-      </w:tr>
-      <w:tr>
-        <w:tc>
-          <w:tcPr/>
-          <w:p>
-            <w:pPr>
-              <w:pStyle w:val="Compact"/>
-              <w:jc w:val="left"/>
-            </w:pPr>
-            <w:r>
-              <w:t xml:space="preserve">Islamic Republic of Pakistan</w:t>
-            </w:r>
-          </w:p>
-        </w:tc>
-        <w:tc>
-          <w:tcPr/>
-          <w:p>
-            <w:pPr>
-              <w:pStyle w:val="Compact"/>
-              <w:jc w:val="left"/>
-            </w:pPr>
-            <w:r>
-              <w:t xml:space="preserve">Pre-IDA21</w:t>
-            </w:r>
-          </w:p>
-        </w:tc>
-      </w:tr>
-      <w:tr>
-        <w:tc>
-          <w:tcPr/>
-          <w:p>
-            <w:pPr>
-              <w:pStyle w:val="Compact"/>
-              <w:jc w:val="left"/>
-            </w:pPr>
-            <w:r>
-              <w:t xml:space="preserve">Kingdom of Lesotho</w:t>
-            </w:r>
-          </w:p>
-        </w:tc>
-        <w:tc>
-          <w:tcPr/>
-          <w:p>
-            <w:pPr>
-              <w:pStyle w:val="Compact"/>
-              <w:jc w:val="left"/>
-            </w:pPr>
-            <w:r>
-              <w:t xml:space="preserve">Pre-IDA21</w:t>
-            </w:r>
-          </w:p>
-        </w:tc>
-      </w:tr>
-      <w:tr>
-        <w:tc>
-          <w:tcPr/>
-          <w:p>
-            <w:pPr>
-              <w:pStyle w:val="Compact"/>
-              <w:jc w:val="left"/>
-            </w:pPr>
-            <w:r>
-              <w:t xml:space="preserve">Republic of Cameroon</w:t>
-            </w:r>
-          </w:p>
-        </w:tc>
-        <w:tc>
-          <w:tcPr/>
-          <w:p>
-            <w:pPr>
-              <w:pStyle w:val="Compact"/>
-              <w:jc w:val="left"/>
-            </w:pPr>
-            <w:r>
-              <w:t xml:space="preserve">Pre-IDA21</w:t>
-            </w:r>
-          </w:p>
-        </w:tc>
-      </w:tr>
-      <w:tr>
-        <w:tc>
-          <w:tcPr/>
-          <w:p>
-            <w:pPr>
-              <w:pStyle w:val="Compact"/>
-              <w:jc w:val="left"/>
-            </w:pPr>
-            <w:r>
-              <w:t xml:space="preserve">Republic of Ghana</w:t>
-            </w:r>
-          </w:p>
-        </w:tc>
-        <w:tc>
-          <w:tcPr/>
-          <w:p>
-            <w:pPr>
-              <w:pStyle w:val="Compact"/>
-              <w:jc w:val="left"/>
-            </w:pPr>
-            <w:r>
-              <w:t xml:space="preserve">Pre-IDA21</w:t>
-            </w:r>
-          </w:p>
-        </w:tc>
-      </w:tr>
-      <w:tr>
-        <w:tc>
-          <w:tcPr/>
-          <w:p>
-            <w:pPr>
-              <w:pStyle w:val="Compact"/>
-              <w:jc w:val="left"/>
-            </w:pPr>
-            <w:r>
-              <w:t xml:space="preserve">Republic of Kenya</w:t>
-            </w:r>
-          </w:p>
-        </w:tc>
-        <w:tc>
-          <w:tcPr/>
-          <w:p>
-            <w:pPr>
-              <w:pStyle w:val="Compact"/>
-              <w:jc w:val="left"/>
-            </w:pPr>
-            <w:r>
-              <w:t xml:space="preserve">Pre-IDA21</w:t>
-            </w:r>
-          </w:p>
-        </w:tc>
-      </w:tr>
-      <w:tr>
-        <w:tc>
-          <w:tcPr/>
-          <w:p>
-            <w:pPr>
-              <w:pStyle w:val="Compact"/>
-              <w:jc w:val="left"/>
-            </w:pPr>
-            <w:r>
-              <w:t xml:space="preserve">Republic of Malawi</w:t>
-            </w:r>
-          </w:p>
-        </w:tc>
-        <w:tc>
-          <w:tcPr/>
-          <w:p>
-            <w:pPr>
-              <w:pStyle w:val="Compact"/>
-              <w:jc w:val="left"/>
-            </w:pPr>
-            <w:r>
-              <w:t xml:space="preserve">Pre-IDA21</w:t>
-            </w:r>
-          </w:p>
-        </w:tc>
-      </w:tr>
-      <w:tr>
-        <w:tc>
-          <w:tcPr/>
-          <w:p>
-            <w:pPr>
-              <w:pStyle w:val="Compact"/>
-              <w:jc w:val="left"/>
-            </w:pPr>
-            <w:r>
-              <w:t xml:space="preserve">Republic of Niger</w:t>
-            </w:r>
-          </w:p>
-        </w:tc>
-        <w:tc>
-          <w:tcPr/>
-          <w:p>
-            <w:pPr>
-              <w:pStyle w:val="Compact"/>
-              <w:jc w:val="left"/>
-            </w:pPr>
-            <w:r>
-              <w:t xml:space="preserve">Pre-IDA21</w:t>
-            </w:r>
-          </w:p>
-        </w:tc>
-      </w:tr>
-      <w:tr>
-        <w:tc>
-          <w:tcPr/>
-          <w:p>
-            <w:pPr>
-              <w:pStyle w:val="Compact"/>
-              <w:jc w:val="left"/>
-            </w:pPr>
-            <w:r>
-              <w:t xml:space="preserve">Republic of Senegal</w:t>
-            </w:r>
-          </w:p>
-        </w:tc>
-        <w:tc>
-          <w:tcPr/>
-          <w:p>
-            <w:pPr>
-              <w:pStyle w:val="Compact"/>
-              <w:jc w:val="left"/>
-            </w:pPr>
-            <w:r>
-              <w:t xml:space="preserve">Pre-IDA21</w:t>
-            </w:r>
-          </w:p>
-        </w:tc>
-      </w:tr>
-      <w:tr>
-        <w:tc>
-          <w:tcPr/>
-          <w:p>
-            <w:pPr>
-              <w:pStyle w:val="Compact"/>
-              <w:jc w:val="left"/>
-            </w:pPr>
-            <w:r>
-              <w:t xml:space="preserve">Republic of Sierra Leone</w:t>
-            </w:r>
-          </w:p>
-        </w:tc>
-        <w:tc>
-          <w:tcPr/>
-          <w:p>
-            <w:pPr>
-              <w:pStyle w:val="Compact"/>
-              <w:jc w:val="left"/>
-            </w:pPr>
-            <w:r>
-              <w:t xml:space="preserve">Pre-IDA21</w:t>
-            </w:r>
-          </w:p>
-        </w:tc>
-      </w:tr>
-      <w:tr>
-        <w:tc>
-          <w:tcPr/>
-          <w:p>
-            <w:pPr>
-              <w:pStyle w:val="Compact"/>
-              <w:jc w:val="left"/>
-            </w:pPr>
-            <w:r>
-              <w:t xml:space="preserve">Republic of South Sudan</w:t>
-            </w:r>
-          </w:p>
-        </w:tc>
-        <w:tc>
-          <w:tcPr/>
-          <w:p>
-            <w:pPr>
-              <w:pStyle w:val="Compact"/>
-              <w:jc w:val="left"/>
-            </w:pPr>
-            <w:r>
-              <w:t xml:space="preserve">Pre-IDA21</w:t>
-            </w:r>
-          </w:p>
-        </w:tc>
-      </w:tr>
-      <w:tr>
-        <w:tc>
-          <w:tcPr/>
-          <w:p>
-            <w:pPr>
-              <w:pStyle w:val="Compact"/>
-              <w:jc w:val="left"/>
-            </w:pPr>
-            <w:r>
-              <w:t xml:space="preserve">Republic of Togo</w:t>
-            </w:r>
-          </w:p>
-        </w:tc>
-        <w:tc>
-          <w:tcPr/>
-          <w:p>
-            <w:pPr>
-              <w:pStyle w:val="Compact"/>
-              <w:jc w:val="left"/>
-            </w:pPr>
-            <w:r>
-              <w:t xml:space="preserve">Pre-IDA21</w:t>
-            </w:r>
-          </w:p>
-        </w:tc>
-      </w:tr>
-      <w:tr>
-        <w:tc>
-          <w:tcPr/>
-          <w:p>
-            <w:pPr>
-              <w:pStyle w:val="Compact"/>
-              <w:jc w:val="left"/>
-            </w:pPr>
-            <w:r>
-              <w:t xml:space="preserve">Republic of Uzbekistan</w:t>
-            </w:r>
-          </w:p>
-        </w:tc>
-        <w:tc>
-          <w:tcPr/>
-          <w:p>
-            <w:pPr>
-              <w:pStyle w:val="Compact"/>
-              <w:jc w:val="left"/>
-            </w:pPr>
-            <w:r>
-              <w:t xml:space="preserve">Pre-IDA21</w:t>
-            </w:r>
-          </w:p>
-        </w:tc>
-      </w:tr>
-      <w:tr>
-        <w:tc>
-          <w:tcPr/>
-          <w:p>
-            <w:pPr>
-              <w:pStyle w:val="Compact"/>
-              <w:jc w:val="left"/>
-            </w:pPr>
-            <w:r>
-              <w:t xml:space="preserve">Republic of Yemen</w:t>
-            </w:r>
-          </w:p>
-        </w:tc>
-        <w:tc>
-          <w:tcPr/>
-          <w:p>
-            <w:pPr>
-              <w:pStyle w:val="Compact"/>
-              <w:jc w:val="left"/>
-            </w:pPr>
-            <w:r>
-              <w:t xml:space="preserve">Pre-IDA21</w:t>
-            </w:r>
-          </w:p>
-        </w:tc>
-      </w:tr>
-      <w:tr>
-        <w:tc>
-          <w:tcPr/>
-          <w:p>
-            <w:pPr>
-              <w:pStyle w:val="Compact"/>
-              <w:jc w:val="left"/>
-            </w:pPr>
-            <w:r>
-              <w:t xml:space="preserve">Republic of Zambia</w:t>
-            </w:r>
-          </w:p>
-        </w:tc>
-        <w:tc>
-          <w:tcPr/>
-          <w:p>
-            <w:pPr>
-              <w:pStyle w:val="Compact"/>
-              <w:jc w:val="left"/>
-            </w:pPr>
-            <w:r>
-              <w:t xml:space="preserve">Pre-IDA21</w:t>
-            </w:r>
-          </w:p>
-        </w:tc>
-      </w:tr>
-      <w:tr>
-        <w:tc>
-          <w:tcPr/>
-          <w:p>
-            <w:pPr>
-              <w:pStyle w:val="Compact"/>
-              <w:jc w:val="left"/>
-            </w:pPr>
-            <w:r>
-              <w:t xml:space="preserve">United Republic of Tanzania</w:t>
-            </w:r>
-          </w:p>
-        </w:tc>
-        <w:tc>
-          <w:tcPr/>
-          <w:p>
-            <w:pPr>
-              <w:pStyle w:val="Compact"/>
-              <w:jc w:val="left"/>
-            </w:pPr>
-            <w:r>
-              <w:t xml:space="preserve">Pre-IDA21</w:t>
-            </w:r>
-          </w:p>
-        </w:tc>
-      </w:tr>
-    </w:tbl>
-    <w:p>
-      <w:pPr>
-        <w:pStyle w:val="BodyText"/>
-      </w:pPr>
-      <w:r>
-        <w:rPr>
-          <w:b/>
-          <w:bCs/>
-        </w:rPr>
-        <w:t xml:space="preserve">Note</w:t>
-      </w:r>
-      <w:r>
-        <w:t xml:space="preserve">: Where a country has operations across more than one IDA cycle, the most recent cycle is shown (IDA21, Pre-IDA21, and finally, Unassigned).</w:t>
-      </w:r>
-    </w:p>
-    <w:bookmarkEnd w:id="24"/>
-    <w:bookmarkStart w:id="25" w:name="project-list"/>
+    <w:bookmarkStart w:id="20" w:name="project-list"/>
     <w:p>
       <w:pPr>
         <w:pStyle w:val="Heading1"/>
       </w:pPr>
       <w:r>
         <w:t xml:space="preserve">Project list</w:t>
+      </w:r>
+    </w:p>
+    <w:p>
+      <w:pPr>
+        <w:pStyle w:val="FirstParagraph"/>
+      </w:pPr>
+      <w:r>
+        <w:t xml:space="preserve">List of lending projects/ASA in the Governance IDA/Blend portfolio</w:t>
       </w:r>
     </w:p>
     <w:p>
@@ -2804,12 +245,17 @@
         <w:tblCaption w:val="List of operations in the Governance IDA/Blend portfolio"/>
       </w:tblPr>
       <w:tblGrid>
-        <w:gridCol w:w="427"/>
-        <w:gridCol w:w="4503"/>
-        <w:gridCol w:w="1552"/>
-        <w:gridCol w:w="504"/>
-        <w:gridCol w:w="543"/>
-        <w:gridCol w:w="388"/>
+        <w:gridCol w:w="339"/>
+        <w:gridCol w:w="266"/>
+        <w:gridCol w:w="2809"/>
+        <w:gridCol w:w="968"/>
+        <w:gridCol w:w="387"/>
+        <w:gridCol w:w="508"/>
+        <w:gridCol w:w="339"/>
+        <w:gridCol w:w="290"/>
+        <w:gridCol w:w="484"/>
+        <w:gridCol w:w="726"/>
+        <w:gridCol w:w="799"/>
       </w:tblGrid>
       <w:tr>
         <w:trPr>
@@ -2820,6 +266,18 @@
           <w:p>
             <w:pPr>
               <w:pStyle w:val="Compact"/>
+              <w:jc w:val="right"/>
+            </w:pPr>
+            <w:r>
+              <w:t xml:space="preserve">Project Count</w:t>
+            </w:r>
+          </w:p>
+        </w:tc>
+        <w:tc>
+          <w:tcPr/>
+          <w:p>
+            <w:pPr>
+              <w:pStyle w:val="Compact"/>
               <w:jc w:val="left"/>
             </w:pPr>
             <w:r>
@@ -2859,31 +317,79 @@
               <w:jc w:val="left"/>
             </w:pPr>
             <w:r>
-              <w:t xml:space="preserve">Product Line</w:t>
-            </w:r>
-          </w:p>
-        </w:tc>
-        <w:tc>
-          <w:tcPr/>
-          <w:p>
-            <w:pPr>
-              <w:pStyle w:val="Compact"/>
-              <w:jc w:val="left"/>
-            </w:pPr>
-            <w:r>
-              <w:t xml:space="preserve">Approval Year</w:t>
-            </w:r>
-          </w:p>
-        </w:tc>
-        <w:tc>
-          <w:tcPr/>
-          <w:p>
-            <w:pPr>
-              <w:pStyle w:val="Compact"/>
-              <w:jc w:val="left"/>
-            </w:pPr>
-            <w:r>
-              <w:t xml:space="preserve">IDA Cycle</w:t>
+              <w:t xml:space="preserve">Instrument Type</w:t>
+            </w:r>
+          </w:p>
+        </w:tc>
+        <w:tc>
+          <w:tcPr/>
+          <w:p>
+            <w:pPr>
+              <w:pStyle w:val="Compact"/>
+              <w:jc w:val="left"/>
+            </w:pPr>
+            <w:r>
+              <w:t xml:space="preserve">Approval Fiscal Year</w:t>
+            </w:r>
+          </w:p>
+        </w:tc>
+        <w:tc>
+          <w:tcPr/>
+          <w:p>
+            <w:pPr>
+              <w:pStyle w:val="Compact"/>
+              <w:jc w:val="left"/>
+            </w:pPr>
+            <w:r>
+              <w:t xml:space="preserve">Approval Date</w:t>
+            </w:r>
+          </w:p>
+        </w:tc>
+        <w:tc>
+          <w:tcPr/>
+          <w:p>
+            <w:pPr>
+              <w:pStyle w:val="Compact"/>
+              <w:jc w:val="right"/>
+            </w:pPr>
+            <w:r>
+              <w:t xml:space="preserve">PFM project</w:t>
+            </w:r>
+          </w:p>
+        </w:tc>
+        <w:tc>
+          <w:tcPr/>
+          <w:p>
+            <w:pPr>
+              <w:pStyle w:val="Compact"/>
+              <w:jc w:val="right"/>
+            </w:pPr>
+            <w:r>
+              <w:t xml:space="preserve">Procurement project</w:t>
+            </w:r>
+          </w:p>
+        </w:tc>
+        <w:tc>
+          <w:tcPr/>
+          <w:p>
+            <w:pPr>
+              <w:pStyle w:val="Compact"/>
+              <w:jc w:val="right"/>
+            </w:pPr>
+            <w:r>
+              <w:t xml:space="preserve">Public Administration project</w:t>
+            </w:r>
+          </w:p>
+        </w:tc>
+        <w:tc>
+          <w:tcPr/>
+          <w:p>
+            <w:pPr>
+              <w:pStyle w:val="Compact"/>
+              <w:jc w:val="right"/>
+            </w:pPr>
+            <w:r>
+              <w:t xml:space="preserve">Environmental and Social project</w:t>
             </w:r>
           </w:p>
         </w:tc>
@@ -2894,6 +400,18 @@
           <w:p>
             <w:pPr>
               <w:pStyle w:val="Compact"/>
+              <w:jc w:val="right"/>
+            </w:pPr>
+            <w:r>
+              <w:t xml:space="preserve">1</w:t>
+            </w:r>
+          </w:p>
+        </w:tc>
+        <w:tc>
+          <w:tcPr/>
+          <w:p>
+            <w:pPr>
+              <w:pStyle w:val="Compact"/>
               <w:jc w:val="left"/>
             </w:pPr>
             <w:r>
@@ -2945,19 +463,67 @@
               <w:jc w:val="left"/>
             </w:pPr>
             <w:r>
-              <w:t xml:space="preserve">2025</w:t>
-            </w:r>
-          </w:p>
-        </w:tc>
-        <w:tc>
-          <w:tcPr/>
-          <w:p>
-            <w:pPr>
-              <w:pStyle w:val="Compact"/>
-              <w:jc w:val="left"/>
-            </w:pPr>
-            <w:r>
-              <w:t xml:space="preserve">IDA21</w:t>
+              <w:t xml:space="preserve">2026</w:t>
+            </w:r>
+          </w:p>
+        </w:tc>
+        <w:tc>
+          <w:tcPr/>
+          <w:p>
+            <w:pPr>
+              <w:pStyle w:val="Compact"/>
+              <w:jc w:val="left"/>
+            </w:pPr>
+            <w:r>
+              <w:t xml:space="preserve">2025-09-25</w:t>
+            </w:r>
+          </w:p>
+        </w:tc>
+        <w:tc>
+          <w:tcPr/>
+          <w:p>
+            <w:pPr>
+              <w:pStyle w:val="Compact"/>
+              <w:jc w:val="right"/>
+            </w:pPr>
+            <w:r>
+              <w:t xml:space="preserve">0</w:t>
+            </w:r>
+          </w:p>
+        </w:tc>
+        <w:tc>
+          <w:tcPr/>
+          <w:p>
+            <w:pPr>
+              <w:pStyle w:val="Compact"/>
+              <w:jc w:val="right"/>
+            </w:pPr>
+            <w:r>
+              <w:t xml:space="preserve">1</w:t>
+            </w:r>
+          </w:p>
+        </w:tc>
+        <w:tc>
+          <w:tcPr/>
+          <w:p>
+            <w:pPr>
+              <w:pStyle w:val="Compact"/>
+              <w:jc w:val="right"/>
+            </w:pPr>
+            <w:r>
+              <w:t xml:space="preserve">0</w:t>
+            </w:r>
+          </w:p>
+        </w:tc>
+        <w:tc>
+          <w:tcPr/>
+          <w:p>
+            <w:pPr>
+              <w:pStyle w:val="Compact"/>
+              <w:jc w:val="right"/>
+            </w:pPr>
+            <w:r>
+              <w:t xml:space="preserve">0</w:t>
             </w:r>
           </w:p>
         </w:tc>
@@ -2968,6 +534,18 @@
           <w:p>
             <w:pPr>
               <w:pStyle w:val="Compact"/>
+              <w:jc w:val="right"/>
+            </w:pPr>
+            <w:r>
+              <w:t xml:space="preserve">2</w:t>
+            </w:r>
+          </w:p>
+        </w:tc>
+        <w:tc>
+          <w:tcPr/>
+          <w:p>
+            <w:pPr>
+              <w:pStyle w:val="Compact"/>
               <w:jc w:val="left"/>
             </w:pPr>
             <w:r>
@@ -3007,7 +585,7 @@
               <w:jc w:val="left"/>
             </w:pPr>
             <w:r>
-              <w:t xml:space="preserve">Lending</w:t>
+              <w:t xml:space="preserve">IPF</w:t>
             </w:r>
           </w:p>
         </w:tc>
@@ -3031,7 +609,55 @@
               <w:jc w:val="left"/>
             </w:pPr>
             <w:r>
-              <w:t xml:space="preserve">IDA21</w:t>
+              <w:t xml:space="preserve">2025-11-07</w:t>
+            </w:r>
+          </w:p>
+        </w:tc>
+        <w:tc>
+          <w:tcPr/>
+          <w:p>
+            <w:pPr>
+              <w:pStyle w:val="Compact"/>
+              <w:jc w:val="right"/>
+            </w:pPr>
+            <w:r>
+              <w:t xml:space="preserve">1</w:t>
+            </w:r>
+          </w:p>
+        </w:tc>
+        <w:tc>
+          <w:tcPr/>
+          <w:p>
+            <w:pPr>
+              <w:pStyle w:val="Compact"/>
+              <w:jc w:val="right"/>
+            </w:pPr>
+            <w:r>
+              <w:t xml:space="preserve">0</w:t>
+            </w:r>
+          </w:p>
+        </w:tc>
+        <w:tc>
+          <w:tcPr/>
+          <w:p>
+            <w:pPr>
+              <w:pStyle w:val="Compact"/>
+              <w:jc w:val="right"/>
+            </w:pPr>
+            <w:r>
+              <w:t xml:space="preserve">0</w:t>
+            </w:r>
+          </w:p>
+        </w:tc>
+        <w:tc>
+          <w:tcPr/>
+          <w:p>
+            <w:pPr>
+              <w:pStyle w:val="Compact"/>
+              <w:jc w:val="right"/>
+            </w:pPr>
+            <w:r>
+              <w:t xml:space="preserve">1</w:t>
             </w:r>
           </w:p>
         </w:tc>
@@ -3042,6 +668,18 @@
           <w:p>
             <w:pPr>
               <w:pStyle w:val="Compact"/>
+              <w:jc w:val="right"/>
+            </w:pPr>
+            <w:r>
+              <w:t xml:space="preserve">3</w:t>
+            </w:r>
+          </w:p>
+        </w:tc>
+        <w:tc>
+          <w:tcPr/>
+          <w:p>
+            <w:pPr>
+              <w:pStyle w:val="Compact"/>
               <w:jc w:val="left"/>
             </w:pPr>
             <w:r>
@@ -3093,19 +731,67 @@
               <w:jc w:val="left"/>
             </w:pPr>
             <w:r>
-              <w:t xml:space="preserve">2025</w:t>
-            </w:r>
-          </w:p>
-        </w:tc>
-        <w:tc>
-          <w:tcPr/>
-          <w:p>
-            <w:pPr>
-              <w:pStyle w:val="Compact"/>
-              <w:jc w:val="left"/>
-            </w:pPr>
-            <w:r>
-              <w:t xml:space="preserve">IDA21</w:t>
+              <w:t xml:space="preserve">2026</w:t>
+            </w:r>
+          </w:p>
+        </w:tc>
+        <w:tc>
+          <w:tcPr/>
+          <w:p>
+            <w:pPr>
+              <w:pStyle w:val="Compact"/>
+              <w:jc w:val="left"/>
+            </w:pPr>
+            <w:r>
+              <w:t xml:space="preserve">2025-09-29</w:t>
+            </w:r>
+          </w:p>
+        </w:tc>
+        <w:tc>
+          <w:tcPr/>
+          <w:p>
+            <w:pPr>
+              <w:pStyle w:val="Compact"/>
+              <w:jc w:val="right"/>
+            </w:pPr>
+            <w:r>
+              <w:t xml:space="preserve">1</w:t>
+            </w:r>
+          </w:p>
+        </w:tc>
+        <w:tc>
+          <w:tcPr/>
+          <w:p>
+            <w:pPr>
+              <w:pStyle w:val="Compact"/>
+              <w:jc w:val="right"/>
+            </w:pPr>
+            <w:r>
+              <w:t xml:space="preserve">0</w:t>
+            </w:r>
+          </w:p>
+        </w:tc>
+        <w:tc>
+          <w:tcPr/>
+          <w:p>
+            <w:pPr>
+              <w:pStyle w:val="Compact"/>
+              <w:jc w:val="right"/>
+            </w:pPr>
+            <w:r>
+              <w:t xml:space="preserve">0</w:t>
+            </w:r>
+          </w:p>
+        </w:tc>
+        <w:tc>
+          <w:tcPr/>
+          <w:p>
+            <w:pPr>
+              <w:pStyle w:val="Compact"/>
+              <w:jc w:val="right"/>
+            </w:pPr>
+            <w:r>
+              <w:t xml:space="preserve">0</w:t>
             </w:r>
           </w:p>
         </w:tc>
@@ -3116,6 +802,18 @@
           <w:p>
             <w:pPr>
               <w:pStyle w:val="Compact"/>
+              <w:jc w:val="right"/>
+            </w:pPr>
+            <w:r>
+              <w:t xml:space="preserve">4</w:t>
+            </w:r>
+          </w:p>
+        </w:tc>
+        <w:tc>
+          <w:tcPr/>
+          <w:p>
+            <w:pPr>
+              <w:pStyle w:val="Compact"/>
               <w:jc w:val="left"/>
             </w:pPr>
             <w:r>
@@ -3179,7 +877,55 @@
               <w:jc w:val="left"/>
             </w:pPr>
             <w:r>
-              <w:t xml:space="preserve">IDA21</w:t>
+              <w:t xml:space="preserve">2026-03-06</w:t>
+            </w:r>
+          </w:p>
+        </w:tc>
+        <w:tc>
+          <w:tcPr/>
+          <w:p>
+            <w:pPr>
+              <w:pStyle w:val="Compact"/>
+              <w:jc w:val="right"/>
+            </w:pPr>
+            <w:r>
+              <w:t xml:space="preserve">1</w:t>
+            </w:r>
+          </w:p>
+        </w:tc>
+        <w:tc>
+          <w:tcPr/>
+          <w:p>
+            <w:pPr>
+              <w:pStyle w:val="Compact"/>
+              <w:jc w:val="right"/>
+            </w:pPr>
+            <w:r>
+              <w:t xml:space="preserve">0</w:t>
+            </w:r>
+          </w:p>
+        </w:tc>
+        <w:tc>
+          <w:tcPr/>
+          <w:p>
+            <w:pPr>
+              <w:pStyle w:val="Compact"/>
+              <w:jc w:val="right"/>
+            </w:pPr>
+            <w:r>
+              <w:t xml:space="preserve">0</w:t>
+            </w:r>
+          </w:p>
+        </w:tc>
+        <w:tc>
+          <w:tcPr/>
+          <w:p>
+            <w:pPr>
+              <w:pStyle w:val="Compact"/>
+              <w:jc w:val="right"/>
+            </w:pPr>
+            <w:r>
+              <w:t xml:space="preserve">1</w:t>
             </w:r>
           </w:p>
         </w:tc>
@@ -3190,6 +936,18 @@
           <w:p>
             <w:pPr>
               <w:pStyle w:val="Compact"/>
+              <w:jc w:val="right"/>
+            </w:pPr>
+            <w:r>
+              <w:t xml:space="preserve">5</w:t>
+            </w:r>
+          </w:p>
+        </w:tc>
+        <w:tc>
+          <w:tcPr/>
+          <w:p>
+            <w:pPr>
+              <w:pStyle w:val="Compact"/>
               <w:jc w:val="left"/>
             </w:pPr>
             <w:r>
@@ -3229,7 +987,7 @@
               <w:jc w:val="left"/>
             </w:pPr>
             <w:r>
-              <w:t xml:space="preserve">Lending</w:t>
+              <w:t xml:space="preserve">IPF</w:t>
             </w:r>
           </w:p>
         </w:tc>
@@ -3253,7 +1011,55 @@
               <w:jc w:val="left"/>
             </w:pPr>
             <w:r>
-              <w:t xml:space="preserve">IDA21</w:t>
+              <w:t xml:space="preserve">2025-10-09</w:t>
+            </w:r>
+          </w:p>
+        </w:tc>
+        <w:tc>
+          <w:tcPr/>
+          <w:p>
+            <w:pPr>
+              <w:pStyle w:val="Compact"/>
+              <w:jc w:val="right"/>
+            </w:pPr>
+            <w:r>
+              <w:t xml:space="preserve">1</w:t>
+            </w:r>
+          </w:p>
+        </w:tc>
+        <w:tc>
+          <w:tcPr/>
+          <w:p>
+            <w:pPr>
+              <w:pStyle w:val="Compact"/>
+              <w:jc w:val="right"/>
+            </w:pPr>
+            <w:r>
+              <w:t xml:space="preserve">0</w:t>
+            </w:r>
+          </w:p>
+        </w:tc>
+        <w:tc>
+          <w:tcPr/>
+          <w:p>
+            <w:pPr>
+              <w:pStyle w:val="Compact"/>
+              <w:jc w:val="right"/>
+            </w:pPr>
+            <w:r>
+              <w:t xml:space="preserve">0</w:t>
+            </w:r>
+          </w:p>
+        </w:tc>
+        <w:tc>
+          <w:tcPr/>
+          <w:p>
+            <w:pPr>
+              <w:pStyle w:val="Compact"/>
+              <w:jc w:val="right"/>
+            </w:pPr>
+            <w:r>
+              <w:t xml:space="preserve">1</w:t>
             </w:r>
           </w:p>
         </w:tc>
@@ -3264,6 +1070,18 @@
           <w:p>
             <w:pPr>
               <w:pStyle w:val="Compact"/>
+              <w:jc w:val="right"/>
+            </w:pPr>
+            <w:r>
+              <w:t xml:space="preserve">6</w:t>
+            </w:r>
+          </w:p>
+        </w:tc>
+        <w:tc>
+          <w:tcPr/>
+          <w:p>
+            <w:pPr>
+              <w:pStyle w:val="Compact"/>
               <w:jc w:val="left"/>
             </w:pPr>
             <w:r>
@@ -3303,7 +1121,7 @@
               <w:jc w:val="left"/>
             </w:pPr>
             <w:r>
-              <w:t xml:space="preserve">Lending</w:t>
+              <w:t xml:space="preserve">PforR</w:t>
             </w:r>
           </w:p>
         </w:tc>
@@ -3327,7 +1145,55 @@
               <w:jc w:val="left"/>
             </w:pPr>
             <w:r>
-              <w:t xml:space="preserve">IDA21</w:t>
+              <w:t xml:space="preserve">2025-11-21</w:t>
+            </w:r>
+          </w:p>
+        </w:tc>
+        <w:tc>
+          <w:tcPr/>
+          <w:p>
+            <w:pPr>
+              <w:pStyle w:val="Compact"/>
+              <w:jc w:val="right"/>
+            </w:pPr>
+            <w:r>
+              <w:t xml:space="preserve">1</w:t>
+            </w:r>
+          </w:p>
+        </w:tc>
+        <w:tc>
+          <w:tcPr/>
+          <w:p>
+            <w:pPr>
+              <w:pStyle w:val="Compact"/>
+              <w:jc w:val="right"/>
+            </w:pPr>
+            <w:r>
+              <w:t xml:space="preserve">1</w:t>
+            </w:r>
+          </w:p>
+        </w:tc>
+        <w:tc>
+          <w:tcPr/>
+          <w:p>
+            <w:pPr>
+              <w:pStyle w:val="Compact"/>
+              <w:jc w:val="right"/>
+            </w:pPr>
+            <w:r>
+              <w:t xml:space="preserve">0</w:t>
+            </w:r>
+          </w:p>
+        </w:tc>
+        <w:tc>
+          <w:tcPr/>
+          <w:p>
+            <w:pPr>
+              <w:pStyle w:val="Compact"/>
+              <w:jc w:val="right"/>
+            </w:pPr>
+            <w:r>
+              <w:t xml:space="preserve">1</w:t>
             </w:r>
           </w:p>
         </w:tc>
@@ -3338,6 +1204,18 @@
           <w:p>
             <w:pPr>
               <w:pStyle w:val="Compact"/>
+              <w:jc w:val="right"/>
+            </w:pPr>
+            <w:r>
+              <w:t xml:space="preserve">7</w:t>
+            </w:r>
+          </w:p>
+        </w:tc>
+        <w:tc>
+          <w:tcPr/>
+          <w:p>
+            <w:pPr>
+              <w:pStyle w:val="Compact"/>
               <w:jc w:val="left"/>
             </w:pPr>
             <w:r>
@@ -3401,7 +1279,55 @@
               <w:jc w:val="left"/>
             </w:pPr>
             <w:r>
-              <w:t xml:space="preserve">IDA21</w:t>
+              <w:t xml:space="preserve">2026-02-19</w:t>
+            </w:r>
+          </w:p>
+        </w:tc>
+        <w:tc>
+          <w:tcPr/>
+          <w:p>
+            <w:pPr>
+              <w:pStyle w:val="Compact"/>
+              <w:jc w:val="right"/>
+            </w:pPr>
+            <w:r>
+              <w:t xml:space="preserve">1</w:t>
+            </w:r>
+          </w:p>
+        </w:tc>
+        <w:tc>
+          <w:tcPr/>
+          <w:p>
+            <w:pPr>
+              <w:pStyle w:val="Compact"/>
+              <w:jc w:val="right"/>
+            </w:pPr>
+            <w:r>
+              <w:t xml:space="preserve">1</w:t>
+            </w:r>
+          </w:p>
+        </w:tc>
+        <w:tc>
+          <w:tcPr/>
+          <w:p>
+            <w:pPr>
+              <w:pStyle w:val="Compact"/>
+              <w:jc w:val="right"/>
+            </w:pPr>
+            <w:r>
+              <w:t xml:space="preserve">0</w:t>
+            </w:r>
+          </w:p>
+        </w:tc>
+        <w:tc>
+          <w:tcPr/>
+          <w:p>
+            <w:pPr>
+              <w:pStyle w:val="Compact"/>
+              <w:jc w:val="right"/>
+            </w:pPr>
+            <w:r>
+              <w:t xml:space="preserve">0</w:t>
             </w:r>
           </w:p>
         </w:tc>
@@ -3412,6 +1338,18 @@
           <w:p>
             <w:pPr>
               <w:pStyle w:val="Compact"/>
+              <w:jc w:val="right"/>
+            </w:pPr>
+            <w:r>
+              <w:t xml:space="preserve">8</w:t>
+            </w:r>
+          </w:p>
+        </w:tc>
+        <w:tc>
+          <w:tcPr/>
+          <w:p>
+            <w:pPr>
+              <w:pStyle w:val="Compact"/>
               <w:jc w:val="left"/>
             </w:pPr>
             <w:r>
@@ -3451,7 +1389,7 @@
               <w:jc w:val="left"/>
             </w:pPr>
             <w:r>
-              <w:t xml:space="preserve">Lending</w:t>
+              <w:t xml:space="preserve">PforR</w:t>
             </w:r>
           </w:p>
         </w:tc>
@@ -3475,7 +1413,55 @@
               <w:jc w:val="left"/>
             </w:pPr>
             <w:r>
-              <w:t xml:space="preserve">IDA21</w:t>
+              <w:t xml:space="preserve">2025-09-03</w:t>
+            </w:r>
+          </w:p>
+        </w:tc>
+        <w:tc>
+          <w:tcPr/>
+          <w:p>
+            <w:pPr>
+              <w:pStyle w:val="Compact"/>
+              <w:jc w:val="right"/>
+            </w:pPr>
+            <w:r>
+              <w:t xml:space="preserve">1</w:t>
+            </w:r>
+          </w:p>
+        </w:tc>
+        <w:tc>
+          <w:tcPr/>
+          <w:p>
+            <w:pPr>
+              <w:pStyle w:val="Compact"/>
+              <w:jc w:val="right"/>
+            </w:pPr>
+            <w:r>
+              <w:t xml:space="preserve">1</w:t>
+            </w:r>
+          </w:p>
+        </w:tc>
+        <w:tc>
+          <w:tcPr/>
+          <w:p>
+            <w:pPr>
+              <w:pStyle w:val="Compact"/>
+              <w:jc w:val="right"/>
+            </w:pPr>
+            <w:r>
+              <w:t xml:space="preserve">0</w:t>
+            </w:r>
+          </w:p>
+        </w:tc>
+        <w:tc>
+          <w:tcPr/>
+          <w:p>
+            <w:pPr>
+              <w:pStyle w:val="Compact"/>
+              <w:jc w:val="right"/>
+            </w:pPr>
+            <w:r>
+              <w:t xml:space="preserve">1</w:t>
             </w:r>
           </w:p>
         </w:tc>
@@ -3486,6 +1472,18 @@
           <w:p>
             <w:pPr>
               <w:pStyle w:val="Compact"/>
+              <w:jc w:val="right"/>
+            </w:pPr>
+            <w:r>
+              <w:t xml:space="preserve">9</w:t>
+            </w:r>
+          </w:p>
+        </w:tc>
+        <w:tc>
+          <w:tcPr/>
+          <w:p>
+            <w:pPr>
+              <w:pStyle w:val="Compact"/>
               <w:jc w:val="left"/>
             </w:pPr>
             <w:r>
@@ -3537,19 +1535,67 @@
               <w:jc w:val="left"/>
             </w:pPr>
             <w:r>
-              <w:t xml:space="preserve">2025</w:t>
-            </w:r>
-          </w:p>
-        </w:tc>
-        <w:tc>
-          <w:tcPr/>
-          <w:p>
-            <w:pPr>
-              <w:pStyle w:val="Compact"/>
-              <w:jc w:val="left"/>
-            </w:pPr>
-            <w:r>
-              <w:t xml:space="preserve">IDA21</w:t>
+              <w:t xml:space="preserve">2026</w:t>
+            </w:r>
+          </w:p>
+        </w:tc>
+        <w:tc>
+          <w:tcPr/>
+          <w:p>
+            <w:pPr>
+              <w:pStyle w:val="Compact"/>
+              <w:jc w:val="left"/>
+            </w:pPr>
+            <w:r>
+              <w:t xml:space="preserve">2025-10-07</w:t>
+            </w:r>
+          </w:p>
+        </w:tc>
+        <w:tc>
+          <w:tcPr/>
+          <w:p>
+            <w:pPr>
+              <w:pStyle w:val="Compact"/>
+              <w:jc w:val="right"/>
+            </w:pPr>
+            <w:r>
+              <w:t xml:space="preserve">1</w:t>
+            </w:r>
+          </w:p>
+        </w:tc>
+        <w:tc>
+          <w:tcPr/>
+          <w:p>
+            <w:pPr>
+              <w:pStyle w:val="Compact"/>
+              <w:jc w:val="right"/>
+            </w:pPr>
+            <w:r>
+              <w:t xml:space="preserve">0</w:t>
+            </w:r>
+          </w:p>
+        </w:tc>
+        <w:tc>
+          <w:tcPr/>
+          <w:p>
+            <w:pPr>
+              <w:pStyle w:val="Compact"/>
+              <w:jc w:val="right"/>
+            </w:pPr>
+            <w:r>
+              <w:t xml:space="preserve">0</w:t>
+            </w:r>
+          </w:p>
+        </w:tc>
+        <w:tc>
+          <w:tcPr/>
+          <w:p>
+            <w:pPr>
+              <w:pStyle w:val="Compact"/>
+              <w:jc w:val="right"/>
+            </w:pPr>
+            <w:r>
+              <w:t xml:space="preserve">0</w:t>
             </w:r>
           </w:p>
         </w:tc>
@@ -3560,6 +1606,18 @@
           <w:p>
             <w:pPr>
               <w:pStyle w:val="Compact"/>
+              <w:jc w:val="right"/>
+            </w:pPr>
+            <w:r>
+              <w:t xml:space="preserve">10</w:t>
+            </w:r>
+          </w:p>
+        </w:tc>
+        <w:tc>
+          <w:tcPr/>
+          <w:p>
+            <w:pPr>
+              <w:pStyle w:val="Compact"/>
               <w:jc w:val="left"/>
             </w:pPr>
             <w:r>
@@ -3599,7 +1657,7 @@
               <w:jc w:val="left"/>
             </w:pPr>
             <w:r>
-              <w:t xml:space="preserve">Lending</w:t>
+              <w:t xml:space="preserve">IPF</w:t>
             </w:r>
           </w:p>
         </w:tc>
@@ -3623,7 +1681,55 @@
               <w:jc w:val="left"/>
             </w:pPr>
             <w:r>
-              <w:t xml:space="preserve">IDA21</w:t>
+              <w:t xml:space="preserve">2025-08-08</w:t>
+            </w:r>
+          </w:p>
+        </w:tc>
+        <w:tc>
+          <w:tcPr/>
+          <w:p>
+            <w:pPr>
+              <w:pStyle w:val="Compact"/>
+              <w:jc w:val="right"/>
+            </w:pPr>
+            <w:r>
+              <w:t xml:space="preserve">1</w:t>
+            </w:r>
+          </w:p>
+        </w:tc>
+        <w:tc>
+          <w:tcPr/>
+          <w:p>
+            <w:pPr>
+              <w:pStyle w:val="Compact"/>
+              <w:jc w:val="right"/>
+            </w:pPr>
+            <w:r>
+              <w:t xml:space="preserve">1</w:t>
+            </w:r>
+          </w:p>
+        </w:tc>
+        <w:tc>
+          <w:tcPr/>
+          <w:p>
+            <w:pPr>
+              <w:pStyle w:val="Compact"/>
+              <w:jc w:val="right"/>
+            </w:pPr>
+            <w:r>
+              <w:t xml:space="preserve">0</w:t>
+            </w:r>
+          </w:p>
+        </w:tc>
+        <w:tc>
+          <w:tcPr/>
+          <w:p>
+            <w:pPr>
+              <w:pStyle w:val="Compact"/>
+              <w:jc w:val="right"/>
+            </w:pPr>
+            <w:r>
+              <w:t xml:space="preserve">1</w:t>
             </w:r>
           </w:p>
         </w:tc>
@@ -3634,6 +1740,18 @@
           <w:p>
             <w:pPr>
               <w:pStyle w:val="Compact"/>
+              <w:jc w:val="right"/>
+            </w:pPr>
+            <w:r>
+              <w:t xml:space="preserve">11</w:t>
+            </w:r>
+          </w:p>
+        </w:tc>
+        <w:tc>
+          <w:tcPr/>
+          <w:p>
+            <w:pPr>
+              <w:pStyle w:val="Compact"/>
               <w:jc w:val="left"/>
             </w:pPr>
             <w:r>
@@ -3673,7 +1791,7 @@
               <w:jc w:val="left"/>
             </w:pPr>
             <w:r>
-              <w:t xml:space="preserve">Lending</w:t>
+              <w:t xml:space="preserve">IPF</w:t>
             </w:r>
           </w:p>
         </w:tc>
@@ -3697,7 +1815,55 @@
               <w:jc w:val="left"/>
             </w:pPr>
             <w:r>
-              <w:t xml:space="preserve">IDA21</w:t>
+              <w:t xml:space="preserve">2026-03-05</w:t>
+            </w:r>
+          </w:p>
+        </w:tc>
+        <w:tc>
+          <w:tcPr/>
+          <w:p>
+            <w:pPr>
+              <w:pStyle w:val="Compact"/>
+              <w:jc w:val="right"/>
+            </w:pPr>
+            <w:r>
+              <w:t xml:space="preserve">0</w:t>
+            </w:r>
+          </w:p>
+        </w:tc>
+        <w:tc>
+          <w:tcPr/>
+          <w:p>
+            <w:pPr>
+              <w:pStyle w:val="Compact"/>
+              <w:jc w:val="right"/>
+            </w:pPr>
+            <w:r>
+              <w:t xml:space="preserve">1</w:t>
+            </w:r>
+          </w:p>
+        </w:tc>
+        <w:tc>
+          <w:tcPr/>
+          <w:p>
+            <w:pPr>
+              <w:pStyle w:val="Compact"/>
+              <w:jc w:val="right"/>
+            </w:pPr>
+            <w:r>
+              <w:t xml:space="preserve">0</w:t>
+            </w:r>
+          </w:p>
+        </w:tc>
+        <w:tc>
+          <w:tcPr/>
+          <w:p>
+            <w:pPr>
+              <w:pStyle w:val="Compact"/>
+              <w:jc w:val="right"/>
+            </w:pPr>
+            <w:r>
+              <w:t xml:space="preserve">0</w:t>
             </w:r>
           </w:p>
         </w:tc>
@@ -3708,6 +1874,18 @@
           <w:p>
             <w:pPr>
               <w:pStyle w:val="Compact"/>
+              <w:jc w:val="right"/>
+            </w:pPr>
+            <w:r>
+              <w:t xml:space="preserve">12</w:t>
+            </w:r>
+          </w:p>
+        </w:tc>
+        <w:tc>
+          <w:tcPr/>
+          <w:p>
+            <w:pPr>
+              <w:pStyle w:val="Compact"/>
               <w:jc w:val="left"/>
             </w:pPr>
             <w:r>
@@ -3759,19 +1937,67 @@
               <w:jc w:val="left"/>
             </w:pPr>
             <w:r>
-              <w:t xml:space="preserve">2025</w:t>
-            </w:r>
-          </w:p>
-        </w:tc>
-        <w:tc>
-          <w:tcPr/>
-          <w:p>
-            <w:pPr>
-              <w:pStyle w:val="Compact"/>
-              <w:jc w:val="left"/>
-            </w:pPr>
-            <w:r>
-              <w:t xml:space="preserve">IDA21</w:t>
+              <w:t xml:space="preserve">2026</w:t>
+            </w:r>
+          </w:p>
+        </w:tc>
+        <w:tc>
+          <w:tcPr/>
+          <w:p>
+            <w:pPr>
+              <w:pStyle w:val="Compact"/>
+              <w:jc w:val="left"/>
+            </w:pPr>
+            <w:r>
+              <w:t xml:space="preserve">2025-08-11</w:t>
+            </w:r>
+          </w:p>
+        </w:tc>
+        <w:tc>
+          <w:tcPr/>
+          <w:p>
+            <w:pPr>
+              <w:pStyle w:val="Compact"/>
+              <w:jc w:val="right"/>
+            </w:pPr>
+            <w:r>
+              <w:t xml:space="preserve">1</w:t>
+            </w:r>
+          </w:p>
+        </w:tc>
+        <w:tc>
+          <w:tcPr/>
+          <w:p>
+            <w:pPr>
+              <w:pStyle w:val="Compact"/>
+              <w:jc w:val="right"/>
+            </w:pPr>
+            <w:r>
+              <w:t xml:space="preserve">0</w:t>
+            </w:r>
+          </w:p>
+        </w:tc>
+        <w:tc>
+          <w:tcPr/>
+          <w:p>
+            <w:pPr>
+              <w:pStyle w:val="Compact"/>
+              <w:jc w:val="right"/>
+            </w:pPr>
+            <w:r>
+              <w:t xml:space="preserve">0</w:t>
+            </w:r>
+          </w:p>
+        </w:tc>
+        <w:tc>
+          <w:tcPr/>
+          <w:p>
+            <w:pPr>
+              <w:pStyle w:val="Compact"/>
+              <w:jc w:val="right"/>
+            </w:pPr>
+            <w:r>
+              <w:t xml:space="preserve">0</w:t>
             </w:r>
           </w:p>
         </w:tc>
@@ -3782,6 +2008,18 @@
           <w:p>
             <w:pPr>
               <w:pStyle w:val="Compact"/>
+              <w:jc w:val="right"/>
+            </w:pPr>
+            <w:r>
+              <w:t xml:space="preserve">13</w:t>
+            </w:r>
+          </w:p>
+        </w:tc>
+        <w:tc>
+          <w:tcPr/>
+          <w:p>
+            <w:pPr>
+              <w:pStyle w:val="Compact"/>
               <w:jc w:val="left"/>
             </w:pPr>
             <w:r>
@@ -3821,7 +2059,7 @@
               <w:jc w:val="left"/>
             </w:pPr>
             <w:r>
-              <w:t xml:space="preserve">Lending</w:t>
+              <w:t xml:space="preserve">PforR</w:t>
             </w:r>
           </w:p>
         </w:tc>
@@ -3845,7 +2083,55 @@
               <w:jc w:val="left"/>
             </w:pPr>
             <w:r>
-              <w:t xml:space="preserve">Pre-IDA21</w:t>
+              <w:t xml:space="preserve">2023-05-08</w:t>
+            </w:r>
+          </w:p>
+        </w:tc>
+        <w:tc>
+          <w:tcPr/>
+          <w:p>
+            <w:pPr>
+              <w:pStyle w:val="Compact"/>
+              <w:jc w:val="right"/>
+            </w:pPr>
+            <w:r>
+              <w:t xml:space="preserve">0</w:t>
+            </w:r>
+          </w:p>
+        </w:tc>
+        <w:tc>
+          <w:tcPr/>
+          <w:p>
+            <w:pPr>
+              <w:pStyle w:val="Compact"/>
+              <w:jc w:val="right"/>
+            </w:pPr>
+            <w:r>
+              <w:t xml:space="preserve">0</w:t>
+            </w:r>
+          </w:p>
+        </w:tc>
+        <w:tc>
+          <w:tcPr/>
+          <w:p>
+            <w:pPr>
+              <w:pStyle w:val="Compact"/>
+              <w:jc w:val="right"/>
+            </w:pPr>
+            <w:r>
+              <w:t xml:space="preserve">1</w:t>
+            </w:r>
+          </w:p>
+        </w:tc>
+        <w:tc>
+          <w:tcPr/>
+          <w:p>
+            <w:pPr>
+              <w:pStyle w:val="Compact"/>
+              <w:jc w:val="right"/>
+            </w:pPr>
+            <w:r>
+              <w:t xml:space="preserve">1</w:t>
             </w:r>
           </w:p>
         </w:tc>
@@ -3856,6 +2142,18 @@
           <w:p>
             <w:pPr>
               <w:pStyle w:val="Compact"/>
+              <w:jc w:val="right"/>
+            </w:pPr>
+            <w:r>
+              <w:t xml:space="preserve">14</w:t>
+            </w:r>
+          </w:p>
+        </w:tc>
+        <w:tc>
+          <w:tcPr/>
+          <w:p>
+            <w:pPr>
+              <w:pStyle w:val="Compact"/>
               <w:jc w:val="left"/>
             </w:pPr>
             <w:r>
@@ -3895,7 +2193,7 @@
               <w:jc w:val="left"/>
             </w:pPr>
             <w:r>
-              <w:t xml:space="preserve">Lending</w:t>
+              <w:t xml:space="preserve">IPF</w:t>
             </w:r>
           </w:p>
         </w:tc>
@@ -3919,7 +2217,55 @@
               <w:jc w:val="left"/>
             </w:pPr>
             <w:r>
-              <w:t xml:space="preserve">Pre-IDA21</w:t>
+              <w:t xml:space="preserve">2022-05-05</w:t>
+            </w:r>
+          </w:p>
+        </w:tc>
+        <w:tc>
+          <w:tcPr/>
+          <w:p>
+            <w:pPr>
+              <w:pStyle w:val="Compact"/>
+              <w:jc w:val="right"/>
+            </w:pPr>
+            <w:r>
+              <w:t xml:space="preserve">NA</w:t>
+            </w:r>
+          </w:p>
+        </w:tc>
+        <w:tc>
+          <w:tcPr/>
+          <w:p>
+            <w:pPr>
+              <w:pStyle w:val="Compact"/>
+              <w:jc w:val="right"/>
+            </w:pPr>
+            <w:r>
+              <w:t xml:space="preserve">NA</w:t>
+            </w:r>
+          </w:p>
+        </w:tc>
+        <w:tc>
+          <w:tcPr/>
+          <w:p>
+            <w:pPr>
+              <w:pStyle w:val="Compact"/>
+              <w:jc w:val="right"/>
+            </w:pPr>
+            <w:r>
+              <w:t xml:space="preserve">NA</w:t>
+            </w:r>
+          </w:p>
+        </w:tc>
+        <w:tc>
+          <w:tcPr/>
+          <w:p>
+            <w:pPr>
+              <w:pStyle w:val="Compact"/>
+              <w:jc w:val="right"/>
+            </w:pPr>
+            <w:r>
+              <w:t xml:space="preserve">NA</w:t>
             </w:r>
           </w:p>
         </w:tc>
@@ -3930,6 +2276,18 @@
           <w:p>
             <w:pPr>
               <w:pStyle w:val="Compact"/>
+              <w:jc w:val="right"/>
+            </w:pPr>
+            <w:r>
+              <w:t xml:space="preserve">15</w:t>
+            </w:r>
+          </w:p>
+        </w:tc>
+        <w:tc>
+          <w:tcPr/>
+          <w:p>
+            <w:pPr>
+              <w:pStyle w:val="Compact"/>
               <w:jc w:val="left"/>
             </w:pPr>
             <w:r>
@@ -3993,7 +2351,55 @@
               <w:jc w:val="left"/>
             </w:pPr>
             <w:r>
-              <w:t xml:space="preserve">Pre-IDA21</w:t>
+              <w:t xml:space="preserve">2025-04-10</w:t>
+            </w:r>
+          </w:p>
+        </w:tc>
+        <w:tc>
+          <w:tcPr/>
+          <w:p>
+            <w:pPr>
+              <w:pStyle w:val="Compact"/>
+              <w:jc w:val="right"/>
+            </w:pPr>
+            <w:r>
+              <w:t xml:space="preserve">1</w:t>
+            </w:r>
+          </w:p>
+        </w:tc>
+        <w:tc>
+          <w:tcPr/>
+          <w:p>
+            <w:pPr>
+              <w:pStyle w:val="Compact"/>
+              <w:jc w:val="right"/>
+            </w:pPr>
+            <w:r>
+              <w:t xml:space="preserve">0</w:t>
+            </w:r>
+          </w:p>
+        </w:tc>
+        <w:tc>
+          <w:tcPr/>
+          <w:p>
+            <w:pPr>
+              <w:pStyle w:val="Compact"/>
+              <w:jc w:val="right"/>
+            </w:pPr>
+            <w:r>
+              <w:t xml:space="preserve">0</w:t>
+            </w:r>
+          </w:p>
+        </w:tc>
+        <w:tc>
+          <w:tcPr/>
+          <w:p>
+            <w:pPr>
+              <w:pStyle w:val="Compact"/>
+              <w:jc w:val="right"/>
+            </w:pPr>
+            <w:r>
+              <w:t xml:space="preserve">1</w:t>
             </w:r>
           </w:p>
         </w:tc>
@@ -4004,6 +2410,18 @@
           <w:p>
             <w:pPr>
               <w:pStyle w:val="Compact"/>
+              <w:jc w:val="right"/>
+            </w:pPr>
+            <w:r>
+              <w:t xml:space="preserve">16</w:t>
+            </w:r>
+          </w:p>
+        </w:tc>
+        <w:tc>
+          <w:tcPr/>
+          <w:p>
+            <w:pPr>
+              <w:pStyle w:val="Compact"/>
               <w:jc w:val="left"/>
             </w:pPr>
             <w:r>
@@ -4055,19 +2473,67 @@
               <w:jc w:val="left"/>
             </w:pPr>
             <w:r>
-              <w:t xml:space="preserve">2022</w:t>
-            </w:r>
-          </w:p>
-        </w:tc>
-        <w:tc>
-          <w:tcPr/>
-          <w:p>
-            <w:pPr>
-              <w:pStyle w:val="Compact"/>
-              <w:jc w:val="left"/>
-            </w:pPr>
-            <w:r>
-              <w:t xml:space="preserve">Pre-IDA21</w:t>
+              <w:t xml:space="preserve">2023</w:t>
+            </w:r>
+          </w:p>
+        </w:tc>
+        <w:tc>
+          <w:tcPr/>
+          <w:p>
+            <w:pPr>
+              <w:pStyle w:val="Compact"/>
+              <w:jc w:val="left"/>
+            </w:pPr>
+            <w:r>
+              <w:t xml:space="preserve">2022-12-21</w:t>
+            </w:r>
+          </w:p>
+        </w:tc>
+        <w:tc>
+          <w:tcPr/>
+          <w:p>
+            <w:pPr>
+              <w:pStyle w:val="Compact"/>
+              <w:jc w:val="right"/>
+            </w:pPr>
+            <w:r>
+              <w:t xml:space="preserve">1</w:t>
+            </w:r>
+          </w:p>
+        </w:tc>
+        <w:tc>
+          <w:tcPr/>
+          <w:p>
+            <w:pPr>
+              <w:pStyle w:val="Compact"/>
+              <w:jc w:val="right"/>
+            </w:pPr>
+            <w:r>
+              <w:t xml:space="preserve">0</w:t>
+            </w:r>
+          </w:p>
+        </w:tc>
+        <w:tc>
+          <w:tcPr/>
+          <w:p>
+            <w:pPr>
+              <w:pStyle w:val="Compact"/>
+              <w:jc w:val="right"/>
+            </w:pPr>
+            <w:r>
+              <w:t xml:space="preserve">1</w:t>
+            </w:r>
+          </w:p>
+        </w:tc>
+        <w:tc>
+          <w:tcPr/>
+          <w:p>
+            <w:pPr>
+              <w:pStyle w:val="Compact"/>
+              <w:jc w:val="right"/>
+            </w:pPr>
+            <w:r>
+              <w:t xml:space="preserve">1</w:t>
             </w:r>
           </w:p>
         </w:tc>
@@ -4078,6 +2544,18 @@
           <w:p>
             <w:pPr>
               <w:pStyle w:val="Compact"/>
+              <w:jc w:val="right"/>
+            </w:pPr>
+            <w:r>
+              <w:t xml:space="preserve">17</w:t>
+            </w:r>
+          </w:p>
+        </w:tc>
+        <w:tc>
+          <w:tcPr/>
+          <w:p>
+            <w:pPr>
+              <w:pStyle w:val="Compact"/>
               <w:jc w:val="left"/>
             </w:pPr>
             <w:r>
@@ -4129,19 +2607,67 @@
               <w:jc w:val="left"/>
             </w:pPr>
             <w:r>
-              <w:t xml:space="preserve">2023</w:t>
-            </w:r>
-          </w:p>
-        </w:tc>
-        <w:tc>
-          <w:tcPr/>
-          <w:p>
-            <w:pPr>
-              <w:pStyle w:val="Compact"/>
-              <w:jc w:val="left"/>
-            </w:pPr>
-            <w:r>
-              <w:t xml:space="preserve">Pre-IDA21</w:t>
+              <w:t xml:space="preserve">2024</w:t>
+            </w:r>
+          </w:p>
+        </w:tc>
+        <w:tc>
+          <w:tcPr/>
+          <w:p>
+            <w:pPr>
+              <w:pStyle w:val="Compact"/>
+              <w:jc w:val="left"/>
+            </w:pPr>
+            <w:r>
+              <w:t xml:space="preserve">2023-12-13</w:t>
+            </w:r>
+          </w:p>
+        </w:tc>
+        <w:tc>
+          <w:tcPr/>
+          <w:p>
+            <w:pPr>
+              <w:pStyle w:val="Compact"/>
+              <w:jc w:val="right"/>
+            </w:pPr>
+            <w:r>
+              <w:t xml:space="preserve">1</w:t>
+            </w:r>
+          </w:p>
+        </w:tc>
+        <w:tc>
+          <w:tcPr/>
+          <w:p>
+            <w:pPr>
+              <w:pStyle w:val="Compact"/>
+              <w:jc w:val="right"/>
+            </w:pPr>
+            <w:r>
+              <w:t xml:space="preserve">0</w:t>
+            </w:r>
+          </w:p>
+        </w:tc>
+        <w:tc>
+          <w:tcPr/>
+          <w:p>
+            <w:pPr>
+              <w:pStyle w:val="Compact"/>
+              <w:jc w:val="right"/>
+            </w:pPr>
+            <w:r>
+              <w:t xml:space="preserve">0</w:t>
+            </w:r>
+          </w:p>
+        </w:tc>
+        <w:tc>
+          <w:tcPr/>
+          <w:p>
+            <w:pPr>
+              <w:pStyle w:val="Compact"/>
+              <w:jc w:val="right"/>
+            </w:pPr>
+            <w:r>
+              <w:t xml:space="preserve">0</w:t>
             </w:r>
           </w:p>
         </w:tc>
@@ -4152,6 +2678,18 @@
           <w:p>
             <w:pPr>
               <w:pStyle w:val="Compact"/>
+              <w:jc w:val="right"/>
+            </w:pPr>
+            <w:r>
+              <w:t xml:space="preserve">18</w:t>
+            </w:r>
+          </w:p>
+        </w:tc>
+        <w:tc>
+          <w:tcPr/>
+          <w:p>
+            <w:pPr>
+              <w:pStyle w:val="Compact"/>
               <w:jc w:val="left"/>
             </w:pPr>
             <w:r>
@@ -4191,7 +2729,7 @@
               <w:jc w:val="left"/>
             </w:pPr>
             <w:r>
-              <w:t xml:space="preserve">Lending</w:t>
+              <w:t xml:space="preserve">IPF</w:t>
             </w:r>
           </w:p>
         </w:tc>
@@ -4215,7 +2753,55 @@
               <w:jc w:val="left"/>
             </w:pPr>
             <w:r>
-              <w:t xml:space="preserve">Pre-IDA21</w:t>
+              <w:t xml:space="preserve">NA</w:t>
+            </w:r>
+          </w:p>
+        </w:tc>
+        <w:tc>
+          <w:tcPr/>
+          <w:p>
+            <w:pPr>
+              <w:pStyle w:val="Compact"/>
+              <w:jc w:val="right"/>
+            </w:pPr>
+            <w:r>
+              <w:t xml:space="preserve">0</w:t>
+            </w:r>
+          </w:p>
+        </w:tc>
+        <w:tc>
+          <w:tcPr/>
+          <w:p>
+            <w:pPr>
+              <w:pStyle w:val="Compact"/>
+              <w:jc w:val="right"/>
+            </w:pPr>
+            <w:r>
+              <w:t xml:space="preserve">1</w:t>
+            </w:r>
+          </w:p>
+        </w:tc>
+        <w:tc>
+          <w:tcPr/>
+          <w:p>
+            <w:pPr>
+              <w:pStyle w:val="Compact"/>
+              <w:jc w:val="right"/>
+            </w:pPr>
+            <w:r>
+              <w:t xml:space="preserve">0</w:t>
+            </w:r>
+          </w:p>
+        </w:tc>
+        <w:tc>
+          <w:tcPr/>
+          <w:p>
+            <w:pPr>
+              <w:pStyle w:val="Compact"/>
+              <w:jc w:val="right"/>
+            </w:pPr>
+            <w:r>
+              <w:t xml:space="preserve">0</w:t>
             </w:r>
           </w:p>
         </w:tc>
@@ -4226,6 +2812,18 @@
           <w:p>
             <w:pPr>
               <w:pStyle w:val="Compact"/>
+              <w:jc w:val="right"/>
+            </w:pPr>
+            <w:r>
+              <w:t xml:space="preserve">19</w:t>
+            </w:r>
+          </w:p>
+        </w:tc>
+        <w:tc>
+          <w:tcPr/>
+          <w:p>
+            <w:pPr>
+              <w:pStyle w:val="Compact"/>
               <w:jc w:val="left"/>
             </w:pPr>
             <w:r>
@@ -4277,19 +2875,67 @@
               <w:jc w:val="left"/>
             </w:pPr>
             <w:r>
-              <w:t xml:space="preserve">2023</w:t>
-            </w:r>
-          </w:p>
-        </w:tc>
-        <w:tc>
-          <w:tcPr/>
-          <w:p>
-            <w:pPr>
-              <w:pStyle w:val="Compact"/>
-              <w:jc w:val="left"/>
-            </w:pPr>
-            <w:r>
-              <w:t xml:space="preserve">Pre-IDA21</w:t>
+              <w:t xml:space="preserve">2024</w:t>
+            </w:r>
+          </w:p>
+        </w:tc>
+        <w:tc>
+          <w:tcPr/>
+          <w:p>
+            <w:pPr>
+              <w:pStyle w:val="Compact"/>
+              <w:jc w:val="left"/>
+            </w:pPr>
+            <w:r>
+              <w:t xml:space="preserve">2023-10-11</w:t>
+            </w:r>
+          </w:p>
+        </w:tc>
+        <w:tc>
+          <w:tcPr/>
+          <w:p>
+            <w:pPr>
+              <w:pStyle w:val="Compact"/>
+              <w:jc w:val="right"/>
+            </w:pPr>
+            <w:r>
+              <w:t xml:space="preserve">0</w:t>
+            </w:r>
+          </w:p>
+        </w:tc>
+        <w:tc>
+          <w:tcPr/>
+          <w:p>
+            <w:pPr>
+              <w:pStyle w:val="Compact"/>
+              <w:jc w:val="right"/>
+            </w:pPr>
+            <w:r>
+              <w:t xml:space="preserve">0</w:t>
+            </w:r>
+          </w:p>
+        </w:tc>
+        <w:tc>
+          <w:tcPr/>
+          <w:p>
+            <w:pPr>
+              <w:pStyle w:val="Compact"/>
+              <w:jc w:val="right"/>
+            </w:pPr>
+            <w:r>
+              <w:t xml:space="preserve">0</w:t>
+            </w:r>
+          </w:p>
+        </w:tc>
+        <w:tc>
+          <w:tcPr/>
+          <w:p>
+            <w:pPr>
+              <w:pStyle w:val="Compact"/>
+              <w:jc w:val="right"/>
+            </w:pPr>
+            <w:r>
+              <w:t xml:space="preserve">0</w:t>
             </w:r>
           </w:p>
         </w:tc>
@@ -4300,6 +2946,18 @@
           <w:p>
             <w:pPr>
               <w:pStyle w:val="Compact"/>
+              <w:jc w:val="right"/>
+            </w:pPr>
+            <w:r>
+              <w:t xml:space="preserve">20</w:t>
+            </w:r>
+          </w:p>
+        </w:tc>
+        <w:tc>
+          <w:tcPr/>
+          <w:p>
+            <w:pPr>
+              <w:pStyle w:val="Compact"/>
               <w:jc w:val="left"/>
             </w:pPr>
             <w:r>
@@ -4339,7 +2997,7 @@
               <w:jc w:val="left"/>
             </w:pPr>
             <w:r>
-              <w:t xml:space="preserve">Lending</w:t>
+              <w:t xml:space="preserve">PforR</w:t>
             </w:r>
           </w:p>
         </w:tc>
@@ -4363,7 +3021,55 @@
               <w:jc w:val="left"/>
             </w:pPr>
             <w:r>
-              <w:t xml:space="preserve">Pre-IDA21</w:t>
+              <w:t xml:space="preserve">2024-06-13</w:t>
+            </w:r>
+          </w:p>
+        </w:tc>
+        <w:tc>
+          <w:tcPr/>
+          <w:p>
+            <w:pPr>
+              <w:pStyle w:val="Compact"/>
+              <w:jc w:val="right"/>
+            </w:pPr>
+            <w:r>
+              <w:t xml:space="preserve">1</w:t>
+            </w:r>
+          </w:p>
+        </w:tc>
+        <w:tc>
+          <w:tcPr/>
+          <w:p>
+            <w:pPr>
+              <w:pStyle w:val="Compact"/>
+              <w:jc w:val="right"/>
+            </w:pPr>
+            <w:r>
+              <w:t xml:space="preserve">0</w:t>
+            </w:r>
+          </w:p>
+        </w:tc>
+        <w:tc>
+          <w:tcPr/>
+          <w:p>
+            <w:pPr>
+              <w:pStyle w:val="Compact"/>
+              <w:jc w:val="right"/>
+            </w:pPr>
+            <w:r>
+              <w:t xml:space="preserve">1</w:t>
+            </w:r>
+          </w:p>
+        </w:tc>
+        <w:tc>
+          <w:tcPr/>
+          <w:p>
+            <w:pPr>
+              <w:pStyle w:val="Compact"/>
+              <w:jc w:val="right"/>
+            </w:pPr>
+            <w:r>
+              <w:t xml:space="preserve">1</w:t>
             </w:r>
           </w:p>
         </w:tc>
@@ -4374,6 +3080,18 @@
           <w:p>
             <w:pPr>
               <w:pStyle w:val="Compact"/>
+              <w:jc w:val="right"/>
+            </w:pPr>
+            <w:r>
+              <w:t xml:space="preserve">21</w:t>
+            </w:r>
+          </w:p>
+        </w:tc>
+        <w:tc>
+          <w:tcPr/>
+          <w:p>
+            <w:pPr>
+              <w:pStyle w:val="Compact"/>
               <w:jc w:val="left"/>
             </w:pPr>
             <w:r>
@@ -4413,7 +3131,7 @@
               <w:jc w:val="left"/>
             </w:pPr>
             <w:r>
-              <w:t xml:space="preserve">Lending</w:t>
+              <w:t xml:space="preserve">IPF</w:t>
             </w:r>
           </w:p>
         </w:tc>
@@ -4437,7 +3155,55 @@
               <w:jc w:val="left"/>
             </w:pPr>
             <w:r>
-              <w:t xml:space="preserve">Pre-IDA21</w:t>
+              <w:t xml:space="preserve">NA</w:t>
+            </w:r>
+          </w:p>
+        </w:tc>
+        <w:tc>
+          <w:tcPr/>
+          <w:p>
+            <w:pPr>
+              <w:pStyle w:val="Compact"/>
+              <w:jc w:val="right"/>
+            </w:pPr>
+            <w:r>
+              <w:t xml:space="preserve">0</w:t>
+            </w:r>
+          </w:p>
+        </w:tc>
+        <w:tc>
+          <w:tcPr/>
+          <w:p>
+            <w:pPr>
+              <w:pStyle w:val="Compact"/>
+              <w:jc w:val="right"/>
+            </w:pPr>
+            <w:r>
+              <w:t xml:space="preserve">1</w:t>
+            </w:r>
+          </w:p>
+        </w:tc>
+        <w:tc>
+          <w:tcPr/>
+          <w:p>
+            <w:pPr>
+              <w:pStyle w:val="Compact"/>
+              <w:jc w:val="right"/>
+            </w:pPr>
+            <w:r>
+              <w:t xml:space="preserve">0</w:t>
+            </w:r>
+          </w:p>
+        </w:tc>
+        <w:tc>
+          <w:tcPr/>
+          <w:p>
+            <w:pPr>
+              <w:pStyle w:val="Compact"/>
+              <w:jc w:val="right"/>
+            </w:pPr>
+            <w:r>
+              <w:t xml:space="preserve">1</w:t>
             </w:r>
           </w:p>
         </w:tc>
@@ -4448,6 +3214,18 @@
           <w:p>
             <w:pPr>
               <w:pStyle w:val="Compact"/>
+              <w:jc w:val="right"/>
+            </w:pPr>
+            <w:r>
+              <w:t xml:space="preserve">22</w:t>
+            </w:r>
+          </w:p>
+        </w:tc>
+        <w:tc>
+          <w:tcPr/>
+          <w:p>
+            <w:pPr>
+              <w:pStyle w:val="Compact"/>
               <w:jc w:val="left"/>
             </w:pPr>
             <w:r>
@@ -4487,7 +3265,7 @@
               <w:jc w:val="left"/>
             </w:pPr>
             <w:r>
-              <w:t xml:space="preserve">Lending</w:t>
+              <w:t xml:space="preserve">PforR</w:t>
             </w:r>
           </w:p>
         </w:tc>
@@ -4511,7 +3289,55 @@
               <w:jc w:val="left"/>
             </w:pPr>
             <w:r>
-              <w:t xml:space="preserve">Pre-IDA21</w:t>
+              <w:t xml:space="preserve">2024-09-26</w:t>
+            </w:r>
+          </w:p>
+        </w:tc>
+        <w:tc>
+          <w:tcPr/>
+          <w:p>
+            <w:pPr>
+              <w:pStyle w:val="Compact"/>
+              <w:jc w:val="right"/>
+            </w:pPr>
+            <w:r>
+              <w:t xml:space="preserve">1</w:t>
+            </w:r>
+          </w:p>
+        </w:tc>
+        <w:tc>
+          <w:tcPr/>
+          <w:p>
+            <w:pPr>
+              <w:pStyle w:val="Compact"/>
+              <w:jc w:val="right"/>
+            </w:pPr>
+            <w:r>
+              <w:t xml:space="preserve">0</w:t>
+            </w:r>
+          </w:p>
+        </w:tc>
+        <w:tc>
+          <w:tcPr/>
+          <w:p>
+            <w:pPr>
+              <w:pStyle w:val="Compact"/>
+              <w:jc w:val="right"/>
+            </w:pPr>
+            <w:r>
+              <w:t xml:space="preserve">0</w:t>
+            </w:r>
+          </w:p>
+        </w:tc>
+        <w:tc>
+          <w:tcPr/>
+          <w:p>
+            <w:pPr>
+              <w:pStyle w:val="Compact"/>
+              <w:jc w:val="right"/>
+            </w:pPr>
+            <w:r>
+              <w:t xml:space="preserve">1</w:t>
             </w:r>
           </w:p>
         </w:tc>
@@ -4522,6 +3348,18 @@
           <w:p>
             <w:pPr>
               <w:pStyle w:val="Compact"/>
+              <w:jc w:val="right"/>
+            </w:pPr>
+            <w:r>
+              <w:t xml:space="preserve">23</w:t>
+            </w:r>
+          </w:p>
+        </w:tc>
+        <w:tc>
+          <w:tcPr/>
+          <w:p>
+            <w:pPr>
+              <w:pStyle w:val="Compact"/>
               <w:jc w:val="left"/>
             </w:pPr>
             <w:r>
@@ -4561,7 +3399,7 @@
               <w:jc w:val="left"/>
             </w:pPr>
             <w:r>
-              <w:t xml:space="preserve">Lending</w:t>
+              <w:t xml:space="preserve">IPF</w:t>
             </w:r>
           </w:p>
         </w:tc>
@@ -4585,7 +3423,55 @@
               <w:jc w:val="left"/>
             </w:pPr>
             <w:r>
-              <w:t xml:space="preserve">Pre-IDA21</w:t>
+              <w:t xml:space="preserve">NA</w:t>
+            </w:r>
+          </w:p>
+        </w:tc>
+        <w:tc>
+          <w:tcPr/>
+          <w:p>
+            <w:pPr>
+              <w:pStyle w:val="Compact"/>
+              <w:jc w:val="right"/>
+            </w:pPr>
+            <w:r>
+              <w:t xml:space="preserve">1</w:t>
+            </w:r>
+          </w:p>
+        </w:tc>
+        <w:tc>
+          <w:tcPr/>
+          <w:p>
+            <w:pPr>
+              <w:pStyle w:val="Compact"/>
+              <w:jc w:val="right"/>
+            </w:pPr>
+            <w:r>
+              <w:t xml:space="preserve">0</w:t>
+            </w:r>
+          </w:p>
+        </w:tc>
+        <w:tc>
+          <w:tcPr/>
+          <w:p>
+            <w:pPr>
+              <w:pStyle w:val="Compact"/>
+              <w:jc w:val="right"/>
+            </w:pPr>
+            <w:r>
+              <w:t xml:space="preserve">1</w:t>
+            </w:r>
+          </w:p>
+        </w:tc>
+        <w:tc>
+          <w:tcPr/>
+          <w:p>
+            <w:pPr>
+              <w:pStyle w:val="Compact"/>
+              <w:jc w:val="right"/>
+            </w:pPr>
+            <w:r>
+              <w:t xml:space="preserve">0</w:t>
             </w:r>
           </w:p>
         </w:tc>
@@ -4596,6 +3482,18 @@
           <w:p>
             <w:pPr>
               <w:pStyle w:val="Compact"/>
+              <w:jc w:val="right"/>
+            </w:pPr>
+            <w:r>
+              <w:t xml:space="preserve">24</w:t>
+            </w:r>
+          </w:p>
+        </w:tc>
+        <w:tc>
+          <w:tcPr/>
+          <w:p>
+            <w:pPr>
+              <w:pStyle w:val="Compact"/>
               <w:jc w:val="left"/>
             </w:pPr>
             <w:r>
@@ -4635,7 +3533,7 @@
               <w:jc w:val="left"/>
             </w:pPr>
             <w:r>
-              <w:t xml:space="preserve">Lending</w:t>
+              <w:t xml:space="preserve">IPF</w:t>
             </w:r>
           </w:p>
         </w:tc>
@@ -4659,7 +3557,55 @@
               <w:jc w:val="left"/>
             </w:pPr>
             <w:r>
-              <w:t xml:space="preserve">Pre-IDA21</w:t>
+              <w:t xml:space="preserve">2022-06-23</w:t>
+            </w:r>
+          </w:p>
+        </w:tc>
+        <w:tc>
+          <w:tcPr/>
+          <w:p>
+            <w:pPr>
+              <w:pStyle w:val="Compact"/>
+              <w:jc w:val="right"/>
+            </w:pPr>
+            <w:r>
+              <w:t xml:space="preserve">1</w:t>
+            </w:r>
+          </w:p>
+        </w:tc>
+        <w:tc>
+          <w:tcPr/>
+          <w:p>
+            <w:pPr>
+              <w:pStyle w:val="Compact"/>
+              <w:jc w:val="right"/>
+            </w:pPr>
+            <w:r>
+              <w:t xml:space="preserve">0</w:t>
+            </w:r>
+          </w:p>
+        </w:tc>
+        <w:tc>
+          <w:tcPr/>
+          <w:p>
+            <w:pPr>
+              <w:pStyle w:val="Compact"/>
+              <w:jc w:val="right"/>
+            </w:pPr>
+            <w:r>
+              <w:t xml:space="preserve">1</w:t>
+            </w:r>
+          </w:p>
+        </w:tc>
+        <w:tc>
+          <w:tcPr/>
+          <w:p>
+            <w:pPr>
+              <w:pStyle w:val="Compact"/>
+              <w:jc w:val="right"/>
+            </w:pPr>
+            <w:r>
+              <w:t xml:space="preserve">1</w:t>
             </w:r>
           </w:p>
         </w:tc>
@@ -4670,6 +3616,18 @@
           <w:p>
             <w:pPr>
               <w:pStyle w:val="Compact"/>
+              <w:jc w:val="right"/>
+            </w:pPr>
+            <w:r>
+              <w:t xml:space="preserve">25</w:t>
+            </w:r>
+          </w:p>
+        </w:tc>
+        <w:tc>
+          <w:tcPr/>
+          <w:p>
+            <w:pPr>
+              <w:pStyle w:val="Compact"/>
               <w:jc w:val="left"/>
             </w:pPr>
             <w:r>
@@ -4733,7 +3691,55 @@
               <w:jc w:val="left"/>
             </w:pPr>
             <w:r>
-              <w:t xml:space="preserve">Pre-IDA21</w:t>
+              <w:t xml:space="preserve">2023-02-07</w:t>
+            </w:r>
+          </w:p>
+        </w:tc>
+        <w:tc>
+          <w:tcPr/>
+          <w:p>
+            <w:pPr>
+              <w:pStyle w:val="Compact"/>
+              <w:jc w:val="right"/>
+            </w:pPr>
+            <w:r>
+              <w:t xml:space="preserve">1</w:t>
+            </w:r>
+          </w:p>
+        </w:tc>
+        <w:tc>
+          <w:tcPr/>
+          <w:p>
+            <w:pPr>
+              <w:pStyle w:val="Compact"/>
+              <w:jc w:val="right"/>
+            </w:pPr>
+            <w:r>
+              <w:t xml:space="preserve">0</w:t>
+            </w:r>
+          </w:p>
+        </w:tc>
+        <w:tc>
+          <w:tcPr/>
+          <w:p>
+            <w:pPr>
+              <w:pStyle w:val="Compact"/>
+              <w:jc w:val="right"/>
+            </w:pPr>
+            <w:r>
+              <w:t xml:space="preserve">1</w:t>
+            </w:r>
+          </w:p>
+        </w:tc>
+        <w:tc>
+          <w:tcPr/>
+          <w:p>
+            <w:pPr>
+              <w:pStyle w:val="Compact"/>
+              <w:jc w:val="right"/>
+            </w:pPr>
+            <w:r>
+              <w:t xml:space="preserve">0</w:t>
             </w:r>
           </w:p>
         </w:tc>
@@ -4744,6 +3750,18 @@
           <w:p>
             <w:pPr>
               <w:pStyle w:val="Compact"/>
+              <w:jc w:val="right"/>
+            </w:pPr>
+            <w:r>
+              <w:t xml:space="preserve">26</w:t>
+            </w:r>
+          </w:p>
+        </w:tc>
+        <w:tc>
+          <w:tcPr/>
+          <w:p>
+            <w:pPr>
+              <w:pStyle w:val="Compact"/>
               <w:jc w:val="left"/>
             </w:pPr>
             <w:r>
@@ -4795,19 +3813,67 @@
               <w:jc w:val="left"/>
             </w:pPr>
             <w:r>
-              <w:t xml:space="preserve">2022</w:t>
-            </w:r>
-          </w:p>
-        </w:tc>
-        <w:tc>
-          <w:tcPr/>
-          <w:p>
-            <w:pPr>
-              <w:pStyle w:val="Compact"/>
-              <w:jc w:val="left"/>
-            </w:pPr>
-            <w:r>
-              <w:t xml:space="preserve">Pre-IDA21</w:t>
+              <w:t xml:space="preserve">2023</w:t>
+            </w:r>
+          </w:p>
+        </w:tc>
+        <w:tc>
+          <w:tcPr/>
+          <w:p>
+            <w:pPr>
+              <w:pStyle w:val="Compact"/>
+              <w:jc w:val="left"/>
+            </w:pPr>
+            <w:r>
+              <w:t xml:space="preserve">2022-09-12</w:t>
+            </w:r>
+          </w:p>
+        </w:tc>
+        <w:tc>
+          <w:tcPr/>
+          <w:p>
+            <w:pPr>
+              <w:pStyle w:val="Compact"/>
+              <w:jc w:val="right"/>
+            </w:pPr>
+            <w:r>
+              <w:t xml:space="preserve">1</w:t>
+            </w:r>
+          </w:p>
+        </w:tc>
+        <w:tc>
+          <w:tcPr/>
+          <w:p>
+            <w:pPr>
+              <w:pStyle w:val="Compact"/>
+              <w:jc w:val="right"/>
+            </w:pPr>
+            <w:r>
+              <w:t xml:space="preserve">0</w:t>
+            </w:r>
+          </w:p>
+        </w:tc>
+        <w:tc>
+          <w:tcPr/>
+          <w:p>
+            <w:pPr>
+              <w:pStyle w:val="Compact"/>
+              <w:jc w:val="right"/>
+            </w:pPr>
+            <w:r>
+              <w:t xml:space="preserve">0</w:t>
+            </w:r>
+          </w:p>
+        </w:tc>
+        <w:tc>
+          <w:tcPr/>
+          <w:p>
+            <w:pPr>
+              <w:pStyle w:val="Compact"/>
+              <w:jc w:val="right"/>
+            </w:pPr>
+            <w:r>
+              <w:t xml:space="preserve">0</w:t>
             </w:r>
           </w:p>
         </w:tc>
@@ -4818,6 +3884,18 @@
           <w:p>
             <w:pPr>
               <w:pStyle w:val="Compact"/>
+              <w:jc w:val="right"/>
+            </w:pPr>
+            <w:r>
+              <w:t xml:space="preserve">27</w:t>
+            </w:r>
+          </w:p>
+        </w:tc>
+        <w:tc>
+          <w:tcPr/>
+          <w:p>
+            <w:pPr>
+              <w:pStyle w:val="Compact"/>
               <w:jc w:val="left"/>
             </w:pPr>
             <w:r>
@@ -4857,7 +3935,7 @@
               <w:jc w:val="left"/>
             </w:pPr>
             <w:r>
-              <w:t xml:space="preserve">Lending</w:t>
+              <w:t xml:space="preserve">IPF</w:t>
             </w:r>
           </w:p>
         </w:tc>
@@ -4881,7 +3959,55 @@
               <w:jc w:val="left"/>
             </w:pPr>
             <w:r>
-              <w:t xml:space="preserve">Pre-IDA21</w:t>
+              <w:t xml:space="preserve">2024-05-21</w:t>
+            </w:r>
+          </w:p>
+        </w:tc>
+        <w:tc>
+          <w:tcPr/>
+          <w:p>
+            <w:pPr>
+              <w:pStyle w:val="Compact"/>
+              <w:jc w:val="right"/>
+            </w:pPr>
+            <w:r>
+              <w:t xml:space="preserve">1</w:t>
+            </w:r>
+          </w:p>
+        </w:tc>
+        <w:tc>
+          <w:tcPr/>
+          <w:p>
+            <w:pPr>
+              <w:pStyle w:val="Compact"/>
+              <w:jc w:val="right"/>
+            </w:pPr>
+            <w:r>
+              <w:t xml:space="preserve">0</w:t>
+            </w:r>
+          </w:p>
+        </w:tc>
+        <w:tc>
+          <w:tcPr/>
+          <w:p>
+            <w:pPr>
+              <w:pStyle w:val="Compact"/>
+              <w:jc w:val="right"/>
+            </w:pPr>
+            <w:r>
+              <w:t xml:space="preserve">1</w:t>
+            </w:r>
+          </w:p>
+        </w:tc>
+        <w:tc>
+          <w:tcPr/>
+          <w:p>
+            <w:pPr>
+              <w:pStyle w:val="Compact"/>
+              <w:jc w:val="right"/>
+            </w:pPr>
+            <w:r>
+              <w:t xml:space="preserve">1</w:t>
             </w:r>
           </w:p>
         </w:tc>
@@ -4892,6 +4018,18 @@
           <w:p>
             <w:pPr>
               <w:pStyle w:val="Compact"/>
+              <w:jc w:val="right"/>
+            </w:pPr>
+            <w:r>
+              <w:t xml:space="preserve">28</w:t>
+            </w:r>
+          </w:p>
+        </w:tc>
+        <w:tc>
+          <w:tcPr/>
+          <w:p>
+            <w:pPr>
+              <w:pStyle w:val="Compact"/>
               <w:jc w:val="left"/>
             </w:pPr>
             <w:r>
@@ -4931,7 +4069,7 @@
               <w:jc w:val="left"/>
             </w:pPr>
             <w:r>
-              <w:t xml:space="preserve">Lending</w:t>
+              <w:t xml:space="preserve">IPF</w:t>
             </w:r>
           </w:p>
         </w:tc>
@@ -4955,7 +4093,55 @@
               <w:jc w:val="left"/>
             </w:pPr>
             <w:r>
-              <w:t xml:space="preserve">Pre-IDA21</w:t>
+              <w:t xml:space="preserve">2025-03-05</w:t>
+            </w:r>
+          </w:p>
+        </w:tc>
+        <w:tc>
+          <w:tcPr/>
+          <w:p>
+            <w:pPr>
+              <w:pStyle w:val="Compact"/>
+              <w:jc w:val="right"/>
+            </w:pPr>
+            <w:r>
+              <w:t xml:space="preserve">1</w:t>
+            </w:r>
+          </w:p>
+        </w:tc>
+        <w:tc>
+          <w:tcPr/>
+          <w:p>
+            <w:pPr>
+              <w:pStyle w:val="Compact"/>
+              <w:jc w:val="right"/>
+            </w:pPr>
+            <w:r>
+              <w:t xml:space="preserve">1</w:t>
+            </w:r>
+          </w:p>
+        </w:tc>
+        <w:tc>
+          <w:tcPr/>
+          <w:p>
+            <w:pPr>
+              <w:pStyle w:val="Compact"/>
+              <w:jc w:val="right"/>
+            </w:pPr>
+            <w:r>
+              <w:t xml:space="preserve">0</w:t>
+            </w:r>
+          </w:p>
+        </w:tc>
+        <w:tc>
+          <w:tcPr/>
+          <w:p>
+            <w:pPr>
+              <w:pStyle w:val="Compact"/>
+              <w:jc w:val="right"/>
+            </w:pPr>
+            <w:r>
+              <w:t xml:space="preserve">1</w:t>
             </w:r>
           </w:p>
         </w:tc>
@@ -4966,6 +4152,18 @@
           <w:p>
             <w:pPr>
               <w:pStyle w:val="Compact"/>
+              <w:jc w:val="right"/>
+            </w:pPr>
+            <w:r>
+              <w:t xml:space="preserve">29</w:t>
+            </w:r>
+          </w:p>
+        </w:tc>
+        <w:tc>
+          <w:tcPr/>
+          <w:p>
+            <w:pPr>
+              <w:pStyle w:val="Compact"/>
               <w:jc w:val="left"/>
             </w:pPr>
             <w:r>
@@ -5005,7 +4203,7 @@
               <w:jc w:val="left"/>
             </w:pPr>
             <w:r>
-              <w:t xml:space="preserve">Lending</w:t>
+              <w:t xml:space="preserve">PforR</w:t>
             </w:r>
           </w:p>
         </w:tc>
@@ -5029,7 +4227,55 @@
               <w:jc w:val="left"/>
             </w:pPr>
             <w:r>
-              <w:t xml:space="preserve">Pre-IDA21</w:t>
+              <w:t xml:space="preserve">2025-06-03</w:t>
+            </w:r>
+          </w:p>
+        </w:tc>
+        <w:tc>
+          <w:tcPr/>
+          <w:p>
+            <w:pPr>
+              <w:pStyle w:val="Compact"/>
+              <w:jc w:val="right"/>
+            </w:pPr>
+            <w:r>
+              <w:t xml:space="preserve">1</w:t>
+            </w:r>
+          </w:p>
+        </w:tc>
+        <w:tc>
+          <w:tcPr/>
+          <w:p>
+            <w:pPr>
+              <w:pStyle w:val="Compact"/>
+              <w:jc w:val="right"/>
+            </w:pPr>
+            <w:r>
+              <w:t xml:space="preserve">1</w:t>
+            </w:r>
+          </w:p>
+        </w:tc>
+        <w:tc>
+          <w:tcPr/>
+          <w:p>
+            <w:pPr>
+              <w:pStyle w:val="Compact"/>
+              <w:jc w:val="right"/>
+            </w:pPr>
+            <w:r>
+              <w:t xml:space="preserve">0</w:t>
+            </w:r>
+          </w:p>
+        </w:tc>
+        <w:tc>
+          <w:tcPr/>
+          <w:p>
+            <w:pPr>
+              <w:pStyle w:val="Compact"/>
+              <w:jc w:val="right"/>
+            </w:pPr>
+            <w:r>
+              <w:t xml:space="preserve">1</w:t>
             </w:r>
           </w:p>
         </w:tc>
@@ -5040,6 +4286,18 @@
           <w:p>
             <w:pPr>
               <w:pStyle w:val="Compact"/>
+              <w:jc w:val="right"/>
+            </w:pPr>
+            <w:r>
+              <w:t xml:space="preserve">30</w:t>
+            </w:r>
+          </w:p>
+        </w:tc>
+        <w:tc>
+          <w:tcPr/>
+          <w:p>
+            <w:pPr>
+              <w:pStyle w:val="Compact"/>
               <w:jc w:val="left"/>
             </w:pPr>
             <w:r>
@@ -5079,7 +4337,7 @@
               <w:jc w:val="left"/>
             </w:pPr>
             <w:r>
-              <w:t xml:space="preserve">Lending</w:t>
+              <w:t xml:space="preserve">PforR</w:t>
             </w:r>
           </w:p>
         </w:tc>
@@ -5103,7 +4361,55 @@
               <w:jc w:val="left"/>
             </w:pPr>
             <w:r>
-              <w:t xml:space="preserve">Pre-IDA21</w:t>
+              <w:t xml:space="preserve">2020-10-22</w:t>
+            </w:r>
+          </w:p>
+        </w:tc>
+        <w:tc>
+          <w:tcPr/>
+          <w:p>
+            <w:pPr>
+              <w:pStyle w:val="Compact"/>
+              <w:jc w:val="right"/>
+            </w:pPr>
+            <w:r>
+              <w:t xml:space="preserve">1</w:t>
+            </w:r>
+          </w:p>
+        </w:tc>
+        <w:tc>
+          <w:tcPr/>
+          <w:p>
+            <w:pPr>
+              <w:pStyle w:val="Compact"/>
+              <w:jc w:val="right"/>
+            </w:pPr>
+            <w:r>
+              <w:t xml:space="preserve">0</w:t>
+            </w:r>
+          </w:p>
+        </w:tc>
+        <w:tc>
+          <w:tcPr/>
+          <w:p>
+            <w:pPr>
+              <w:pStyle w:val="Compact"/>
+              <w:jc w:val="right"/>
+            </w:pPr>
+            <w:r>
+              <w:t xml:space="preserve">1</w:t>
+            </w:r>
+          </w:p>
+        </w:tc>
+        <w:tc>
+          <w:tcPr/>
+          <w:p>
+            <w:pPr>
+              <w:pStyle w:val="Compact"/>
+              <w:jc w:val="right"/>
+            </w:pPr>
+            <w:r>
+              <w:t xml:space="preserve">1</w:t>
             </w:r>
           </w:p>
         </w:tc>
@@ -5114,6 +4420,18 @@
           <w:p>
             <w:pPr>
               <w:pStyle w:val="Compact"/>
+              <w:jc w:val="right"/>
+            </w:pPr>
+            <w:r>
+              <w:t xml:space="preserve">31</w:t>
+            </w:r>
+          </w:p>
+        </w:tc>
+        <w:tc>
+          <w:tcPr/>
+          <w:p>
+            <w:pPr>
+              <w:pStyle w:val="Compact"/>
               <w:jc w:val="left"/>
             </w:pPr>
             <w:r>
@@ -5153,7 +4471,7 @@
               <w:jc w:val="left"/>
             </w:pPr>
             <w:r>
-              <w:t xml:space="preserve">Lending</w:t>
+              <w:t xml:space="preserve">PforR</w:t>
             </w:r>
           </w:p>
         </w:tc>
@@ -5177,7 +4495,55 @@
               <w:jc w:val="left"/>
             </w:pPr>
             <w:r>
-              <w:t xml:space="preserve">Pre-IDA21</w:t>
+              <w:t xml:space="preserve">2021-04-22</w:t>
+            </w:r>
+          </w:p>
+        </w:tc>
+        <w:tc>
+          <w:tcPr/>
+          <w:p>
+            <w:pPr>
+              <w:pStyle w:val="Compact"/>
+              <w:jc w:val="right"/>
+            </w:pPr>
+            <w:r>
+              <w:t xml:space="preserve">1</w:t>
+            </w:r>
+          </w:p>
+        </w:tc>
+        <w:tc>
+          <w:tcPr/>
+          <w:p>
+            <w:pPr>
+              <w:pStyle w:val="Compact"/>
+              <w:jc w:val="right"/>
+            </w:pPr>
+            <w:r>
+              <w:t xml:space="preserve">0</w:t>
+            </w:r>
+          </w:p>
+        </w:tc>
+        <w:tc>
+          <w:tcPr/>
+          <w:p>
+            <w:pPr>
+              <w:pStyle w:val="Compact"/>
+              <w:jc w:val="right"/>
+            </w:pPr>
+            <w:r>
+              <w:t xml:space="preserve">1</w:t>
+            </w:r>
+          </w:p>
+        </w:tc>
+        <w:tc>
+          <w:tcPr/>
+          <w:p>
+            <w:pPr>
+              <w:pStyle w:val="Compact"/>
+              <w:jc w:val="right"/>
+            </w:pPr>
+            <w:r>
+              <w:t xml:space="preserve">1</w:t>
             </w:r>
           </w:p>
         </w:tc>
@@ -5188,6 +4554,18 @@
           <w:p>
             <w:pPr>
               <w:pStyle w:val="Compact"/>
+              <w:jc w:val="right"/>
+            </w:pPr>
+            <w:r>
+              <w:t xml:space="preserve">32</w:t>
+            </w:r>
+          </w:p>
+        </w:tc>
+        <w:tc>
+          <w:tcPr/>
+          <w:p>
+            <w:pPr>
+              <w:pStyle w:val="Compact"/>
               <w:jc w:val="left"/>
             </w:pPr>
             <w:r>
@@ -5251,7 +4629,55 @@
               <w:jc w:val="left"/>
             </w:pPr>
             <w:r>
-              <w:t xml:space="preserve">Pre-IDA21</w:t>
+              <w:t xml:space="preserve">2025-03-20</w:t>
+            </w:r>
+          </w:p>
+        </w:tc>
+        <w:tc>
+          <w:tcPr/>
+          <w:p>
+            <w:pPr>
+              <w:pStyle w:val="Compact"/>
+              <w:jc w:val="right"/>
+            </w:pPr>
+            <w:r>
+              <w:t xml:space="preserve">1</w:t>
+            </w:r>
+          </w:p>
+        </w:tc>
+        <w:tc>
+          <w:tcPr/>
+          <w:p>
+            <w:pPr>
+              <w:pStyle w:val="Compact"/>
+              <w:jc w:val="right"/>
+            </w:pPr>
+            <w:r>
+              <w:t xml:space="preserve">1</w:t>
+            </w:r>
+          </w:p>
+        </w:tc>
+        <w:tc>
+          <w:tcPr/>
+          <w:p>
+            <w:pPr>
+              <w:pStyle w:val="Compact"/>
+              <w:jc w:val="right"/>
+            </w:pPr>
+            <w:r>
+              <w:t xml:space="preserve">0</w:t>
+            </w:r>
+          </w:p>
+        </w:tc>
+        <w:tc>
+          <w:tcPr/>
+          <w:p>
+            <w:pPr>
+              <w:pStyle w:val="Compact"/>
+              <w:jc w:val="right"/>
+            </w:pPr>
+            <w:r>
+              <w:t xml:space="preserve">0</w:t>
             </w:r>
           </w:p>
         </w:tc>
@@ -5262,6 +4688,18 @@
           <w:p>
             <w:pPr>
               <w:pStyle w:val="Compact"/>
+              <w:jc w:val="right"/>
+            </w:pPr>
+            <w:r>
+              <w:t xml:space="preserve">33</w:t>
+            </w:r>
+          </w:p>
+        </w:tc>
+        <w:tc>
+          <w:tcPr/>
+          <w:p>
+            <w:pPr>
+              <w:pStyle w:val="Compact"/>
               <w:jc w:val="left"/>
             </w:pPr>
             <w:r>
@@ -5301,7 +4739,7 @@
               <w:jc w:val="left"/>
             </w:pPr>
             <w:r>
-              <w:t xml:space="preserve">Lending</w:t>
+              <w:t xml:space="preserve">IPF</w:t>
             </w:r>
           </w:p>
         </w:tc>
@@ -5325,7 +4763,55 @@
               <w:jc w:val="left"/>
             </w:pPr>
             <w:r>
-              <w:t xml:space="preserve">Pre-IDA21</w:t>
+              <w:t xml:space="preserve">2024-01-23</w:t>
+            </w:r>
+          </w:p>
+        </w:tc>
+        <w:tc>
+          <w:tcPr/>
+          <w:p>
+            <w:pPr>
+              <w:pStyle w:val="Compact"/>
+              <w:jc w:val="right"/>
+            </w:pPr>
+            <w:r>
+              <w:t xml:space="preserve">1</w:t>
+            </w:r>
+          </w:p>
+        </w:tc>
+        <w:tc>
+          <w:tcPr/>
+          <w:p>
+            <w:pPr>
+              <w:pStyle w:val="Compact"/>
+              <w:jc w:val="right"/>
+            </w:pPr>
+            <w:r>
+              <w:t xml:space="preserve">0</w:t>
+            </w:r>
+          </w:p>
+        </w:tc>
+        <w:tc>
+          <w:tcPr/>
+          <w:p>
+            <w:pPr>
+              <w:pStyle w:val="Compact"/>
+              <w:jc w:val="right"/>
+            </w:pPr>
+            <w:r>
+              <w:t xml:space="preserve">1</w:t>
+            </w:r>
+          </w:p>
+        </w:tc>
+        <w:tc>
+          <w:tcPr/>
+          <w:p>
+            <w:pPr>
+              <w:pStyle w:val="Compact"/>
+              <w:jc w:val="right"/>
+            </w:pPr>
+            <w:r>
+              <w:t xml:space="preserve">1</w:t>
             </w:r>
           </w:p>
         </w:tc>
@@ -5336,6 +4822,18 @@
           <w:p>
             <w:pPr>
               <w:pStyle w:val="Compact"/>
+              <w:jc w:val="right"/>
+            </w:pPr>
+            <w:r>
+              <w:t xml:space="preserve">34</w:t>
+            </w:r>
+          </w:p>
+        </w:tc>
+        <w:tc>
+          <w:tcPr/>
+          <w:p>
+            <w:pPr>
+              <w:pStyle w:val="Compact"/>
               <w:jc w:val="left"/>
             </w:pPr>
             <w:r>
@@ -5387,19 +4885,67 @@
               <w:jc w:val="left"/>
             </w:pPr>
             <w:r>
-              <w:t xml:space="preserve">2022</w:t>
-            </w:r>
-          </w:p>
-        </w:tc>
-        <w:tc>
-          <w:tcPr/>
-          <w:p>
-            <w:pPr>
-              <w:pStyle w:val="Compact"/>
-              <w:jc w:val="left"/>
-            </w:pPr>
-            <w:r>
-              <w:t xml:space="preserve">Pre-IDA21</w:t>
+              <w:t xml:space="preserve">2023</w:t>
+            </w:r>
+          </w:p>
+        </w:tc>
+        <w:tc>
+          <w:tcPr/>
+          <w:p>
+            <w:pPr>
+              <w:pStyle w:val="Compact"/>
+              <w:jc w:val="left"/>
+            </w:pPr>
+            <w:r>
+              <w:t xml:space="preserve">2022-10-20</w:t>
+            </w:r>
+          </w:p>
+        </w:tc>
+        <w:tc>
+          <w:tcPr/>
+          <w:p>
+            <w:pPr>
+              <w:pStyle w:val="Compact"/>
+              <w:jc w:val="right"/>
+            </w:pPr>
+            <w:r>
+              <w:t xml:space="preserve">1</w:t>
+            </w:r>
+          </w:p>
+        </w:tc>
+        <w:tc>
+          <w:tcPr/>
+          <w:p>
+            <w:pPr>
+              <w:pStyle w:val="Compact"/>
+              <w:jc w:val="right"/>
+            </w:pPr>
+            <w:r>
+              <w:t xml:space="preserve">0</w:t>
+            </w:r>
+          </w:p>
+        </w:tc>
+        <w:tc>
+          <w:tcPr/>
+          <w:p>
+            <w:pPr>
+              <w:pStyle w:val="Compact"/>
+              <w:jc w:val="right"/>
+            </w:pPr>
+            <w:r>
+              <w:t xml:space="preserve">1</w:t>
+            </w:r>
+          </w:p>
+        </w:tc>
+        <w:tc>
+          <w:tcPr/>
+          <w:p>
+            <w:pPr>
+              <w:pStyle w:val="Compact"/>
+              <w:jc w:val="right"/>
+            </w:pPr>
+            <w:r>
+              <w:t xml:space="preserve">0</w:t>
             </w:r>
           </w:p>
         </w:tc>
@@ -5410,6 +4956,18 @@
           <w:p>
             <w:pPr>
               <w:pStyle w:val="Compact"/>
+              <w:jc w:val="right"/>
+            </w:pPr>
+            <w:r>
+              <w:t xml:space="preserve">35</w:t>
+            </w:r>
+          </w:p>
+        </w:tc>
+        <w:tc>
+          <w:tcPr/>
+          <w:p>
+            <w:pPr>
+              <w:pStyle w:val="Compact"/>
               <w:jc w:val="left"/>
             </w:pPr>
             <w:r>
@@ -5449,7 +5007,7 @@
               <w:jc w:val="left"/>
             </w:pPr>
             <w:r>
-              <w:t xml:space="preserve">Lending</w:t>
+              <w:t xml:space="preserve">PforR</w:t>
             </w:r>
           </w:p>
         </w:tc>
@@ -5473,7 +5031,55 @@
               <w:jc w:val="left"/>
             </w:pPr>
             <w:r>
-              <w:t xml:space="preserve">Pre-IDA21</w:t>
+              <w:t xml:space="preserve">2025-03-14</w:t>
+            </w:r>
+          </w:p>
+        </w:tc>
+        <w:tc>
+          <w:tcPr/>
+          <w:p>
+            <w:pPr>
+              <w:pStyle w:val="Compact"/>
+              <w:jc w:val="right"/>
+            </w:pPr>
+            <w:r>
+              <w:t xml:space="preserve">1</w:t>
+            </w:r>
+          </w:p>
+        </w:tc>
+        <w:tc>
+          <w:tcPr/>
+          <w:p>
+            <w:pPr>
+              <w:pStyle w:val="Compact"/>
+              <w:jc w:val="right"/>
+            </w:pPr>
+            <w:r>
+              <w:t xml:space="preserve">1</w:t>
+            </w:r>
+          </w:p>
+        </w:tc>
+        <w:tc>
+          <w:tcPr/>
+          <w:p>
+            <w:pPr>
+              <w:pStyle w:val="Compact"/>
+              <w:jc w:val="right"/>
+            </w:pPr>
+            <w:r>
+              <w:t xml:space="preserve">0</w:t>
+            </w:r>
+          </w:p>
+        </w:tc>
+        <w:tc>
+          <w:tcPr/>
+          <w:p>
+            <w:pPr>
+              <w:pStyle w:val="Compact"/>
+              <w:jc w:val="right"/>
+            </w:pPr>
+            <w:r>
+              <w:t xml:space="preserve">1</w:t>
             </w:r>
           </w:p>
         </w:tc>
@@ -5484,6 +5090,18 @@
           <w:p>
             <w:pPr>
               <w:pStyle w:val="Compact"/>
+              <w:jc w:val="right"/>
+            </w:pPr>
+            <w:r>
+              <w:t xml:space="preserve">36</w:t>
+            </w:r>
+          </w:p>
+        </w:tc>
+        <w:tc>
+          <w:tcPr/>
+          <w:p>
+            <w:pPr>
+              <w:pStyle w:val="Compact"/>
               <w:jc w:val="left"/>
             </w:pPr>
             <w:r>
@@ -5523,7 +5141,7 @@
               <w:jc w:val="left"/>
             </w:pPr>
             <w:r>
-              <w:t xml:space="preserve">Lending</w:t>
+              <w:t xml:space="preserve">PforR</w:t>
             </w:r>
           </w:p>
         </w:tc>
@@ -5547,7 +5165,55 @@
               <w:jc w:val="left"/>
             </w:pPr>
             <w:r>
-              <w:t xml:space="preserve">Pre-IDA21</w:t>
+              <w:t xml:space="preserve">2022-06-10</w:t>
+            </w:r>
+          </w:p>
+        </w:tc>
+        <w:tc>
+          <w:tcPr/>
+          <w:p>
+            <w:pPr>
+              <w:pStyle w:val="Compact"/>
+              <w:jc w:val="right"/>
+            </w:pPr>
+            <w:r>
+              <w:t xml:space="preserve">1</w:t>
+            </w:r>
+          </w:p>
+        </w:tc>
+        <w:tc>
+          <w:tcPr/>
+          <w:p>
+            <w:pPr>
+              <w:pStyle w:val="Compact"/>
+              <w:jc w:val="right"/>
+            </w:pPr>
+            <w:r>
+              <w:t xml:space="preserve">0</w:t>
+            </w:r>
+          </w:p>
+        </w:tc>
+        <w:tc>
+          <w:tcPr/>
+          <w:p>
+            <w:pPr>
+              <w:pStyle w:val="Compact"/>
+              <w:jc w:val="right"/>
+            </w:pPr>
+            <w:r>
+              <w:t xml:space="preserve">1</w:t>
+            </w:r>
+          </w:p>
+        </w:tc>
+        <w:tc>
+          <w:tcPr/>
+          <w:p>
+            <w:pPr>
+              <w:pStyle w:val="Compact"/>
+              <w:jc w:val="right"/>
+            </w:pPr>
+            <w:r>
+              <w:t xml:space="preserve">1</w:t>
             </w:r>
           </w:p>
         </w:tc>
@@ -5558,6 +5224,18 @@
           <w:p>
             <w:pPr>
               <w:pStyle w:val="Compact"/>
+              <w:jc w:val="right"/>
+            </w:pPr>
+            <w:r>
+              <w:t xml:space="preserve">37</w:t>
+            </w:r>
+          </w:p>
+        </w:tc>
+        <w:tc>
+          <w:tcPr/>
+          <w:p>
+            <w:pPr>
+              <w:pStyle w:val="Compact"/>
               <w:jc w:val="left"/>
             </w:pPr>
             <w:r>
@@ -5621,7 +5299,55 @@
               <w:jc w:val="left"/>
             </w:pPr>
             <w:r>
-              <w:t xml:space="preserve">Pre-IDA21</w:t>
+              <w:t xml:space="preserve">2025-06-23</w:t>
+            </w:r>
+          </w:p>
+        </w:tc>
+        <w:tc>
+          <w:tcPr/>
+          <w:p>
+            <w:pPr>
+              <w:pStyle w:val="Compact"/>
+              <w:jc w:val="right"/>
+            </w:pPr>
+            <w:r>
+              <w:t xml:space="preserve">1</w:t>
+            </w:r>
+          </w:p>
+        </w:tc>
+        <w:tc>
+          <w:tcPr/>
+          <w:p>
+            <w:pPr>
+              <w:pStyle w:val="Compact"/>
+              <w:jc w:val="right"/>
+            </w:pPr>
+            <w:r>
+              <w:t xml:space="preserve">0</w:t>
+            </w:r>
+          </w:p>
+        </w:tc>
+        <w:tc>
+          <w:tcPr/>
+          <w:p>
+            <w:pPr>
+              <w:pStyle w:val="Compact"/>
+              <w:jc w:val="right"/>
+            </w:pPr>
+            <w:r>
+              <w:t xml:space="preserve">0</w:t>
+            </w:r>
+          </w:p>
+        </w:tc>
+        <w:tc>
+          <w:tcPr/>
+          <w:p>
+            <w:pPr>
+              <w:pStyle w:val="Compact"/>
+              <w:jc w:val="right"/>
+            </w:pPr>
+            <w:r>
+              <w:t xml:space="preserve">0</w:t>
             </w:r>
           </w:p>
         </w:tc>
@@ -5632,6 +5358,18 @@
           <w:p>
             <w:pPr>
               <w:pStyle w:val="Compact"/>
+              <w:jc w:val="right"/>
+            </w:pPr>
+            <w:r>
+              <w:t xml:space="preserve">38</w:t>
+            </w:r>
+          </w:p>
+        </w:tc>
+        <w:tc>
+          <w:tcPr/>
+          <w:p>
+            <w:pPr>
+              <w:pStyle w:val="Compact"/>
               <w:jc w:val="left"/>
             </w:pPr>
             <w:r>
@@ -5695,7 +5433,55 @@
               <w:jc w:val="left"/>
             </w:pPr>
             <w:r>
-              <w:t xml:space="preserve">Pre-IDA21</w:t>
+              <w:t xml:space="preserve">2023-02-17</w:t>
+            </w:r>
+          </w:p>
+        </w:tc>
+        <w:tc>
+          <w:tcPr/>
+          <w:p>
+            <w:pPr>
+              <w:pStyle w:val="Compact"/>
+              <w:jc w:val="right"/>
+            </w:pPr>
+            <w:r>
+              <w:t xml:space="preserve">1</w:t>
+            </w:r>
+          </w:p>
+        </w:tc>
+        <w:tc>
+          <w:tcPr/>
+          <w:p>
+            <w:pPr>
+              <w:pStyle w:val="Compact"/>
+              <w:jc w:val="right"/>
+            </w:pPr>
+            <w:r>
+              <w:t xml:space="preserve">0</w:t>
+            </w:r>
+          </w:p>
+        </w:tc>
+        <w:tc>
+          <w:tcPr/>
+          <w:p>
+            <w:pPr>
+              <w:pStyle w:val="Compact"/>
+              <w:jc w:val="right"/>
+            </w:pPr>
+            <w:r>
+              <w:t xml:space="preserve">1</w:t>
+            </w:r>
+          </w:p>
+        </w:tc>
+        <w:tc>
+          <w:tcPr/>
+          <w:p>
+            <w:pPr>
+              <w:pStyle w:val="Compact"/>
+              <w:jc w:val="right"/>
+            </w:pPr>
+            <w:r>
+              <w:t xml:space="preserve">1</w:t>
             </w:r>
           </w:p>
         </w:tc>
@@ -5706,6 +5492,18 @@
           <w:p>
             <w:pPr>
               <w:pStyle w:val="Compact"/>
+              <w:jc w:val="right"/>
+            </w:pPr>
+            <w:r>
+              <w:t xml:space="preserve">39</w:t>
+            </w:r>
+          </w:p>
+        </w:tc>
+        <w:tc>
+          <w:tcPr/>
+          <w:p>
+            <w:pPr>
+              <w:pStyle w:val="Compact"/>
               <w:jc w:val="left"/>
             </w:pPr>
             <w:r>
@@ -5745,7 +5543,7 @@
               <w:jc w:val="left"/>
             </w:pPr>
             <w:r>
-              <w:t xml:space="preserve">Lending</w:t>
+              <w:t xml:space="preserve">PforR</w:t>
             </w:r>
           </w:p>
         </w:tc>
@@ -5769,7 +5567,55 @@
               <w:jc w:val="left"/>
             </w:pPr>
             <w:r>
-              <w:t xml:space="preserve">Pre-IDA21</w:t>
+              <w:t xml:space="preserve">2023-12-07</w:t>
+            </w:r>
+          </w:p>
+        </w:tc>
+        <w:tc>
+          <w:tcPr/>
+          <w:p>
+            <w:pPr>
+              <w:pStyle w:val="Compact"/>
+              <w:jc w:val="right"/>
+            </w:pPr>
+            <w:r>
+              <w:t xml:space="preserve">1</w:t>
+            </w:r>
+          </w:p>
+        </w:tc>
+        <w:tc>
+          <w:tcPr/>
+          <w:p>
+            <w:pPr>
+              <w:pStyle w:val="Compact"/>
+              <w:jc w:val="right"/>
+            </w:pPr>
+            <w:r>
+              <w:t xml:space="preserve">0</w:t>
+            </w:r>
+          </w:p>
+        </w:tc>
+        <w:tc>
+          <w:tcPr/>
+          <w:p>
+            <w:pPr>
+              <w:pStyle w:val="Compact"/>
+              <w:jc w:val="right"/>
+            </w:pPr>
+            <w:r>
+              <w:t xml:space="preserve">1</w:t>
+            </w:r>
+          </w:p>
+        </w:tc>
+        <w:tc>
+          <w:tcPr/>
+          <w:p>
+            <w:pPr>
+              <w:pStyle w:val="Compact"/>
+              <w:jc w:val="right"/>
+            </w:pPr>
+            <w:r>
+              <w:t xml:space="preserve">1</w:t>
             </w:r>
           </w:p>
         </w:tc>
@@ -5780,6 +5626,18 @@
           <w:p>
             <w:pPr>
               <w:pStyle w:val="Compact"/>
+              <w:jc w:val="right"/>
+            </w:pPr>
+            <w:r>
+              <w:t xml:space="preserve">40</w:t>
+            </w:r>
+          </w:p>
+        </w:tc>
+        <w:tc>
+          <w:tcPr/>
+          <w:p>
+            <w:pPr>
+              <w:pStyle w:val="Compact"/>
               <w:jc w:val="left"/>
             </w:pPr>
             <w:r>
@@ -5819,7 +5677,7 @@
               <w:jc w:val="left"/>
             </w:pPr>
             <w:r>
-              <w:t xml:space="preserve">Lending</w:t>
+              <w:t xml:space="preserve">PforR</w:t>
             </w:r>
           </w:p>
         </w:tc>
@@ -5843,7 +5701,55 @@
               <w:jc w:val="left"/>
             </w:pPr>
             <w:r>
-              <w:t xml:space="preserve">Pre-IDA21</w:t>
+              <w:t xml:space="preserve">2023-11-29</w:t>
+            </w:r>
+          </w:p>
+        </w:tc>
+        <w:tc>
+          <w:tcPr/>
+          <w:p>
+            <w:pPr>
+              <w:pStyle w:val="Compact"/>
+              <w:jc w:val="right"/>
+            </w:pPr>
+            <w:r>
+              <w:t xml:space="preserve">1</w:t>
+            </w:r>
+          </w:p>
+        </w:tc>
+        <w:tc>
+          <w:tcPr/>
+          <w:p>
+            <w:pPr>
+              <w:pStyle w:val="Compact"/>
+              <w:jc w:val="right"/>
+            </w:pPr>
+            <w:r>
+              <w:t xml:space="preserve">0</w:t>
+            </w:r>
+          </w:p>
+        </w:tc>
+        <w:tc>
+          <w:tcPr/>
+          <w:p>
+            <w:pPr>
+              <w:pStyle w:val="Compact"/>
+              <w:jc w:val="right"/>
+            </w:pPr>
+            <w:r>
+              <w:t xml:space="preserve">1</w:t>
+            </w:r>
+          </w:p>
+        </w:tc>
+        <w:tc>
+          <w:tcPr/>
+          <w:p>
+            <w:pPr>
+              <w:pStyle w:val="Compact"/>
+              <w:jc w:val="right"/>
+            </w:pPr>
+            <w:r>
+              <w:t xml:space="preserve">1</w:t>
             </w:r>
           </w:p>
         </w:tc>
@@ -5854,6 +5760,18 @@
           <w:p>
             <w:pPr>
               <w:pStyle w:val="Compact"/>
+              <w:jc w:val="right"/>
+            </w:pPr>
+            <w:r>
+              <w:t xml:space="preserve">41</w:t>
+            </w:r>
+          </w:p>
+        </w:tc>
+        <w:tc>
+          <w:tcPr/>
+          <w:p>
+            <w:pPr>
+              <w:pStyle w:val="Compact"/>
               <w:jc w:val="left"/>
             </w:pPr>
             <w:r>
@@ -5893,7 +5811,7 @@
               <w:jc w:val="left"/>
             </w:pPr>
             <w:r>
-              <w:t xml:space="preserve">Lending</w:t>
+              <w:t xml:space="preserve">IPF</w:t>
             </w:r>
           </w:p>
         </w:tc>
@@ -5917,7 +5835,55 @@
               <w:jc w:val="left"/>
             </w:pPr>
             <w:r>
-              <w:t xml:space="preserve">Pre-IDA21</w:t>
+              <w:t xml:space="preserve">NA</w:t>
+            </w:r>
+          </w:p>
+        </w:tc>
+        <w:tc>
+          <w:tcPr/>
+          <w:p>
+            <w:pPr>
+              <w:pStyle w:val="Compact"/>
+              <w:jc w:val="right"/>
+            </w:pPr>
+            <w:r>
+              <w:t xml:space="preserve">0</w:t>
+            </w:r>
+          </w:p>
+        </w:tc>
+        <w:tc>
+          <w:tcPr/>
+          <w:p>
+            <w:pPr>
+              <w:pStyle w:val="Compact"/>
+              <w:jc w:val="right"/>
+            </w:pPr>
+            <w:r>
+              <w:t xml:space="preserve">0</w:t>
+            </w:r>
+          </w:p>
+        </w:tc>
+        <w:tc>
+          <w:tcPr/>
+          <w:p>
+            <w:pPr>
+              <w:pStyle w:val="Compact"/>
+              <w:jc w:val="right"/>
+            </w:pPr>
+            <w:r>
+              <w:t xml:space="preserve">1</w:t>
+            </w:r>
+          </w:p>
+        </w:tc>
+        <w:tc>
+          <w:tcPr/>
+          <w:p>
+            <w:pPr>
+              <w:pStyle w:val="Compact"/>
+              <w:jc w:val="right"/>
+            </w:pPr>
+            <w:r>
+              <w:t xml:space="preserve">1</w:t>
             </w:r>
           </w:p>
         </w:tc>
@@ -5928,6 +5894,18 @@
           <w:p>
             <w:pPr>
               <w:pStyle w:val="Compact"/>
+              <w:jc w:val="right"/>
+            </w:pPr>
+            <w:r>
+              <w:t xml:space="preserve">42</w:t>
+            </w:r>
+          </w:p>
+        </w:tc>
+        <w:tc>
+          <w:tcPr/>
+          <w:p>
+            <w:pPr>
+              <w:pStyle w:val="Compact"/>
               <w:jc w:val="left"/>
             </w:pPr>
             <w:r>
@@ -5967,7 +5945,7 @@
               <w:jc w:val="left"/>
             </w:pPr>
             <w:r>
-              <w:t xml:space="preserve">Lending</w:t>
+              <w:t xml:space="preserve">IPF</w:t>
             </w:r>
           </w:p>
         </w:tc>
@@ -5991,7 +5969,55 @@
               <w:jc w:val="left"/>
             </w:pPr>
             <w:r>
-              <w:t xml:space="preserve">Pre-IDA21</w:t>
+              <w:t xml:space="preserve">2024-06-14</w:t>
+            </w:r>
+          </w:p>
+        </w:tc>
+        <w:tc>
+          <w:tcPr/>
+          <w:p>
+            <w:pPr>
+              <w:pStyle w:val="Compact"/>
+              <w:jc w:val="right"/>
+            </w:pPr>
+            <w:r>
+              <w:t xml:space="preserve">0</w:t>
+            </w:r>
+          </w:p>
+        </w:tc>
+        <w:tc>
+          <w:tcPr/>
+          <w:p>
+            <w:pPr>
+              <w:pStyle w:val="Compact"/>
+              <w:jc w:val="right"/>
+            </w:pPr>
+            <w:r>
+              <w:t xml:space="preserve">0</w:t>
+            </w:r>
+          </w:p>
+        </w:tc>
+        <w:tc>
+          <w:tcPr/>
+          <w:p>
+            <w:pPr>
+              <w:pStyle w:val="Compact"/>
+              <w:jc w:val="right"/>
+            </w:pPr>
+            <w:r>
+              <w:t xml:space="preserve">0</w:t>
+            </w:r>
+          </w:p>
+        </w:tc>
+        <w:tc>
+          <w:tcPr/>
+          <w:p>
+            <w:pPr>
+              <w:pStyle w:val="Compact"/>
+              <w:jc w:val="right"/>
+            </w:pPr>
+            <w:r>
+              <w:t xml:space="preserve">1</w:t>
             </w:r>
           </w:p>
         </w:tc>
@@ -6002,6 +6028,18 @@
           <w:p>
             <w:pPr>
               <w:pStyle w:val="Compact"/>
+              <w:jc w:val="right"/>
+            </w:pPr>
+            <w:r>
+              <w:t xml:space="preserve">43</w:t>
+            </w:r>
+          </w:p>
+        </w:tc>
+        <w:tc>
+          <w:tcPr/>
+          <w:p>
+            <w:pPr>
+              <w:pStyle w:val="Compact"/>
               <w:jc w:val="left"/>
             </w:pPr>
             <w:r>
@@ -6053,19 +6091,67 @@
               <w:jc w:val="left"/>
             </w:pPr>
             <w:r>
-              <w:t xml:space="preserve">2023</w:t>
-            </w:r>
-          </w:p>
-        </w:tc>
-        <w:tc>
-          <w:tcPr/>
-          <w:p>
-            <w:pPr>
-              <w:pStyle w:val="Compact"/>
-              <w:jc w:val="left"/>
-            </w:pPr>
-            <w:r>
-              <w:t xml:space="preserve">Pre-IDA21</w:t>
+              <w:t xml:space="preserve">2024</w:t>
+            </w:r>
+          </w:p>
+        </w:tc>
+        <w:tc>
+          <w:tcPr/>
+          <w:p>
+            <w:pPr>
+              <w:pStyle w:val="Compact"/>
+              <w:jc w:val="left"/>
+            </w:pPr>
+            <w:r>
+              <w:t xml:space="preserve">2023-11-13</w:t>
+            </w:r>
+          </w:p>
+        </w:tc>
+        <w:tc>
+          <w:tcPr/>
+          <w:p>
+            <w:pPr>
+              <w:pStyle w:val="Compact"/>
+              <w:jc w:val="right"/>
+            </w:pPr>
+            <w:r>
+              <w:t xml:space="preserve">0</w:t>
+            </w:r>
+          </w:p>
+        </w:tc>
+        <w:tc>
+          <w:tcPr/>
+          <w:p>
+            <w:pPr>
+              <w:pStyle w:val="Compact"/>
+              <w:jc w:val="right"/>
+            </w:pPr>
+            <w:r>
+              <w:t xml:space="preserve">0</w:t>
+            </w:r>
+          </w:p>
+        </w:tc>
+        <w:tc>
+          <w:tcPr/>
+          <w:p>
+            <w:pPr>
+              <w:pStyle w:val="Compact"/>
+              <w:jc w:val="right"/>
+            </w:pPr>
+            <w:r>
+              <w:t xml:space="preserve">0</w:t>
+            </w:r>
+          </w:p>
+        </w:tc>
+        <w:tc>
+          <w:tcPr/>
+          <w:p>
+            <w:pPr>
+              <w:pStyle w:val="Compact"/>
+              <w:jc w:val="right"/>
+            </w:pPr>
+            <w:r>
+              <w:t xml:space="preserve">0</w:t>
             </w:r>
           </w:p>
         </w:tc>
@@ -6076,6 +6162,18 @@
           <w:p>
             <w:pPr>
               <w:pStyle w:val="Compact"/>
+              <w:jc w:val="right"/>
+            </w:pPr>
+            <w:r>
+              <w:t xml:space="preserve">44</w:t>
+            </w:r>
+          </w:p>
+        </w:tc>
+        <w:tc>
+          <w:tcPr/>
+          <w:p>
+            <w:pPr>
+              <w:pStyle w:val="Compact"/>
               <w:jc w:val="left"/>
             </w:pPr>
             <w:r>
@@ -6115,7 +6213,7 @@
               <w:jc w:val="left"/>
             </w:pPr>
             <w:r>
-              <w:t xml:space="preserve">Lending</w:t>
+              <w:t xml:space="preserve">PforR</w:t>
             </w:r>
           </w:p>
         </w:tc>
@@ -6139,7 +6237,55 @@
               <w:jc w:val="left"/>
             </w:pPr>
             <w:r>
-              <w:t xml:space="preserve">Pre-IDA21</w:t>
+              <w:t xml:space="preserve">2022-06-29</w:t>
+            </w:r>
+          </w:p>
+        </w:tc>
+        <w:tc>
+          <w:tcPr/>
+          <w:p>
+            <w:pPr>
+              <w:pStyle w:val="Compact"/>
+              <w:jc w:val="right"/>
+            </w:pPr>
+            <w:r>
+              <w:t xml:space="preserve">1</w:t>
+            </w:r>
+          </w:p>
+        </w:tc>
+        <w:tc>
+          <w:tcPr/>
+          <w:p>
+            <w:pPr>
+              <w:pStyle w:val="Compact"/>
+              <w:jc w:val="right"/>
+            </w:pPr>
+            <w:r>
+              <w:t xml:space="preserve">0</w:t>
+            </w:r>
+          </w:p>
+        </w:tc>
+        <w:tc>
+          <w:tcPr/>
+          <w:p>
+            <w:pPr>
+              <w:pStyle w:val="Compact"/>
+              <w:jc w:val="right"/>
+            </w:pPr>
+            <w:r>
+              <w:t xml:space="preserve">0</w:t>
+            </w:r>
+          </w:p>
+        </w:tc>
+        <w:tc>
+          <w:tcPr/>
+          <w:p>
+            <w:pPr>
+              <w:pStyle w:val="Compact"/>
+              <w:jc w:val="right"/>
+            </w:pPr>
+            <w:r>
+              <w:t xml:space="preserve">1</w:t>
             </w:r>
           </w:p>
         </w:tc>
@@ -6150,6 +6296,18 @@
           <w:p>
             <w:pPr>
               <w:pStyle w:val="Compact"/>
+              <w:jc w:val="right"/>
+            </w:pPr>
+            <w:r>
+              <w:t xml:space="preserve">45</w:t>
+            </w:r>
+          </w:p>
+        </w:tc>
+        <w:tc>
+          <w:tcPr/>
+          <w:p>
+            <w:pPr>
+              <w:pStyle w:val="Compact"/>
               <w:jc w:val="left"/>
             </w:pPr>
             <w:r>
@@ -6189,7 +6347,7 @@
               <w:jc w:val="left"/>
             </w:pPr>
             <w:r>
-              <w:t xml:space="preserve">Lending</w:t>
+              <w:t xml:space="preserve">IPF</w:t>
             </w:r>
           </w:p>
         </w:tc>
@@ -6213,7 +6371,55 @@
               <w:jc w:val="left"/>
             </w:pPr>
             <w:r>
-              <w:t xml:space="preserve">Pre-IDA21</w:t>
+              <w:t xml:space="preserve">2025-06-05</w:t>
+            </w:r>
+          </w:p>
+        </w:tc>
+        <w:tc>
+          <w:tcPr/>
+          <w:p>
+            <w:pPr>
+              <w:pStyle w:val="Compact"/>
+              <w:jc w:val="right"/>
+            </w:pPr>
+            <w:r>
+              <w:t xml:space="preserve">1</w:t>
+            </w:r>
+          </w:p>
+        </w:tc>
+        <w:tc>
+          <w:tcPr/>
+          <w:p>
+            <w:pPr>
+              <w:pStyle w:val="Compact"/>
+              <w:jc w:val="right"/>
+            </w:pPr>
+            <w:r>
+              <w:t xml:space="preserve">1</w:t>
+            </w:r>
+          </w:p>
+        </w:tc>
+        <w:tc>
+          <w:tcPr/>
+          <w:p>
+            <w:pPr>
+              <w:pStyle w:val="Compact"/>
+              <w:jc w:val="right"/>
+            </w:pPr>
+            <w:r>
+              <w:t xml:space="preserve">0</w:t>
+            </w:r>
+          </w:p>
+        </w:tc>
+        <w:tc>
+          <w:tcPr/>
+          <w:p>
+            <w:pPr>
+              <w:pStyle w:val="Compact"/>
+              <w:jc w:val="right"/>
+            </w:pPr>
+            <w:r>
+              <w:t xml:space="preserve">1</w:t>
             </w:r>
           </w:p>
         </w:tc>
@@ -6224,6 +6430,18 @@
           <w:p>
             <w:pPr>
               <w:pStyle w:val="Compact"/>
+              <w:jc w:val="right"/>
+            </w:pPr>
+            <w:r>
+              <w:t xml:space="preserve">46</w:t>
+            </w:r>
+          </w:p>
+        </w:tc>
+        <w:tc>
+          <w:tcPr/>
+          <w:p>
+            <w:pPr>
+              <w:pStyle w:val="Compact"/>
               <w:jc w:val="left"/>
             </w:pPr>
             <w:r>
@@ -6287,7 +6505,55 @@
               <w:jc w:val="left"/>
             </w:pPr>
             <w:r>
-              <w:t xml:space="preserve">Pre-IDA21</w:t>
+              <w:t xml:space="preserve">2024-01-29</w:t>
+            </w:r>
+          </w:p>
+        </w:tc>
+        <w:tc>
+          <w:tcPr/>
+          <w:p>
+            <w:pPr>
+              <w:pStyle w:val="Compact"/>
+              <w:jc w:val="right"/>
+            </w:pPr>
+            <w:r>
+              <w:t xml:space="preserve">1</w:t>
+            </w:r>
+          </w:p>
+        </w:tc>
+        <w:tc>
+          <w:tcPr/>
+          <w:p>
+            <w:pPr>
+              <w:pStyle w:val="Compact"/>
+              <w:jc w:val="right"/>
+            </w:pPr>
+            <w:r>
+              <w:t xml:space="preserve">0</w:t>
+            </w:r>
+          </w:p>
+        </w:tc>
+        <w:tc>
+          <w:tcPr/>
+          <w:p>
+            <w:pPr>
+              <w:pStyle w:val="Compact"/>
+              <w:jc w:val="right"/>
+            </w:pPr>
+            <w:r>
+              <w:t xml:space="preserve">1</w:t>
+            </w:r>
+          </w:p>
+        </w:tc>
+        <w:tc>
+          <w:tcPr/>
+          <w:p>
+            <w:pPr>
+              <w:pStyle w:val="Compact"/>
+              <w:jc w:val="right"/>
+            </w:pPr>
+            <w:r>
+              <w:t xml:space="preserve">0</w:t>
             </w:r>
           </w:p>
         </w:tc>
@@ -6298,6 +6564,18 @@
           <w:p>
             <w:pPr>
               <w:pStyle w:val="Compact"/>
+              <w:jc w:val="right"/>
+            </w:pPr>
+            <w:r>
+              <w:t xml:space="preserve">47</w:t>
+            </w:r>
+          </w:p>
+        </w:tc>
+        <w:tc>
+          <w:tcPr/>
+          <w:p>
+            <w:pPr>
+              <w:pStyle w:val="Compact"/>
               <w:jc w:val="left"/>
             </w:pPr>
             <w:r>
@@ -6337,7 +6615,7 @@
               <w:jc w:val="left"/>
             </w:pPr>
             <w:r>
-              <w:t xml:space="preserve">Lending</w:t>
+              <w:t xml:space="preserve">PforR</w:t>
             </w:r>
           </w:p>
         </w:tc>
@@ -6361,7 +6639,55 @@
               <w:jc w:val="left"/>
             </w:pPr>
             <w:r>
-              <w:t xml:space="preserve">Pre-IDA21</w:t>
+              <w:t xml:space="preserve">2025-06-24</w:t>
+            </w:r>
+          </w:p>
+        </w:tc>
+        <w:tc>
+          <w:tcPr/>
+          <w:p>
+            <w:pPr>
+              <w:pStyle w:val="Compact"/>
+              <w:jc w:val="right"/>
+            </w:pPr>
+            <w:r>
+              <w:t xml:space="preserve">1</w:t>
+            </w:r>
+          </w:p>
+        </w:tc>
+        <w:tc>
+          <w:tcPr/>
+          <w:p>
+            <w:pPr>
+              <w:pStyle w:val="Compact"/>
+              <w:jc w:val="right"/>
+            </w:pPr>
+            <w:r>
+              <w:t xml:space="preserve">1</w:t>
+            </w:r>
+          </w:p>
+        </w:tc>
+        <w:tc>
+          <w:tcPr/>
+          <w:p>
+            <w:pPr>
+              <w:pStyle w:val="Compact"/>
+              <w:jc w:val="right"/>
+            </w:pPr>
+            <w:r>
+              <w:t xml:space="preserve">0</w:t>
+            </w:r>
+          </w:p>
+        </w:tc>
+        <w:tc>
+          <w:tcPr/>
+          <w:p>
+            <w:pPr>
+              <w:pStyle w:val="Compact"/>
+              <w:jc w:val="right"/>
+            </w:pPr>
+            <w:r>
+              <w:t xml:space="preserve">1</w:t>
             </w:r>
           </w:p>
         </w:tc>
@@ -6372,6 +6698,18 @@
           <w:p>
             <w:pPr>
               <w:pStyle w:val="Compact"/>
+              <w:jc w:val="right"/>
+            </w:pPr>
+            <w:r>
+              <w:t xml:space="preserve">48</w:t>
+            </w:r>
+          </w:p>
+        </w:tc>
+        <w:tc>
+          <w:tcPr/>
+          <w:p>
+            <w:pPr>
+              <w:pStyle w:val="Compact"/>
               <w:jc w:val="left"/>
             </w:pPr>
             <w:r>
@@ -6411,7 +6749,7 @@
               <w:jc w:val="left"/>
             </w:pPr>
             <w:r>
-              <w:t xml:space="preserve">Lending</w:t>
+              <w:t xml:space="preserve">IPF</w:t>
             </w:r>
           </w:p>
         </w:tc>
@@ -6435,7 +6773,55 @@
               <w:jc w:val="left"/>
             </w:pPr>
             <w:r>
-              <w:t xml:space="preserve">Pre-IDA21</w:t>
+              <w:t xml:space="preserve">2021-06-11</w:t>
+            </w:r>
+          </w:p>
+        </w:tc>
+        <w:tc>
+          <w:tcPr/>
+          <w:p>
+            <w:pPr>
+              <w:pStyle w:val="Compact"/>
+              <w:jc w:val="right"/>
+            </w:pPr>
+            <w:r>
+              <w:t xml:space="preserve">1</w:t>
+            </w:r>
+          </w:p>
+        </w:tc>
+        <w:tc>
+          <w:tcPr/>
+          <w:p>
+            <w:pPr>
+              <w:pStyle w:val="Compact"/>
+              <w:jc w:val="right"/>
+            </w:pPr>
+            <w:r>
+              <w:t xml:space="preserve">0</w:t>
+            </w:r>
+          </w:p>
+        </w:tc>
+        <w:tc>
+          <w:tcPr/>
+          <w:p>
+            <w:pPr>
+              <w:pStyle w:val="Compact"/>
+              <w:jc w:val="right"/>
+            </w:pPr>
+            <w:r>
+              <w:t xml:space="preserve">1</w:t>
+            </w:r>
+          </w:p>
+        </w:tc>
+        <w:tc>
+          <w:tcPr/>
+          <w:p>
+            <w:pPr>
+              <w:pStyle w:val="Compact"/>
+              <w:jc w:val="right"/>
+            </w:pPr>
+            <w:r>
+              <w:t xml:space="preserve">1</w:t>
             </w:r>
           </w:p>
         </w:tc>
@@ -6446,6 +6832,18 @@
           <w:p>
             <w:pPr>
               <w:pStyle w:val="Compact"/>
+              <w:jc w:val="right"/>
+            </w:pPr>
+            <w:r>
+              <w:t xml:space="preserve">49</w:t>
+            </w:r>
+          </w:p>
+        </w:tc>
+        <w:tc>
+          <w:tcPr/>
+          <w:p>
+            <w:pPr>
+              <w:pStyle w:val="Compact"/>
               <w:jc w:val="left"/>
             </w:pPr>
             <w:r>
@@ -6485,7 +6883,7 @@
               <w:jc w:val="left"/>
             </w:pPr>
             <w:r>
-              <w:t xml:space="preserve">Lending</w:t>
+              <w:t xml:space="preserve">IPF</w:t>
             </w:r>
           </w:p>
         </w:tc>
@@ -6509,7 +6907,55 @@
               <w:jc w:val="left"/>
             </w:pPr>
             <w:r>
-              <w:t xml:space="preserve">Pre-IDA21</w:t>
+              <w:t xml:space="preserve">2022-02-24</w:t>
+            </w:r>
+          </w:p>
+        </w:tc>
+        <w:tc>
+          <w:tcPr/>
+          <w:p>
+            <w:pPr>
+              <w:pStyle w:val="Compact"/>
+              <w:jc w:val="right"/>
+            </w:pPr>
+            <w:r>
+              <w:t xml:space="preserve">1</w:t>
+            </w:r>
+          </w:p>
+        </w:tc>
+        <w:tc>
+          <w:tcPr/>
+          <w:p>
+            <w:pPr>
+              <w:pStyle w:val="Compact"/>
+              <w:jc w:val="right"/>
+            </w:pPr>
+            <w:r>
+              <w:t xml:space="preserve">1</w:t>
+            </w:r>
+          </w:p>
+        </w:tc>
+        <w:tc>
+          <w:tcPr/>
+          <w:p>
+            <w:pPr>
+              <w:pStyle w:val="Compact"/>
+              <w:jc w:val="right"/>
+            </w:pPr>
+            <w:r>
+              <w:t xml:space="preserve">1</w:t>
+            </w:r>
+          </w:p>
+        </w:tc>
+        <w:tc>
+          <w:tcPr/>
+          <w:p>
+            <w:pPr>
+              <w:pStyle w:val="Compact"/>
+              <w:jc w:val="right"/>
+            </w:pPr>
+            <w:r>
+              <w:t xml:space="preserve">0</w:t>
             </w:r>
           </w:p>
         </w:tc>
@@ -6520,6 +6966,18 @@
           <w:p>
             <w:pPr>
               <w:pStyle w:val="Compact"/>
+              <w:jc w:val="right"/>
+            </w:pPr>
+            <w:r>
+              <w:t xml:space="preserve">50</w:t>
+            </w:r>
+          </w:p>
+        </w:tc>
+        <w:tc>
+          <w:tcPr/>
+          <w:p>
+            <w:pPr>
+              <w:pStyle w:val="Compact"/>
               <w:jc w:val="left"/>
             </w:pPr>
             <w:r>
@@ -6571,19 +7029,67 @@
               <w:jc w:val="left"/>
             </w:pPr>
             <w:r>
-              <w:t xml:space="preserve">2023</w:t>
-            </w:r>
-          </w:p>
-        </w:tc>
-        <w:tc>
-          <w:tcPr/>
-          <w:p>
-            <w:pPr>
-              <w:pStyle w:val="Compact"/>
-              <w:jc w:val="left"/>
-            </w:pPr>
-            <w:r>
-              <w:t xml:space="preserve">Pre-IDA21</w:t>
+              <w:t xml:space="preserve">2024</w:t>
+            </w:r>
+          </w:p>
+        </w:tc>
+        <w:tc>
+          <w:tcPr/>
+          <w:p>
+            <w:pPr>
+              <w:pStyle w:val="Compact"/>
+              <w:jc w:val="left"/>
+            </w:pPr>
+            <w:r>
+              <w:t xml:space="preserve">2023-10-12</w:t>
+            </w:r>
+          </w:p>
+        </w:tc>
+        <w:tc>
+          <w:tcPr/>
+          <w:p>
+            <w:pPr>
+              <w:pStyle w:val="Compact"/>
+              <w:jc w:val="right"/>
+            </w:pPr>
+            <w:r>
+              <w:t xml:space="preserve">1</w:t>
+            </w:r>
+          </w:p>
+        </w:tc>
+        <w:tc>
+          <w:tcPr/>
+          <w:p>
+            <w:pPr>
+              <w:pStyle w:val="Compact"/>
+              <w:jc w:val="right"/>
+            </w:pPr>
+            <w:r>
+              <w:t xml:space="preserve">0</w:t>
+            </w:r>
+          </w:p>
+        </w:tc>
+        <w:tc>
+          <w:tcPr/>
+          <w:p>
+            <w:pPr>
+              <w:pStyle w:val="Compact"/>
+              <w:jc w:val="right"/>
+            </w:pPr>
+            <w:r>
+              <w:t xml:space="preserve">1</w:t>
+            </w:r>
+          </w:p>
+        </w:tc>
+        <w:tc>
+          <w:tcPr/>
+          <w:p>
+            <w:pPr>
+              <w:pStyle w:val="Compact"/>
+              <w:jc w:val="right"/>
+            </w:pPr>
+            <w:r>
+              <w:t xml:space="preserve">0</w:t>
             </w:r>
           </w:p>
         </w:tc>
@@ -6594,6 +7100,18 @@
           <w:p>
             <w:pPr>
               <w:pStyle w:val="Compact"/>
+              <w:jc w:val="right"/>
+            </w:pPr>
+            <w:r>
+              <w:t xml:space="preserve">51</w:t>
+            </w:r>
+          </w:p>
+        </w:tc>
+        <w:tc>
+          <w:tcPr/>
+          <w:p>
+            <w:pPr>
+              <w:pStyle w:val="Compact"/>
               <w:jc w:val="left"/>
             </w:pPr>
             <w:r>
@@ -6633,7 +7151,7 @@
               <w:jc w:val="left"/>
             </w:pPr>
             <w:r>
-              <w:t xml:space="preserve">Lending</w:t>
+              <w:t xml:space="preserve">IPF</w:t>
             </w:r>
           </w:p>
         </w:tc>
@@ -6657,7 +7175,55 @@
               <w:jc w:val="left"/>
             </w:pPr>
             <w:r>
-              <w:t xml:space="preserve">Pre-IDA21</w:t>
+              <w:t xml:space="preserve">2024-09-03</w:t>
+            </w:r>
+          </w:p>
+        </w:tc>
+        <w:tc>
+          <w:tcPr/>
+          <w:p>
+            <w:pPr>
+              <w:pStyle w:val="Compact"/>
+              <w:jc w:val="right"/>
+            </w:pPr>
+            <w:r>
+              <w:t xml:space="preserve">0</w:t>
+            </w:r>
+          </w:p>
+        </w:tc>
+        <w:tc>
+          <w:tcPr/>
+          <w:p>
+            <w:pPr>
+              <w:pStyle w:val="Compact"/>
+              <w:jc w:val="right"/>
+            </w:pPr>
+            <w:r>
+              <w:t xml:space="preserve">0</w:t>
+            </w:r>
+          </w:p>
+        </w:tc>
+        <w:tc>
+          <w:tcPr/>
+          <w:p>
+            <w:pPr>
+              <w:pStyle w:val="Compact"/>
+              <w:jc w:val="right"/>
+            </w:pPr>
+            <w:r>
+              <w:t xml:space="preserve">0</w:t>
+            </w:r>
+          </w:p>
+        </w:tc>
+        <w:tc>
+          <w:tcPr/>
+          <w:p>
+            <w:pPr>
+              <w:pStyle w:val="Compact"/>
+              <w:jc w:val="right"/>
+            </w:pPr>
+            <w:r>
+              <w:t xml:space="preserve">1</w:t>
             </w:r>
           </w:p>
         </w:tc>
@@ -6668,6 +7234,18 @@
           <w:p>
             <w:pPr>
               <w:pStyle w:val="Compact"/>
+              <w:jc w:val="right"/>
+            </w:pPr>
+            <w:r>
+              <w:t xml:space="preserve">52</w:t>
+            </w:r>
+          </w:p>
+        </w:tc>
+        <w:tc>
+          <w:tcPr/>
+          <w:p>
+            <w:pPr>
+              <w:pStyle w:val="Compact"/>
               <w:jc w:val="left"/>
             </w:pPr>
             <w:r>
@@ -6707,7 +7285,7 @@
               <w:jc w:val="left"/>
             </w:pPr>
             <w:r>
-              <w:t xml:space="preserve">Lending</w:t>
+              <w:t xml:space="preserve">IPF</w:t>
             </w:r>
           </w:p>
         </w:tc>
@@ -6731,7 +7309,55 @@
               <w:jc w:val="left"/>
             </w:pPr>
             <w:r>
-              <w:t xml:space="preserve">Pre-IDA21</w:t>
+              <w:t xml:space="preserve">NA</w:t>
+            </w:r>
+          </w:p>
+        </w:tc>
+        <w:tc>
+          <w:tcPr/>
+          <w:p>
+            <w:pPr>
+              <w:pStyle w:val="Compact"/>
+              <w:jc w:val="right"/>
+            </w:pPr>
+            <w:r>
+              <w:t xml:space="preserve">1</w:t>
+            </w:r>
+          </w:p>
+        </w:tc>
+        <w:tc>
+          <w:tcPr/>
+          <w:p>
+            <w:pPr>
+              <w:pStyle w:val="Compact"/>
+              <w:jc w:val="right"/>
+            </w:pPr>
+            <w:r>
+              <w:t xml:space="preserve">1</w:t>
+            </w:r>
+          </w:p>
+        </w:tc>
+        <w:tc>
+          <w:tcPr/>
+          <w:p>
+            <w:pPr>
+              <w:pStyle w:val="Compact"/>
+              <w:jc w:val="right"/>
+            </w:pPr>
+            <w:r>
+              <w:t xml:space="preserve">1</w:t>
+            </w:r>
+          </w:p>
+        </w:tc>
+        <w:tc>
+          <w:tcPr/>
+          <w:p>
+            <w:pPr>
+              <w:pStyle w:val="Compact"/>
+              <w:jc w:val="right"/>
+            </w:pPr>
+            <w:r>
+              <w:t xml:space="preserve">0</w:t>
             </w:r>
           </w:p>
         </w:tc>
@@ -6742,6 +7368,18 @@
           <w:p>
             <w:pPr>
               <w:pStyle w:val="Compact"/>
+              <w:jc w:val="right"/>
+            </w:pPr>
+            <w:r>
+              <w:t xml:space="preserve">53</w:t>
+            </w:r>
+          </w:p>
+        </w:tc>
+        <w:tc>
+          <w:tcPr/>
+          <w:p>
+            <w:pPr>
+              <w:pStyle w:val="Compact"/>
               <w:jc w:val="left"/>
             </w:pPr>
             <w:r>
@@ -6781,7 +7419,7 @@
               <w:jc w:val="left"/>
             </w:pPr>
             <w:r>
-              <w:t xml:space="preserve">Lending</w:t>
+              <w:t xml:space="preserve">IPF</w:t>
             </w:r>
           </w:p>
         </w:tc>
@@ -6805,7 +7443,55 @@
               <w:jc w:val="left"/>
             </w:pPr>
             <w:r>
-              <w:t xml:space="preserve">Pre-IDA21</w:t>
+              <w:t xml:space="preserve">2020-12-02</w:t>
+            </w:r>
+          </w:p>
+        </w:tc>
+        <w:tc>
+          <w:tcPr/>
+          <w:p>
+            <w:pPr>
+              <w:pStyle w:val="Compact"/>
+              <w:jc w:val="right"/>
+            </w:pPr>
+            <w:r>
+              <w:t xml:space="preserve">1</w:t>
+            </w:r>
+          </w:p>
+        </w:tc>
+        <w:tc>
+          <w:tcPr/>
+          <w:p>
+            <w:pPr>
+              <w:pStyle w:val="Compact"/>
+              <w:jc w:val="right"/>
+            </w:pPr>
+            <w:r>
+              <w:t xml:space="preserve">1</w:t>
+            </w:r>
+          </w:p>
+        </w:tc>
+        <w:tc>
+          <w:tcPr/>
+          <w:p>
+            <w:pPr>
+              <w:pStyle w:val="Compact"/>
+              <w:jc w:val="right"/>
+            </w:pPr>
+            <w:r>
+              <w:t xml:space="preserve">1</w:t>
+            </w:r>
+          </w:p>
+        </w:tc>
+        <w:tc>
+          <w:tcPr/>
+          <w:p>
+            <w:pPr>
+              <w:pStyle w:val="Compact"/>
+              <w:jc w:val="right"/>
+            </w:pPr>
+            <w:r>
+              <w:t xml:space="preserve">0</w:t>
             </w:r>
           </w:p>
         </w:tc>
@@ -6816,6 +7502,18 @@
           <w:p>
             <w:pPr>
               <w:pStyle w:val="Compact"/>
+              <w:jc w:val="right"/>
+            </w:pPr>
+            <w:r>
+              <w:t xml:space="preserve">54</w:t>
+            </w:r>
+          </w:p>
+        </w:tc>
+        <w:tc>
+          <w:tcPr/>
+          <w:p>
+            <w:pPr>
+              <w:pStyle w:val="Compact"/>
               <w:jc w:val="left"/>
             </w:pPr>
             <w:r>
@@ -6855,7 +7553,7 @@
               <w:jc w:val="left"/>
             </w:pPr>
             <w:r>
-              <w:t xml:space="preserve">Lending</w:t>
+              <w:t xml:space="preserve">PforR</w:t>
             </w:r>
           </w:p>
         </w:tc>
@@ -6879,7 +7577,55 @@
               <w:jc w:val="left"/>
             </w:pPr>
             <w:r>
-              <w:t xml:space="preserve">Pre-IDA21</w:t>
+              <w:t xml:space="preserve">2021-05-28</w:t>
+            </w:r>
+          </w:p>
+        </w:tc>
+        <w:tc>
+          <w:tcPr/>
+          <w:p>
+            <w:pPr>
+              <w:pStyle w:val="Compact"/>
+              <w:jc w:val="right"/>
+            </w:pPr>
+            <w:r>
+              <w:t xml:space="preserve">1</w:t>
+            </w:r>
+          </w:p>
+        </w:tc>
+        <w:tc>
+          <w:tcPr/>
+          <w:p>
+            <w:pPr>
+              <w:pStyle w:val="Compact"/>
+              <w:jc w:val="right"/>
+            </w:pPr>
+            <w:r>
+              <w:t xml:space="preserve">0</w:t>
+            </w:r>
+          </w:p>
+        </w:tc>
+        <w:tc>
+          <w:tcPr/>
+          <w:p>
+            <w:pPr>
+              <w:pStyle w:val="Compact"/>
+              <w:jc w:val="right"/>
+            </w:pPr>
+            <w:r>
+              <w:t xml:space="preserve">0</w:t>
+            </w:r>
+          </w:p>
+        </w:tc>
+        <w:tc>
+          <w:tcPr/>
+          <w:p>
+            <w:pPr>
+              <w:pStyle w:val="Compact"/>
+              <w:jc w:val="right"/>
+            </w:pPr>
+            <w:r>
+              <w:t xml:space="preserve">0</w:t>
             </w:r>
           </w:p>
         </w:tc>
@@ -6890,6 +7636,18 @@
           <w:p>
             <w:pPr>
               <w:pStyle w:val="Compact"/>
+              <w:jc w:val="right"/>
+            </w:pPr>
+            <w:r>
+              <w:t xml:space="preserve">55</w:t>
+            </w:r>
+          </w:p>
+        </w:tc>
+        <w:tc>
+          <w:tcPr/>
+          <w:p>
+            <w:pPr>
+              <w:pStyle w:val="Compact"/>
               <w:jc w:val="left"/>
             </w:pPr>
             <w:r>
@@ -6941,19 +7699,67 @@
               <w:jc w:val="left"/>
             </w:pPr>
             <w:r>
-              <w:t xml:space="preserve">2023</w:t>
-            </w:r>
-          </w:p>
-        </w:tc>
-        <w:tc>
-          <w:tcPr/>
-          <w:p>
-            <w:pPr>
-              <w:pStyle w:val="Compact"/>
-              <w:jc w:val="left"/>
-            </w:pPr>
-            <w:r>
-              <w:t xml:space="preserve">Pre-IDA21</w:t>
+              <w:t xml:space="preserve">2024</w:t>
+            </w:r>
+          </w:p>
+        </w:tc>
+        <w:tc>
+          <w:tcPr/>
+          <w:p>
+            <w:pPr>
+              <w:pStyle w:val="Compact"/>
+              <w:jc w:val="left"/>
+            </w:pPr>
+            <w:r>
+              <w:t xml:space="preserve">2023-12-01</w:t>
+            </w:r>
+          </w:p>
+        </w:tc>
+        <w:tc>
+          <w:tcPr/>
+          <w:p>
+            <w:pPr>
+              <w:pStyle w:val="Compact"/>
+              <w:jc w:val="right"/>
+            </w:pPr>
+            <w:r>
+              <w:t xml:space="preserve">1</w:t>
+            </w:r>
+          </w:p>
+        </w:tc>
+        <w:tc>
+          <w:tcPr/>
+          <w:p>
+            <w:pPr>
+              <w:pStyle w:val="Compact"/>
+              <w:jc w:val="right"/>
+            </w:pPr>
+            <w:r>
+              <w:t xml:space="preserve">0</w:t>
+            </w:r>
+          </w:p>
+        </w:tc>
+        <w:tc>
+          <w:tcPr/>
+          <w:p>
+            <w:pPr>
+              <w:pStyle w:val="Compact"/>
+              <w:jc w:val="right"/>
+            </w:pPr>
+            <w:r>
+              <w:t xml:space="preserve">0</w:t>
+            </w:r>
+          </w:p>
+        </w:tc>
+        <w:tc>
+          <w:tcPr/>
+          <w:p>
+            <w:pPr>
+              <w:pStyle w:val="Compact"/>
+              <w:jc w:val="right"/>
+            </w:pPr>
+            <w:r>
+              <w:t xml:space="preserve">0</w:t>
             </w:r>
           </w:p>
         </w:tc>
@@ -6964,6 +7770,18 @@
           <w:p>
             <w:pPr>
               <w:pStyle w:val="Compact"/>
+              <w:jc w:val="right"/>
+            </w:pPr>
+            <w:r>
+              <w:t xml:space="preserve">56</w:t>
+            </w:r>
+          </w:p>
+        </w:tc>
+        <w:tc>
+          <w:tcPr/>
+          <w:p>
+            <w:pPr>
+              <w:pStyle w:val="Compact"/>
               <w:jc w:val="left"/>
             </w:pPr>
             <w:r>
@@ -7003,7 +7821,7 @@
               <w:jc w:val="left"/>
             </w:pPr>
             <w:r>
-              <w:t xml:space="preserve">Lending</w:t>
+              <w:t xml:space="preserve">PforR</w:t>
             </w:r>
           </w:p>
         </w:tc>
@@ -7027,7 +7845,55 @@
               <w:jc w:val="left"/>
             </w:pPr>
             <w:r>
-              <w:t xml:space="preserve">Pre-IDA21</w:t>
+              <w:t xml:space="preserve">2024-05-23</w:t>
+            </w:r>
+          </w:p>
+        </w:tc>
+        <w:tc>
+          <w:tcPr/>
+          <w:p>
+            <w:pPr>
+              <w:pStyle w:val="Compact"/>
+              <w:jc w:val="right"/>
+            </w:pPr>
+            <w:r>
+              <w:t xml:space="preserve">1</w:t>
+            </w:r>
+          </w:p>
+        </w:tc>
+        <w:tc>
+          <w:tcPr/>
+          <w:p>
+            <w:pPr>
+              <w:pStyle w:val="Compact"/>
+              <w:jc w:val="right"/>
+            </w:pPr>
+            <w:r>
+              <w:t xml:space="preserve">0</w:t>
+            </w:r>
+          </w:p>
+        </w:tc>
+        <w:tc>
+          <w:tcPr/>
+          <w:p>
+            <w:pPr>
+              <w:pStyle w:val="Compact"/>
+              <w:jc w:val="right"/>
+            </w:pPr>
+            <w:r>
+              <w:t xml:space="preserve">1</w:t>
+            </w:r>
+          </w:p>
+        </w:tc>
+        <w:tc>
+          <w:tcPr/>
+          <w:p>
+            <w:pPr>
+              <w:pStyle w:val="Compact"/>
+              <w:jc w:val="right"/>
+            </w:pPr>
+            <w:r>
+              <w:t xml:space="preserve">1</w:t>
             </w:r>
           </w:p>
         </w:tc>
@@ -7038,6 +7904,18 @@
           <w:p>
             <w:pPr>
               <w:pStyle w:val="Compact"/>
+              <w:jc w:val="right"/>
+            </w:pPr>
+            <w:r>
+              <w:t xml:space="preserve">57</w:t>
+            </w:r>
+          </w:p>
+        </w:tc>
+        <w:tc>
+          <w:tcPr/>
+          <w:p>
+            <w:pPr>
+              <w:pStyle w:val="Compact"/>
               <w:jc w:val="left"/>
             </w:pPr>
             <w:r>
@@ -7101,7 +7979,55 @@
               <w:jc w:val="left"/>
             </w:pPr>
             <w:r>
-              <w:t xml:space="preserve">Pre-IDA21</w:t>
+              <w:t xml:space="preserve">2024-02-23</w:t>
+            </w:r>
+          </w:p>
+        </w:tc>
+        <w:tc>
+          <w:tcPr/>
+          <w:p>
+            <w:pPr>
+              <w:pStyle w:val="Compact"/>
+              <w:jc w:val="right"/>
+            </w:pPr>
+            <w:r>
+              <w:t xml:space="preserve">0</w:t>
+            </w:r>
+          </w:p>
+        </w:tc>
+        <w:tc>
+          <w:tcPr/>
+          <w:p>
+            <w:pPr>
+              <w:pStyle w:val="Compact"/>
+              <w:jc w:val="right"/>
+            </w:pPr>
+            <w:r>
+              <w:t xml:space="preserve">0</w:t>
+            </w:r>
+          </w:p>
+        </w:tc>
+        <w:tc>
+          <w:tcPr/>
+          <w:p>
+            <w:pPr>
+              <w:pStyle w:val="Compact"/>
+              <w:jc w:val="right"/>
+            </w:pPr>
+            <w:r>
+              <w:t xml:space="preserve">0</w:t>
+            </w:r>
+          </w:p>
+        </w:tc>
+        <w:tc>
+          <w:tcPr/>
+          <w:p>
+            <w:pPr>
+              <w:pStyle w:val="Compact"/>
+              <w:jc w:val="right"/>
+            </w:pPr>
+            <w:r>
+              <w:t xml:space="preserve">0</w:t>
             </w:r>
           </w:p>
         </w:tc>
@@ -7112,6 +8038,18 @@
           <w:p>
             <w:pPr>
               <w:pStyle w:val="Compact"/>
+              <w:jc w:val="right"/>
+            </w:pPr>
+            <w:r>
+              <w:t xml:space="preserve">58</w:t>
+            </w:r>
+          </w:p>
+        </w:tc>
+        <w:tc>
+          <w:tcPr/>
+          <w:p>
+            <w:pPr>
+              <w:pStyle w:val="Compact"/>
               <w:jc w:val="left"/>
             </w:pPr>
             <w:r>
@@ -7151,7 +8089,7 @@
               <w:jc w:val="left"/>
             </w:pPr>
             <w:r>
-              <w:t xml:space="preserve">Lending</w:t>
+              <w:t xml:space="preserve">IPF</w:t>
             </w:r>
           </w:p>
         </w:tc>
@@ -7175,7 +8113,55 @@
               <w:jc w:val="left"/>
             </w:pPr>
             <w:r>
-              <w:t xml:space="preserve">Pre-IDA21</w:t>
+              <w:t xml:space="preserve">2021-06-16</w:t>
+            </w:r>
+          </w:p>
+        </w:tc>
+        <w:tc>
+          <w:tcPr/>
+          <w:p>
+            <w:pPr>
+              <w:pStyle w:val="Compact"/>
+              <w:jc w:val="right"/>
+            </w:pPr>
+            <w:r>
+              <w:t xml:space="preserve">1</w:t>
+            </w:r>
+          </w:p>
+        </w:tc>
+        <w:tc>
+          <w:tcPr/>
+          <w:p>
+            <w:pPr>
+              <w:pStyle w:val="Compact"/>
+              <w:jc w:val="right"/>
+            </w:pPr>
+            <w:r>
+              <w:t xml:space="preserve">0</w:t>
+            </w:r>
+          </w:p>
+        </w:tc>
+        <w:tc>
+          <w:tcPr/>
+          <w:p>
+            <w:pPr>
+              <w:pStyle w:val="Compact"/>
+              <w:jc w:val="right"/>
+            </w:pPr>
+            <w:r>
+              <w:t xml:space="preserve">1</w:t>
+            </w:r>
+          </w:p>
+        </w:tc>
+        <w:tc>
+          <w:tcPr/>
+          <w:p>
+            <w:pPr>
+              <w:pStyle w:val="Compact"/>
+              <w:jc w:val="right"/>
+            </w:pPr>
+            <w:r>
+              <w:t xml:space="preserve">0</w:t>
             </w:r>
           </w:p>
         </w:tc>
@@ -7186,6 +8172,18 @@
           <w:p>
             <w:pPr>
               <w:pStyle w:val="Compact"/>
+              <w:jc w:val="right"/>
+            </w:pPr>
+            <w:r>
+              <w:t xml:space="preserve">59</w:t>
+            </w:r>
+          </w:p>
+        </w:tc>
+        <w:tc>
+          <w:tcPr/>
+          <w:p>
+            <w:pPr>
+              <w:pStyle w:val="Compact"/>
               <w:jc w:val="left"/>
             </w:pPr>
             <w:r>
@@ -7237,19 +8235,67 @@
               <w:jc w:val="left"/>
             </w:pPr>
             <w:r>
-              <w:t xml:space="preserve">2024</w:t>
-            </w:r>
-          </w:p>
-        </w:tc>
-        <w:tc>
-          <w:tcPr/>
-          <w:p>
-            <w:pPr>
-              <w:pStyle w:val="Compact"/>
-              <w:jc w:val="left"/>
-            </w:pPr>
-            <w:r>
-              <w:t xml:space="preserve">Pre-IDA21</w:t>
+              <w:t xml:space="preserve">2025</w:t>
+            </w:r>
+          </w:p>
+        </w:tc>
+        <w:tc>
+          <w:tcPr/>
+          <w:p>
+            <w:pPr>
+              <w:pStyle w:val="Compact"/>
+              <w:jc w:val="left"/>
+            </w:pPr>
+            <w:r>
+              <w:t xml:space="preserve">2024-12-17</w:t>
+            </w:r>
+          </w:p>
+        </w:tc>
+        <w:tc>
+          <w:tcPr/>
+          <w:p>
+            <w:pPr>
+              <w:pStyle w:val="Compact"/>
+              <w:jc w:val="right"/>
+            </w:pPr>
+            <w:r>
+              <w:t xml:space="preserve">0</w:t>
+            </w:r>
+          </w:p>
+        </w:tc>
+        <w:tc>
+          <w:tcPr/>
+          <w:p>
+            <w:pPr>
+              <w:pStyle w:val="Compact"/>
+              <w:jc w:val="right"/>
+            </w:pPr>
+            <w:r>
+              <w:t xml:space="preserve">0</w:t>
+            </w:r>
+          </w:p>
+        </w:tc>
+        <w:tc>
+          <w:tcPr/>
+          <w:p>
+            <w:pPr>
+              <w:pStyle w:val="Compact"/>
+              <w:jc w:val="right"/>
+            </w:pPr>
+            <w:r>
+              <w:t xml:space="preserve">0</w:t>
+            </w:r>
+          </w:p>
+        </w:tc>
+        <w:tc>
+          <w:tcPr/>
+          <w:p>
+            <w:pPr>
+              <w:pStyle w:val="Compact"/>
+              <w:jc w:val="right"/>
+            </w:pPr>
+            <w:r>
+              <w:t xml:space="preserve">0</w:t>
             </w:r>
           </w:p>
         </w:tc>
@@ -7260,6 +8306,18 @@
           <w:p>
             <w:pPr>
               <w:pStyle w:val="Compact"/>
+              <w:jc w:val="right"/>
+            </w:pPr>
+            <w:r>
+              <w:t xml:space="preserve">60</w:t>
+            </w:r>
+          </w:p>
+        </w:tc>
+        <w:tc>
+          <w:tcPr/>
+          <w:p>
+            <w:pPr>
+              <w:pStyle w:val="Compact"/>
               <w:jc w:val="left"/>
             </w:pPr>
             <w:r>
@@ -7299,7 +8357,7 @@
               <w:jc w:val="left"/>
             </w:pPr>
             <w:r>
-              <w:t xml:space="preserve">Lending</w:t>
+              <w:t xml:space="preserve">PforR</w:t>
             </w:r>
           </w:p>
         </w:tc>
@@ -7323,7 +8381,55 @@
               <w:jc w:val="left"/>
             </w:pPr>
             <w:r>
-              <w:t xml:space="preserve">Pre-IDA21</w:t>
+              <w:t xml:space="preserve">2022-06-28</w:t>
+            </w:r>
+          </w:p>
+        </w:tc>
+        <w:tc>
+          <w:tcPr/>
+          <w:p>
+            <w:pPr>
+              <w:pStyle w:val="Compact"/>
+              <w:jc w:val="right"/>
+            </w:pPr>
+            <w:r>
+              <w:t xml:space="preserve">1</w:t>
+            </w:r>
+          </w:p>
+        </w:tc>
+        <w:tc>
+          <w:tcPr/>
+          <w:p>
+            <w:pPr>
+              <w:pStyle w:val="Compact"/>
+              <w:jc w:val="right"/>
+            </w:pPr>
+            <w:r>
+              <w:t xml:space="preserve">0</w:t>
+            </w:r>
+          </w:p>
+        </w:tc>
+        <w:tc>
+          <w:tcPr/>
+          <w:p>
+            <w:pPr>
+              <w:pStyle w:val="Compact"/>
+              <w:jc w:val="right"/>
+            </w:pPr>
+            <w:r>
+              <w:t xml:space="preserve">1</w:t>
+            </w:r>
+          </w:p>
+        </w:tc>
+        <w:tc>
+          <w:tcPr/>
+          <w:p>
+            <w:pPr>
+              <w:pStyle w:val="Compact"/>
+              <w:jc w:val="right"/>
+            </w:pPr>
+            <w:r>
+              <w:t xml:space="preserve">1</w:t>
             </w:r>
           </w:p>
         </w:tc>
@@ -7334,6 +8440,18 @@
           <w:p>
             <w:pPr>
               <w:pStyle w:val="Compact"/>
+              <w:jc w:val="right"/>
+            </w:pPr>
+            <w:r>
+              <w:t xml:space="preserve">61</w:t>
+            </w:r>
+          </w:p>
+        </w:tc>
+        <w:tc>
+          <w:tcPr/>
+          <w:p>
+            <w:pPr>
+              <w:pStyle w:val="Compact"/>
               <w:jc w:val="left"/>
             </w:pPr>
             <w:r>
@@ -7385,19 +8503,67 @@
               <w:jc w:val="left"/>
             </w:pPr>
             <w:r>
-              <w:t xml:space="preserve">2023</w:t>
-            </w:r>
-          </w:p>
-        </w:tc>
-        <w:tc>
-          <w:tcPr/>
-          <w:p>
-            <w:pPr>
-              <w:pStyle w:val="Compact"/>
-              <w:jc w:val="left"/>
-            </w:pPr>
-            <w:r>
-              <w:t xml:space="preserve">Pre-IDA21</w:t>
+              <w:t xml:space="preserve">2024</w:t>
+            </w:r>
+          </w:p>
+        </w:tc>
+        <w:tc>
+          <w:tcPr/>
+          <w:p>
+            <w:pPr>
+              <w:pStyle w:val="Compact"/>
+              <w:jc w:val="left"/>
+            </w:pPr>
+            <w:r>
+              <w:t xml:space="preserve">2023-11-15</w:t>
+            </w:r>
+          </w:p>
+        </w:tc>
+        <w:tc>
+          <w:tcPr/>
+          <w:p>
+            <w:pPr>
+              <w:pStyle w:val="Compact"/>
+              <w:jc w:val="right"/>
+            </w:pPr>
+            <w:r>
+              <w:t xml:space="preserve">0</w:t>
+            </w:r>
+          </w:p>
+        </w:tc>
+        <w:tc>
+          <w:tcPr/>
+          <w:p>
+            <w:pPr>
+              <w:pStyle w:val="Compact"/>
+              <w:jc w:val="right"/>
+            </w:pPr>
+            <w:r>
+              <w:t xml:space="preserve">0</w:t>
+            </w:r>
+          </w:p>
+        </w:tc>
+        <w:tc>
+          <w:tcPr/>
+          <w:p>
+            <w:pPr>
+              <w:pStyle w:val="Compact"/>
+              <w:jc w:val="right"/>
+            </w:pPr>
+            <w:r>
+              <w:t xml:space="preserve">0</w:t>
+            </w:r>
+          </w:p>
+        </w:tc>
+        <w:tc>
+          <w:tcPr/>
+          <w:p>
+            <w:pPr>
+              <w:pStyle w:val="Compact"/>
+              <w:jc w:val="right"/>
+            </w:pPr>
+            <w:r>
+              <w:t xml:space="preserve">0</w:t>
             </w:r>
           </w:p>
         </w:tc>
@@ -7408,6 +8574,18 @@
           <w:p>
             <w:pPr>
               <w:pStyle w:val="Compact"/>
+              <w:jc w:val="right"/>
+            </w:pPr>
+            <w:r>
+              <w:t xml:space="preserve">62</w:t>
+            </w:r>
+          </w:p>
+        </w:tc>
+        <w:tc>
+          <w:tcPr/>
+          <w:p>
+            <w:pPr>
+              <w:pStyle w:val="Compact"/>
               <w:jc w:val="left"/>
             </w:pPr>
             <w:r>
@@ -7447,7 +8625,7 @@
               <w:jc w:val="left"/>
             </w:pPr>
             <w:r>
-              <w:t xml:space="preserve">Lending</w:t>
+              <w:t xml:space="preserve">PforR</w:t>
             </w:r>
           </w:p>
         </w:tc>
@@ -7471,7 +8649,55 @@
               <w:jc w:val="left"/>
             </w:pPr>
             <w:r>
-              <w:t xml:space="preserve">Pre-IDA21</w:t>
+              <w:t xml:space="preserve">2024-03-21</w:t>
+            </w:r>
+          </w:p>
+        </w:tc>
+        <w:tc>
+          <w:tcPr/>
+          <w:p>
+            <w:pPr>
+              <w:pStyle w:val="Compact"/>
+              <w:jc w:val="right"/>
+            </w:pPr>
+            <w:r>
+              <w:t xml:space="preserve">1</w:t>
+            </w:r>
+          </w:p>
+        </w:tc>
+        <w:tc>
+          <w:tcPr/>
+          <w:p>
+            <w:pPr>
+              <w:pStyle w:val="Compact"/>
+              <w:jc w:val="right"/>
+            </w:pPr>
+            <w:r>
+              <w:t xml:space="preserve">0</w:t>
+            </w:r>
+          </w:p>
+        </w:tc>
+        <w:tc>
+          <w:tcPr/>
+          <w:p>
+            <w:pPr>
+              <w:pStyle w:val="Compact"/>
+              <w:jc w:val="right"/>
+            </w:pPr>
+            <w:r>
+              <w:t xml:space="preserve">1</w:t>
+            </w:r>
+          </w:p>
+        </w:tc>
+        <w:tc>
+          <w:tcPr/>
+          <w:p>
+            <w:pPr>
+              <w:pStyle w:val="Compact"/>
+              <w:jc w:val="right"/>
+            </w:pPr>
+            <w:r>
+              <w:t xml:space="preserve">1</w:t>
             </w:r>
           </w:p>
         </w:tc>
@@ -7482,6 +8708,18 @@
           <w:p>
             <w:pPr>
               <w:pStyle w:val="Compact"/>
+              <w:jc w:val="right"/>
+            </w:pPr>
+            <w:r>
+              <w:t xml:space="preserve">63</w:t>
+            </w:r>
+          </w:p>
+        </w:tc>
+        <w:tc>
+          <w:tcPr/>
+          <w:p>
+            <w:pPr>
+              <w:pStyle w:val="Compact"/>
               <w:jc w:val="left"/>
             </w:pPr>
             <w:r>
@@ -7533,19 +8771,67 @@
               <w:jc w:val="left"/>
             </w:pPr>
             <w:r>
-              <w:t xml:space="preserve">2023</w:t>
-            </w:r>
-          </w:p>
-        </w:tc>
-        <w:tc>
-          <w:tcPr/>
-          <w:p>
-            <w:pPr>
-              <w:pStyle w:val="Compact"/>
-              <w:jc w:val="left"/>
-            </w:pPr>
-            <w:r>
-              <w:t xml:space="preserve">Pre-IDA21</w:t>
+              <w:t xml:space="preserve">2024</w:t>
+            </w:r>
+          </w:p>
+        </w:tc>
+        <w:tc>
+          <w:tcPr/>
+          <w:p>
+            <w:pPr>
+              <w:pStyle w:val="Compact"/>
+              <w:jc w:val="left"/>
+            </w:pPr>
+            <w:r>
+              <w:t xml:space="preserve">2023-11-20</w:t>
+            </w:r>
+          </w:p>
+        </w:tc>
+        <w:tc>
+          <w:tcPr/>
+          <w:p>
+            <w:pPr>
+              <w:pStyle w:val="Compact"/>
+              <w:jc w:val="right"/>
+            </w:pPr>
+            <w:r>
+              <w:t xml:space="preserve">0</w:t>
+            </w:r>
+          </w:p>
+        </w:tc>
+        <w:tc>
+          <w:tcPr/>
+          <w:p>
+            <w:pPr>
+              <w:pStyle w:val="Compact"/>
+              <w:jc w:val="right"/>
+            </w:pPr>
+            <w:r>
+              <w:t xml:space="preserve">0</w:t>
+            </w:r>
+          </w:p>
+        </w:tc>
+        <w:tc>
+          <w:tcPr/>
+          <w:p>
+            <w:pPr>
+              <w:pStyle w:val="Compact"/>
+              <w:jc w:val="right"/>
+            </w:pPr>
+            <w:r>
+              <w:t xml:space="preserve">0</w:t>
+            </w:r>
+          </w:p>
+        </w:tc>
+        <w:tc>
+          <w:tcPr/>
+          <w:p>
+            <w:pPr>
+              <w:pStyle w:val="Compact"/>
+              <w:jc w:val="right"/>
+            </w:pPr>
+            <w:r>
+              <w:t xml:space="preserve">0</w:t>
             </w:r>
           </w:p>
         </w:tc>
@@ -7556,6 +8842,18 @@
           <w:p>
             <w:pPr>
               <w:pStyle w:val="Compact"/>
+              <w:jc w:val="right"/>
+            </w:pPr>
+            <w:r>
+              <w:t xml:space="preserve">64</w:t>
+            </w:r>
+          </w:p>
+        </w:tc>
+        <w:tc>
+          <w:tcPr/>
+          <w:p>
+            <w:pPr>
+              <w:pStyle w:val="Compact"/>
               <w:jc w:val="left"/>
             </w:pPr>
             <w:r>
@@ -7595,7 +8893,7 @@
               <w:jc w:val="left"/>
             </w:pPr>
             <w:r>
-              <w:t xml:space="preserve">Lending</w:t>
+              <w:t xml:space="preserve">IPF</w:t>
             </w:r>
           </w:p>
         </w:tc>
@@ -7619,13 +8917,61 @@
               <w:jc w:val="left"/>
             </w:pPr>
             <w:r>
-              <w:t xml:space="preserve">Pre-IDA21</w:t>
+              <w:t xml:space="preserve">2024-05-10</w:t>
+            </w:r>
+          </w:p>
+        </w:tc>
+        <w:tc>
+          <w:tcPr/>
+          <w:p>
+            <w:pPr>
+              <w:pStyle w:val="Compact"/>
+              <w:jc w:val="right"/>
+            </w:pPr>
+            <w:r>
+              <w:t xml:space="preserve">0</w:t>
+            </w:r>
+          </w:p>
+        </w:tc>
+        <w:tc>
+          <w:tcPr/>
+          <w:p>
+            <w:pPr>
+              <w:pStyle w:val="Compact"/>
+              <w:jc w:val="right"/>
+            </w:pPr>
+            <w:r>
+              <w:t xml:space="preserve">0</w:t>
+            </w:r>
+          </w:p>
+        </w:tc>
+        <w:tc>
+          <w:tcPr/>
+          <w:p>
+            <w:pPr>
+              <w:pStyle w:val="Compact"/>
+              <w:jc w:val="right"/>
+            </w:pPr>
+            <w:r>
+              <w:t xml:space="preserve">0</w:t>
+            </w:r>
+          </w:p>
+        </w:tc>
+        <w:tc>
+          <w:tcPr/>
+          <w:p>
+            <w:pPr>
+              <w:pStyle w:val="Compact"/>
+              <w:jc w:val="right"/>
+            </w:pPr>
+            <w:r>
+              <w:t xml:space="preserve">1</w:t>
             </w:r>
           </w:p>
         </w:tc>
       </w:tr>
     </w:tbl>
-    <w:bookmarkEnd w:id="25"/>
+    <w:bookmarkEnd w:id="20"/>
     <w:sectPr>
       <w:footnotePr>
         <w:numRestart w:val="eachSect"/>
